--- a/notes_24May2023.docx
+++ b/notes_24May2023.docx
@@ -1288,6 +1288,2212 @@
           <w:lang w:eastAsia="en-IN"/>
         </w:rPr>
         <w:t>&lt;/a&gt;</w:t>
+      </w:r>
+    </w:p>
+    <w:p>
+      <w:pPr>
+        <w:pStyle w:val="ListParagraph"/>
+        <w:ind w:left="1440"/>
+        <w:rPr>
+          <w:lang w:val="en-US"/>
+        </w:rPr>
+      </w:pPr>
+    </w:p>
+    <w:p>
+      <w:pPr>
+        <w:pStyle w:val="ListParagraph"/>
+        <w:pBdr>
+          <w:bottom w:val="single" w:sz="6" w:space="1" w:color="auto"/>
+        </w:pBdr>
+        <w:ind w:left="1440"/>
+        <w:rPr>
+          <w:lang w:val="en-US"/>
+        </w:rPr>
+      </w:pPr>
+    </w:p>
+    <w:p>
+      <w:pPr>
+        <w:pStyle w:val="ListParagraph"/>
+        <w:ind w:left="1440"/>
+        <w:rPr>
+          <w:lang w:val="en-US"/>
+        </w:rPr>
+      </w:pPr>
+      <w:proofErr w:type="spellStart"/>
+      <w:r>
+        <w:rPr>
+          <w:lang w:val="en-US"/>
+        </w:rPr>
+        <w:t>HttpClient</w:t>
+      </w:r>
+      <w:proofErr w:type="spellEnd"/>
+    </w:p>
+    <w:p>
+      <w:pPr>
+        <w:pStyle w:val="ListParagraph"/>
+        <w:ind w:left="1440"/>
+        <w:rPr>
+          <w:lang w:val="en-US"/>
+        </w:rPr>
+      </w:pPr>
+      <w:r>
+        <w:rPr>
+          <w:lang w:val="en-US"/>
+        </w:rPr>
+        <w:t>What are the HTTP methods?</w:t>
+      </w:r>
+    </w:p>
+    <w:p>
+      <w:pPr>
+        <w:pStyle w:val="ListParagraph"/>
+        <w:ind w:left="1440"/>
+        <w:rPr>
+          <w:lang w:val="en-US"/>
+        </w:rPr>
+      </w:pPr>
+      <w:r>
+        <w:rPr>
+          <w:lang w:val="en-US"/>
+        </w:rPr>
+        <w:tab/>
+        <w:t>GET</w:t>
+      </w:r>
+      <w:r>
+        <w:rPr>
+          <w:lang w:val="en-US"/>
+        </w:rPr>
+        <w:tab/>
+      </w:r>
+      <w:r>
+        <w:rPr>
+          <w:lang w:val="en-US"/>
+        </w:rPr>
+        <w:tab/>
+        <w:t>to retrieve info from the webservice</w:t>
+      </w:r>
+    </w:p>
+    <w:p>
+      <w:pPr>
+        <w:pStyle w:val="ListParagraph"/>
+        <w:ind w:left="1440"/>
+        <w:rPr>
+          <w:lang w:val="en-US"/>
+        </w:rPr>
+      </w:pPr>
+      <w:r>
+        <w:rPr>
+          <w:lang w:val="en-US"/>
+        </w:rPr>
+        <w:tab/>
+        <w:t>POST</w:t>
+      </w:r>
+      <w:r>
+        <w:rPr>
+          <w:lang w:val="en-US"/>
+        </w:rPr>
+        <w:tab/>
+      </w:r>
+      <w:r>
+        <w:rPr>
+          <w:lang w:val="en-US"/>
+        </w:rPr>
+        <w:tab/>
+        <w:t>to add an entry to the webservice</w:t>
+      </w:r>
+    </w:p>
+    <w:p>
+      <w:pPr>
+        <w:pStyle w:val="ListParagraph"/>
+        <w:ind w:left="1440"/>
+        <w:rPr>
+          <w:lang w:val="en-US"/>
+        </w:rPr>
+      </w:pPr>
+      <w:r>
+        <w:rPr>
+          <w:lang w:val="en-US"/>
+        </w:rPr>
+        <w:tab/>
+        <w:t>PUT</w:t>
+      </w:r>
+      <w:r>
+        <w:rPr>
+          <w:lang w:val="en-US"/>
+        </w:rPr>
+        <w:tab/>
+      </w:r>
+      <w:r>
+        <w:rPr>
+          <w:lang w:val="en-US"/>
+        </w:rPr>
+        <w:tab/>
+        <w:t>to update an existing entry in the webservice</w:t>
+      </w:r>
+    </w:p>
+    <w:p>
+      <w:pPr>
+        <w:pStyle w:val="ListParagraph"/>
+        <w:ind w:left="1440"/>
+        <w:rPr>
+          <w:lang w:val="en-US"/>
+        </w:rPr>
+      </w:pPr>
+      <w:r>
+        <w:rPr>
+          <w:lang w:val="en-US"/>
+        </w:rPr>
+        <w:tab/>
+        <w:t>DELETE</w:t>
+      </w:r>
+      <w:r>
+        <w:rPr>
+          <w:lang w:val="en-US"/>
+        </w:rPr>
+        <w:tab/>
+      </w:r>
+      <w:r>
+        <w:rPr>
+          <w:lang w:val="en-US"/>
+        </w:rPr>
+        <w:tab/>
+        <w:t>to delete an existing entry in the webservice</w:t>
+      </w:r>
+    </w:p>
+    <w:p>
+      <w:pPr>
+        <w:pStyle w:val="ListParagraph"/>
+        <w:ind w:left="3600" w:hanging="1440"/>
+        <w:rPr>
+          <w:lang w:val="en-US"/>
+        </w:rPr>
+      </w:pPr>
+      <w:r>
+        <w:rPr>
+          <w:lang w:val="en-US"/>
+        </w:rPr>
+        <w:t>PATCH</w:t>
+      </w:r>
+      <w:r>
+        <w:rPr>
+          <w:lang w:val="en-US"/>
+        </w:rPr>
+        <w:tab/>
+        <w:t>to update one or more attributes of the entry in a webservice</w:t>
+      </w:r>
+    </w:p>
+    <w:p>
+      <w:pPr>
+        <w:pStyle w:val="ListParagraph"/>
+        <w:ind w:left="1440"/>
+        <w:rPr>
+          <w:lang w:val="en-US"/>
+        </w:rPr>
+      </w:pPr>
+    </w:p>
+    <w:p>
+      <w:pPr>
+        <w:pStyle w:val="ListParagraph"/>
+        <w:ind w:left="1440"/>
+        <w:rPr>
+          <w:lang w:val="en-US"/>
+        </w:rPr>
+      </w:pPr>
+    </w:p>
+    <w:p>
+      <w:pPr>
+        <w:pStyle w:val="ListParagraph"/>
+        <w:ind w:left="1440"/>
+        <w:rPr>
+          <w:lang w:val="en-US"/>
+        </w:rPr>
+      </w:pPr>
+      <w:r>
+        <w:rPr>
+          <w:lang w:val="en-US"/>
+        </w:rPr>
+        <w:t>GET</w:t>
+      </w:r>
+      <w:r>
+        <w:rPr>
+          <w:lang w:val="en-US"/>
+        </w:rPr>
+        <w:tab/>
+      </w:r>
+      <w:r>
+        <w:rPr>
+          <w:lang w:val="en-US"/>
+        </w:rPr>
+        <w:tab/>
+        <w:t>all users</w:t>
+      </w:r>
+    </w:p>
+    <w:p>
+      <w:pPr>
+        <w:pStyle w:val="ListParagraph"/>
+        <w:ind w:left="1440"/>
+        <w:rPr>
+          <w:lang w:val="en-US"/>
+        </w:rPr>
+      </w:pPr>
+      <w:r>
+        <w:rPr>
+          <w:lang w:val="en-US"/>
+        </w:rPr>
+        <w:t>GET</w:t>
+      </w:r>
+      <w:r>
+        <w:rPr>
+          <w:lang w:val="en-US"/>
+        </w:rPr>
+        <w:tab/>
+      </w:r>
+      <w:r>
+        <w:rPr>
+          <w:lang w:val="en-US"/>
+        </w:rPr>
+        <w:tab/>
+        <w:t>user by id</w:t>
+      </w:r>
+    </w:p>
+    <w:p>
+      <w:pPr>
+        <w:pStyle w:val="ListParagraph"/>
+        <w:ind w:left="1440"/>
+        <w:rPr>
+          <w:lang w:val="en-US"/>
+        </w:rPr>
+      </w:pPr>
+      <w:r>
+        <w:rPr>
+          <w:lang w:val="en-US"/>
+        </w:rPr>
+        <w:t>POST</w:t>
+      </w:r>
+      <w:r>
+        <w:rPr>
+          <w:lang w:val="en-US"/>
+        </w:rPr>
+        <w:tab/>
+      </w:r>
+      <w:r>
+        <w:rPr>
+          <w:lang w:val="en-US"/>
+        </w:rPr>
+        <w:tab/>
+      </w:r>
+      <w:proofErr w:type="gramStart"/>
+      <w:r>
+        <w:rPr>
+          <w:lang w:val="en-US"/>
+        </w:rPr>
+        <w:t>add</w:t>
+      </w:r>
+      <w:proofErr w:type="gramEnd"/>
+      <w:r>
+        <w:rPr>
+          <w:lang w:val="en-US"/>
+        </w:rPr>
+        <w:t xml:space="preserve"> an user</w:t>
+      </w:r>
+    </w:p>
+    <w:p>
+      <w:pPr>
+        <w:pStyle w:val="ListParagraph"/>
+        <w:ind w:left="1440"/>
+        <w:rPr>
+          <w:lang w:val="en-US"/>
+        </w:rPr>
+      </w:pPr>
+      <w:r>
+        <w:rPr>
+          <w:lang w:val="en-US"/>
+        </w:rPr>
+        <w:t>PUT</w:t>
+      </w:r>
+      <w:r>
+        <w:rPr>
+          <w:lang w:val="en-US"/>
+        </w:rPr>
+        <w:tab/>
+      </w:r>
+      <w:r>
+        <w:rPr>
+          <w:lang w:val="en-US"/>
+        </w:rPr>
+        <w:tab/>
+        <w:t xml:space="preserve">modify </w:t>
+      </w:r>
+      <w:proofErr w:type="gramStart"/>
+      <w:r>
+        <w:rPr>
+          <w:lang w:val="en-US"/>
+        </w:rPr>
+        <w:t>an</w:t>
+      </w:r>
+      <w:proofErr w:type="gramEnd"/>
+      <w:r>
+        <w:rPr>
+          <w:lang w:val="en-US"/>
+        </w:rPr>
+        <w:t xml:space="preserve"> user</w:t>
+      </w:r>
+    </w:p>
+    <w:p>
+      <w:pPr>
+        <w:pStyle w:val="ListParagraph"/>
+        <w:ind w:left="1440"/>
+        <w:rPr>
+          <w:lang w:val="en-US"/>
+        </w:rPr>
+      </w:pPr>
+      <w:r>
+        <w:rPr>
+          <w:lang w:val="en-US"/>
+        </w:rPr>
+        <w:t>DELETE</w:t>
+      </w:r>
+      <w:r>
+        <w:rPr>
+          <w:lang w:val="en-US"/>
+        </w:rPr>
+        <w:tab/>
+      </w:r>
+      <w:r>
+        <w:rPr>
+          <w:lang w:val="en-US"/>
+        </w:rPr>
+        <w:tab/>
+        <w:t xml:space="preserve">remove </w:t>
+      </w:r>
+      <w:proofErr w:type="gramStart"/>
+      <w:r>
+        <w:rPr>
+          <w:lang w:val="en-US"/>
+        </w:rPr>
+        <w:t>an</w:t>
+      </w:r>
+      <w:proofErr w:type="gramEnd"/>
+      <w:r>
+        <w:rPr>
+          <w:lang w:val="en-US"/>
+        </w:rPr>
+        <w:t xml:space="preserve"> user</w:t>
+      </w:r>
+    </w:p>
+    <w:p>
+      <w:pPr>
+        <w:pStyle w:val="ListParagraph"/>
+        <w:ind w:left="1440"/>
+        <w:rPr>
+          <w:lang w:val="en-US"/>
+        </w:rPr>
+      </w:pPr>
+    </w:p>
+    <w:p>
+      <w:pPr>
+        <w:pStyle w:val="ListParagraph"/>
+        <w:ind w:left="1440"/>
+        <w:rPr>
+          <w:lang w:val="en-US"/>
+        </w:rPr>
+      </w:pPr>
+    </w:p>
+    <w:p>
+      <w:pPr>
+        <w:pStyle w:val="ListParagraph"/>
+        <w:ind w:left="1440"/>
+        <w:rPr>
+          <w:lang w:val="en-US"/>
+        </w:rPr>
+      </w:pPr>
+      <w:hyperlink r:id="rId5" w:history="1">
+        <w:r>
+          <w:rPr>
+            <w:rStyle w:val="Hyperlink"/>
+            <w:lang w:val="en-US"/>
+          </w:rPr>
+          <w:t>https://api.instantwebtools.net/v1/airlines</w:t>
+        </w:r>
+      </w:hyperlink>
+    </w:p>
+    <w:p>
+      <w:pPr>
+        <w:pStyle w:val="ListParagraph"/>
+        <w:ind w:left="1440"/>
+        <w:rPr>
+          <w:lang w:val="en-US"/>
+        </w:rPr>
+      </w:pPr>
+    </w:p>
+    <w:p>
+      <w:pPr>
+        <w:pStyle w:val="ListParagraph"/>
+        <w:ind w:left="1440"/>
+        <w:rPr>
+          <w:lang w:val="en-US"/>
+        </w:rPr>
+      </w:pPr>
+      <w:r>
+        <w:rPr>
+          <w:lang w:val="en-US"/>
+        </w:rPr>
+        <w:t xml:space="preserve">The above </w:t>
+      </w:r>
+      <w:proofErr w:type="spellStart"/>
+      <w:r>
+        <w:rPr>
+          <w:lang w:val="en-US"/>
+        </w:rPr>
+        <w:t>url</w:t>
+      </w:r>
+      <w:proofErr w:type="spellEnd"/>
+      <w:r>
+        <w:rPr>
+          <w:lang w:val="en-US"/>
+        </w:rPr>
+        <w:t xml:space="preserve"> refers to a REST </w:t>
+      </w:r>
+      <w:proofErr w:type="spellStart"/>
+      <w:r>
+        <w:rPr>
+          <w:lang w:val="en-US"/>
+        </w:rPr>
+        <w:t>api</w:t>
+      </w:r>
+      <w:proofErr w:type="spellEnd"/>
+      <w:r>
+        <w:rPr>
+          <w:lang w:val="en-US"/>
+        </w:rPr>
+        <w:t xml:space="preserve"> that allows us to </w:t>
+      </w:r>
+    </w:p>
+    <w:p>
+      <w:pPr>
+        <w:pStyle w:val="ListParagraph"/>
+        <w:ind w:left="1440"/>
+        <w:rPr>
+          <w:lang w:val="en-US"/>
+        </w:rPr>
+      </w:pPr>
+      <w:r>
+        <w:rPr>
+          <w:lang w:val="en-US"/>
+        </w:rPr>
+        <w:tab/>
+        <w:t>GET, POST, PUT, DELETE</w:t>
+      </w:r>
+    </w:p>
+    <w:p>
+      <w:pPr>
+        <w:pStyle w:val="ListParagraph"/>
+        <w:ind w:left="1440"/>
+        <w:rPr>
+          <w:lang w:val="en-US"/>
+        </w:rPr>
+      </w:pPr>
+    </w:p>
+    <w:p>
+      <w:pPr>
+        <w:pStyle w:val="ListParagraph"/>
+        <w:ind w:left="1440"/>
+        <w:rPr>
+          <w:lang w:val="en-US"/>
+        </w:rPr>
+      </w:pPr>
+      <w:r>
+        <w:rPr>
+          <w:lang w:val="en-US"/>
+        </w:rPr>
+        <w:t>First, lets do these from a POSTMAN</w:t>
+      </w:r>
+    </w:p>
+    <w:p>
+      <w:pPr>
+        <w:pStyle w:val="ListParagraph"/>
+        <w:ind w:left="1440"/>
+        <w:rPr>
+          <w:lang w:val="en-US"/>
+        </w:rPr>
+      </w:pPr>
+    </w:p>
+    <w:p>
+      <w:pPr>
+        <w:pStyle w:val="ListParagraph"/>
+        <w:ind w:left="1440"/>
+        <w:rPr>
+          <w:lang w:val="en-US"/>
+        </w:rPr>
+      </w:pPr>
+      <w:r>
+        <w:rPr>
+          <w:lang w:val="en-US"/>
+        </w:rPr>
+        <w:t>We have to access above REST API from angular project.</w:t>
+      </w:r>
+    </w:p>
+    <w:p>
+      <w:pPr>
+        <w:shd w:val="clear" w:color="auto" w:fill="FFFFFF"/>
+        <w:spacing w:line="450" w:lineRule="atLeast"/>
+        <w:rPr>
+          <w:lang w:val="en-US"/>
+        </w:rPr>
+      </w:pPr>
+      <w:bookmarkStart w:id="0" w:name="_Hlk135821350"/>
+      <w:r>
+        <w:rPr>
+          <w:lang w:val="en-US"/>
+        </w:rPr>
+        <w:t>S</w:t>
+      </w:r>
+      <w:bookmarkEnd w:id="0"/>
+      <w:r>
+        <w:rPr>
+          <w:lang w:val="en-US"/>
+        </w:rPr>
+        <w:t>o we import “</w:t>
+      </w:r>
+      <w:proofErr w:type="spellStart"/>
+      <w:r>
+        <w:rPr>
+          <w:rFonts w:ascii="Consolas" w:eastAsia="Times New Roman" w:hAnsi="Consolas" w:cs="Times New Roman"/>
+          <w:color w:val="000000"/>
+          <w:sz w:val="33"/>
+          <w:szCs w:val="33"/>
+          <w:lang w:eastAsia="en-IN"/>
+        </w:rPr>
+        <w:t>HttpClientModule</w:t>
+      </w:r>
+      <w:proofErr w:type="spellEnd"/>
+      <w:r>
+        <w:rPr>
+          <w:lang w:val="en-US"/>
+        </w:rPr>
+        <w:t xml:space="preserve">” in </w:t>
+      </w:r>
+      <w:proofErr w:type="spellStart"/>
+      <w:proofErr w:type="gramStart"/>
+      <w:r>
+        <w:rPr>
+          <w:lang w:val="en-US"/>
+        </w:rPr>
+        <w:t>app.module</w:t>
+      </w:r>
+      <w:proofErr w:type="gramEnd"/>
+      <w:r>
+        <w:rPr>
+          <w:lang w:val="en-US"/>
+        </w:rPr>
+        <w:t>.ts</w:t>
+      </w:r>
+      <w:proofErr w:type="spellEnd"/>
+    </w:p>
+    <w:p>
+      <w:pPr>
+        <w:shd w:val="clear" w:color="auto" w:fill="FFFFFF"/>
+        <w:spacing w:line="450" w:lineRule="atLeast"/>
+        <w:rPr>
+          <w:lang w:val="en-US"/>
+        </w:rPr>
+      </w:pPr>
+    </w:p>
+    <w:p>
+      <w:pPr>
+        <w:shd w:val="clear" w:color="auto" w:fill="FFFFFF"/>
+        <w:spacing w:line="450" w:lineRule="atLeast"/>
+        <w:rPr>
+          <w:lang w:val="en-US"/>
+        </w:rPr>
+      </w:pPr>
+      <w:r>
+        <w:rPr>
+          <w:lang w:val="en-US"/>
+        </w:rPr>
+        <w:t xml:space="preserve">Now, all the access to rest </w:t>
+      </w:r>
+      <w:proofErr w:type="spellStart"/>
+      <w:r>
+        <w:rPr>
+          <w:lang w:val="en-US"/>
+        </w:rPr>
+        <w:t>api</w:t>
+      </w:r>
+      <w:proofErr w:type="spellEnd"/>
+      <w:r>
+        <w:rPr>
+          <w:lang w:val="en-US"/>
+        </w:rPr>
+        <w:t>, I want to write in a separate program.</w:t>
+      </w:r>
+    </w:p>
+    <w:p>
+      <w:pPr>
+        <w:shd w:val="clear" w:color="auto" w:fill="FFFFFF"/>
+        <w:spacing w:line="450" w:lineRule="atLeast"/>
+        <w:rPr>
+          <w:lang w:val="en-US"/>
+        </w:rPr>
+      </w:pPr>
+      <w:proofErr w:type="gramStart"/>
+      <w:r>
+        <w:rPr>
+          <w:lang w:val="en-US"/>
+        </w:rPr>
+        <w:t>Lets</w:t>
+      </w:r>
+      <w:proofErr w:type="gramEnd"/>
+      <w:r>
+        <w:rPr>
+          <w:lang w:val="en-US"/>
+        </w:rPr>
+        <w:t xml:space="preserve"> create a service class, that is going to access the rest </w:t>
+      </w:r>
+      <w:proofErr w:type="spellStart"/>
+      <w:r>
+        <w:rPr>
+          <w:lang w:val="en-US"/>
+        </w:rPr>
+        <w:t>api</w:t>
+      </w:r>
+      <w:proofErr w:type="spellEnd"/>
+      <w:r>
+        <w:rPr>
+          <w:lang w:val="en-US"/>
+        </w:rPr>
+        <w:t>.</w:t>
+      </w:r>
+    </w:p>
+    <w:p>
+      <w:pPr>
+        <w:shd w:val="clear" w:color="auto" w:fill="FFFFFF"/>
+        <w:spacing w:line="450" w:lineRule="atLeast"/>
+        <w:rPr>
+          <w:lang w:val="en-US"/>
+        </w:rPr>
+      </w:pPr>
+      <w:r>
+        <w:rPr>
+          <w:lang w:val="en-US"/>
+        </w:rPr>
+        <w:lastRenderedPageBreak/>
+        <w:t>In this service class, we create our own functions/methods that can</w:t>
+      </w:r>
+    </w:p>
+    <w:p>
+      <w:pPr>
+        <w:shd w:val="clear" w:color="auto" w:fill="FFFFFF"/>
+        <w:spacing w:line="450" w:lineRule="atLeast"/>
+        <w:rPr>
+          <w:lang w:val="en-US"/>
+        </w:rPr>
+      </w:pPr>
+      <w:r>
+        <w:rPr>
+          <w:lang w:val="en-US"/>
+        </w:rPr>
+        <w:tab/>
+        <w:t>Get</w:t>
+      </w:r>
+    </w:p>
+    <w:p>
+      <w:pPr>
+        <w:shd w:val="clear" w:color="auto" w:fill="FFFFFF"/>
+        <w:spacing w:line="450" w:lineRule="atLeast"/>
+        <w:rPr>
+          <w:lang w:val="en-US"/>
+        </w:rPr>
+      </w:pPr>
+      <w:r>
+        <w:rPr>
+          <w:lang w:val="en-US"/>
+        </w:rPr>
+        <w:tab/>
+        <w:t>Post</w:t>
+      </w:r>
+    </w:p>
+    <w:p>
+      <w:pPr>
+        <w:shd w:val="clear" w:color="auto" w:fill="FFFFFF"/>
+        <w:spacing w:line="450" w:lineRule="atLeast"/>
+        <w:rPr>
+          <w:lang w:val="en-US"/>
+        </w:rPr>
+      </w:pPr>
+      <w:r>
+        <w:rPr>
+          <w:lang w:val="en-US"/>
+        </w:rPr>
+        <w:tab/>
+        <w:t>Put</w:t>
+      </w:r>
+    </w:p>
+    <w:p>
+      <w:pPr>
+        <w:shd w:val="clear" w:color="auto" w:fill="FFFFFF"/>
+        <w:spacing w:line="450" w:lineRule="atLeast"/>
+        <w:rPr>
+          <w:lang w:val="en-US"/>
+        </w:rPr>
+      </w:pPr>
+      <w:r>
+        <w:rPr>
+          <w:lang w:val="en-US"/>
+        </w:rPr>
+        <w:tab/>
+        <w:t>Delete</w:t>
+      </w:r>
+    </w:p>
+    <w:p>
+      <w:pPr>
+        <w:shd w:val="clear" w:color="auto" w:fill="FFFFFF"/>
+        <w:spacing w:line="450" w:lineRule="atLeast"/>
+        <w:rPr>
+          <w:lang w:val="en-US"/>
+        </w:rPr>
+      </w:pPr>
+      <w:r>
+        <w:rPr>
+          <w:lang w:val="en-US"/>
+        </w:rPr>
+        <w:t>How to create a service?</w:t>
+      </w:r>
+    </w:p>
+    <w:p>
+      <w:pPr>
+        <w:shd w:val="clear" w:color="auto" w:fill="FFFFFF"/>
+        <w:spacing w:line="450" w:lineRule="atLeast"/>
+        <w:rPr>
+          <w:lang w:val="en-US"/>
+        </w:rPr>
+      </w:pPr>
+      <w:r>
+        <w:rPr>
+          <w:lang w:val="en-US"/>
+        </w:rPr>
+        <w:tab/>
+        <w:t>ng g s airline</w:t>
+      </w:r>
+    </w:p>
+    <w:p>
+      <w:pPr>
+        <w:shd w:val="clear" w:color="auto" w:fill="FFFFFF"/>
+        <w:spacing w:line="450" w:lineRule="atLeast"/>
+        <w:rPr>
+          <w:lang w:val="en-US"/>
+        </w:rPr>
+      </w:pPr>
+      <w:r>
+        <w:rPr>
+          <w:lang w:val="en-US"/>
+        </w:rPr>
+        <w:tab/>
+        <w:t xml:space="preserve">ng </w:t>
+      </w:r>
+      <w:proofErr w:type="gramStart"/>
+      <w:r>
+        <w:rPr>
+          <w:lang w:val="en-US"/>
+        </w:rPr>
+        <w:t>generate</w:t>
+      </w:r>
+      <w:proofErr w:type="gramEnd"/>
+      <w:r>
+        <w:rPr>
+          <w:lang w:val="en-US"/>
+        </w:rPr>
+        <w:t xml:space="preserve"> service airline</w:t>
+      </w:r>
+    </w:p>
+    <w:p>
+      <w:pPr>
+        <w:shd w:val="clear" w:color="auto" w:fill="FFFFFF"/>
+        <w:spacing w:line="450" w:lineRule="atLeast"/>
+        <w:rPr>
+          <w:rFonts w:ascii="Consolas" w:eastAsia="Times New Roman" w:hAnsi="Consolas" w:cs="Times New Roman"/>
+          <w:color w:val="000000"/>
+          <w:sz w:val="33"/>
+          <w:szCs w:val="33"/>
+          <w:lang w:eastAsia="en-IN"/>
+        </w:rPr>
+      </w:pPr>
+      <w:r>
+        <w:rPr>
+          <w:lang w:val="en-US"/>
+        </w:rPr>
+        <w:t xml:space="preserve"> </w:t>
+      </w:r>
+    </w:p>
+    <w:p>
+      <w:pPr>
+        <w:pStyle w:val="ListParagraph"/>
+        <w:ind w:left="1440"/>
+        <w:rPr>
+          <w:lang w:val="en-US"/>
+        </w:rPr>
+      </w:pPr>
+    </w:p>
+    <w:p>
+      <w:pPr>
+        <w:shd w:val="clear" w:color="auto" w:fill="FFFFFF"/>
+        <w:spacing w:after="0" w:line="450" w:lineRule="atLeast"/>
+        <w:rPr>
+          <w:rFonts w:ascii="Consolas" w:eastAsia="Times New Roman" w:hAnsi="Consolas" w:cs="Times New Roman"/>
+          <w:color w:val="000000"/>
+          <w:sz w:val="33"/>
+          <w:szCs w:val="33"/>
+          <w:lang w:eastAsia="en-IN"/>
+        </w:rPr>
+      </w:pPr>
+      <w:r>
+        <w:rPr>
+          <w:rFonts w:ascii="Consolas" w:eastAsia="Times New Roman" w:hAnsi="Consolas" w:cs="Times New Roman"/>
+          <w:color w:val="0000FF"/>
+          <w:sz w:val="33"/>
+          <w:szCs w:val="33"/>
+          <w:lang w:eastAsia="en-IN"/>
+        </w:rPr>
+        <w:t>import</w:t>
+      </w:r>
+      <w:r>
+        <w:rPr>
+          <w:rFonts w:ascii="Consolas" w:eastAsia="Times New Roman" w:hAnsi="Consolas" w:cs="Times New Roman"/>
+          <w:color w:val="000000"/>
+          <w:sz w:val="33"/>
+          <w:szCs w:val="33"/>
+          <w:lang w:eastAsia="en-IN"/>
+        </w:rPr>
+        <w:t xml:space="preserve"> </w:t>
+      </w:r>
+      <w:proofErr w:type="gramStart"/>
+      <w:r>
+        <w:rPr>
+          <w:rFonts w:ascii="Consolas" w:eastAsia="Times New Roman" w:hAnsi="Consolas" w:cs="Times New Roman"/>
+          <w:color w:val="000000"/>
+          <w:sz w:val="33"/>
+          <w:szCs w:val="33"/>
+          <w:lang w:eastAsia="en-IN"/>
+        </w:rPr>
+        <w:t xml:space="preserve">{ </w:t>
+      </w:r>
+      <w:proofErr w:type="spellStart"/>
+      <w:r>
+        <w:rPr>
+          <w:rFonts w:ascii="Consolas" w:eastAsia="Times New Roman" w:hAnsi="Consolas" w:cs="Times New Roman"/>
+          <w:color w:val="000000"/>
+          <w:sz w:val="33"/>
+          <w:szCs w:val="33"/>
+          <w:lang w:eastAsia="en-IN"/>
+        </w:rPr>
+        <w:t>HttpClient</w:t>
+      </w:r>
+      <w:proofErr w:type="spellEnd"/>
+      <w:proofErr w:type="gramEnd"/>
+      <w:r>
+        <w:rPr>
+          <w:rFonts w:ascii="Consolas" w:eastAsia="Times New Roman" w:hAnsi="Consolas" w:cs="Times New Roman"/>
+          <w:color w:val="000000"/>
+          <w:sz w:val="33"/>
+          <w:szCs w:val="33"/>
+          <w:lang w:eastAsia="en-IN"/>
+        </w:rPr>
+        <w:t xml:space="preserve"> } </w:t>
+      </w:r>
+      <w:r>
+        <w:rPr>
+          <w:rFonts w:ascii="Consolas" w:eastAsia="Times New Roman" w:hAnsi="Consolas" w:cs="Times New Roman"/>
+          <w:color w:val="0000FF"/>
+          <w:sz w:val="33"/>
+          <w:szCs w:val="33"/>
+          <w:lang w:eastAsia="en-IN"/>
+        </w:rPr>
+        <w:t>from</w:t>
+      </w:r>
+      <w:r>
+        <w:rPr>
+          <w:rFonts w:ascii="Consolas" w:eastAsia="Times New Roman" w:hAnsi="Consolas" w:cs="Times New Roman"/>
+          <w:color w:val="000000"/>
+          <w:sz w:val="33"/>
+          <w:szCs w:val="33"/>
+          <w:lang w:eastAsia="en-IN"/>
+        </w:rPr>
+        <w:t xml:space="preserve"> </w:t>
+      </w:r>
+      <w:r>
+        <w:rPr>
+          <w:rFonts w:ascii="Consolas" w:eastAsia="Times New Roman" w:hAnsi="Consolas" w:cs="Times New Roman"/>
+          <w:color w:val="A31515"/>
+          <w:sz w:val="33"/>
+          <w:szCs w:val="33"/>
+          <w:lang w:eastAsia="en-IN"/>
+        </w:rPr>
+        <w:t>'@angular/common/http'</w:t>
+      </w:r>
+      <w:r>
+        <w:rPr>
+          <w:rFonts w:ascii="Consolas" w:eastAsia="Times New Roman" w:hAnsi="Consolas" w:cs="Times New Roman"/>
+          <w:color w:val="000000"/>
+          <w:sz w:val="33"/>
+          <w:szCs w:val="33"/>
+          <w:lang w:eastAsia="en-IN"/>
+        </w:rPr>
+        <w:t>;</w:t>
+      </w:r>
+    </w:p>
+    <w:p>
+      <w:pPr>
+        <w:shd w:val="clear" w:color="auto" w:fill="FFFFFF"/>
+        <w:spacing w:after="0" w:line="450" w:lineRule="atLeast"/>
+        <w:rPr>
+          <w:rFonts w:ascii="Consolas" w:eastAsia="Times New Roman" w:hAnsi="Consolas" w:cs="Times New Roman"/>
+          <w:color w:val="000000"/>
+          <w:sz w:val="33"/>
+          <w:szCs w:val="33"/>
+          <w:lang w:eastAsia="en-IN"/>
+        </w:rPr>
+      </w:pPr>
+      <w:r>
+        <w:rPr>
+          <w:rFonts w:ascii="Consolas" w:eastAsia="Times New Roman" w:hAnsi="Consolas" w:cs="Times New Roman"/>
+          <w:color w:val="0000FF"/>
+          <w:sz w:val="33"/>
+          <w:szCs w:val="33"/>
+          <w:lang w:eastAsia="en-IN"/>
+        </w:rPr>
+        <w:t>import</w:t>
+      </w:r>
+      <w:r>
+        <w:rPr>
+          <w:rFonts w:ascii="Consolas" w:eastAsia="Times New Roman" w:hAnsi="Consolas" w:cs="Times New Roman"/>
+          <w:color w:val="000000"/>
+          <w:sz w:val="33"/>
+          <w:szCs w:val="33"/>
+          <w:lang w:eastAsia="en-IN"/>
+        </w:rPr>
+        <w:t xml:space="preserve"> </w:t>
+      </w:r>
+      <w:proofErr w:type="gramStart"/>
+      <w:r>
+        <w:rPr>
+          <w:rFonts w:ascii="Consolas" w:eastAsia="Times New Roman" w:hAnsi="Consolas" w:cs="Times New Roman"/>
+          <w:color w:val="000000"/>
+          <w:sz w:val="33"/>
+          <w:szCs w:val="33"/>
+          <w:lang w:eastAsia="en-IN"/>
+        </w:rPr>
+        <w:t>{ Injectable</w:t>
+      </w:r>
+      <w:proofErr w:type="gramEnd"/>
+      <w:r>
+        <w:rPr>
+          <w:rFonts w:ascii="Consolas" w:eastAsia="Times New Roman" w:hAnsi="Consolas" w:cs="Times New Roman"/>
+          <w:color w:val="000000"/>
+          <w:sz w:val="33"/>
+          <w:szCs w:val="33"/>
+          <w:lang w:eastAsia="en-IN"/>
+        </w:rPr>
+        <w:t xml:space="preserve"> } </w:t>
+      </w:r>
+      <w:r>
+        <w:rPr>
+          <w:rFonts w:ascii="Consolas" w:eastAsia="Times New Roman" w:hAnsi="Consolas" w:cs="Times New Roman"/>
+          <w:color w:val="0000FF"/>
+          <w:sz w:val="33"/>
+          <w:szCs w:val="33"/>
+          <w:lang w:eastAsia="en-IN"/>
+        </w:rPr>
+        <w:t>from</w:t>
+      </w:r>
+      <w:r>
+        <w:rPr>
+          <w:rFonts w:ascii="Consolas" w:eastAsia="Times New Roman" w:hAnsi="Consolas" w:cs="Times New Roman"/>
+          <w:color w:val="000000"/>
+          <w:sz w:val="33"/>
+          <w:szCs w:val="33"/>
+          <w:lang w:eastAsia="en-IN"/>
+        </w:rPr>
+        <w:t xml:space="preserve"> </w:t>
+      </w:r>
+      <w:r>
+        <w:rPr>
+          <w:rFonts w:ascii="Consolas" w:eastAsia="Times New Roman" w:hAnsi="Consolas" w:cs="Times New Roman"/>
+          <w:color w:val="A31515"/>
+          <w:sz w:val="33"/>
+          <w:szCs w:val="33"/>
+          <w:lang w:eastAsia="en-IN"/>
+        </w:rPr>
+        <w:t>'@angular/core'</w:t>
+      </w:r>
+      <w:r>
+        <w:rPr>
+          <w:rFonts w:ascii="Consolas" w:eastAsia="Times New Roman" w:hAnsi="Consolas" w:cs="Times New Roman"/>
+          <w:color w:val="000000"/>
+          <w:sz w:val="33"/>
+          <w:szCs w:val="33"/>
+          <w:lang w:eastAsia="en-IN"/>
+        </w:rPr>
+        <w:t>;</w:t>
+      </w:r>
+    </w:p>
+    <w:p>
+      <w:pPr>
+        <w:shd w:val="clear" w:color="auto" w:fill="FFFFFF"/>
+        <w:spacing w:after="0" w:line="450" w:lineRule="atLeast"/>
+        <w:rPr>
+          <w:rFonts w:ascii="Consolas" w:eastAsia="Times New Roman" w:hAnsi="Consolas" w:cs="Times New Roman"/>
+          <w:color w:val="000000"/>
+          <w:sz w:val="33"/>
+          <w:szCs w:val="33"/>
+          <w:lang w:eastAsia="en-IN"/>
+        </w:rPr>
+      </w:pPr>
+    </w:p>
+    <w:p>
+      <w:pPr>
+        <w:shd w:val="clear" w:color="auto" w:fill="FFFFFF"/>
+        <w:spacing w:after="0" w:line="450" w:lineRule="atLeast"/>
+        <w:rPr>
+          <w:rFonts w:ascii="Consolas" w:eastAsia="Times New Roman" w:hAnsi="Consolas" w:cs="Times New Roman"/>
+          <w:color w:val="000000"/>
+          <w:sz w:val="33"/>
+          <w:szCs w:val="33"/>
+          <w:lang w:eastAsia="en-IN"/>
+        </w:rPr>
+      </w:pPr>
+      <w:r>
+        <w:rPr>
+          <w:rFonts w:ascii="Consolas" w:eastAsia="Times New Roman" w:hAnsi="Consolas" w:cs="Times New Roman"/>
+          <w:color w:val="000000"/>
+          <w:sz w:val="33"/>
+          <w:szCs w:val="33"/>
+          <w:lang w:eastAsia="en-IN"/>
+        </w:rPr>
+        <w:t>@</w:t>
+      </w:r>
+      <w:proofErr w:type="gramStart"/>
+      <w:r>
+        <w:rPr>
+          <w:rFonts w:ascii="Consolas" w:eastAsia="Times New Roman" w:hAnsi="Consolas" w:cs="Times New Roman"/>
+          <w:color w:val="000000"/>
+          <w:sz w:val="33"/>
+          <w:szCs w:val="33"/>
+          <w:lang w:eastAsia="en-IN"/>
+        </w:rPr>
+        <w:t>Injectable(</w:t>
+      </w:r>
+      <w:proofErr w:type="gramEnd"/>
+      <w:r>
+        <w:rPr>
+          <w:rFonts w:ascii="Consolas" w:eastAsia="Times New Roman" w:hAnsi="Consolas" w:cs="Times New Roman"/>
+          <w:color w:val="000000"/>
+          <w:sz w:val="33"/>
+          <w:szCs w:val="33"/>
+          <w:lang w:eastAsia="en-IN"/>
+        </w:rPr>
+        <w:t>{</w:t>
+      </w:r>
+    </w:p>
+    <w:p>
+      <w:pPr>
+        <w:shd w:val="clear" w:color="auto" w:fill="FFFFFF"/>
+        <w:spacing w:after="0" w:line="450" w:lineRule="atLeast"/>
+        <w:rPr>
+          <w:rFonts w:ascii="Consolas" w:eastAsia="Times New Roman" w:hAnsi="Consolas" w:cs="Times New Roman"/>
+          <w:color w:val="000000"/>
+          <w:sz w:val="33"/>
+          <w:szCs w:val="33"/>
+          <w:lang w:eastAsia="en-IN"/>
+        </w:rPr>
+      </w:pPr>
+      <w:r>
+        <w:rPr>
+          <w:rFonts w:ascii="Consolas" w:eastAsia="Times New Roman" w:hAnsi="Consolas" w:cs="Times New Roman"/>
+          <w:color w:val="000000"/>
+          <w:sz w:val="33"/>
+          <w:szCs w:val="33"/>
+          <w:lang w:eastAsia="en-IN"/>
+        </w:rPr>
+        <w:t xml:space="preserve">  </w:t>
+      </w:r>
+      <w:proofErr w:type="spellStart"/>
+      <w:r>
+        <w:rPr>
+          <w:rFonts w:ascii="Consolas" w:eastAsia="Times New Roman" w:hAnsi="Consolas" w:cs="Times New Roman"/>
+          <w:color w:val="000000"/>
+          <w:sz w:val="33"/>
+          <w:szCs w:val="33"/>
+          <w:lang w:eastAsia="en-IN"/>
+        </w:rPr>
+        <w:t>providedIn</w:t>
+      </w:r>
+      <w:proofErr w:type="spellEnd"/>
+      <w:r>
+        <w:rPr>
+          <w:rFonts w:ascii="Consolas" w:eastAsia="Times New Roman" w:hAnsi="Consolas" w:cs="Times New Roman"/>
+          <w:color w:val="000000"/>
+          <w:sz w:val="33"/>
+          <w:szCs w:val="33"/>
+          <w:lang w:eastAsia="en-IN"/>
+        </w:rPr>
+        <w:t xml:space="preserve">: </w:t>
+      </w:r>
+      <w:r>
+        <w:rPr>
+          <w:rFonts w:ascii="Consolas" w:eastAsia="Times New Roman" w:hAnsi="Consolas" w:cs="Times New Roman"/>
+          <w:color w:val="A31515"/>
+          <w:sz w:val="33"/>
+          <w:szCs w:val="33"/>
+          <w:lang w:eastAsia="en-IN"/>
+        </w:rPr>
+        <w:t>'root'</w:t>
+      </w:r>
+    </w:p>
+    <w:p>
+      <w:pPr>
+        <w:shd w:val="clear" w:color="auto" w:fill="FFFFFF"/>
+        <w:spacing w:after="0" w:line="450" w:lineRule="atLeast"/>
+        <w:rPr>
+          <w:rFonts w:ascii="Consolas" w:eastAsia="Times New Roman" w:hAnsi="Consolas" w:cs="Times New Roman"/>
+          <w:color w:val="000000"/>
+          <w:sz w:val="33"/>
+          <w:szCs w:val="33"/>
+          <w:lang w:eastAsia="en-IN"/>
+        </w:rPr>
+      </w:pPr>
+      <w:r>
+        <w:rPr>
+          <w:rFonts w:ascii="Consolas" w:eastAsia="Times New Roman" w:hAnsi="Consolas" w:cs="Times New Roman"/>
+          <w:color w:val="000000"/>
+          <w:sz w:val="33"/>
+          <w:szCs w:val="33"/>
+          <w:lang w:eastAsia="en-IN"/>
+        </w:rPr>
+        <w:t>})</w:t>
+      </w:r>
+    </w:p>
+    <w:p>
+      <w:pPr>
+        <w:shd w:val="clear" w:color="auto" w:fill="FFFFFF"/>
+        <w:spacing w:after="0" w:line="450" w:lineRule="atLeast"/>
+        <w:rPr>
+          <w:rFonts w:ascii="Consolas" w:eastAsia="Times New Roman" w:hAnsi="Consolas" w:cs="Times New Roman"/>
+          <w:color w:val="000000"/>
+          <w:sz w:val="33"/>
+          <w:szCs w:val="33"/>
+          <w:lang w:eastAsia="en-IN"/>
+        </w:rPr>
+      </w:pPr>
+      <w:r>
+        <w:rPr>
+          <w:rFonts w:ascii="Consolas" w:eastAsia="Times New Roman" w:hAnsi="Consolas" w:cs="Times New Roman"/>
+          <w:color w:val="0000FF"/>
+          <w:sz w:val="33"/>
+          <w:szCs w:val="33"/>
+          <w:lang w:eastAsia="en-IN"/>
+        </w:rPr>
+        <w:t>export</w:t>
+      </w:r>
+      <w:r>
+        <w:rPr>
+          <w:rFonts w:ascii="Consolas" w:eastAsia="Times New Roman" w:hAnsi="Consolas" w:cs="Times New Roman"/>
+          <w:color w:val="000000"/>
+          <w:sz w:val="33"/>
+          <w:szCs w:val="33"/>
+          <w:lang w:eastAsia="en-IN"/>
+        </w:rPr>
+        <w:t xml:space="preserve"> </w:t>
+      </w:r>
+      <w:r>
+        <w:rPr>
+          <w:rFonts w:ascii="Consolas" w:eastAsia="Times New Roman" w:hAnsi="Consolas" w:cs="Times New Roman"/>
+          <w:color w:val="0000FF"/>
+          <w:sz w:val="33"/>
+          <w:szCs w:val="33"/>
+          <w:lang w:eastAsia="en-IN"/>
+        </w:rPr>
+        <w:t>class</w:t>
+      </w:r>
+      <w:r>
+        <w:rPr>
+          <w:rFonts w:ascii="Consolas" w:eastAsia="Times New Roman" w:hAnsi="Consolas" w:cs="Times New Roman"/>
+          <w:color w:val="000000"/>
+          <w:sz w:val="33"/>
+          <w:szCs w:val="33"/>
+          <w:lang w:eastAsia="en-IN"/>
+        </w:rPr>
+        <w:t xml:space="preserve"> </w:t>
+      </w:r>
+      <w:proofErr w:type="spellStart"/>
+      <w:r>
+        <w:rPr>
+          <w:rFonts w:ascii="Consolas" w:eastAsia="Times New Roman" w:hAnsi="Consolas" w:cs="Times New Roman"/>
+          <w:color w:val="000000"/>
+          <w:sz w:val="33"/>
+          <w:szCs w:val="33"/>
+          <w:lang w:eastAsia="en-IN"/>
+        </w:rPr>
+        <w:t>AirlineService</w:t>
+      </w:r>
+      <w:proofErr w:type="spellEnd"/>
+      <w:r>
+        <w:rPr>
+          <w:rFonts w:ascii="Consolas" w:eastAsia="Times New Roman" w:hAnsi="Consolas" w:cs="Times New Roman"/>
+          <w:color w:val="000000"/>
+          <w:sz w:val="33"/>
+          <w:szCs w:val="33"/>
+          <w:lang w:eastAsia="en-IN"/>
+        </w:rPr>
+        <w:t xml:space="preserve"> {</w:t>
+      </w:r>
+    </w:p>
+    <w:p>
+      <w:pPr>
+        <w:shd w:val="clear" w:color="auto" w:fill="FFFFFF"/>
+        <w:spacing w:after="0" w:line="450" w:lineRule="atLeast"/>
+        <w:rPr>
+          <w:rFonts w:ascii="Consolas" w:eastAsia="Times New Roman" w:hAnsi="Consolas" w:cs="Times New Roman"/>
+          <w:color w:val="000000"/>
+          <w:sz w:val="33"/>
+          <w:szCs w:val="33"/>
+          <w:lang w:eastAsia="en-IN"/>
+        </w:rPr>
+      </w:pPr>
+      <w:r>
+        <w:rPr>
+          <w:rFonts w:ascii="Consolas" w:eastAsia="Times New Roman" w:hAnsi="Consolas" w:cs="Times New Roman"/>
+          <w:color w:val="000000"/>
+          <w:sz w:val="33"/>
+          <w:szCs w:val="33"/>
+          <w:lang w:eastAsia="en-IN"/>
+        </w:rPr>
+        <w:t>  URL=</w:t>
+      </w:r>
+      <w:r>
+        <w:rPr>
+          <w:rFonts w:ascii="Consolas" w:eastAsia="Times New Roman" w:hAnsi="Consolas" w:cs="Times New Roman"/>
+          <w:color w:val="A31515"/>
+          <w:sz w:val="33"/>
+          <w:szCs w:val="33"/>
+          <w:lang w:eastAsia="en-IN"/>
+        </w:rPr>
+        <w:t>'https://api.instantwebtools.net/v1/airlines'</w:t>
+      </w:r>
+      <w:r>
+        <w:rPr>
+          <w:rFonts w:ascii="Consolas" w:eastAsia="Times New Roman" w:hAnsi="Consolas" w:cs="Times New Roman"/>
+          <w:color w:val="000000"/>
+          <w:sz w:val="33"/>
+          <w:szCs w:val="33"/>
+          <w:lang w:eastAsia="en-IN"/>
+        </w:rPr>
+        <w:t>;</w:t>
+      </w:r>
+    </w:p>
+    <w:p>
+      <w:pPr>
+        <w:shd w:val="clear" w:color="auto" w:fill="FFFFFF"/>
+        <w:spacing w:after="0" w:line="450" w:lineRule="atLeast"/>
+        <w:rPr>
+          <w:rFonts w:ascii="Consolas" w:eastAsia="Times New Roman" w:hAnsi="Consolas" w:cs="Times New Roman"/>
+          <w:color w:val="000000"/>
+          <w:sz w:val="33"/>
+          <w:szCs w:val="33"/>
+          <w:lang w:eastAsia="en-IN"/>
+        </w:rPr>
+      </w:pPr>
+    </w:p>
+    <w:p>
+      <w:pPr>
+        <w:shd w:val="clear" w:color="auto" w:fill="FFFFFF"/>
+        <w:spacing w:after="0" w:line="450" w:lineRule="atLeast"/>
+        <w:rPr>
+          <w:rFonts w:ascii="Consolas" w:eastAsia="Times New Roman" w:hAnsi="Consolas" w:cs="Times New Roman"/>
+          <w:color w:val="000000"/>
+          <w:sz w:val="33"/>
+          <w:szCs w:val="33"/>
+          <w:lang w:eastAsia="en-IN"/>
+        </w:rPr>
+      </w:pPr>
+      <w:r>
+        <w:rPr>
+          <w:rFonts w:ascii="Consolas" w:eastAsia="Times New Roman" w:hAnsi="Consolas" w:cs="Times New Roman"/>
+          <w:color w:val="000000"/>
+          <w:sz w:val="33"/>
+          <w:szCs w:val="33"/>
+          <w:lang w:eastAsia="en-IN"/>
+        </w:rPr>
+        <w:t xml:space="preserve">  </w:t>
+      </w:r>
+      <w:proofErr w:type="gramStart"/>
+      <w:r>
+        <w:rPr>
+          <w:rFonts w:ascii="Consolas" w:eastAsia="Times New Roman" w:hAnsi="Consolas" w:cs="Times New Roman"/>
+          <w:color w:val="0000FF"/>
+          <w:sz w:val="33"/>
+          <w:szCs w:val="33"/>
+          <w:lang w:eastAsia="en-IN"/>
+        </w:rPr>
+        <w:t>constructor</w:t>
+      </w:r>
+      <w:r>
+        <w:rPr>
+          <w:rFonts w:ascii="Consolas" w:eastAsia="Times New Roman" w:hAnsi="Consolas" w:cs="Times New Roman"/>
+          <w:color w:val="000000"/>
+          <w:sz w:val="33"/>
+          <w:szCs w:val="33"/>
+          <w:lang w:eastAsia="en-IN"/>
+        </w:rPr>
+        <w:t>(</w:t>
+      </w:r>
+      <w:proofErr w:type="gramEnd"/>
+      <w:r>
+        <w:rPr>
+          <w:rFonts w:ascii="Consolas" w:eastAsia="Times New Roman" w:hAnsi="Consolas" w:cs="Times New Roman"/>
+          <w:color w:val="0000FF"/>
+          <w:sz w:val="33"/>
+          <w:szCs w:val="33"/>
+          <w:lang w:eastAsia="en-IN"/>
+        </w:rPr>
+        <w:t>private</w:t>
+      </w:r>
+      <w:r>
+        <w:rPr>
+          <w:rFonts w:ascii="Consolas" w:eastAsia="Times New Roman" w:hAnsi="Consolas" w:cs="Times New Roman"/>
+          <w:color w:val="000000"/>
+          <w:sz w:val="33"/>
+          <w:szCs w:val="33"/>
+          <w:lang w:eastAsia="en-IN"/>
+        </w:rPr>
+        <w:t xml:space="preserve"> http:HttpClient) { }</w:t>
+      </w:r>
+    </w:p>
+    <w:p>
+      <w:pPr>
+        <w:shd w:val="clear" w:color="auto" w:fill="FFFFFF"/>
+        <w:spacing w:after="0" w:line="450" w:lineRule="atLeast"/>
+        <w:rPr>
+          <w:rFonts w:ascii="Consolas" w:eastAsia="Times New Roman" w:hAnsi="Consolas" w:cs="Times New Roman"/>
+          <w:color w:val="000000"/>
+          <w:sz w:val="33"/>
+          <w:szCs w:val="33"/>
+          <w:lang w:eastAsia="en-IN"/>
+        </w:rPr>
+      </w:pPr>
+    </w:p>
+    <w:p>
+      <w:pPr>
+        <w:shd w:val="clear" w:color="auto" w:fill="FFFFFF"/>
+        <w:spacing w:after="0" w:line="450" w:lineRule="atLeast"/>
+        <w:rPr>
+          <w:rFonts w:ascii="Consolas" w:eastAsia="Times New Roman" w:hAnsi="Consolas" w:cs="Times New Roman"/>
+          <w:color w:val="000000"/>
+          <w:sz w:val="33"/>
+          <w:szCs w:val="33"/>
+          <w:lang w:eastAsia="en-IN"/>
+        </w:rPr>
+      </w:pPr>
+      <w:r>
+        <w:rPr>
+          <w:rFonts w:ascii="Consolas" w:eastAsia="Times New Roman" w:hAnsi="Consolas" w:cs="Times New Roman"/>
+          <w:color w:val="000000"/>
+          <w:sz w:val="33"/>
+          <w:szCs w:val="33"/>
+          <w:lang w:eastAsia="en-IN"/>
+        </w:rPr>
+        <w:t xml:space="preserve">  </w:t>
+      </w:r>
+      <w:proofErr w:type="spellStart"/>
+      <w:proofErr w:type="gramStart"/>
+      <w:r>
+        <w:rPr>
+          <w:rFonts w:ascii="Consolas" w:eastAsia="Times New Roman" w:hAnsi="Consolas" w:cs="Times New Roman"/>
+          <w:color w:val="000000"/>
+          <w:sz w:val="33"/>
+          <w:szCs w:val="33"/>
+          <w:lang w:eastAsia="en-IN"/>
+        </w:rPr>
+        <w:t>retrieveAllAirlines</w:t>
+      </w:r>
+      <w:proofErr w:type="spellEnd"/>
+      <w:r>
+        <w:rPr>
+          <w:rFonts w:ascii="Consolas" w:eastAsia="Times New Roman" w:hAnsi="Consolas" w:cs="Times New Roman"/>
+          <w:color w:val="000000"/>
+          <w:sz w:val="33"/>
+          <w:szCs w:val="33"/>
+          <w:lang w:eastAsia="en-IN"/>
+        </w:rPr>
+        <w:t>(</w:t>
+      </w:r>
+      <w:proofErr w:type="gramEnd"/>
+      <w:r>
+        <w:rPr>
+          <w:rFonts w:ascii="Consolas" w:eastAsia="Times New Roman" w:hAnsi="Consolas" w:cs="Times New Roman"/>
+          <w:color w:val="000000"/>
+          <w:sz w:val="33"/>
+          <w:szCs w:val="33"/>
+          <w:lang w:eastAsia="en-IN"/>
+        </w:rPr>
+        <w:t>)</w:t>
+      </w:r>
+    </w:p>
+    <w:p>
+      <w:pPr>
+        <w:shd w:val="clear" w:color="auto" w:fill="FFFFFF"/>
+        <w:spacing w:after="0" w:line="450" w:lineRule="atLeast"/>
+        <w:rPr>
+          <w:rFonts w:ascii="Consolas" w:eastAsia="Times New Roman" w:hAnsi="Consolas" w:cs="Times New Roman"/>
+          <w:color w:val="000000"/>
+          <w:sz w:val="33"/>
+          <w:szCs w:val="33"/>
+          <w:lang w:eastAsia="en-IN"/>
+        </w:rPr>
+      </w:pPr>
+      <w:r>
+        <w:rPr>
+          <w:rFonts w:ascii="Consolas" w:eastAsia="Times New Roman" w:hAnsi="Consolas" w:cs="Times New Roman"/>
+          <w:color w:val="000000"/>
+          <w:sz w:val="33"/>
+          <w:szCs w:val="33"/>
+          <w:lang w:eastAsia="en-IN"/>
+        </w:rPr>
+        <w:t>  {</w:t>
+      </w:r>
+    </w:p>
+    <w:p>
+      <w:pPr>
+        <w:shd w:val="clear" w:color="auto" w:fill="FFFFFF"/>
+        <w:spacing w:after="0" w:line="450" w:lineRule="atLeast"/>
+        <w:rPr>
+          <w:rFonts w:ascii="Consolas" w:eastAsia="Times New Roman" w:hAnsi="Consolas" w:cs="Times New Roman"/>
+          <w:color w:val="000000"/>
+          <w:sz w:val="33"/>
+          <w:szCs w:val="33"/>
+          <w:lang w:eastAsia="en-IN"/>
+        </w:rPr>
+      </w:pPr>
+      <w:r>
+        <w:rPr>
+          <w:rFonts w:ascii="Consolas" w:eastAsia="Times New Roman" w:hAnsi="Consolas" w:cs="Times New Roman"/>
+          <w:color w:val="000000"/>
+          <w:sz w:val="33"/>
+          <w:szCs w:val="33"/>
+          <w:lang w:eastAsia="en-IN"/>
+        </w:rPr>
+        <w:t xml:space="preserve">    </w:t>
+      </w:r>
+      <w:r>
+        <w:rPr>
+          <w:rFonts w:ascii="Consolas" w:eastAsia="Times New Roman" w:hAnsi="Consolas" w:cs="Times New Roman"/>
+          <w:color w:val="0000FF"/>
+          <w:sz w:val="33"/>
+          <w:szCs w:val="33"/>
+          <w:lang w:eastAsia="en-IN"/>
+        </w:rPr>
+        <w:t>return</w:t>
+      </w:r>
+      <w:r>
+        <w:rPr>
+          <w:rFonts w:ascii="Consolas" w:eastAsia="Times New Roman" w:hAnsi="Consolas" w:cs="Times New Roman"/>
+          <w:color w:val="000000"/>
+          <w:sz w:val="33"/>
+          <w:szCs w:val="33"/>
+          <w:lang w:eastAsia="en-IN"/>
+        </w:rPr>
+        <w:t xml:space="preserve"> </w:t>
+      </w:r>
+      <w:proofErr w:type="spellStart"/>
+      <w:r>
+        <w:rPr>
+          <w:rFonts w:ascii="Consolas" w:eastAsia="Times New Roman" w:hAnsi="Consolas" w:cs="Times New Roman"/>
+          <w:color w:val="0000FF"/>
+          <w:sz w:val="33"/>
+          <w:szCs w:val="33"/>
+          <w:lang w:eastAsia="en-IN"/>
+        </w:rPr>
+        <w:t>this</w:t>
+      </w:r>
+      <w:r>
+        <w:rPr>
+          <w:rFonts w:ascii="Consolas" w:eastAsia="Times New Roman" w:hAnsi="Consolas" w:cs="Times New Roman"/>
+          <w:color w:val="000000"/>
+          <w:sz w:val="33"/>
+          <w:szCs w:val="33"/>
+          <w:lang w:eastAsia="en-IN"/>
+        </w:rPr>
+        <w:t>.http.get</w:t>
+      </w:r>
+      <w:proofErr w:type="spellEnd"/>
+      <w:r>
+        <w:rPr>
+          <w:rFonts w:ascii="Consolas" w:eastAsia="Times New Roman" w:hAnsi="Consolas" w:cs="Times New Roman"/>
+          <w:color w:val="000000"/>
+          <w:sz w:val="33"/>
+          <w:szCs w:val="33"/>
+          <w:lang w:eastAsia="en-IN"/>
+        </w:rPr>
+        <w:t>(</w:t>
+      </w:r>
+      <w:r>
+        <w:rPr>
+          <w:rFonts w:ascii="Consolas" w:eastAsia="Times New Roman" w:hAnsi="Consolas" w:cs="Times New Roman"/>
+          <w:color w:val="0000FF"/>
+          <w:sz w:val="33"/>
+          <w:szCs w:val="33"/>
+          <w:lang w:eastAsia="en-IN"/>
+        </w:rPr>
+        <w:t>this</w:t>
+      </w:r>
+      <w:r>
+        <w:rPr>
+          <w:rFonts w:ascii="Consolas" w:eastAsia="Times New Roman" w:hAnsi="Consolas" w:cs="Times New Roman"/>
+          <w:color w:val="000000"/>
+          <w:sz w:val="33"/>
+          <w:szCs w:val="33"/>
+          <w:lang w:eastAsia="en-IN"/>
+        </w:rPr>
+        <w:t>.URL);</w:t>
+      </w:r>
+    </w:p>
+    <w:p>
+      <w:pPr>
+        <w:shd w:val="clear" w:color="auto" w:fill="FFFFFF"/>
+        <w:spacing w:after="0" w:line="450" w:lineRule="atLeast"/>
+        <w:rPr>
+          <w:rFonts w:ascii="Consolas" w:eastAsia="Times New Roman" w:hAnsi="Consolas" w:cs="Times New Roman"/>
+          <w:color w:val="000000"/>
+          <w:sz w:val="33"/>
+          <w:szCs w:val="33"/>
+          <w:lang w:eastAsia="en-IN"/>
+        </w:rPr>
+      </w:pPr>
+      <w:r>
+        <w:rPr>
+          <w:rFonts w:ascii="Consolas" w:eastAsia="Times New Roman" w:hAnsi="Consolas" w:cs="Times New Roman"/>
+          <w:color w:val="000000"/>
+          <w:sz w:val="33"/>
+          <w:szCs w:val="33"/>
+          <w:lang w:eastAsia="en-IN"/>
+        </w:rPr>
+        <w:t>  }</w:t>
+      </w:r>
+    </w:p>
+    <w:p>
+      <w:pPr>
+        <w:shd w:val="clear" w:color="auto" w:fill="FFFFFF"/>
+        <w:spacing w:after="0" w:line="450" w:lineRule="atLeast"/>
+        <w:rPr>
+          <w:rFonts w:ascii="Consolas" w:eastAsia="Times New Roman" w:hAnsi="Consolas" w:cs="Times New Roman"/>
+          <w:color w:val="000000"/>
+          <w:sz w:val="33"/>
+          <w:szCs w:val="33"/>
+          <w:lang w:eastAsia="en-IN"/>
+        </w:rPr>
+      </w:pPr>
+    </w:p>
+    <w:p>
+      <w:pPr>
+        <w:shd w:val="clear" w:color="auto" w:fill="FFFFFF"/>
+        <w:spacing w:after="0" w:line="450" w:lineRule="atLeast"/>
+        <w:rPr>
+          <w:rFonts w:ascii="Consolas" w:eastAsia="Times New Roman" w:hAnsi="Consolas" w:cs="Times New Roman"/>
+          <w:color w:val="000000"/>
+          <w:sz w:val="33"/>
+          <w:szCs w:val="33"/>
+          <w:lang w:eastAsia="en-IN"/>
+        </w:rPr>
+      </w:pPr>
+      <w:r>
+        <w:rPr>
+          <w:rFonts w:ascii="Consolas" w:eastAsia="Times New Roman" w:hAnsi="Consolas" w:cs="Times New Roman"/>
+          <w:color w:val="000000"/>
+          <w:sz w:val="33"/>
+          <w:szCs w:val="33"/>
+          <w:lang w:eastAsia="en-IN"/>
+        </w:rPr>
+        <w:t xml:space="preserve">  </w:t>
+      </w:r>
+      <w:proofErr w:type="spellStart"/>
+      <w:r>
+        <w:rPr>
+          <w:rFonts w:ascii="Consolas" w:eastAsia="Times New Roman" w:hAnsi="Consolas" w:cs="Times New Roman"/>
+          <w:color w:val="000000"/>
+          <w:sz w:val="33"/>
+          <w:szCs w:val="33"/>
+          <w:lang w:eastAsia="en-IN"/>
+        </w:rPr>
+        <w:t>addAirline</w:t>
+      </w:r>
+      <w:proofErr w:type="spellEnd"/>
+      <w:r>
+        <w:rPr>
+          <w:rFonts w:ascii="Consolas" w:eastAsia="Times New Roman" w:hAnsi="Consolas" w:cs="Times New Roman"/>
+          <w:color w:val="000000"/>
+          <w:sz w:val="33"/>
+          <w:szCs w:val="33"/>
+          <w:lang w:eastAsia="en-IN"/>
+        </w:rPr>
+        <w:t>(</w:t>
+      </w:r>
+      <w:proofErr w:type="spellStart"/>
+      <w:proofErr w:type="gramStart"/>
+      <w:r>
+        <w:rPr>
+          <w:rFonts w:ascii="Consolas" w:eastAsia="Times New Roman" w:hAnsi="Consolas" w:cs="Times New Roman"/>
+          <w:color w:val="000000"/>
+          <w:sz w:val="33"/>
+          <w:szCs w:val="33"/>
+          <w:lang w:eastAsia="en-IN"/>
+        </w:rPr>
+        <w:t>airline:any</w:t>
+      </w:r>
+      <w:proofErr w:type="spellEnd"/>
+      <w:proofErr w:type="gramEnd"/>
+      <w:r>
+        <w:rPr>
+          <w:rFonts w:ascii="Consolas" w:eastAsia="Times New Roman" w:hAnsi="Consolas" w:cs="Times New Roman"/>
+          <w:color w:val="000000"/>
+          <w:sz w:val="33"/>
+          <w:szCs w:val="33"/>
+          <w:lang w:eastAsia="en-IN"/>
+        </w:rPr>
+        <w:t>)</w:t>
+      </w:r>
+    </w:p>
+    <w:p>
+      <w:pPr>
+        <w:shd w:val="clear" w:color="auto" w:fill="FFFFFF"/>
+        <w:spacing w:after="0" w:line="450" w:lineRule="atLeast"/>
+        <w:rPr>
+          <w:rFonts w:ascii="Consolas" w:eastAsia="Times New Roman" w:hAnsi="Consolas" w:cs="Times New Roman"/>
+          <w:color w:val="000000"/>
+          <w:sz w:val="33"/>
+          <w:szCs w:val="33"/>
+          <w:lang w:eastAsia="en-IN"/>
+        </w:rPr>
+      </w:pPr>
+      <w:r>
+        <w:rPr>
+          <w:rFonts w:ascii="Consolas" w:eastAsia="Times New Roman" w:hAnsi="Consolas" w:cs="Times New Roman"/>
+          <w:color w:val="000000"/>
+          <w:sz w:val="33"/>
+          <w:szCs w:val="33"/>
+          <w:lang w:eastAsia="en-IN"/>
+        </w:rPr>
+        <w:t>  {</w:t>
+      </w:r>
+    </w:p>
+    <w:p>
+      <w:pPr>
+        <w:shd w:val="clear" w:color="auto" w:fill="FFFFFF"/>
+        <w:spacing w:after="0" w:line="450" w:lineRule="atLeast"/>
+        <w:rPr>
+          <w:rFonts w:ascii="Consolas" w:eastAsia="Times New Roman" w:hAnsi="Consolas" w:cs="Times New Roman"/>
+          <w:color w:val="000000"/>
+          <w:sz w:val="33"/>
+          <w:szCs w:val="33"/>
+          <w:lang w:eastAsia="en-IN"/>
+        </w:rPr>
+      </w:pPr>
+      <w:r>
+        <w:rPr>
+          <w:rFonts w:ascii="Consolas" w:eastAsia="Times New Roman" w:hAnsi="Consolas" w:cs="Times New Roman"/>
+          <w:color w:val="000000"/>
+          <w:sz w:val="33"/>
+          <w:szCs w:val="33"/>
+          <w:lang w:eastAsia="en-IN"/>
+        </w:rPr>
+        <w:t xml:space="preserve">    </w:t>
+      </w:r>
+      <w:r>
+        <w:rPr>
+          <w:rFonts w:ascii="Consolas" w:eastAsia="Times New Roman" w:hAnsi="Consolas" w:cs="Times New Roman"/>
+          <w:color w:val="0000FF"/>
+          <w:sz w:val="33"/>
+          <w:szCs w:val="33"/>
+          <w:lang w:eastAsia="en-IN"/>
+        </w:rPr>
+        <w:t>return</w:t>
+      </w:r>
+      <w:r>
+        <w:rPr>
+          <w:rFonts w:ascii="Consolas" w:eastAsia="Times New Roman" w:hAnsi="Consolas" w:cs="Times New Roman"/>
+          <w:color w:val="000000"/>
+          <w:sz w:val="33"/>
+          <w:szCs w:val="33"/>
+          <w:lang w:eastAsia="en-IN"/>
+        </w:rPr>
+        <w:t xml:space="preserve"> </w:t>
+      </w:r>
+      <w:proofErr w:type="spellStart"/>
+      <w:r>
+        <w:rPr>
+          <w:rFonts w:ascii="Consolas" w:eastAsia="Times New Roman" w:hAnsi="Consolas" w:cs="Times New Roman"/>
+          <w:color w:val="0000FF"/>
+          <w:sz w:val="33"/>
+          <w:szCs w:val="33"/>
+          <w:lang w:eastAsia="en-IN"/>
+        </w:rPr>
+        <w:t>this</w:t>
+      </w:r>
+      <w:r>
+        <w:rPr>
+          <w:rFonts w:ascii="Consolas" w:eastAsia="Times New Roman" w:hAnsi="Consolas" w:cs="Times New Roman"/>
+          <w:color w:val="000000"/>
+          <w:sz w:val="33"/>
+          <w:szCs w:val="33"/>
+          <w:lang w:eastAsia="en-IN"/>
+        </w:rPr>
+        <w:t>.http.post</w:t>
+      </w:r>
+      <w:proofErr w:type="spellEnd"/>
+      <w:r>
+        <w:rPr>
+          <w:rFonts w:ascii="Consolas" w:eastAsia="Times New Roman" w:hAnsi="Consolas" w:cs="Times New Roman"/>
+          <w:color w:val="000000"/>
+          <w:sz w:val="33"/>
+          <w:szCs w:val="33"/>
+          <w:lang w:eastAsia="en-IN"/>
+        </w:rPr>
+        <w:t>(</w:t>
+      </w:r>
+      <w:proofErr w:type="spellStart"/>
+      <w:proofErr w:type="gramStart"/>
+      <w:r>
+        <w:rPr>
+          <w:rFonts w:ascii="Consolas" w:eastAsia="Times New Roman" w:hAnsi="Consolas" w:cs="Times New Roman"/>
+          <w:color w:val="0000FF"/>
+          <w:sz w:val="33"/>
+          <w:szCs w:val="33"/>
+          <w:lang w:eastAsia="en-IN"/>
+        </w:rPr>
+        <w:t>this</w:t>
+      </w:r>
+      <w:r>
+        <w:rPr>
+          <w:rFonts w:ascii="Consolas" w:eastAsia="Times New Roman" w:hAnsi="Consolas" w:cs="Times New Roman"/>
+          <w:color w:val="000000"/>
+          <w:sz w:val="33"/>
+          <w:szCs w:val="33"/>
+          <w:lang w:eastAsia="en-IN"/>
+        </w:rPr>
+        <w:t>.URL,airline</w:t>
+      </w:r>
+      <w:proofErr w:type="spellEnd"/>
+      <w:proofErr w:type="gramEnd"/>
+      <w:r>
+        <w:rPr>
+          <w:rFonts w:ascii="Consolas" w:eastAsia="Times New Roman" w:hAnsi="Consolas" w:cs="Times New Roman"/>
+          <w:color w:val="000000"/>
+          <w:sz w:val="33"/>
+          <w:szCs w:val="33"/>
+          <w:lang w:eastAsia="en-IN"/>
+        </w:rPr>
+        <w:t>);</w:t>
+      </w:r>
+    </w:p>
+    <w:p>
+      <w:pPr>
+        <w:shd w:val="clear" w:color="auto" w:fill="FFFFFF"/>
+        <w:spacing w:after="0" w:line="450" w:lineRule="atLeast"/>
+        <w:rPr>
+          <w:rFonts w:ascii="Consolas" w:eastAsia="Times New Roman" w:hAnsi="Consolas" w:cs="Times New Roman"/>
+          <w:color w:val="000000"/>
+          <w:sz w:val="33"/>
+          <w:szCs w:val="33"/>
+          <w:lang w:eastAsia="en-IN"/>
+        </w:rPr>
+      </w:pPr>
+      <w:r>
+        <w:rPr>
+          <w:rFonts w:ascii="Consolas" w:eastAsia="Times New Roman" w:hAnsi="Consolas" w:cs="Times New Roman"/>
+          <w:color w:val="000000"/>
+          <w:sz w:val="33"/>
+          <w:szCs w:val="33"/>
+          <w:lang w:eastAsia="en-IN"/>
+        </w:rPr>
+        <w:t>  }</w:t>
+      </w:r>
+    </w:p>
+    <w:p>
+      <w:pPr>
+        <w:shd w:val="clear" w:color="auto" w:fill="FFFFFF"/>
+        <w:spacing w:after="0" w:line="450" w:lineRule="atLeast"/>
+        <w:rPr>
+          <w:rFonts w:ascii="Consolas" w:eastAsia="Times New Roman" w:hAnsi="Consolas" w:cs="Times New Roman"/>
+          <w:color w:val="000000"/>
+          <w:sz w:val="33"/>
+          <w:szCs w:val="33"/>
+          <w:lang w:eastAsia="en-IN"/>
+        </w:rPr>
+      </w:pPr>
+    </w:p>
+    <w:p>
+      <w:pPr>
+        <w:shd w:val="clear" w:color="auto" w:fill="FFFFFF"/>
+        <w:spacing w:after="0" w:line="450" w:lineRule="atLeast"/>
+        <w:rPr>
+          <w:rFonts w:ascii="Consolas" w:eastAsia="Times New Roman" w:hAnsi="Consolas" w:cs="Times New Roman"/>
+          <w:color w:val="000000"/>
+          <w:sz w:val="33"/>
+          <w:szCs w:val="33"/>
+          <w:lang w:eastAsia="en-IN"/>
+        </w:rPr>
+      </w:pPr>
+      <w:r>
+        <w:rPr>
+          <w:rFonts w:ascii="Consolas" w:eastAsia="Times New Roman" w:hAnsi="Consolas" w:cs="Times New Roman"/>
+          <w:color w:val="000000"/>
+          <w:sz w:val="33"/>
+          <w:szCs w:val="33"/>
+          <w:lang w:eastAsia="en-IN"/>
+        </w:rPr>
+        <w:t xml:space="preserve">  </w:t>
+      </w:r>
+      <w:proofErr w:type="spellStart"/>
+      <w:r>
+        <w:rPr>
+          <w:rFonts w:ascii="Consolas" w:eastAsia="Times New Roman" w:hAnsi="Consolas" w:cs="Times New Roman"/>
+          <w:color w:val="000000"/>
+          <w:sz w:val="33"/>
+          <w:szCs w:val="33"/>
+          <w:lang w:eastAsia="en-IN"/>
+        </w:rPr>
+        <w:t>findAirlineById</w:t>
+      </w:r>
+      <w:proofErr w:type="spellEnd"/>
+      <w:r>
+        <w:rPr>
+          <w:rFonts w:ascii="Consolas" w:eastAsia="Times New Roman" w:hAnsi="Consolas" w:cs="Times New Roman"/>
+          <w:color w:val="000000"/>
+          <w:sz w:val="33"/>
+          <w:szCs w:val="33"/>
+          <w:lang w:eastAsia="en-IN"/>
+        </w:rPr>
+        <w:t>(</w:t>
+      </w:r>
+      <w:proofErr w:type="spellStart"/>
+      <w:proofErr w:type="gramStart"/>
+      <w:r>
+        <w:rPr>
+          <w:rFonts w:ascii="Consolas" w:eastAsia="Times New Roman" w:hAnsi="Consolas" w:cs="Times New Roman"/>
+          <w:color w:val="000000"/>
+          <w:sz w:val="33"/>
+          <w:szCs w:val="33"/>
+          <w:lang w:eastAsia="en-IN"/>
+        </w:rPr>
+        <w:t>id:number</w:t>
+      </w:r>
+      <w:proofErr w:type="spellEnd"/>
+      <w:proofErr w:type="gramEnd"/>
+      <w:r>
+        <w:rPr>
+          <w:rFonts w:ascii="Consolas" w:eastAsia="Times New Roman" w:hAnsi="Consolas" w:cs="Times New Roman"/>
+          <w:color w:val="000000"/>
+          <w:sz w:val="33"/>
+          <w:szCs w:val="33"/>
+          <w:lang w:eastAsia="en-IN"/>
+        </w:rPr>
+        <w:t>)</w:t>
+      </w:r>
+    </w:p>
+    <w:p>
+      <w:pPr>
+        <w:shd w:val="clear" w:color="auto" w:fill="FFFFFF"/>
+        <w:spacing w:after="0" w:line="450" w:lineRule="atLeast"/>
+        <w:rPr>
+          <w:rFonts w:ascii="Consolas" w:eastAsia="Times New Roman" w:hAnsi="Consolas" w:cs="Times New Roman"/>
+          <w:color w:val="000000"/>
+          <w:sz w:val="33"/>
+          <w:szCs w:val="33"/>
+          <w:lang w:eastAsia="en-IN"/>
+        </w:rPr>
+      </w:pPr>
+      <w:r>
+        <w:rPr>
+          <w:rFonts w:ascii="Consolas" w:eastAsia="Times New Roman" w:hAnsi="Consolas" w:cs="Times New Roman"/>
+          <w:color w:val="000000"/>
+          <w:sz w:val="33"/>
+          <w:szCs w:val="33"/>
+          <w:lang w:eastAsia="en-IN"/>
+        </w:rPr>
+        <w:t>  {</w:t>
+      </w:r>
+    </w:p>
+    <w:p>
+      <w:pPr>
+        <w:shd w:val="clear" w:color="auto" w:fill="FFFFFF"/>
+        <w:spacing w:after="0" w:line="450" w:lineRule="atLeast"/>
+        <w:rPr>
+          <w:rFonts w:ascii="Consolas" w:eastAsia="Times New Roman" w:hAnsi="Consolas" w:cs="Times New Roman"/>
+          <w:color w:val="000000"/>
+          <w:sz w:val="33"/>
+          <w:szCs w:val="33"/>
+          <w:lang w:eastAsia="en-IN"/>
+        </w:rPr>
+      </w:pPr>
+      <w:r>
+        <w:rPr>
+          <w:rFonts w:ascii="Consolas" w:eastAsia="Times New Roman" w:hAnsi="Consolas" w:cs="Times New Roman"/>
+          <w:color w:val="000000"/>
+          <w:sz w:val="33"/>
+          <w:szCs w:val="33"/>
+          <w:lang w:eastAsia="en-IN"/>
+        </w:rPr>
+        <w:t xml:space="preserve">    </w:t>
+      </w:r>
+      <w:r>
+        <w:rPr>
+          <w:rFonts w:ascii="Consolas" w:eastAsia="Times New Roman" w:hAnsi="Consolas" w:cs="Times New Roman"/>
+          <w:color w:val="0000FF"/>
+          <w:sz w:val="33"/>
+          <w:szCs w:val="33"/>
+          <w:lang w:eastAsia="en-IN"/>
+        </w:rPr>
+        <w:t>return</w:t>
+      </w:r>
+      <w:r>
+        <w:rPr>
+          <w:rFonts w:ascii="Consolas" w:eastAsia="Times New Roman" w:hAnsi="Consolas" w:cs="Times New Roman"/>
+          <w:color w:val="000000"/>
+          <w:sz w:val="33"/>
+          <w:szCs w:val="33"/>
+          <w:lang w:eastAsia="en-IN"/>
+        </w:rPr>
+        <w:t xml:space="preserve"> </w:t>
+      </w:r>
+      <w:proofErr w:type="spellStart"/>
+      <w:r>
+        <w:rPr>
+          <w:rFonts w:ascii="Consolas" w:eastAsia="Times New Roman" w:hAnsi="Consolas" w:cs="Times New Roman"/>
+          <w:color w:val="0000FF"/>
+          <w:sz w:val="33"/>
+          <w:szCs w:val="33"/>
+          <w:lang w:eastAsia="en-IN"/>
+        </w:rPr>
+        <w:t>this</w:t>
+      </w:r>
+      <w:r>
+        <w:rPr>
+          <w:rFonts w:ascii="Consolas" w:eastAsia="Times New Roman" w:hAnsi="Consolas" w:cs="Times New Roman"/>
+          <w:color w:val="000000"/>
+          <w:sz w:val="33"/>
+          <w:szCs w:val="33"/>
+          <w:lang w:eastAsia="en-IN"/>
+        </w:rPr>
+        <w:t>.http.get</w:t>
+      </w:r>
+      <w:proofErr w:type="spellEnd"/>
+      <w:r>
+        <w:rPr>
+          <w:rFonts w:ascii="Consolas" w:eastAsia="Times New Roman" w:hAnsi="Consolas" w:cs="Times New Roman"/>
+          <w:color w:val="000000"/>
+          <w:sz w:val="33"/>
+          <w:szCs w:val="33"/>
+          <w:lang w:eastAsia="en-IN"/>
+        </w:rPr>
+        <w:t>(</w:t>
+      </w:r>
+      <w:r>
+        <w:rPr>
+          <w:rFonts w:ascii="Consolas" w:eastAsia="Times New Roman" w:hAnsi="Consolas" w:cs="Times New Roman"/>
+          <w:color w:val="0000FF"/>
+          <w:sz w:val="33"/>
+          <w:szCs w:val="33"/>
+          <w:lang w:eastAsia="en-IN"/>
+        </w:rPr>
+        <w:t>this</w:t>
+      </w:r>
+      <w:r>
+        <w:rPr>
+          <w:rFonts w:ascii="Consolas" w:eastAsia="Times New Roman" w:hAnsi="Consolas" w:cs="Times New Roman"/>
+          <w:color w:val="000000"/>
+          <w:sz w:val="33"/>
+          <w:szCs w:val="33"/>
+          <w:lang w:eastAsia="en-IN"/>
+        </w:rPr>
+        <w:t>.URL+</w:t>
+      </w:r>
+      <w:r>
+        <w:rPr>
+          <w:rFonts w:ascii="Consolas" w:eastAsia="Times New Roman" w:hAnsi="Consolas" w:cs="Times New Roman"/>
+          <w:color w:val="A31515"/>
+          <w:sz w:val="33"/>
+          <w:szCs w:val="33"/>
+          <w:lang w:eastAsia="en-IN"/>
+        </w:rPr>
+        <w:t>"/"</w:t>
+      </w:r>
+      <w:r>
+        <w:rPr>
+          <w:rFonts w:ascii="Consolas" w:eastAsia="Times New Roman" w:hAnsi="Consolas" w:cs="Times New Roman"/>
+          <w:color w:val="000000"/>
+          <w:sz w:val="33"/>
+          <w:szCs w:val="33"/>
+          <w:lang w:eastAsia="en-IN"/>
+        </w:rPr>
+        <w:t>+id);</w:t>
+      </w:r>
+    </w:p>
+    <w:p>
+      <w:pPr>
+        <w:shd w:val="clear" w:color="auto" w:fill="FFFFFF"/>
+        <w:spacing w:after="0" w:line="450" w:lineRule="atLeast"/>
+        <w:rPr>
+          <w:rFonts w:ascii="Consolas" w:eastAsia="Times New Roman" w:hAnsi="Consolas" w:cs="Times New Roman"/>
+          <w:color w:val="000000"/>
+          <w:sz w:val="33"/>
+          <w:szCs w:val="33"/>
+          <w:lang w:eastAsia="en-IN"/>
+        </w:rPr>
+      </w:pPr>
+      <w:r>
+        <w:rPr>
+          <w:rFonts w:ascii="Consolas" w:eastAsia="Times New Roman" w:hAnsi="Consolas" w:cs="Times New Roman"/>
+          <w:color w:val="000000"/>
+          <w:sz w:val="33"/>
+          <w:szCs w:val="33"/>
+          <w:lang w:eastAsia="en-IN"/>
+        </w:rPr>
+        <w:t>  }</w:t>
+      </w:r>
+    </w:p>
+    <w:p>
+      <w:pPr>
+        <w:shd w:val="clear" w:color="auto" w:fill="FFFFFF"/>
+        <w:spacing w:after="330" w:line="450" w:lineRule="atLeast"/>
+        <w:rPr>
+          <w:rFonts w:ascii="Consolas" w:eastAsia="Times New Roman" w:hAnsi="Consolas" w:cs="Times New Roman"/>
+          <w:color w:val="000000"/>
+          <w:sz w:val="33"/>
+          <w:szCs w:val="33"/>
+          <w:lang w:eastAsia="en-IN"/>
+        </w:rPr>
+      </w:pPr>
+    </w:p>
+    <w:p>
+      <w:pPr>
+        <w:shd w:val="clear" w:color="auto" w:fill="FFFFFF"/>
+        <w:spacing w:after="0" w:line="450" w:lineRule="atLeast"/>
+        <w:rPr>
+          <w:rFonts w:ascii="Consolas" w:eastAsia="Times New Roman" w:hAnsi="Consolas" w:cs="Times New Roman"/>
+          <w:color w:val="000000"/>
+          <w:sz w:val="33"/>
+          <w:szCs w:val="33"/>
+          <w:lang w:eastAsia="en-IN"/>
+        </w:rPr>
+      </w:pPr>
+      <w:r>
+        <w:rPr>
+          <w:rFonts w:ascii="Consolas" w:eastAsia="Times New Roman" w:hAnsi="Consolas" w:cs="Times New Roman"/>
+          <w:color w:val="000000"/>
+          <w:sz w:val="33"/>
+          <w:szCs w:val="33"/>
+          <w:lang w:eastAsia="en-IN"/>
+        </w:rPr>
+        <w:t>}</w:t>
+      </w:r>
+    </w:p>
+    <w:p>
+      <w:pPr>
+        <w:shd w:val="clear" w:color="auto" w:fill="FFFFFF"/>
+        <w:spacing w:after="0" w:line="450" w:lineRule="atLeast"/>
+        <w:rPr>
+          <w:rFonts w:ascii="Consolas" w:eastAsia="Times New Roman" w:hAnsi="Consolas" w:cs="Times New Roman"/>
+          <w:color w:val="000000"/>
+          <w:sz w:val="33"/>
+          <w:szCs w:val="33"/>
+          <w:lang w:eastAsia="en-IN"/>
+        </w:rPr>
+      </w:pPr>
+    </w:p>
+    <w:p>
+      <w:pPr>
+        <w:pStyle w:val="ListParagraph"/>
+        <w:ind w:left="1440"/>
+        <w:rPr>
+          <w:lang w:val="en-US"/>
+        </w:rPr>
+      </w:pPr>
+    </w:p>
+    <w:p>
+      <w:pPr>
+        <w:pStyle w:val="ListParagraph"/>
+        <w:ind w:left="1440"/>
+        <w:rPr>
+          <w:lang w:val="en-US"/>
+        </w:rPr>
+      </w:pPr>
+    </w:p>
+    <w:p>
+      <w:pPr>
+        <w:pStyle w:val="ListParagraph"/>
+        <w:ind w:left="1440"/>
+        <w:rPr>
+          <w:lang w:val="en-US"/>
+        </w:rPr>
+      </w:pPr>
+    </w:p>
+    <w:p>
+      <w:pPr>
+        <w:pStyle w:val="ListParagraph"/>
+        <w:ind w:left="1440"/>
+        <w:rPr>
+          <w:lang w:val="en-US"/>
+        </w:rPr>
+      </w:pPr>
+      <w:r>
+        <w:rPr>
+          <w:lang w:val="en-US"/>
+        </w:rPr>
+        <w:t>While calling a http client we get response in asynchronous fashion.</w:t>
+      </w:r>
+    </w:p>
+    <w:p>
+      <w:pPr>
+        <w:pStyle w:val="ListParagraph"/>
+        <w:ind w:left="1440"/>
+        <w:rPr>
+          <w:lang w:val="en-US"/>
+        </w:rPr>
+      </w:pPr>
+      <w:proofErr w:type="gramStart"/>
+      <w:r>
+        <w:rPr>
+          <w:lang w:val="en-US"/>
+        </w:rPr>
+        <w:t>So</w:t>
+      </w:r>
+      <w:proofErr w:type="gramEnd"/>
+      <w:r>
+        <w:rPr>
+          <w:lang w:val="en-US"/>
+        </w:rPr>
+        <w:t xml:space="preserve"> we need to subscribe these methods.</w:t>
+      </w:r>
+    </w:p>
+    <w:p>
+      <w:pPr>
+        <w:pStyle w:val="ListParagraph"/>
+        <w:ind w:left="1440"/>
+        <w:rPr>
+          <w:lang w:val="en-US"/>
+        </w:rPr>
+      </w:pPr>
+    </w:p>
+    <w:p>
+      <w:pPr>
+        <w:pStyle w:val="ListParagraph"/>
+        <w:ind w:left="1440"/>
+        <w:rPr>
+          <w:lang w:val="en-US"/>
+        </w:rPr>
+      </w:pPr>
+      <w:r>
+        <w:rPr>
+          <w:lang w:val="en-US"/>
+        </w:rPr>
+        <w:t>We have added new airline</w:t>
       </w:r>
     </w:p>
     <w:p>

--- a/notes_24May2023.docx
+++ b/notes_24May2023.docx
@@ -92,20 +92,7 @@
           <w:lang w:val="en-US"/>
         </w:rPr>
         <w:tab/>
-      </w:r>
-      <w:proofErr w:type="spellStart"/>
-      <w:r>
-        <w:rPr>
-          <w:lang w:val="en-US"/>
-        </w:rPr>
-        <w:t>node_modules</w:t>
-      </w:r>
-      <w:proofErr w:type="spellEnd"/>
-      <w:r>
-        <w:rPr>
-          <w:lang w:val="en-US"/>
-        </w:rPr>
-        <w:t xml:space="preserve"> folder will contain routing libraries also</w:t>
+        <w:t>node_modules folder will contain routing libraries also</w:t>
       </w:r>
     </w:p>
     <w:p>
@@ -126,24 +113,14 @@
         <w:rPr>
           <w:lang w:val="en-US"/>
         </w:rPr>
-        <w:t>app-</w:t>
-      </w:r>
-      <w:proofErr w:type="spellStart"/>
-      <w:proofErr w:type="gramStart"/>
-      <w:r>
-        <w:rPr>
-          <w:lang w:val="en-US"/>
-        </w:rPr>
-        <w:t>routing.module</w:t>
-      </w:r>
-      <w:proofErr w:type="gramEnd"/>
+        <w:t>app-routing.module</w:t>
+      </w:r>
       <w:r>
         <w:rPr>
           <w:lang w:val="en-US"/>
         </w:rPr>
         <w:t>.ts</w:t>
       </w:r>
-      <w:proofErr w:type="spellEnd"/>
       <w:r>
         <w:rPr>
           <w:lang w:val="en-US"/>
@@ -171,28 +148,7 @@
           <w:lang w:val="en-US"/>
         </w:rPr>
         <w:tab/>
-      </w:r>
-      <w:proofErr w:type="spellStart"/>
-      <w:proofErr w:type="gramStart"/>
-      <w:r>
-        <w:rPr>
-          <w:lang w:val="en-US"/>
-        </w:rPr>
-        <w:t>app.module</w:t>
-      </w:r>
-      <w:proofErr w:type="gramEnd"/>
-      <w:r>
-        <w:rPr>
-          <w:lang w:val="en-US"/>
-        </w:rPr>
-        <w:t>.ts</w:t>
-      </w:r>
-      <w:proofErr w:type="spellEnd"/>
-      <w:r>
-        <w:rPr>
-          <w:lang w:val="en-US"/>
-        </w:rPr>
-        <w:t xml:space="preserve"> </w:t>
+        <w:t xml:space="preserve">app.module.ts </w:t>
       </w:r>
       <w:r>
         <w:rPr>
@@ -211,16 +167,8 @@
           <w:lang w:val="en-US"/>
         </w:rPr>
         <w:tab/>
-        <w:t xml:space="preserve">contains imports of </w:t>
-      </w:r>
-      <w:proofErr w:type="spellStart"/>
-      <w:r>
-        <w:rPr>
-          <w:lang w:val="en-US"/>
-        </w:rPr>
-        <w:t>AppRoutingModule</w:t>
-      </w:r>
-      <w:proofErr w:type="spellEnd"/>
+        <w:t>contains imports of AppRoutingModule</w:t>
+      </w:r>
     </w:p>
     <w:p>
       <w:pPr>
@@ -252,24 +200,8 @@
         <w:rPr>
           <w:lang w:val="en-US"/>
         </w:rPr>
-        <w:t>if you see app-</w:t>
-      </w:r>
-      <w:proofErr w:type="spellStart"/>
-      <w:proofErr w:type="gramStart"/>
-      <w:r>
-        <w:rPr>
-          <w:lang w:val="en-US"/>
-        </w:rPr>
-        <w:t>routing.module</w:t>
-      </w:r>
-      <w:proofErr w:type="gramEnd"/>
-      <w:r>
-        <w:rPr>
-          <w:lang w:val="en-US"/>
-        </w:rPr>
-        <w:t>.ts</w:t>
-      </w:r>
-      <w:proofErr w:type="spellEnd"/>
+        <w:t>if you see app-routing.module.ts</w:t>
+      </w:r>
     </w:p>
     <w:p>
       <w:pPr>
@@ -289,7 +221,6 @@
         </w:rPr>
         <w:tab/>
       </w:r>
-      <w:proofErr w:type="spellStart"/>
       <w:r>
         <w:rPr>
           <w:rFonts w:ascii="Consolas" w:eastAsia="Times New Roman" w:hAnsi="Consolas" w:cs="Times New Roman"/>
@@ -300,7 +231,6 @@
         </w:rPr>
         <w:t>const</w:t>
       </w:r>
-      <w:proofErr w:type="spellEnd"/>
       <w:r>
         <w:rPr>
           <w:rFonts w:ascii="Consolas" w:eastAsia="Times New Roman" w:hAnsi="Consolas" w:cs="Times New Roman"/>
@@ -360,24 +290,8 @@
         <w:rPr>
           <w:lang w:val="en-US"/>
         </w:rPr>
-        <w:t>app-</w:t>
-      </w:r>
-      <w:proofErr w:type="spellStart"/>
-      <w:proofErr w:type="gramStart"/>
-      <w:r>
-        <w:rPr>
-          <w:lang w:val="en-US"/>
-        </w:rPr>
-        <w:t>routing.module</w:t>
-      </w:r>
-      <w:proofErr w:type="gramEnd"/>
-      <w:r>
-        <w:rPr>
-          <w:lang w:val="en-US"/>
-        </w:rPr>
-        <w:t>.ts</w:t>
-      </w:r>
-      <w:proofErr w:type="spellEnd"/>
+        <w:t>app-routing.module.ts</w:t>
+      </w:r>
     </w:p>
     <w:p>
       <w:pPr>
@@ -392,7 +306,6 @@
           <w:lang w:eastAsia="en-IN"/>
         </w:rPr>
       </w:pPr>
-      <w:proofErr w:type="spellStart"/>
       <w:r>
         <w:rPr>
           <w:rFonts w:ascii="Consolas" w:eastAsia="Times New Roman" w:hAnsi="Consolas" w:cs="Times New Roman"/>
@@ -403,7 +316,6 @@
         </w:rPr>
         <w:t>const</w:t>
       </w:r>
-      <w:proofErr w:type="spellEnd"/>
       <w:r>
         <w:rPr>
           <w:rFonts w:ascii="Consolas" w:eastAsia="Times New Roman" w:hAnsi="Consolas" w:cs="Times New Roman"/>
@@ -446,61 +358,17 @@
           <w:szCs w:val="33"/>
           <w:lang w:eastAsia="en-IN"/>
         </w:rPr>
-        <w:t>"login</w:t>
-      </w:r>
-      <w:proofErr w:type="gramStart"/>
-      <w:r>
-        <w:rPr>
-          <w:rFonts w:ascii="Consolas" w:eastAsia="Times New Roman" w:hAnsi="Consolas" w:cs="Times New Roman"/>
-          <w:color w:val="A31515"/>
-          <w:sz w:val="33"/>
-          <w:szCs w:val="33"/>
-          <w:lang w:eastAsia="en-IN"/>
-        </w:rPr>
-        <w:t>"</w:t>
-      </w:r>
-      <w:r>
-        <w:rPr>
-          <w:rFonts w:ascii="Consolas" w:eastAsia="Times New Roman" w:hAnsi="Consolas" w:cs="Times New Roman"/>
-          <w:color w:val="000000"/>
-          <w:sz w:val="33"/>
-          <w:szCs w:val="33"/>
-          <w:lang w:eastAsia="en-IN"/>
-        </w:rPr>
-        <w:t>,</w:t>
-      </w:r>
-      <w:proofErr w:type="spellStart"/>
-      <w:r>
-        <w:rPr>
-          <w:rFonts w:ascii="Consolas" w:eastAsia="Times New Roman" w:hAnsi="Consolas" w:cs="Times New Roman"/>
-          <w:color w:val="000000"/>
-          <w:sz w:val="33"/>
-          <w:szCs w:val="33"/>
-          <w:lang w:eastAsia="en-IN"/>
-        </w:rPr>
-        <w:t>component</w:t>
-      </w:r>
-      <w:proofErr w:type="gramEnd"/>
-      <w:r>
-        <w:rPr>
-          <w:rFonts w:ascii="Consolas" w:eastAsia="Times New Roman" w:hAnsi="Consolas" w:cs="Times New Roman"/>
-          <w:color w:val="000000"/>
-          <w:sz w:val="33"/>
-          <w:szCs w:val="33"/>
-          <w:lang w:eastAsia="en-IN"/>
-        </w:rPr>
-        <w:t>:LoginComponent</w:t>
-      </w:r>
-      <w:proofErr w:type="spellEnd"/>
-      <w:r>
-        <w:rPr>
-          <w:rFonts w:ascii="Consolas" w:eastAsia="Times New Roman" w:hAnsi="Consolas" w:cs="Times New Roman"/>
-          <w:color w:val="000000"/>
-          <w:sz w:val="33"/>
-          <w:szCs w:val="33"/>
-          <w:lang w:eastAsia="en-IN"/>
-        </w:rPr>
-        <w:t>},</w:t>
+        <w:t>"login"</w:t>
+      </w:r>
+      <w:r>
+        <w:rPr>
+          <w:rFonts w:ascii="Consolas" w:eastAsia="Times New Roman" w:hAnsi="Consolas" w:cs="Times New Roman"/>
+          <w:color w:val="000000"/>
+          <w:sz w:val="33"/>
+          <w:szCs w:val="33"/>
+          <w:lang w:eastAsia="en-IN"/>
+        </w:rPr>
+        <w:t>,component:LoginComponent},</w:t>
       </w:r>
     </w:p>
     <w:p>
@@ -534,61 +402,17 @@
           <w:szCs w:val="33"/>
           <w:lang w:eastAsia="en-IN"/>
         </w:rPr>
-        <w:t>"product</w:t>
-      </w:r>
-      <w:proofErr w:type="gramStart"/>
-      <w:r>
-        <w:rPr>
-          <w:rFonts w:ascii="Consolas" w:eastAsia="Times New Roman" w:hAnsi="Consolas" w:cs="Times New Roman"/>
-          <w:color w:val="A31515"/>
-          <w:sz w:val="33"/>
-          <w:szCs w:val="33"/>
-          <w:lang w:eastAsia="en-IN"/>
-        </w:rPr>
-        <w:t>"</w:t>
-      </w:r>
-      <w:r>
-        <w:rPr>
-          <w:rFonts w:ascii="Consolas" w:eastAsia="Times New Roman" w:hAnsi="Consolas" w:cs="Times New Roman"/>
-          <w:color w:val="000000"/>
-          <w:sz w:val="33"/>
-          <w:szCs w:val="33"/>
-          <w:lang w:eastAsia="en-IN"/>
-        </w:rPr>
-        <w:t>,</w:t>
-      </w:r>
-      <w:proofErr w:type="spellStart"/>
-      <w:r>
-        <w:rPr>
-          <w:rFonts w:ascii="Consolas" w:eastAsia="Times New Roman" w:hAnsi="Consolas" w:cs="Times New Roman"/>
-          <w:color w:val="000000"/>
-          <w:sz w:val="33"/>
-          <w:szCs w:val="33"/>
-          <w:lang w:eastAsia="en-IN"/>
-        </w:rPr>
-        <w:t>component</w:t>
-      </w:r>
-      <w:proofErr w:type="gramEnd"/>
-      <w:r>
-        <w:rPr>
-          <w:rFonts w:ascii="Consolas" w:eastAsia="Times New Roman" w:hAnsi="Consolas" w:cs="Times New Roman"/>
-          <w:color w:val="000000"/>
-          <w:sz w:val="33"/>
-          <w:szCs w:val="33"/>
-          <w:lang w:eastAsia="en-IN"/>
-        </w:rPr>
-        <w:t>:ProductComponent</w:t>
-      </w:r>
-      <w:proofErr w:type="spellEnd"/>
-      <w:r>
-        <w:rPr>
-          <w:rFonts w:ascii="Consolas" w:eastAsia="Times New Roman" w:hAnsi="Consolas" w:cs="Times New Roman"/>
-          <w:color w:val="000000"/>
-          <w:sz w:val="33"/>
-          <w:szCs w:val="33"/>
-          <w:lang w:eastAsia="en-IN"/>
-        </w:rPr>
-        <w:t>}</w:t>
+        <w:t>"product"</w:t>
+      </w:r>
+      <w:r>
+        <w:rPr>
+          <w:rFonts w:ascii="Consolas" w:eastAsia="Times New Roman" w:hAnsi="Consolas" w:cs="Times New Roman"/>
+          <w:color w:val="000000"/>
+          <w:sz w:val="33"/>
+          <w:szCs w:val="33"/>
+          <w:lang w:eastAsia="en-IN"/>
+        </w:rPr>
+        <w:t>,component:ProductComponent}</w:t>
       </w:r>
     </w:p>
     <w:p>
@@ -693,35 +517,7 @@
         <w:rPr>
           <w:lang w:val="en-US"/>
         </w:rPr>
-        <w:t>&lt;nav class="navbar navbar-expand-</w:t>
-      </w:r>
-      <w:proofErr w:type="spellStart"/>
-      <w:r>
-        <w:rPr>
-          <w:lang w:val="en-US"/>
-        </w:rPr>
-        <w:t>sm</w:t>
-      </w:r>
-      <w:proofErr w:type="spellEnd"/>
-      <w:r>
-        <w:rPr>
-          <w:lang w:val="en-US"/>
-        </w:rPr>
-        <w:t xml:space="preserve"> </w:t>
-      </w:r>
-      <w:proofErr w:type="spellStart"/>
-      <w:r>
-        <w:rPr>
-          <w:lang w:val="en-US"/>
-        </w:rPr>
-        <w:t>bg</w:t>
-      </w:r>
-      <w:proofErr w:type="spellEnd"/>
-      <w:r>
-        <w:rPr>
-          <w:lang w:val="en-US"/>
-        </w:rPr>
-        <w:t>-dark navbar-dark"&gt;</w:t>
+        <w:t>&lt;nav class="navbar navbar-expand-sm bg-dark navbar-dark"&gt;</w:t>
       </w:r>
     </w:p>
     <w:p>
@@ -736,22 +532,38 @@
         <w:rPr>
           <w:lang w:val="en-US"/>
         </w:rPr>
+        <w:t xml:space="preserve">  &lt;!-- Brand/logo --&gt;</w:t>
+      </w:r>
+    </w:p>
+    <w:p>
+      <w:pPr>
+        <w:pStyle w:val="ListParagraph"/>
+        <w:ind w:left="2160"/>
+        <w:rPr>
+          <w:lang w:val="en-US"/>
+        </w:rPr>
+      </w:pPr>
+      <w:r>
+        <w:rPr>
+          <w:lang w:val="en-US"/>
+        </w:rPr>
+        <w:t xml:space="preserve">  &lt;a class="navbar-brand" href="#"&gt;Logo&lt;/a&gt;</w:t>
+      </w:r>
+    </w:p>
+    <w:p>
+      <w:pPr>
+        <w:pStyle w:val="ListParagraph"/>
+        <w:ind w:left="2160"/>
+        <w:rPr>
+          <w:lang w:val="en-US"/>
+        </w:rPr>
+      </w:pPr>
+      <w:r>
+        <w:rPr>
+          <w:lang w:val="en-US"/>
+        </w:rPr>
         <w:t xml:space="preserve">  </w:t>
       </w:r>
-      <w:proofErr w:type="gramStart"/>
-      <w:r>
-        <w:rPr>
-          <w:lang w:val="en-US"/>
-        </w:rPr>
-        <w:t>&lt;!--</w:t>
-      </w:r>
-      <w:proofErr w:type="gramEnd"/>
-      <w:r>
-        <w:rPr>
-          <w:lang w:val="en-US"/>
-        </w:rPr>
-        <w:t xml:space="preserve"> Brand/logo --&gt;</w:t>
-      </w:r>
     </w:p>
     <w:p>
       <w:pPr>
@@ -765,21 +577,7 @@
         <w:rPr>
           <w:lang w:val="en-US"/>
         </w:rPr>
-        <w:t xml:space="preserve">  &lt;a class="navbar-brand" </w:t>
-      </w:r>
-      <w:proofErr w:type="spellStart"/>
-      <w:r>
-        <w:rPr>
-          <w:lang w:val="en-US"/>
-        </w:rPr>
-        <w:t>href</w:t>
-      </w:r>
-      <w:proofErr w:type="spellEnd"/>
-      <w:r>
-        <w:rPr>
-          <w:lang w:val="en-US"/>
-        </w:rPr>
-        <w:t>="#"&gt;Logo&lt;/a&gt;</w:t>
+        <w:t xml:space="preserve">  &lt;!-- Links --&gt;</w:t>
       </w:r>
     </w:p>
     <w:p>
@@ -794,7 +592,7 @@
         <w:rPr>
           <w:lang w:val="en-US"/>
         </w:rPr>
-        <w:t xml:space="preserve">  </w:t>
+        <w:t xml:space="preserve">  &lt;ul class="navbar-nav"&gt;</w:t>
       </w:r>
     </w:p>
     <w:p>
@@ -809,21 +607,7 @@
         <w:rPr>
           <w:lang w:val="en-US"/>
         </w:rPr>
-        <w:t xml:space="preserve">  </w:t>
-      </w:r>
-      <w:proofErr w:type="gramStart"/>
-      <w:r>
-        <w:rPr>
-          <w:lang w:val="en-US"/>
-        </w:rPr>
-        <w:t>&lt;!--</w:t>
-      </w:r>
-      <w:proofErr w:type="gramEnd"/>
-      <w:r>
-        <w:rPr>
-          <w:lang w:val="en-US"/>
-        </w:rPr>
-        <w:t xml:space="preserve"> Links --&gt;</w:t>
+        <w:t xml:space="preserve">    &lt;li class="nav-item"&gt;</w:t>
       </w:r>
     </w:p>
     <w:p>
@@ -838,7 +622,7 @@
         <w:rPr>
           <w:lang w:val="en-US"/>
         </w:rPr>
-        <w:t xml:space="preserve">  &lt;ul class="navbar-nav"&gt;</w:t>
+        <w:t xml:space="preserve">      &lt;a class="nav-link" href="#"&gt;Link 1&lt;/a&gt;</w:t>
       </w:r>
     </w:p>
     <w:p>
@@ -853,6 +637,21 @@
         <w:rPr>
           <w:lang w:val="en-US"/>
         </w:rPr>
+        <w:t xml:space="preserve">    &lt;/li&gt;</w:t>
+      </w:r>
+    </w:p>
+    <w:p>
+      <w:pPr>
+        <w:pStyle w:val="ListParagraph"/>
+        <w:ind w:left="2160"/>
+        <w:rPr>
+          <w:lang w:val="en-US"/>
+        </w:rPr>
+      </w:pPr>
+      <w:r>
+        <w:rPr>
+          <w:lang w:val="en-US"/>
+        </w:rPr>
         <w:t xml:space="preserve">    &lt;li class="nav-item"&gt;</w:t>
       </w:r>
     </w:p>
@@ -868,21 +667,7 @@
         <w:rPr>
           <w:lang w:val="en-US"/>
         </w:rPr>
-        <w:t xml:space="preserve">      &lt;a class="nav-link" </w:t>
-      </w:r>
-      <w:proofErr w:type="spellStart"/>
-      <w:r>
-        <w:rPr>
-          <w:lang w:val="en-US"/>
-        </w:rPr>
-        <w:t>href</w:t>
-      </w:r>
-      <w:proofErr w:type="spellEnd"/>
-      <w:r>
-        <w:rPr>
-          <w:lang w:val="en-US"/>
-        </w:rPr>
-        <w:t>="#"&gt;Link 1&lt;/a&gt;</w:t>
+        <w:t xml:space="preserve">      &lt;a class="nav-link" href="#"&gt;Link 2&lt;/a&gt;</w:t>
       </w:r>
     </w:p>
     <w:p>
@@ -927,80 +712,7 @@
         <w:rPr>
           <w:lang w:val="en-US"/>
         </w:rPr>
-        <w:t xml:space="preserve">      &lt;a class="nav-link" </w:t>
-      </w:r>
-      <w:proofErr w:type="spellStart"/>
-      <w:r>
-        <w:rPr>
-          <w:lang w:val="en-US"/>
-        </w:rPr>
-        <w:t>href</w:t>
-      </w:r>
-      <w:proofErr w:type="spellEnd"/>
-      <w:r>
-        <w:rPr>
-          <w:lang w:val="en-US"/>
-        </w:rPr>
-        <w:t>="#"&gt;Link 2&lt;/a&gt;</w:t>
-      </w:r>
-    </w:p>
-    <w:p>
-      <w:pPr>
-        <w:pStyle w:val="ListParagraph"/>
-        <w:ind w:left="2160"/>
-        <w:rPr>
-          <w:lang w:val="en-US"/>
-        </w:rPr>
-      </w:pPr>
-      <w:r>
-        <w:rPr>
-          <w:lang w:val="en-US"/>
-        </w:rPr>
-        <w:t xml:space="preserve">    &lt;/li&gt;</w:t>
-      </w:r>
-    </w:p>
-    <w:p>
-      <w:pPr>
-        <w:pStyle w:val="ListParagraph"/>
-        <w:ind w:left="2160"/>
-        <w:rPr>
-          <w:lang w:val="en-US"/>
-        </w:rPr>
-      </w:pPr>
-      <w:r>
-        <w:rPr>
-          <w:lang w:val="en-US"/>
-        </w:rPr>
-        <w:t xml:space="preserve">    &lt;li class="nav-item"&gt;</w:t>
-      </w:r>
-    </w:p>
-    <w:p>
-      <w:pPr>
-        <w:pStyle w:val="ListParagraph"/>
-        <w:ind w:left="2160"/>
-        <w:rPr>
-          <w:lang w:val="en-US"/>
-        </w:rPr>
-      </w:pPr>
-      <w:r>
-        <w:rPr>
-          <w:lang w:val="en-US"/>
-        </w:rPr>
-        <w:t xml:space="preserve">      &lt;a class="nav-link" </w:t>
-      </w:r>
-      <w:proofErr w:type="spellStart"/>
-      <w:r>
-        <w:rPr>
-          <w:lang w:val="en-US"/>
-        </w:rPr>
-        <w:t>href</w:t>
-      </w:r>
-      <w:proofErr w:type="spellEnd"/>
-      <w:r>
-        <w:rPr>
-          <w:lang w:val="en-US"/>
-        </w:rPr>
-        <w:t>="#"&gt;Link 3&lt;/a&gt;</w:t>
+        <w:t xml:space="preserve">      &lt;a class="nav-link" href="#"&gt;Link 3&lt;/a&gt;</w:t>
       </w:r>
     </w:p>
     <w:p>
@@ -1137,21 +849,7 @@
         <w:rPr>
           <w:lang w:val="en-US"/>
         </w:rPr>
-        <w:t xml:space="preserve">in menu component, change the </w:t>
-      </w:r>
-      <w:proofErr w:type="spellStart"/>
-      <w:r>
-        <w:rPr>
-          <w:lang w:val="en-US"/>
-        </w:rPr>
-        <w:t>hyper links</w:t>
-      </w:r>
-      <w:proofErr w:type="spellEnd"/>
-      <w:r>
-        <w:rPr>
-          <w:lang w:val="en-US"/>
-        </w:rPr>
-        <w:t xml:space="preserve"> to router links</w:t>
+        <w:t>in menu component, change the hyper links to router links</w:t>
       </w:r>
     </w:p>
     <w:p>
@@ -1227,7 +925,6 @@
         </w:rPr>
         <w:t xml:space="preserve"> </w:t>
       </w:r>
-      <w:proofErr w:type="spellStart"/>
       <w:r>
         <w:rPr>
           <w:rFonts w:ascii="Consolas" w:eastAsia="Times New Roman" w:hAnsi="Consolas" w:cs="Times New Roman"/>
@@ -1238,7 +935,6 @@
         </w:rPr>
         <w:t>routerLink</w:t>
       </w:r>
-      <w:proofErr w:type="spellEnd"/>
       <w:r>
         <w:rPr>
           <w:rFonts w:ascii="Consolas" w:eastAsia="Times New Roman" w:hAnsi="Consolas" w:cs="Times New Roman"/>
@@ -1319,14 +1015,12 @@
           <w:lang w:val="en-US"/>
         </w:rPr>
       </w:pPr>
-      <w:proofErr w:type="spellStart"/>
       <w:r>
         <w:rPr>
           <w:lang w:val="en-US"/>
         </w:rPr>
         <w:t>HttpClient</w:t>
       </w:r>
-      <w:proofErr w:type="spellEnd"/>
     </w:p>
     <w:p>
       <w:pPr>
@@ -1580,20 +1274,7 @@
           <w:lang w:val="en-US"/>
         </w:rPr>
         <w:tab/>
-      </w:r>
-      <w:proofErr w:type="gramStart"/>
-      <w:r>
-        <w:rPr>
-          <w:lang w:val="en-US"/>
-        </w:rPr>
-        <w:t>add</w:t>
-      </w:r>
-      <w:proofErr w:type="gramEnd"/>
-      <w:r>
-        <w:rPr>
-          <w:lang w:val="en-US"/>
-        </w:rPr>
-        <w:t xml:space="preserve"> an user</w:t>
+        <w:t>add an user</w:t>
       </w:r>
     </w:p>
     <w:p>
@@ -1621,21 +1302,7 @@
           <w:lang w:val="en-US"/>
         </w:rPr>
         <w:tab/>
-        <w:t xml:space="preserve">modify </w:t>
-      </w:r>
-      <w:proofErr w:type="gramStart"/>
-      <w:r>
-        <w:rPr>
-          <w:lang w:val="en-US"/>
-        </w:rPr>
-        <w:t>an</w:t>
-      </w:r>
-      <w:proofErr w:type="gramEnd"/>
-      <w:r>
-        <w:rPr>
-          <w:lang w:val="en-US"/>
-        </w:rPr>
-        <w:t xml:space="preserve"> user</w:t>
+        <w:t>modify an user</w:t>
       </w:r>
     </w:p>
     <w:p>
@@ -1663,21 +1330,7 @@
           <w:lang w:val="en-US"/>
         </w:rPr>
         <w:tab/>
-        <w:t xml:space="preserve">remove </w:t>
-      </w:r>
-      <w:proofErr w:type="gramStart"/>
-      <w:r>
-        <w:rPr>
-          <w:lang w:val="en-US"/>
-        </w:rPr>
-        <w:t>an</w:t>
-      </w:r>
-      <w:proofErr w:type="gramEnd"/>
-      <w:r>
-        <w:rPr>
-          <w:lang w:val="en-US"/>
-        </w:rPr>
-        <w:t xml:space="preserve"> user</w:t>
+        <w:t>remove an user</w:t>
       </w:r>
     </w:p>
     <w:p>
@@ -1737,35 +1390,7 @@
         <w:rPr>
           <w:lang w:val="en-US"/>
         </w:rPr>
-        <w:t xml:space="preserve">The above </w:t>
-      </w:r>
-      <w:proofErr w:type="spellStart"/>
-      <w:r>
-        <w:rPr>
-          <w:lang w:val="en-US"/>
-        </w:rPr>
-        <w:t>url</w:t>
-      </w:r>
-      <w:proofErr w:type="spellEnd"/>
-      <w:r>
-        <w:rPr>
-          <w:lang w:val="en-US"/>
-        </w:rPr>
-        <w:t xml:space="preserve"> refers to a REST </w:t>
-      </w:r>
-      <w:proofErr w:type="spellStart"/>
-      <w:r>
-        <w:rPr>
-          <w:lang w:val="en-US"/>
-        </w:rPr>
-        <w:t>api</w:t>
-      </w:r>
-      <w:proofErr w:type="spellEnd"/>
-      <w:r>
-        <w:rPr>
-          <w:lang w:val="en-US"/>
-        </w:rPr>
-        <w:t xml:space="preserve"> that allows us to </w:t>
+        <w:t xml:space="preserve">The above url refers to a REST api that allows us to </w:t>
       </w:r>
     </w:p>
     <w:p>
@@ -1854,7 +1479,6 @@
         </w:rPr>
         <w:t>o we import “</w:t>
       </w:r>
-      <w:proofErr w:type="spellStart"/>
       <w:r>
         <w:rPr>
           <w:rFonts w:ascii="Consolas" w:eastAsia="Times New Roman" w:hAnsi="Consolas" w:cs="Times New Roman"/>
@@ -1865,29 +1489,12 @@
         </w:rPr>
         <w:t>HttpClientModule</w:t>
       </w:r>
-      <w:proofErr w:type="spellEnd"/>
-      <w:r>
-        <w:rPr>
-          <w:lang w:val="en-US"/>
-        </w:rPr>
-        <w:t xml:space="preserve">” in </w:t>
-      </w:r>
-      <w:proofErr w:type="spellStart"/>
-      <w:proofErr w:type="gramStart"/>
-      <w:r>
-        <w:rPr>
-          <w:lang w:val="en-US"/>
-        </w:rPr>
-        <w:t>app.module</w:t>
-      </w:r>
-      <w:proofErr w:type="gramEnd"/>
-      <w:r>
-        <w:rPr>
-          <w:lang w:val="en-US"/>
-        </w:rPr>
-        <w:t>.ts</w:t>
-      </w:r>
-      <w:proofErr w:type="spellEnd"/>
+      <w:r>
+        <w:rPr>
+          <w:lang w:val="en-US"/>
+        </w:rPr>
+        <w:t>” in app.module.ts</w:t>
+      </w:r>
     </w:p>
     <w:p>
       <w:pPr>
@@ -1910,21 +1517,7 @@
         <w:rPr>
           <w:lang w:val="en-US"/>
         </w:rPr>
-        <w:t xml:space="preserve">Now, all the access to rest </w:t>
-      </w:r>
-      <w:proofErr w:type="spellStart"/>
-      <w:r>
-        <w:rPr>
-          <w:lang w:val="en-US"/>
-        </w:rPr>
-        <w:t>api</w:t>
-      </w:r>
-      <w:proofErr w:type="spellEnd"/>
-      <w:r>
-        <w:rPr>
-          <w:lang w:val="en-US"/>
-        </w:rPr>
-        <w:t>, I want to write in a separate program.</w:t>
+        <w:t>Now, all the access to rest api, I want to write in a separate program.</w:t>
       </w:r>
     </w:p>
     <w:p>
@@ -1935,33 +1528,11 @@
           <w:lang w:val="en-US"/>
         </w:rPr>
       </w:pPr>
-      <w:proofErr w:type="gramStart"/>
-      <w:r>
-        <w:rPr>
-          <w:lang w:val="en-US"/>
-        </w:rPr>
-        <w:t>Lets</w:t>
-      </w:r>
-      <w:proofErr w:type="gramEnd"/>
-      <w:r>
-        <w:rPr>
-          <w:lang w:val="en-US"/>
-        </w:rPr>
-        <w:t xml:space="preserve"> create a service class, that is going to access the rest </w:t>
-      </w:r>
-      <w:proofErr w:type="spellStart"/>
-      <w:r>
-        <w:rPr>
-          <w:lang w:val="en-US"/>
-        </w:rPr>
-        <w:t>api</w:t>
-      </w:r>
-      <w:proofErr w:type="spellEnd"/>
-      <w:r>
-        <w:rPr>
-          <w:lang w:val="en-US"/>
-        </w:rPr>
-        <w:t>.</w:t>
+      <w:r>
+        <w:rPr>
+          <w:lang w:val="en-US"/>
+        </w:rPr>
+        <w:t>Lets create a service class, that is going to access the rest api.</w:t>
       </w:r>
     </w:p>
     <w:p>
@@ -2088,21 +1659,7 @@
           <w:lang w:val="en-US"/>
         </w:rPr>
         <w:tab/>
-        <w:t xml:space="preserve">ng </w:t>
-      </w:r>
-      <w:proofErr w:type="gramStart"/>
-      <w:r>
-        <w:rPr>
-          <w:lang w:val="en-US"/>
-        </w:rPr>
-        <w:t>generate</w:t>
-      </w:r>
-      <w:proofErr w:type="gramEnd"/>
-      <w:r>
-        <w:rPr>
-          <w:lang w:val="en-US"/>
-        </w:rPr>
-        <w:t xml:space="preserve"> service airline</w:t>
+        <w:t>ng generate service airline</w:t>
       </w:r>
     </w:p>
     <w:p>
@@ -2163,41 +1720,7 @@
           <w:szCs w:val="33"/>
           <w:lang w:eastAsia="en-IN"/>
         </w:rPr>
-        <w:t xml:space="preserve"> </w:t>
-      </w:r>
-      <w:proofErr w:type="gramStart"/>
-      <w:r>
-        <w:rPr>
-          <w:rFonts w:ascii="Consolas" w:eastAsia="Times New Roman" w:hAnsi="Consolas" w:cs="Times New Roman"/>
-          <w:color w:val="000000"/>
-          <w:sz w:val="33"/>
-          <w:szCs w:val="33"/>
-          <w:lang w:eastAsia="en-IN"/>
-        </w:rPr>
-        <w:t xml:space="preserve">{ </w:t>
-      </w:r>
-      <w:proofErr w:type="spellStart"/>
-      <w:r>
-        <w:rPr>
-          <w:rFonts w:ascii="Consolas" w:eastAsia="Times New Roman" w:hAnsi="Consolas" w:cs="Times New Roman"/>
-          <w:color w:val="000000"/>
-          <w:sz w:val="33"/>
-          <w:szCs w:val="33"/>
-          <w:lang w:eastAsia="en-IN"/>
-        </w:rPr>
-        <w:t>HttpClient</w:t>
-      </w:r>
-      <w:proofErr w:type="spellEnd"/>
-      <w:proofErr w:type="gramEnd"/>
-      <w:r>
-        <w:rPr>
-          <w:rFonts w:ascii="Consolas" w:eastAsia="Times New Roman" w:hAnsi="Consolas" w:cs="Times New Roman"/>
-          <w:color w:val="000000"/>
-          <w:sz w:val="33"/>
-          <w:szCs w:val="33"/>
-          <w:lang w:eastAsia="en-IN"/>
-        </w:rPr>
-        <w:t xml:space="preserve"> } </w:t>
+        <w:t xml:space="preserve"> { HttpClient } </w:t>
       </w:r>
       <w:r>
         <w:rPr>
@@ -2270,29 +1793,7 @@
           <w:szCs w:val="33"/>
           <w:lang w:eastAsia="en-IN"/>
         </w:rPr>
-        <w:t xml:space="preserve"> </w:t>
-      </w:r>
-      <w:proofErr w:type="gramStart"/>
-      <w:r>
-        <w:rPr>
-          <w:rFonts w:ascii="Consolas" w:eastAsia="Times New Roman" w:hAnsi="Consolas" w:cs="Times New Roman"/>
-          <w:color w:val="000000"/>
-          <w:sz w:val="33"/>
-          <w:szCs w:val="33"/>
-          <w:lang w:eastAsia="en-IN"/>
-        </w:rPr>
-        <w:t>{ Injectable</w:t>
-      </w:r>
-      <w:proofErr w:type="gramEnd"/>
-      <w:r>
-        <w:rPr>
-          <w:rFonts w:ascii="Consolas" w:eastAsia="Times New Roman" w:hAnsi="Consolas" w:cs="Times New Roman"/>
-          <w:color w:val="000000"/>
-          <w:sz w:val="33"/>
-          <w:szCs w:val="33"/>
-          <w:lang w:eastAsia="en-IN"/>
-        </w:rPr>
-        <w:t xml:space="preserve"> } </w:t>
+        <w:t xml:space="preserve"> { Injectable } </w:t>
       </w:r>
       <w:r>
         <w:rPr>
@@ -2368,29 +1869,7 @@
           <w:szCs w:val="33"/>
           <w:lang w:eastAsia="en-IN"/>
         </w:rPr>
-        <w:t>@</w:t>
-      </w:r>
-      <w:proofErr w:type="gramStart"/>
-      <w:r>
-        <w:rPr>
-          <w:rFonts w:ascii="Consolas" w:eastAsia="Times New Roman" w:hAnsi="Consolas" w:cs="Times New Roman"/>
-          <w:color w:val="000000"/>
-          <w:sz w:val="33"/>
-          <w:szCs w:val="33"/>
-          <w:lang w:eastAsia="en-IN"/>
-        </w:rPr>
-        <w:t>Injectable(</w:t>
-      </w:r>
-      <w:proofErr w:type="gramEnd"/>
-      <w:r>
-        <w:rPr>
-          <w:rFonts w:ascii="Consolas" w:eastAsia="Times New Roman" w:hAnsi="Consolas" w:cs="Times New Roman"/>
-          <w:color w:val="000000"/>
-          <w:sz w:val="33"/>
-          <w:szCs w:val="33"/>
-          <w:lang w:eastAsia="en-IN"/>
-        </w:rPr>
-        <w:t>{</w:t>
+        <w:t>@Injectable({</w:t>
       </w:r>
     </w:p>
     <w:p>
@@ -2413,29 +1892,7 @@
           <w:szCs w:val="33"/>
           <w:lang w:eastAsia="en-IN"/>
         </w:rPr>
-        <w:t xml:space="preserve">  </w:t>
-      </w:r>
-      <w:proofErr w:type="spellStart"/>
-      <w:r>
-        <w:rPr>
-          <w:rFonts w:ascii="Consolas" w:eastAsia="Times New Roman" w:hAnsi="Consolas" w:cs="Times New Roman"/>
-          <w:color w:val="000000"/>
-          <w:sz w:val="33"/>
-          <w:szCs w:val="33"/>
-          <w:lang w:eastAsia="en-IN"/>
-        </w:rPr>
-        <w:t>providedIn</w:t>
-      </w:r>
-      <w:proofErr w:type="spellEnd"/>
-      <w:r>
-        <w:rPr>
-          <w:rFonts w:ascii="Consolas" w:eastAsia="Times New Roman" w:hAnsi="Consolas" w:cs="Times New Roman"/>
-          <w:color w:val="000000"/>
-          <w:sz w:val="33"/>
-          <w:szCs w:val="33"/>
-          <w:lang w:eastAsia="en-IN"/>
-        </w:rPr>
-        <w:t xml:space="preserve">: </w:t>
+        <w:t xml:space="preserve">  providedIn: </w:t>
       </w:r>
       <w:r>
         <w:rPr>
@@ -2521,29 +1978,7 @@
           <w:szCs w:val="33"/>
           <w:lang w:eastAsia="en-IN"/>
         </w:rPr>
-        <w:t xml:space="preserve"> </w:t>
-      </w:r>
-      <w:proofErr w:type="spellStart"/>
-      <w:r>
-        <w:rPr>
-          <w:rFonts w:ascii="Consolas" w:eastAsia="Times New Roman" w:hAnsi="Consolas" w:cs="Times New Roman"/>
-          <w:color w:val="000000"/>
-          <w:sz w:val="33"/>
-          <w:szCs w:val="33"/>
-          <w:lang w:eastAsia="en-IN"/>
-        </w:rPr>
-        <w:t>AirlineService</w:t>
-      </w:r>
-      <w:proofErr w:type="spellEnd"/>
-      <w:r>
-        <w:rPr>
-          <w:rFonts w:ascii="Consolas" w:eastAsia="Times New Roman" w:hAnsi="Consolas" w:cs="Times New Roman"/>
-          <w:color w:val="000000"/>
-          <w:sz w:val="33"/>
-          <w:szCs w:val="33"/>
-          <w:lang w:eastAsia="en-IN"/>
-        </w:rPr>
-        <w:t xml:space="preserve"> {</w:t>
+        <w:t xml:space="preserve"> AirlineService {</w:t>
       </w:r>
     </w:p>
     <w:p>
@@ -2624,7 +2059,6 @@
         </w:rPr>
         <w:t xml:space="preserve">  </w:t>
       </w:r>
-      <w:proofErr w:type="gramStart"/>
       <w:r>
         <w:rPr>
           <w:rFonts w:ascii="Consolas" w:eastAsia="Times New Roman" w:hAnsi="Consolas" w:cs="Times New Roman"/>
@@ -2645,7 +2079,6 @@
         </w:rPr>
         <w:t>(</w:t>
       </w:r>
-      <w:proofErr w:type="gramEnd"/>
       <w:r>
         <w:rPr>
           <w:rFonts w:ascii="Consolas" w:eastAsia="Times New Roman" w:hAnsi="Consolas" w:cs="Times New Roman"/>
@@ -2700,41 +2133,7 @@
           <w:szCs w:val="33"/>
           <w:lang w:eastAsia="en-IN"/>
         </w:rPr>
-        <w:t xml:space="preserve">  </w:t>
-      </w:r>
-      <w:proofErr w:type="spellStart"/>
-      <w:proofErr w:type="gramStart"/>
-      <w:r>
-        <w:rPr>
-          <w:rFonts w:ascii="Consolas" w:eastAsia="Times New Roman" w:hAnsi="Consolas" w:cs="Times New Roman"/>
-          <w:color w:val="000000"/>
-          <w:sz w:val="33"/>
-          <w:szCs w:val="33"/>
-          <w:lang w:eastAsia="en-IN"/>
-        </w:rPr>
-        <w:t>retrieveAllAirlines</w:t>
-      </w:r>
-      <w:proofErr w:type="spellEnd"/>
-      <w:r>
-        <w:rPr>
-          <w:rFonts w:ascii="Consolas" w:eastAsia="Times New Roman" w:hAnsi="Consolas" w:cs="Times New Roman"/>
-          <w:color w:val="000000"/>
-          <w:sz w:val="33"/>
-          <w:szCs w:val="33"/>
-          <w:lang w:eastAsia="en-IN"/>
-        </w:rPr>
-        <w:t>(</w:t>
-      </w:r>
-      <w:proofErr w:type="gramEnd"/>
-      <w:r>
-        <w:rPr>
-          <w:rFonts w:ascii="Consolas" w:eastAsia="Times New Roman" w:hAnsi="Consolas" w:cs="Times New Roman"/>
-          <w:color w:val="000000"/>
-          <w:sz w:val="33"/>
-          <w:szCs w:val="33"/>
-          <w:lang w:eastAsia="en-IN"/>
-        </w:rPr>
-        <w:t>)</w:t>
+        <w:t>  retrieveAllAirlines()</w:t>
       </w:r>
     </w:p>
     <w:p>
@@ -2802,7 +2201,6 @@
         </w:rPr>
         <w:t xml:space="preserve"> </w:t>
       </w:r>
-      <w:proofErr w:type="spellStart"/>
       <w:r>
         <w:rPr>
           <w:rFonts w:ascii="Consolas" w:eastAsia="Times New Roman" w:hAnsi="Consolas" w:cs="Times New Roman"/>
@@ -2821,18 +2219,7 @@
           <w:szCs w:val="33"/>
           <w:lang w:eastAsia="en-IN"/>
         </w:rPr>
-        <w:t>.http.get</w:t>
-      </w:r>
-      <w:proofErr w:type="spellEnd"/>
-      <w:r>
-        <w:rPr>
-          <w:rFonts w:ascii="Consolas" w:eastAsia="Times New Roman" w:hAnsi="Consolas" w:cs="Times New Roman"/>
-          <w:color w:val="000000"/>
-          <w:sz w:val="33"/>
-          <w:szCs w:val="33"/>
-          <w:lang w:eastAsia="en-IN"/>
-        </w:rPr>
-        <w:t>(</w:t>
+        <w:t>.http.get(</w:t>
       </w:r>
       <w:r>
         <w:rPr>
@@ -2911,53 +2298,7 @@
           <w:szCs w:val="33"/>
           <w:lang w:eastAsia="en-IN"/>
         </w:rPr>
-        <w:t xml:space="preserve">  </w:t>
-      </w:r>
-      <w:proofErr w:type="spellStart"/>
-      <w:r>
-        <w:rPr>
-          <w:rFonts w:ascii="Consolas" w:eastAsia="Times New Roman" w:hAnsi="Consolas" w:cs="Times New Roman"/>
-          <w:color w:val="000000"/>
-          <w:sz w:val="33"/>
-          <w:szCs w:val="33"/>
-          <w:lang w:eastAsia="en-IN"/>
-        </w:rPr>
-        <w:t>addAirline</w:t>
-      </w:r>
-      <w:proofErr w:type="spellEnd"/>
-      <w:r>
-        <w:rPr>
-          <w:rFonts w:ascii="Consolas" w:eastAsia="Times New Roman" w:hAnsi="Consolas" w:cs="Times New Roman"/>
-          <w:color w:val="000000"/>
-          <w:sz w:val="33"/>
-          <w:szCs w:val="33"/>
-          <w:lang w:eastAsia="en-IN"/>
-        </w:rPr>
-        <w:t>(</w:t>
-      </w:r>
-      <w:proofErr w:type="spellStart"/>
-      <w:proofErr w:type="gramStart"/>
-      <w:r>
-        <w:rPr>
-          <w:rFonts w:ascii="Consolas" w:eastAsia="Times New Roman" w:hAnsi="Consolas" w:cs="Times New Roman"/>
-          <w:color w:val="000000"/>
-          <w:sz w:val="33"/>
-          <w:szCs w:val="33"/>
-          <w:lang w:eastAsia="en-IN"/>
-        </w:rPr>
-        <w:t>airline:any</w:t>
-      </w:r>
-      <w:proofErr w:type="spellEnd"/>
-      <w:proofErr w:type="gramEnd"/>
-      <w:r>
-        <w:rPr>
-          <w:rFonts w:ascii="Consolas" w:eastAsia="Times New Roman" w:hAnsi="Consolas" w:cs="Times New Roman"/>
-          <w:color w:val="000000"/>
-          <w:sz w:val="33"/>
-          <w:szCs w:val="33"/>
-          <w:lang w:eastAsia="en-IN"/>
-        </w:rPr>
-        <w:t>)</w:t>
+        <w:t>  addAirline(airline:any)</w:t>
       </w:r>
     </w:p>
     <w:p>
@@ -3025,7 +2366,6 @@
         </w:rPr>
         <w:t xml:space="preserve"> </w:t>
       </w:r>
-      <w:proofErr w:type="spellStart"/>
       <w:r>
         <w:rPr>
           <w:rFonts w:ascii="Consolas" w:eastAsia="Times New Roman" w:hAnsi="Consolas" w:cs="Times New Roman"/>
@@ -3044,21 +2384,8 @@
           <w:szCs w:val="33"/>
           <w:lang w:eastAsia="en-IN"/>
         </w:rPr>
-        <w:t>.http.post</w:t>
-      </w:r>
-      <w:proofErr w:type="spellEnd"/>
-      <w:r>
-        <w:rPr>
-          <w:rFonts w:ascii="Consolas" w:eastAsia="Times New Roman" w:hAnsi="Consolas" w:cs="Times New Roman"/>
-          <w:color w:val="000000"/>
-          <w:sz w:val="33"/>
-          <w:szCs w:val="33"/>
-          <w:lang w:eastAsia="en-IN"/>
-        </w:rPr>
-        <w:t>(</w:t>
-      </w:r>
-      <w:proofErr w:type="spellStart"/>
-      <w:proofErr w:type="gramStart"/>
+        <w:t>.http.post(</w:t>
+      </w:r>
       <w:r>
         <w:rPr>
           <w:rFonts w:ascii="Consolas" w:eastAsia="Times New Roman" w:hAnsi="Consolas" w:cs="Times New Roman"/>
@@ -3077,19 +2404,7 @@
           <w:szCs w:val="33"/>
           <w:lang w:eastAsia="en-IN"/>
         </w:rPr>
-        <w:t>.URL,airline</w:t>
-      </w:r>
-      <w:proofErr w:type="spellEnd"/>
-      <w:proofErr w:type="gramEnd"/>
-      <w:r>
-        <w:rPr>
-          <w:rFonts w:ascii="Consolas" w:eastAsia="Times New Roman" w:hAnsi="Consolas" w:cs="Times New Roman"/>
-          <w:color w:val="000000"/>
-          <w:sz w:val="33"/>
-          <w:szCs w:val="33"/>
-          <w:lang w:eastAsia="en-IN"/>
-        </w:rPr>
-        <w:t>);</w:t>
+        <w:t>.URL,airline);</w:t>
       </w:r>
     </w:p>
     <w:p>
@@ -3148,53 +2463,7 @@
           <w:szCs w:val="33"/>
           <w:lang w:eastAsia="en-IN"/>
         </w:rPr>
-        <w:t xml:space="preserve">  </w:t>
-      </w:r>
-      <w:proofErr w:type="spellStart"/>
-      <w:r>
-        <w:rPr>
-          <w:rFonts w:ascii="Consolas" w:eastAsia="Times New Roman" w:hAnsi="Consolas" w:cs="Times New Roman"/>
-          <w:color w:val="000000"/>
-          <w:sz w:val="33"/>
-          <w:szCs w:val="33"/>
-          <w:lang w:eastAsia="en-IN"/>
-        </w:rPr>
-        <w:t>findAirlineById</w:t>
-      </w:r>
-      <w:proofErr w:type="spellEnd"/>
-      <w:r>
-        <w:rPr>
-          <w:rFonts w:ascii="Consolas" w:eastAsia="Times New Roman" w:hAnsi="Consolas" w:cs="Times New Roman"/>
-          <w:color w:val="000000"/>
-          <w:sz w:val="33"/>
-          <w:szCs w:val="33"/>
-          <w:lang w:eastAsia="en-IN"/>
-        </w:rPr>
-        <w:t>(</w:t>
-      </w:r>
-      <w:proofErr w:type="spellStart"/>
-      <w:proofErr w:type="gramStart"/>
-      <w:r>
-        <w:rPr>
-          <w:rFonts w:ascii="Consolas" w:eastAsia="Times New Roman" w:hAnsi="Consolas" w:cs="Times New Roman"/>
-          <w:color w:val="000000"/>
-          <w:sz w:val="33"/>
-          <w:szCs w:val="33"/>
-          <w:lang w:eastAsia="en-IN"/>
-        </w:rPr>
-        <w:t>id:number</w:t>
-      </w:r>
-      <w:proofErr w:type="spellEnd"/>
-      <w:proofErr w:type="gramEnd"/>
-      <w:r>
-        <w:rPr>
-          <w:rFonts w:ascii="Consolas" w:eastAsia="Times New Roman" w:hAnsi="Consolas" w:cs="Times New Roman"/>
-          <w:color w:val="000000"/>
-          <w:sz w:val="33"/>
-          <w:szCs w:val="33"/>
-          <w:lang w:eastAsia="en-IN"/>
-        </w:rPr>
-        <w:t>)</w:t>
+        <w:t>  findAirlineById(id:number)</w:t>
       </w:r>
     </w:p>
     <w:p>
@@ -3262,7 +2531,6 @@
         </w:rPr>
         <w:t xml:space="preserve"> </w:t>
       </w:r>
-      <w:proofErr w:type="spellStart"/>
       <w:r>
         <w:rPr>
           <w:rFonts w:ascii="Consolas" w:eastAsia="Times New Roman" w:hAnsi="Consolas" w:cs="Times New Roman"/>
@@ -3281,18 +2549,7 @@
           <w:szCs w:val="33"/>
           <w:lang w:eastAsia="en-IN"/>
         </w:rPr>
-        <w:t>.http.get</w:t>
-      </w:r>
-      <w:proofErr w:type="spellEnd"/>
-      <w:r>
-        <w:rPr>
-          <w:rFonts w:ascii="Consolas" w:eastAsia="Times New Roman" w:hAnsi="Consolas" w:cs="Times New Roman"/>
-          <w:color w:val="000000"/>
-          <w:sz w:val="33"/>
-          <w:szCs w:val="33"/>
-          <w:lang w:eastAsia="en-IN"/>
-        </w:rPr>
-        <w:t>(</w:t>
+        <w:t>.http.get(</w:t>
       </w:r>
       <w:r>
         <w:rPr>
@@ -3457,19 +2714,11 @@
           <w:lang w:val="en-US"/>
         </w:rPr>
       </w:pPr>
-      <w:proofErr w:type="gramStart"/>
-      <w:r>
-        <w:rPr>
-          <w:lang w:val="en-US"/>
-        </w:rPr>
-        <w:t>So</w:t>
-      </w:r>
-      <w:proofErr w:type="gramEnd"/>
-      <w:r>
-        <w:rPr>
-          <w:lang w:val="en-US"/>
-        </w:rPr>
-        <w:t xml:space="preserve"> we need to subscribe these methods.</w:t>
+      <w:r>
+        <w:rPr>
+          <w:lang w:val="en-US"/>
+        </w:rPr>
+        <w:t>So we need to subscribe these methods.</w:t>
       </w:r>
     </w:p>
     <w:p>
@@ -3499,11 +2748,1032 @@
     <w:p>
       <w:pPr>
         <w:pStyle w:val="ListParagraph"/>
-        <w:ind w:left="1440"/>
-        <w:rPr>
-          <w:lang w:val="en-US"/>
-        </w:rPr>
-      </w:pPr>
+        <w:pBdr>
+          <w:bottom w:val="single" w:sz="6" w:space="1" w:color="auto"/>
+        </w:pBdr>
+        <w:ind w:left="1440"/>
+        <w:rPr>
+          <w:lang w:val="en-US"/>
+        </w:rPr>
+      </w:pPr>
+    </w:p>
+    <w:p>
+      <w:pPr>
+        <w:pStyle w:val="ListParagraph"/>
+        <w:ind w:left="1440"/>
+        <w:rPr>
+          <w:lang w:val="en-US"/>
+        </w:rPr>
+      </w:pPr>
+      <w:r>
+        <w:rPr>
+          <w:lang w:val="en-US"/>
+        </w:rPr>
+        <w:t>Install Bootstrap and JQuery</w:t>
+      </w:r>
+    </w:p>
+    <w:p>
+      <w:pPr>
+        <w:pStyle w:val="ListParagraph"/>
+        <w:ind w:left="1440"/>
+        <w:rPr>
+          <w:lang w:val="en-US"/>
+        </w:rPr>
+      </w:pPr>
+      <w:r>
+        <w:rPr>
+          <w:lang w:val="en-US"/>
+        </w:rPr>
+        <w:t xml:space="preserve">install bootstrap </w:t>
+      </w:r>
+      <w:r>
+        <w:rPr>
+          <w:lang w:val="en-US"/>
+        </w:rPr>
+        <w:tab/>
+      </w:r>
+      <w:r>
+        <w:rPr>
+          <w:lang w:val="en-US"/>
+        </w:rPr>
+        <w:tab/>
+        <w:t>( go to current project location)</w:t>
+      </w:r>
+    </w:p>
+    <w:p>
+      <w:pPr>
+        <w:pStyle w:val="ListParagraph"/>
+        <w:ind w:left="1440"/>
+        <w:rPr>
+          <w:lang w:val="en-US"/>
+        </w:rPr>
+      </w:pPr>
+      <w:r>
+        <w:rPr>
+          <w:lang w:val="en-US"/>
+        </w:rPr>
+        <w:tab/>
+        <w:t>npm install --save bootstrap@4.0.0-beta.3</w:t>
+      </w:r>
+    </w:p>
+    <w:p>
+      <w:pPr>
+        <w:pStyle w:val="ListParagraph"/>
+        <w:ind w:left="1440"/>
+        <w:rPr>
+          <w:lang w:val="en-US"/>
+        </w:rPr>
+      </w:pPr>
+    </w:p>
+    <w:p>
+      <w:pPr>
+        <w:pStyle w:val="ListParagraph"/>
+        <w:ind w:left="1440"/>
+        <w:rPr>
+          <w:lang w:val="en-US"/>
+        </w:rPr>
+      </w:pPr>
+      <w:r>
+        <w:rPr>
+          <w:lang w:val="en-US"/>
+        </w:rPr>
+        <w:t>for latest stable version:</w:t>
+      </w:r>
+    </w:p>
+    <w:p>
+      <w:pPr>
+        <w:pStyle w:val="ListParagraph"/>
+        <w:ind w:left="1440"/>
+        <w:rPr>
+          <w:lang w:val="en-US"/>
+        </w:rPr>
+      </w:pPr>
+      <w:r>
+        <w:rPr>
+          <w:lang w:val="en-US"/>
+        </w:rPr>
+        <w:tab/>
+        <w:t>npm install --save bootstrap</w:t>
+      </w:r>
+    </w:p>
+    <w:p>
+      <w:pPr>
+        <w:pStyle w:val="ListParagraph"/>
+        <w:ind w:left="1440"/>
+        <w:rPr>
+          <w:lang w:val="en-US"/>
+        </w:rPr>
+      </w:pPr>
+    </w:p>
+    <w:p>
+      <w:pPr>
+        <w:pStyle w:val="ListParagraph"/>
+        <w:ind w:left="1440"/>
+        <w:rPr>
+          <w:lang w:val="en-US"/>
+        </w:rPr>
+      </w:pPr>
+    </w:p>
+    <w:p>
+      <w:pPr>
+        <w:pStyle w:val="ListParagraph"/>
+        <w:ind w:left="1440"/>
+        <w:rPr>
+          <w:lang w:val="en-US"/>
+        </w:rPr>
+      </w:pPr>
+      <w:r>
+        <w:rPr>
+          <w:lang w:val="en-US"/>
+        </w:rPr>
+        <w:t>now you can see that the node_modules folder contains "bootstrap" folder</w:t>
+      </w:r>
+    </w:p>
+    <w:p>
+      <w:pPr>
+        <w:pStyle w:val="ListParagraph"/>
+        <w:ind w:left="1440"/>
+        <w:rPr>
+          <w:lang w:val="en-US"/>
+        </w:rPr>
+      </w:pPr>
+    </w:p>
+    <w:p>
+      <w:pPr>
+        <w:pStyle w:val="ListParagraph"/>
+        <w:ind w:left="1440"/>
+        <w:rPr>
+          <w:lang w:val="en-US"/>
+        </w:rPr>
+      </w:pPr>
+      <w:r>
+        <w:rPr>
+          <w:lang w:val="en-US"/>
+        </w:rPr>
+        <w:t>go to angular.json</w:t>
+      </w:r>
+    </w:p>
+    <w:p>
+      <w:pPr>
+        <w:pStyle w:val="ListParagraph"/>
+        <w:ind w:left="1440"/>
+        <w:rPr>
+          <w:lang w:val="en-US"/>
+        </w:rPr>
+      </w:pPr>
+      <w:r>
+        <w:rPr>
+          <w:lang w:val="en-US"/>
+        </w:rPr>
+        <w:tab/>
+      </w:r>
+    </w:p>
+    <w:p>
+      <w:pPr>
+        <w:pStyle w:val="ListParagraph"/>
+        <w:ind w:left="1440"/>
+        <w:rPr>
+          <w:lang w:val="en-US"/>
+        </w:rPr>
+      </w:pPr>
+      <w:r>
+        <w:rPr>
+          <w:lang w:val="en-US"/>
+        </w:rPr>
+        <w:t>angular.json file:</w:t>
+      </w:r>
+    </w:p>
+    <w:p>
+      <w:pPr>
+        <w:pStyle w:val="ListParagraph"/>
+        <w:ind w:left="1440"/>
+        <w:rPr>
+          <w:lang w:val="en-US"/>
+        </w:rPr>
+      </w:pPr>
+      <w:r>
+        <w:rPr>
+          <w:lang w:val="en-US"/>
+        </w:rPr>
+        <w:t>------------------</w:t>
+      </w:r>
+    </w:p>
+    <w:p>
+      <w:pPr>
+        <w:pStyle w:val="ListParagraph"/>
+        <w:ind w:left="1440"/>
+        <w:rPr>
+          <w:lang w:val="en-US"/>
+        </w:rPr>
+      </w:pPr>
+      <w:r>
+        <w:rPr>
+          <w:lang w:val="en-US"/>
+        </w:rPr>
+        <w:t>"styles": [</w:t>
+      </w:r>
+    </w:p>
+    <w:p>
+      <w:pPr>
+        <w:pStyle w:val="ListParagraph"/>
+        <w:ind w:left="1440"/>
+        <w:rPr>
+          <w:lang w:val="en-US"/>
+        </w:rPr>
+      </w:pPr>
+      <w:r>
+        <w:rPr>
+          <w:lang w:val="en-US"/>
+        </w:rPr>
+        <w:t xml:space="preserve">  "src/styles.css",</w:t>
+      </w:r>
+    </w:p>
+    <w:p>
+      <w:pPr>
+        <w:pStyle w:val="ListParagraph"/>
+        <w:ind w:left="1440"/>
+        <w:rPr>
+          <w:lang w:val="en-US"/>
+        </w:rPr>
+      </w:pPr>
+      <w:r>
+        <w:rPr>
+          <w:lang w:val="en-US"/>
+        </w:rPr>
+        <w:t xml:space="preserve">  "node_modules/bootstrap/dist/css/bootstrap.min.css"</w:t>
+      </w:r>
+    </w:p>
+    <w:p>
+      <w:pPr>
+        <w:pStyle w:val="ListParagraph"/>
+        <w:ind w:left="1440"/>
+        <w:rPr>
+          <w:lang w:val="en-US"/>
+        </w:rPr>
+      </w:pPr>
+    </w:p>
+    <w:p>
+      <w:pPr>
+        <w:pStyle w:val="ListParagraph"/>
+        <w:ind w:left="1440"/>
+        <w:rPr>
+          <w:lang w:val="en-US"/>
+        </w:rPr>
+      </w:pPr>
+    </w:p>
+    <w:p>
+      <w:pPr>
+        <w:pStyle w:val="ListParagraph"/>
+        <w:ind w:left="1440"/>
+        <w:rPr>
+          <w:lang w:val="en-US"/>
+        </w:rPr>
+      </w:pPr>
+    </w:p>
+    <w:p>
+      <w:pPr>
+        <w:pStyle w:val="ListParagraph"/>
+        <w:ind w:left="1440"/>
+        <w:rPr>
+          <w:lang w:val="en-US"/>
+        </w:rPr>
+      </w:pPr>
+    </w:p>
+    <w:p>
+      <w:pPr>
+        <w:pStyle w:val="ListParagraph"/>
+        <w:ind w:left="1440"/>
+        <w:rPr>
+          <w:lang w:val="en-US"/>
+        </w:rPr>
+      </w:pPr>
+      <w:r>
+        <w:rPr>
+          <w:lang w:val="en-US"/>
+        </w:rPr>
+        <w:t>npm install bootstrap jquery --save</w:t>
+      </w:r>
+    </w:p>
+    <w:p>
+      <w:pPr>
+        <w:pStyle w:val="ListParagraph"/>
+        <w:ind w:left="1440"/>
+        <w:rPr>
+          <w:lang w:val="en-US"/>
+        </w:rPr>
+      </w:pPr>
+    </w:p>
+    <w:p>
+      <w:pPr>
+        <w:pStyle w:val="ListParagraph"/>
+        <w:ind w:left="1440"/>
+        <w:rPr>
+          <w:lang w:val="en-US"/>
+        </w:rPr>
+      </w:pPr>
+      <w:r>
+        <w:rPr>
+          <w:lang w:val="en-US"/>
+        </w:rPr>
+        <w:t>angular.json file:</w:t>
+      </w:r>
+    </w:p>
+    <w:p>
+      <w:pPr>
+        <w:pStyle w:val="ListParagraph"/>
+        <w:ind w:left="1440"/>
+        <w:rPr>
+          <w:lang w:val="en-US"/>
+        </w:rPr>
+      </w:pPr>
+      <w:r>
+        <w:rPr>
+          <w:lang w:val="en-US"/>
+        </w:rPr>
+        <w:t>------------------</w:t>
+      </w:r>
+    </w:p>
+    <w:p>
+      <w:pPr>
+        <w:pStyle w:val="ListParagraph"/>
+        <w:ind w:left="1440"/>
+        <w:rPr>
+          <w:lang w:val="en-US"/>
+        </w:rPr>
+      </w:pPr>
+      <w:r>
+        <w:rPr>
+          <w:lang w:val="en-US"/>
+        </w:rPr>
+        <w:t>"styles": [</w:t>
+      </w:r>
+    </w:p>
+    <w:p>
+      <w:pPr>
+        <w:pStyle w:val="ListParagraph"/>
+        <w:ind w:left="1440"/>
+        <w:rPr>
+          <w:lang w:val="en-US"/>
+        </w:rPr>
+      </w:pPr>
+      <w:r>
+        <w:rPr>
+          <w:lang w:val="en-US"/>
+        </w:rPr>
+        <w:t xml:space="preserve">  "src/styles.css",</w:t>
+      </w:r>
+    </w:p>
+    <w:p>
+      <w:pPr>
+        <w:pStyle w:val="ListParagraph"/>
+        <w:ind w:left="1440"/>
+        <w:rPr>
+          <w:lang w:val="en-US"/>
+        </w:rPr>
+      </w:pPr>
+      <w:r>
+        <w:rPr>
+          <w:lang w:val="en-US"/>
+        </w:rPr>
+        <w:t xml:space="preserve">  "node_modules/bootstrap/dist/css/bootstrap.min.css"</w:t>
+      </w:r>
+    </w:p>
+    <w:p>
+      <w:pPr>
+        <w:pStyle w:val="ListParagraph"/>
+        <w:ind w:left="1440"/>
+        <w:rPr>
+          <w:lang w:val="en-US"/>
+        </w:rPr>
+      </w:pPr>
+      <w:r>
+        <w:rPr>
+          <w:lang w:val="en-US"/>
+        </w:rPr>
+        <w:t>],</w:t>
+      </w:r>
+    </w:p>
+    <w:p>
+      <w:pPr>
+        <w:pStyle w:val="ListParagraph"/>
+        <w:ind w:left="1440"/>
+        <w:rPr>
+          <w:lang w:val="en-US"/>
+        </w:rPr>
+      </w:pPr>
+      <w:r>
+        <w:rPr>
+          <w:lang w:val="en-US"/>
+        </w:rPr>
+        <w:t>"scripts": [</w:t>
+      </w:r>
+    </w:p>
+    <w:p>
+      <w:pPr>
+        <w:pStyle w:val="ListParagraph"/>
+        <w:ind w:left="1440"/>
+        <w:rPr>
+          <w:lang w:val="en-US"/>
+        </w:rPr>
+      </w:pPr>
+      <w:r>
+        <w:rPr>
+          <w:lang w:val="en-US"/>
+        </w:rPr>
+        <w:t xml:space="preserve">  "node_modules/jquery/dist/jquery.min.js",</w:t>
+      </w:r>
+    </w:p>
+    <w:p>
+      <w:pPr>
+        <w:pStyle w:val="ListParagraph"/>
+        <w:ind w:left="1440"/>
+        <w:rPr>
+          <w:lang w:val="en-US"/>
+        </w:rPr>
+      </w:pPr>
+      <w:r>
+        <w:rPr>
+          <w:lang w:val="en-US"/>
+        </w:rPr>
+        <w:t xml:space="preserve">  "node_modules/bootstrap/dist/js/bootstrap.min.js"</w:t>
+      </w:r>
+    </w:p>
+    <w:p>
+      <w:pPr>
+        <w:pStyle w:val="ListParagraph"/>
+        <w:ind w:left="1440"/>
+        <w:rPr>
+          <w:lang w:val="en-US"/>
+        </w:rPr>
+      </w:pPr>
+      <w:r>
+        <w:rPr>
+          <w:lang w:val="en-US"/>
+        </w:rPr>
+        <w:t>]</w:t>
+      </w:r>
+    </w:p>
+    <w:p>
+      <w:pPr>
+        <w:pStyle w:val="ListParagraph"/>
+        <w:ind w:left="1440"/>
+        <w:rPr>
+          <w:lang w:val="en-US"/>
+        </w:rPr>
+      </w:pPr>
+    </w:p>
+    <w:p>
+      <w:pPr>
+        <w:pStyle w:val="ListParagraph"/>
+        <w:ind w:left="1440"/>
+        <w:rPr>
+          <w:lang w:val="en-US"/>
+        </w:rPr>
+      </w:pPr>
+    </w:p>
+    <w:p>
+      <w:pPr>
+        <w:pStyle w:val="ListParagraph"/>
+        <w:ind w:left="1440"/>
+        <w:rPr>
+          <w:lang w:val="en-US"/>
+        </w:rPr>
+      </w:pPr>
+      <w:r>
+        <w:rPr>
+          <w:lang w:val="en-US"/>
+        </w:rPr>
+        <w:t>--------------------------------</w:t>
+      </w:r>
+    </w:p>
+    <w:p>
+      <w:pPr>
+        <w:pStyle w:val="ListParagraph"/>
+        <w:ind w:left="1440"/>
+        <w:rPr>
+          <w:lang w:val="en-US"/>
+        </w:rPr>
+      </w:pPr>
+      <w:r>
+        <w:rPr>
+          <w:lang w:val="en-US"/>
+        </w:rPr>
+        <w:t xml:space="preserve">If bootstrap.min.css won't work then </w:t>
+      </w:r>
+    </w:p>
+    <w:p>
+      <w:pPr>
+        <w:pStyle w:val="ListParagraph"/>
+        <w:ind w:left="1440"/>
+        <w:rPr>
+          <w:lang w:val="en-US"/>
+        </w:rPr>
+      </w:pPr>
+      <w:r>
+        <w:rPr>
+          <w:lang w:val="en-US"/>
+        </w:rPr>
+        <w:t>import this bootstrap.min.css in a style.css file like this:</w:t>
+      </w:r>
+    </w:p>
+    <w:p>
+      <w:pPr>
+        <w:pStyle w:val="ListParagraph"/>
+        <w:ind w:left="1440"/>
+        <w:rPr>
+          <w:lang w:val="en-US"/>
+        </w:rPr>
+      </w:pPr>
+      <w:r>
+        <w:rPr>
+          <w:lang w:val="en-US"/>
+        </w:rPr>
+        <w:t>/* You can add global styles to this file, and also import other style files */</w:t>
+      </w:r>
+    </w:p>
+    <w:p>
+      <w:pPr>
+        <w:pStyle w:val="ListParagraph"/>
+        <w:ind w:left="1440"/>
+        <w:rPr>
+          <w:lang w:val="en-US"/>
+        </w:rPr>
+      </w:pPr>
+    </w:p>
+    <w:p>
+      <w:pPr>
+        <w:pStyle w:val="ListParagraph"/>
+        <w:ind w:left="1440"/>
+        <w:rPr>
+          <w:lang w:val="en-US"/>
+        </w:rPr>
+      </w:pPr>
+      <w:r>
+        <w:rPr>
+          <w:lang w:val="en-US"/>
+        </w:rPr>
+        <w:t>@import url(https://unpkg.com/bootstrap@4.1.0/dist/css/bootstrap.min.css)</w:t>
+      </w:r>
+    </w:p>
+    <w:p>
+      <w:pPr>
+        <w:pStyle w:val="ListParagraph"/>
+        <w:ind w:left="1440"/>
+        <w:rPr>
+          <w:lang w:val="en-US"/>
+        </w:rPr>
+      </w:pPr>
+    </w:p>
+    <w:p>
+      <w:pPr>
+        <w:pStyle w:val="ListParagraph"/>
+        <w:ind w:left="1440"/>
+        <w:rPr>
+          <w:lang w:val="en-US"/>
+        </w:rPr>
+      </w:pPr>
+    </w:p>
+    <w:p>
+      <w:pPr>
+        <w:pStyle w:val="ListParagraph"/>
+        <w:ind w:left="1440"/>
+        <w:rPr>
+          <w:lang w:val="en-US"/>
+        </w:rPr>
+      </w:pPr>
+    </w:p>
+    <w:p>
+      <w:pPr>
+        <w:pStyle w:val="ListParagraph"/>
+        <w:ind w:left="1440"/>
+        <w:rPr>
+          <w:lang w:val="en-US"/>
+        </w:rPr>
+      </w:pPr>
+    </w:p>
+    <w:p>
+      <w:pPr>
+        <w:pStyle w:val="ListParagraph"/>
+        <w:ind w:left="1440"/>
+        <w:rPr>
+          <w:lang w:val="en-US"/>
+        </w:rPr>
+      </w:pPr>
+    </w:p>
+    <w:p>
+      <w:pPr>
+        <w:pStyle w:val="ListParagraph"/>
+        <w:ind w:left="1440"/>
+        <w:rPr>
+          <w:lang w:val="en-US"/>
+        </w:rPr>
+      </w:pPr>
+    </w:p>
+    <w:p>
+      <w:pPr>
+        <w:pStyle w:val="ListParagraph"/>
+        <w:ind w:left="1440"/>
+        <w:rPr>
+          <w:lang w:val="en-US"/>
+        </w:rPr>
+      </w:pPr>
+    </w:p>
+    <w:p>
+      <w:pPr>
+        <w:pStyle w:val="ListParagraph"/>
+        <w:ind w:left="1440"/>
+        <w:rPr>
+          <w:lang w:val="en-US"/>
+        </w:rPr>
+      </w:pPr>
+    </w:p>
+    <w:p>
+      <w:pPr>
+        <w:pStyle w:val="ListParagraph"/>
+        <w:ind w:left="1440"/>
+        <w:rPr>
+          <w:lang w:val="en-US"/>
+        </w:rPr>
+      </w:pPr>
+    </w:p>
+    <w:p>
+      <w:pPr>
+        <w:pStyle w:val="ListParagraph"/>
+        <w:ind w:left="1440"/>
+        <w:rPr>
+          <w:lang w:val="en-US"/>
+        </w:rPr>
+      </w:pPr>
+    </w:p>
+    <w:p>
+      <w:pPr>
+        <w:pStyle w:val="ListParagraph"/>
+        <w:ind w:left="1440"/>
+        <w:rPr>
+          <w:lang w:val="en-US"/>
+        </w:rPr>
+      </w:pPr>
+    </w:p>
+    <w:p>
+      <w:pPr>
+        <w:pStyle w:val="ListParagraph"/>
+        <w:ind w:left="1440"/>
+        <w:rPr>
+          <w:lang w:val="en-US"/>
+        </w:rPr>
+      </w:pPr>
+    </w:p>
+    <w:p>
+      <w:pPr>
+        <w:pStyle w:val="ListParagraph"/>
+        <w:ind w:left="1440"/>
+        <w:rPr>
+          <w:lang w:val="en-US"/>
+        </w:rPr>
+      </w:pPr>
+    </w:p>
+    <w:p>
+      <w:pPr>
+        <w:pStyle w:val="ListParagraph"/>
+        <w:ind w:left="1440"/>
+        <w:rPr>
+          <w:lang w:val="en-US"/>
+        </w:rPr>
+      </w:pPr>
+    </w:p>
+    <w:p>
+      <w:pPr>
+        <w:pStyle w:val="ListParagraph"/>
+        <w:ind w:left="1440"/>
+        <w:rPr>
+          <w:lang w:val="en-US"/>
+        </w:rPr>
+      </w:pPr>
+    </w:p>
+    <w:p>
+      <w:pPr>
+        <w:pStyle w:val="ListParagraph"/>
+        <w:ind w:left="1440"/>
+        <w:rPr>
+          <w:lang w:val="en-US"/>
+        </w:rPr>
+      </w:pPr>
+    </w:p>
+    <w:p>
+      <w:pPr>
+        <w:pStyle w:val="ListParagraph"/>
+        <w:ind w:left="1440"/>
+        <w:rPr>
+          <w:lang w:val="en-US"/>
+        </w:rPr>
+      </w:pPr>
+    </w:p>
+    <w:p>
+      <w:pPr>
+        <w:pStyle w:val="ListParagraph"/>
+        <w:ind w:left="1440"/>
+        <w:rPr>
+          <w:lang w:val="en-US"/>
+        </w:rPr>
+      </w:pPr>
+    </w:p>
+    <w:p>
+      <w:pPr>
+        <w:pStyle w:val="ListParagraph"/>
+        <w:ind w:left="1440"/>
+        <w:rPr>
+          <w:lang w:val="en-US"/>
+        </w:rPr>
+      </w:pPr>
+    </w:p>
+    <w:p>
+      <w:pPr>
+        <w:pStyle w:val="ListParagraph"/>
+        <w:ind w:left="1440"/>
+        <w:rPr>
+          <w:lang w:val="en-US"/>
+        </w:rPr>
+      </w:pPr>
+      <w:r>
+        <w:rPr>
+          <w:lang w:val="en-US"/>
+        </w:rPr>
+        <w:t>@import url('https://unpkg.com/bootstrap@3.3.7/dist/css/bootstrap.min.css');</w:t>
+      </w:r>
+    </w:p>
+    <w:p>
+      <w:pPr>
+        <w:pStyle w:val="ListParagraph"/>
+        <w:ind w:left="1440"/>
+        <w:rPr>
+          <w:lang w:val="en-US"/>
+        </w:rPr>
+      </w:pPr>
+      <w:r>
+        <w:rPr>
+          <w:lang w:val="en-US"/>
+        </w:rPr>
+        <w:t>-----------------------------------------------------------------</w:t>
+      </w:r>
+    </w:p>
+    <w:p>
+      <w:pPr>
+        <w:pStyle w:val="ListParagraph"/>
+        <w:ind w:left="1440"/>
+        <w:rPr>
+          <w:lang w:val="en-US"/>
+        </w:rPr>
+      </w:pPr>
+    </w:p>
+    <w:p>
+      <w:pPr>
+        <w:pStyle w:val="ListParagraph"/>
+        <w:ind w:left="1440"/>
+        <w:rPr>
+          <w:lang w:val="en-US"/>
+        </w:rPr>
+      </w:pPr>
+      <w:r>
+        <w:rPr>
+          <w:lang w:val="en-US"/>
+        </w:rPr>
+        <w:t>&lt;!doctype html&gt;</w:t>
+      </w:r>
+    </w:p>
+    <w:p>
+      <w:pPr>
+        <w:pStyle w:val="ListParagraph"/>
+        <w:ind w:left="1440"/>
+        <w:rPr>
+          <w:lang w:val="en-US"/>
+        </w:rPr>
+      </w:pPr>
+      <w:r>
+        <w:rPr>
+          <w:lang w:val="en-US"/>
+        </w:rPr>
+        <w:t>&lt;html&gt;</w:t>
+      </w:r>
+    </w:p>
+    <w:p>
+      <w:pPr>
+        <w:pStyle w:val="ListParagraph"/>
+        <w:ind w:left="1440"/>
+        <w:rPr>
+          <w:lang w:val="en-US"/>
+        </w:rPr>
+      </w:pPr>
+      <w:r>
+        <w:rPr>
+          <w:lang w:val="en-US"/>
+        </w:rPr>
+        <w:t>&lt;head&gt;</w:t>
+      </w:r>
+    </w:p>
+    <w:p>
+      <w:pPr>
+        <w:pStyle w:val="ListParagraph"/>
+        <w:ind w:left="1440"/>
+        <w:rPr>
+          <w:lang w:val="en-US"/>
+        </w:rPr>
+      </w:pPr>
+      <w:r>
+        <w:rPr>
+          <w:lang w:val="en-US"/>
+        </w:rPr>
+        <w:lastRenderedPageBreak/>
+        <w:t xml:space="preserve">  &lt;meta charset="utf-8"&gt;</w:t>
+      </w:r>
+    </w:p>
+    <w:p>
+      <w:pPr>
+        <w:pStyle w:val="ListParagraph"/>
+        <w:ind w:left="1440"/>
+        <w:rPr>
+          <w:lang w:val="en-US"/>
+        </w:rPr>
+      </w:pPr>
+      <w:r>
+        <w:rPr>
+          <w:lang w:val="en-US"/>
+        </w:rPr>
+        <w:t xml:space="preserve">  &lt;title&gt;Angular Bootstrap Demo&lt;/title&gt;</w:t>
+      </w:r>
+    </w:p>
+    <w:p>
+      <w:pPr>
+        <w:pStyle w:val="ListParagraph"/>
+        <w:ind w:left="1440"/>
+        <w:rPr>
+          <w:lang w:val="en-US"/>
+        </w:rPr>
+      </w:pPr>
+      <w:r>
+        <w:rPr>
+          <w:lang w:val="en-US"/>
+        </w:rPr>
+        <w:t xml:space="preserve">  &lt;base href="/"&gt;</w:t>
+      </w:r>
+    </w:p>
+    <w:p>
+      <w:pPr>
+        <w:pStyle w:val="ListParagraph"/>
+        <w:ind w:left="1440"/>
+        <w:rPr>
+          <w:lang w:val="en-US"/>
+        </w:rPr>
+      </w:pPr>
+    </w:p>
+    <w:p>
+      <w:pPr>
+        <w:pStyle w:val="ListParagraph"/>
+        <w:ind w:left="1440"/>
+        <w:rPr>
+          <w:lang w:val="en-US"/>
+        </w:rPr>
+      </w:pPr>
+      <w:r>
+        <w:rPr>
+          <w:lang w:val="en-US"/>
+        </w:rPr>
+        <w:t xml:space="preserve">  &lt;meta name="viewport" content="width=device-width, initial-scale=1"&gt;</w:t>
+      </w:r>
+    </w:p>
+    <w:p>
+      <w:pPr>
+        <w:pStyle w:val="ListParagraph"/>
+        <w:ind w:left="1440"/>
+        <w:rPr>
+          <w:lang w:val="en-US"/>
+        </w:rPr>
+      </w:pPr>
+      <w:r>
+        <w:rPr>
+          <w:lang w:val="en-US"/>
+        </w:rPr>
+        <w:t xml:space="preserve">  &lt;link rel="icon" type="image/x-icon" href="favicon.ico"&gt;</w:t>
+      </w:r>
+    </w:p>
+    <w:p>
+      <w:pPr>
+        <w:pStyle w:val="ListParagraph"/>
+        <w:ind w:left="1440"/>
+        <w:rPr>
+          <w:lang w:val="en-US"/>
+        </w:rPr>
+      </w:pPr>
+      <w:r>
+        <w:rPr>
+          <w:lang w:val="en-US"/>
+        </w:rPr>
+        <w:t xml:space="preserve">  &lt;link rel="stylesheet" href="https://maxcdn.bootstrapcdn.com/bootstrap/3.3.7/css/bootstrap.min.css" integrity="sha384-BVYiiSIFeK1dGmJRAkycuHAHRg32OmUcww7on3RYdg4Va+PmSTsz/K68vbdEjh4u" crossorigin="anonymous"&gt;</w:t>
+      </w:r>
+    </w:p>
+    <w:p>
+      <w:pPr>
+        <w:pStyle w:val="ListParagraph"/>
+        <w:ind w:left="1440"/>
+        <w:rPr>
+          <w:lang w:val="en-US"/>
+        </w:rPr>
+      </w:pPr>
+      <w:r>
+        <w:rPr>
+          <w:lang w:val="en-US"/>
+        </w:rPr>
+        <w:t>&lt;/head&gt;</w:t>
+      </w:r>
+    </w:p>
+    <w:p>
+      <w:pPr>
+        <w:pStyle w:val="ListParagraph"/>
+        <w:ind w:left="1440"/>
+        <w:rPr>
+          <w:lang w:val="en-US"/>
+        </w:rPr>
+      </w:pPr>
+      <w:r>
+        <w:rPr>
+          <w:lang w:val="en-US"/>
+        </w:rPr>
+        <w:t>&lt;body&gt;</w:t>
+      </w:r>
+    </w:p>
+    <w:p>
+      <w:pPr>
+        <w:pStyle w:val="ListParagraph"/>
+        <w:ind w:left="1440"/>
+        <w:rPr>
+          <w:lang w:val="en-US"/>
+        </w:rPr>
+      </w:pPr>
+      <w:r>
+        <w:rPr>
+          <w:lang w:val="en-US"/>
+        </w:rPr>
+        <w:t xml:space="preserve">  &lt;app-root&gt;Loading...&lt;/app-root&gt;</w:t>
+      </w:r>
+    </w:p>
+    <w:p>
+      <w:pPr>
+        <w:pStyle w:val="ListParagraph"/>
+        <w:ind w:left="1440"/>
+        <w:rPr>
+          <w:lang w:val="en-US"/>
+        </w:rPr>
+      </w:pPr>
+      <w:r>
+        <w:rPr>
+          <w:lang w:val="en-US"/>
+        </w:rPr>
+        <w:t xml:space="preserve">  &lt;script src="https://code.jquery.com/jquery-3.1.1.min.js" integrity="sha256-hVVnYaiADRTO2PzUGmuLJr8BLUSjGIZsDYGmIJLv2b8=" crossorigin="anonymous"&gt;&lt;/script&gt;</w:t>
+      </w:r>
+    </w:p>
+    <w:p>
+      <w:pPr>
+        <w:pStyle w:val="ListParagraph"/>
+        <w:ind w:left="1440"/>
+        <w:rPr>
+          <w:lang w:val="en-US"/>
+        </w:rPr>
+      </w:pPr>
+      <w:r>
+        <w:rPr>
+          <w:lang w:val="en-US"/>
+        </w:rPr>
+        <w:t xml:space="preserve">  &lt;script src="https://maxcdn.bootstrapcdn.com/bootstrap/3.3.7/js/bootstrap.min.js" integrity="sha384-Tc5IQib027qvyjSMfHjOMaLkfuWVxZxUPnCJA7l2mCWNIpG9mGCD8wGNIcPD7Txa" crossorigin="anonymous"&gt;&lt;/script&gt;</w:t>
+      </w:r>
+    </w:p>
+    <w:p>
+      <w:pPr>
+        <w:pStyle w:val="ListParagraph"/>
+        <w:ind w:left="1440"/>
+        <w:rPr>
+          <w:lang w:val="en-US"/>
+        </w:rPr>
+      </w:pPr>
+      <w:r>
+        <w:rPr>
+          <w:lang w:val="en-US"/>
+        </w:rPr>
+        <w:t>&lt;/body&gt;</w:t>
+      </w:r>
+    </w:p>
+    <w:p>
+      <w:pPr>
+        <w:pStyle w:val="ListParagraph"/>
+        <w:ind w:left="1440"/>
+        <w:rPr>
+          <w:lang w:val="en-US"/>
+        </w:rPr>
+      </w:pPr>
+      <w:r>
+        <w:rPr>
+          <w:lang w:val="en-US"/>
+        </w:rPr>
+        <w:t>&lt;/html&gt;</w:t>
+      </w:r>
     </w:p>
     <w:sectPr>
       <w:pgSz w:w="11906" w:h="16838"/>

--- a/notes_24May2023.docx
+++ b/notes_24May2023.docx
@@ -92,7 +92,20 @@
           <w:lang w:val="en-US"/>
         </w:rPr>
         <w:tab/>
-        <w:t>node_modules folder will contain routing libraries also</w:t>
+      </w:r>
+      <w:proofErr w:type="spellStart"/>
+      <w:r>
+        <w:rPr>
+          <w:lang w:val="en-US"/>
+        </w:rPr>
+        <w:t>node_modules</w:t>
+      </w:r>
+      <w:proofErr w:type="spellEnd"/>
+      <w:r>
+        <w:rPr>
+          <w:lang w:val="en-US"/>
+        </w:rPr>
+        <w:t xml:space="preserve"> folder will contain routing libraries also</w:t>
       </w:r>
     </w:p>
     <w:p>
@@ -113,14 +126,24 @@
         <w:rPr>
           <w:lang w:val="en-US"/>
         </w:rPr>
-        <w:t>app-routing.module</w:t>
-      </w:r>
+        <w:t>app-</w:t>
+      </w:r>
+      <w:proofErr w:type="spellStart"/>
+      <w:proofErr w:type="gramStart"/>
+      <w:r>
+        <w:rPr>
+          <w:lang w:val="en-US"/>
+        </w:rPr>
+        <w:t>routing.module</w:t>
+      </w:r>
+      <w:proofErr w:type="gramEnd"/>
       <w:r>
         <w:rPr>
           <w:lang w:val="en-US"/>
         </w:rPr>
         <w:t>.ts</w:t>
       </w:r>
+      <w:proofErr w:type="spellEnd"/>
       <w:r>
         <w:rPr>
           <w:lang w:val="en-US"/>
@@ -148,7 +171,28 @@
           <w:lang w:val="en-US"/>
         </w:rPr>
         <w:tab/>
-        <w:t xml:space="preserve">app.module.ts </w:t>
+      </w:r>
+      <w:proofErr w:type="spellStart"/>
+      <w:proofErr w:type="gramStart"/>
+      <w:r>
+        <w:rPr>
+          <w:lang w:val="en-US"/>
+        </w:rPr>
+        <w:t>app.module</w:t>
+      </w:r>
+      <w:proofErr w:type="gramEnd"/>
+      <w:r>
+        <w:rPr>
+          <w:lang w:val="en-US"/>
+        </w:rPr>
+        <w:t>.ts</w:t>
+      </w:r>
+      <w:proofErr w:type="spellEnd"/>
+      <w:r>
+        <w:rPr>
+          <w:lang w:val="en-US"/>
+        </w:rPr>
+        <w:t xml:space="preserve"> </w:t>
       </w:r>
       <w:r>
         <w:rPr>
@@ -167,8 +211,16 @@
           <w:lang w:val="en-US"/>
         </w:rPr>
         <w:tab/>
-        <w:t>contains imports of AppRoutingModule</w:t>
-      </w:r>
+        <w:t xml:space="preserve">contains imports of </w:t>
+      </w:r>
+      <w:proofErr w:type="spellStart"/>
+      <w:r>
+        <w:rPr>
+          <w:lang w:val="en-US"/>
+        </w:rPr>
+        <w:t>AppRoutingModule</w:t>
+      </w:r>
+      <w:proofErr w:type="spellEnd"/>
     </w:p>
     <w:p>
       <w:pPr>
@@ -200,8 +252,24 @@
         <w:rPr>
           <w:lang w:val="en-US"/>
         </w:rPr>
-        <w:t>if you see app-routing.module.ts</w:t>
-      </w:r>
+        <w:t>if you see app-</w:t>
+      </w:r>
+      <w:proofErr w:type="spellStart"/>
+      <w:proofErr w:type="gramStart"/>
+      <w:r>
+        <w:rPr>
+          <w:lang w:val="en-US"/>
+        </w:rPr>
+        <w:t>routing.module</w:t>
+      </w:r>
+      <w:proofErr w:type="gramEnd"/>
+      <w:r>
+        <w:rPr>
+          <w:lang w:val="en-US"/>
+        </w:rPr>
+        <w:t>.ts</w:t>
+      </w:r>
+      <w:proofErr w:type="spellEnd"/>
     </w:p>
     <w:p>
       <w:pPr>
@@ -221,6 +289,7 @@
         </w:rPr>
         <w:tab/>
       </w:r>
+      <w:proofErr w:type="spellStart"/>
       <w:r>
         <w:rPr>
           <w:rFonts w:ascii="Consolas" w:eastAsia="Times New Roman" w:hAnsi="Consolas" w:cs="Times New Roman"/>
@@ -231,6 +300,7 @@
         </w:rPr>
         <w:t>const</w:t>
       </w:r>
+      <w:proofErr w:type="spellEnd"/>
       <w:r>
         <w:rPr>
           <w:rFonts w:ascii="Consolas" w:eastAsia="Times New Roman" w:hAnsi="Consolas" w:cs="Times New Roman"/>
@@ -290,8 +360,24 @@
         <w:rPr>
           <w:lang w:val="en-US"/>
         </w:rPr>
-        <w:t>app-routing.module.ts</w:t>
-      </w:r>
+        <w:t>app-</w:t>
+      </w:r>
+      <w:proofErr w:type="spellStart"/>
+      <w:proofErr w:type="gramStart"/>
+      <w:r>
+        <w:rPr>
+          <w:lang w:val="en-US"/>
+        </w:rPr>
+        <w:t>routing.module</w:t>
+      </w:r>
+      <w:proofErr w:type="gramEnd"/>
+      <w:r>
+        <w:rPr>
+          <w:lang w:val="en-US"/>
+        </w:rPr>
+        <w:t>.ts</w:t>
+      </w:r>
+      <w:proofErr w:type="spellEnd"/>
     </w:p>
     <w:p>
       <w:pPr>
@@ -306,6 +392,7 @@
           <w:lang w:eastAsia="en-IN"/>
         </w:rPr>
       </w:pPr>
+      <w:proofErr w:type="spellStart"/>
       <w:r>
         <w:rPr>
           <w:rFonts w:ascii="Consolas" w:eastAsia="Times New Roman" w:hAnsi="Consolas" w:cs="Times New Roman"/>
@@ -316,6 +403,7 @@
         </w:rPr>
         <w:t>const</w:t>
       </w:r>
+      <w:proofErr w:type="spellEnd"/>
       <w:r>
         <w:rPr>
           <w:rFonts w:ascii="Consolas" w:eastAsia="Times New Roman" w:hAnsi="Consolas" w:cs="Times New Roman"/>
@@ -358,17 +446,61 @@
           <w:szCs w:val="33"/>
           <w:lang w:eastAsia="en-IN"/>
         </w:rPr>
-        <w:t>"login"</w:t>
-      </w:r>
-      <w:r>
-        <w:rPr>
-          <w:rFonts w:ascii="Consolas" w:eastAsia="Times New Roman" w:hAnsi="Consolas" w:cs="Times New Roman"/>
-          <w:color w:val="000000"/>
-          <w:sz w:val="33"/>
-          <w:szCs w:val="33"/>
-          <w:lang w:eastAsia="en-IN"/>
-        </w:rPr>
-        <w:t>,component:LoginComponent},</w:t>
+        <w:t>"login</w:t>
+      </w:r>
+      <w:proofErr w:type="gramStart"/>
+      <w:r>
+        <w:rPr>
+          <w:rFonts w:ascii="Consolas" w:eastAsia="Times New Roman" w:hAnsi="Consolas" w:cs="Times New Roman"/>
+          <w:color w:val="A31515"/>
+          <w:sz w:val="33"/>
+          <w:szCs w:val="33"/>
+          <w:lang w:eastAsia="en-IN"/>
+        </w:rPr>
+        <w:t>"</w:t>
+      </w:r>
+      <w:r>
+        <w:rPr>
+          <w:rFonts w:ascii="Consolas" w:eastAsia="Times New Roman" w:hAnsi="Consolas" w:cs="Times New Roman"/>
+          <w:color w:val="000000"/>
+          <w:sz w:val="33"/>
+          <w:szCs w:val="33"/>
+          <w:lang w:eastAsia="en-IN"/>
+        </w:rPr>
+        <w:t>,</w:t>
+      </w:r>
+      <w:proofErr w:type="spellStart"/>
+      <w:r>
+        <w:rPr>
+          <w:rFonts w:ascii="Consolas" w:eastAsia="Times New Roman" w:hAnsi="Consolas" w:cs="Times New Roman"/>
+          <w:color w:val="000000"/>
+          <w:sz w:val="33"/>
+          <w:szCs w:val="33"/>
+          <w:lang w:eastAsia="en-IN"/>
+        </w:rPr>
+        <w:t>component</w:t>
+      </w:r>
+      <w:proofErr w:type="gramEnd"/>
+      <w:r>
+        <w:rPr>
+          <w:rFonts w:ascii="Consolas" w:eastAsia="Times New Roman" w:hAnsi="Consolas" w:cs="Times New Roman"/>
+          <w:color w:val="000000"/>
+          <w:sz w:val="33"/>
+          <w:szCs w:val="33"/>
+          <w:lang w:eastAsia="en-IN"/>
+        </w:rPr>
+        <w:t>:LoginComponent</w:t>
+      </w:r>
+      <w:proofErr w:type="spellEnd"/>
+      <w:r>
+        <w:rPr>
+          <w:rFonts w:ascii="Consolas" w:eastAsia="Times New Roman" w:hAnsi="Consolas" w:cs="Times New Roman"/>
+          <w:color w:val="000000"/>
+          <w:sz w:val="33"/>
+          <w:szCs w:val="33"/>
+          <w:lang w:eastAsia="en-IN"/>
+        </w:rPr>
+        <w:t>},</w:t>
       </w:r>
     </w:p>
     <w:p>
@@ -402,17 +534,61 @@
           <w:szCs w:val="33"/>
           <w:lang w:eastAsia="en-IN"/>
         </w:rPr>
-        <w:t>"product"</w:t>
-      </w:r>
-      <w:r>
-        <w:rPr>
-          <w:rFonts w:ascii="Consolas" w:eastAsia="Times New Roman" w:hAnsi="Consolas" w:cs="Times New Roman"/>
-          <w:color w:val="000000"/>
-          <w:sz w:val="33"/>
-          <w:szCs w:val="33"/>
-          <w:lang w:eastAsia="en-IN"/>
-        </w:rPr>
-        <w:t>,component:ProductComponent}</w:t>
+        <w:t>"product</w:t>
+      </w:r>
+      <w:proofErr w:type="gramStart"/>
+      <w:r>
+        <w:rPr>
+          <w:rFonts w:ascii="Consolas" w:eastAsia="Times New Roman" w:hAnsi="Consolas" w:cs="Times New Roman"/>
+          <w:color w:val="A31515"/>
+          <w:sz w:val="33"/>
+          <w:szCs w:val="33"/>
+          <w:lang w:eastAsia="en-IN"/>
+        </w:rPr>
+        <w:t>"</w:t>
+      </w:r>
+      <w:r>
+        <w:rPr>
+          <w:rFonts w:ascii="Consolas" w:eastAsia="Times New Roman" w:hAnsi="Consolas" w:cs="Times New Roman"/>
+          <w:color w:val="000000"/>
+          <w:sz w:val="33"/>
+          <w:szCs w:val="33"/>
+          <w:lang w:eastAsia="en-IN"/>
+        </w:rPr>
+        <w:t>,</w:t>
+      </w:r>
+      <w:proofErr w:type="spellStart"/>
+      <w:r>
+        <w:rPr>
+          <w:rFonts w:ascii="Consolas" w:eastAsia="Times New Roman" w:hAnsi="Consolas" w:cs="Times New Roman"/>
+          <w:color w:val="000000"/>
+          <w:sz w:val="33"/>
+          <w:szCs w:val="33"/>
+          <w:lang w:eastAsia="en-IN"/>
+        </w:rPr>
+        <w:t>component</w:t>
+      </w:r>
+      <w:proofErr w:type="gramEnd"/>
+      <w:r>
+        <w:rPr>
+          <w:rFonts w:ascii="Consolas" w:eastAsia="Times New Roman" w:hAnsi="Consolas" w:cs="Times New Roman"/>
+          <w:color w:val="000000"/>
+          <w:sz w:val="33"/>
+          <w:szCs w:val="33"/>
+          <w:lang w:eastAsia="en-IN"/>
+        </w:rPr>
+        <w:t>:ProductComponent</w:t>
+      </w:r>
+      <w:proofErr w:type="spellEnd"/>
+      <w:r>
+        <w:rPr>
+          <w:rFonts w:ascii="Consolas" w:eastAsia="Times New Roman" w:hAnsi="Consolas" w:cs="Times New Roman"/>
+          <w:color w:val="000000"/>
+          <w:sz w:val="33"/>
+          <w:szCs w:val="33"/>
+          <w:lang w:eastAsia="en-IN"/>
+        </w:rPr>
+        <w:t>}</w:t>
       </w:r>
     </w:p>
     <w:p>
@@ -517,7 +693,35 @@
         <w:rPr>
           <w:lang w:val="en-US"/>
         </w:rPr>
-        <w:t>&lt;nav class="navbar navbar-expand-sm bg-dark navbar-dark"&gt;</w:t>
+        <w:t>&lt;nav class="navbar navbar-expand-</w:t>
+      </w:r>
+      <w:proofErr w:type="spellStart"/>
+      <w:r>
+        <w:rPr>
+          <w:lang w:val="en-US"/>
+        </w:rPr>
+        <w:t>sm</w:t>
+      </w:r>
+      <w:proofErr w:type="spellEnd"/>
+      <w:r>
+        <w:rPr>
+          <w:lang w:val="en-US"/>
+        </w:rPr>
+        <w:t xml:space="preserve"> </w:t>
+      </w:r>
+      <w:proofErr w:type="spellStart"/>
+      <w:r>
+        <w:rPr>
+          <w:lang w:val="en-US"/>
+        </w:rPr>
+        <w:t>bg</w:t>
+      </w:r>
+      <w:proofErr w:type="spellEnd"/>
+      <w:r>
+        <w:rPr>
+          <w:lang w:val="en-US"/>
+        </w:rPr>
+        <w:t>-dark navbar-dark"&gt;</w:t>
       </w:r>
     </w:p>
     <w:p>
@@ -532,7 +736,21 @@
         <w:rPr>
           <w:lang w:val="en-US"/>
         </w:rPr>
-        <w:t xml:space="preserve">  &lt;!-- Brand/logo --&gt;</w:t>
+        <w:t xml:space="preserve">  </w:t>
+      </w:r>
+      <w:proofErr w:type="gramStart"/>
+      <w:r>
+        <w:rPr>
+          <w:lang w:val="en-US"/>
+        </w:rPr>
+        <w:t>&lt;!--</w:t>
+      </w:r>
+      <w:proofErr w:type="gramEnd"/>
+      <w:r>
+        <w:rPr>
+          <w:lang w:val="en-US"/>
+        </w:rPr>
+        <w:t xml:space="preserve"> Brand/logo --&gt;</w:t>
       </w:r>
     </w:p>
     <w:p>
@@ -547,7 +765,21 @@
         <w:rPr>
           <w:lang w:val="en-US"/>
         </w:rPr>
-        <w:t xml:space="preserve">  &lt;a class="navbar-brand" href="#"&gt;Logo&lt;/a&gt;</w:t>
+        <w:t xml:space="preserve">  &lt;a class="navbar-brand" </w:t>
+      </w:r>
+      <w:proofErr w:type="spellStart"/>
+      <w:r>
+        <w:rPr>
+          <w:lang w:val="en-US"/>
+        </w:rPr>
+        <w:t>href</w:t>
+      </w:r>
+      <w:proofErr w:type="spellEnd"/>
+      <w:r>
+        <w:rPr>
+          <w:lang w:val="en-US"/>
+        </w:rPr>
+        <w:t>="#"&gt;Logo&lt;/a&gt;</w:t>
       </w:r>
     </w:p>
     <w:p>
@@ -577,7 +809,21 @@
         <w:rPr>
           <w:lang w:val="en-US"/>
         </w:rPr>
-        <w:t xml:space="preserve">  &lt;!-- Links --&gt;</w:t>
+        <w:t xml:space="preserve">  </w:t>
+      </w:r>
+      <w:proofErr w:type="gramStart"/>
+      <w:r>
+        <w:rPr>
+          <w:lang w:val="en-US"/>
+        </w:rPr>
+        <w:t>&lt;!--</w:t>
+      </w:r>
+      <w:proofErr w:type="gramEnd"/>
+      <w:r>
+        <w:rPr>
+          <w:lang w:val="en-US"/>
+        </w:rPr>
+        <w:t xml:space="preserve"> Links --&gt;</w:t>
       </w:r>
     </w:p>
     <w:p>
@@ -622,7 +868,21 @@
         <w:rPr>
           <w:lang w:val="en-US"/>
         </w:rPr>
-        <w:t xml:space="preserve">      &lt;a class="nav-link" href="#"&gt;Link 1&lt;/a&gt;</w:t>
+        <w:t xml:space="preserve">      &lt;a class="nav-link" </w:t>
+      </w:r>
+      <w:proofErr w:type="spellStart"/>
+      <w:r>
+        <w:rPr>
+          <w:lang w:val="en-US"/>
+        </w:rPr>
+        <w:t>href</w:t>
+      </w:r>
+      <w:proofErr w:type="spellEnd"/>
+      <w:r>
+        <w:rPr>
+          <w:lang w:val="en-US"/>
+        </w:rPr>
+        <w:t>="#"&gt;Link 1&lt;/a&gt;</w:t>
       </w:r>
     </w:p>
     <w:p>
@@ -667,7 +927,21 @@
         <w:rPr>
           <w:lang w:val="en-US"/>
         </w:rPr>
-        <w:t xml:space="preserve">      &lt;a class="nav-link" href="#"&gt;Link 2&lt;/a&gt;</w:t>
+        <w:t xml:space="preserve">      &lt;a class="nav-link" </w:t>
+      </w:r>
+      <w:proofErr w:type="spellStart"/>
+      <w:r>
+        <w:rPr>
+          <w:lang w:val="en-US"/>
+        </w:rPr>
+        <w:t>href</w:t>
+      </w:r>
+      <w:proofErr w:type="spellEnd"/>
+      <w:r>
+        <w:rPr>
+          <w:lang w:val="en-US"/>
+        </w:rPr>
+        <w:t>="#"&gt;Link 2&lt;/a&gt;</w:t>
       </w:r>
     </w:p>
     <w:p>
@@ -712,7 +986,21 @@
         <w:rPr>
           <w:lang w:val="en-US"/>
         </w:rPr>
-        <w:t xml:space="preserve">      &lt;a class="nav-link" href="#"&gt;Link 3&lt;/a&gt;</w:t>
+        <w:t xml:space="preserve">      &lt;a class="nav-link" </w:t>
+      </w:r>
+      <w:proofErr w:type="spellStart"/>
+      <w:r>
+        <w:rPr>
+          <w:lang w:val="en-US"/>
+        </w:rPr>
+        <w:t>href</w:t>
+      </w:r>
+      <w:proofErr w:type="spellEnd"/>
+      <w:r>
+        <w:rPr>
+          <w:lang w:val="en-US"/>
+        </w:rPr>
+        <w:t>="#"&gt;Link 3&lt;/a&gt;</w:t>
       </w:r>
     </w:p>
     <w:p>
@@ -849,7 +1137,21 @@
         <w:rPr>
           <w:lang w:val="en-US"/>
         </w:rPr>
-        <w:t>in menu component, change the hyper links to router links</w:t>
+        <w:t xml:space="preserve">in menu component, change the </w:t>
+      </w:r>
+      <w:proofErr w:type="spellStart"/>
+      <w:r>
+        <w:rPr>
+          <w:lang w:val="en-US"/>
+        </w:rPr>
+        <w:t>hyper links</w:t>
+      </w:r>
+      <w:proofErr w:type="spellEnd"/>
+      <w:r>
+        <w:rPr>
+          <w:lang w:val="en-US"/>
+        </w:rPr>
+        <w:t xml:space="preserve"> to router links</w:t>
       </w:r>
     </w:p>
     <w:p>
@@ -925,6 +1227,7 @@
         </w:rPr>
         <w:t xml:space="preserve"> </w:t>
       </w:r>
+      <w:proofErr w:type="spellStart"/>
       <w:r>
         <w:rPr>
           <w:rFonts w:ascii="Consolas" w:eastAsia="Times New Roman" w:hAnsi="Consolas" w:cs="Times New Roman"/>
@@ -935,6 +1238,7 @@
         </w:rPr>
         <w:t>routerLink</w:t>
       </w:r>
+      <w:proofErr w:type="spellEnd"/>
       <w:r>
         <w:rPr>
           <w:rFonts w:ascii="Consolas" w:eastAsia="Times New Roman" w:hAnsi="Consolas" w:cs="Times New Roman"/>
@@ -1015,12 +1319,14 @@
           <w:lang w:val="en-US"/>
         </w:rPr>
       </w:pPr>
+      <w:proofErr w:type="spellStart"/>
       <w:r>
         <w:rPr>
           <w:lang w:val="en-US"/>
         </w:rPr>
         <w:t>HttpClient</w:t>
       </w:r>
+      <w:proofErr w:type="spellEnd"/>
     </w:p>
     <w:p>
       <w:pPr>
@@ -1274,7 +1580,20 @@
           <w:lang w:val="en-US"/>
         </w:rPr>
         <w:tab/>
-        <w:t>add an user</w:t>
+      </w:r>
+      <w:proofErr w:type="gramStart"/>
+      <w:r>
+        <w:rPr>
+          <w:lang w:val="en-US"/>
+        </w:rPr>
+        <w:t>add</w:t>
+      </w:r>
+      <w:proofErr w:type="gramEnd"/>
+      <w:r>
+        <w:rPr>
+          <w:lang w:val="en-US"/>
+        </w:rPr>
+        <w:t xml:space="preserve"> an user</w:t>
       </w:r>
     </w:p>
     <w:p>
@@ -1302,7 +1621,21 @@
           <w:lang w:val="en-US"/>
         </w:rPr>
         <w:tab/>
-        <w:t>modify an user</w:t>
+        <w:t xml:space="preserve">modify </w:t>
+      </w:r>
+      <w:proofErr w:type="gramStart"/>
+      <w:r>
+        <w:rPr>
+          <w:lang w:val="en-US"/>
+        </w:rPr>
+        <w:t>an</w:t>
+      </w:r>
+      <w:proofErr w:type="gramEnd"/>
+      <w:r>
+        <w:rPr>
+          <w:lang w:val="en-US"/>
+        </w:rPr>
+        <w:t xml:space="preserve"> user</w:t>
       </w:r>
     </w:p>
     <w:p>
@@ -1330,7 +1663,21 @@
           <w:lang w:val="en-US"/>
         </w:rPr>
         <w:tab/>
-        <w:t>remove an user</w:t>
+        <w:t xml:space="preserve">remove </w:t>
+      </w:r>
+      <w:proofErr w:type="gramStart"/>
+      <w:r>
+        <w:rPr>
+          <w:lang w:val="en-US"/>
+        </w:rPr>
+        <w:t>an</w:t>
+      </w:r>
+      <w:proofErr w:type="gramEnd"/>
+      <w:r>
+        <w:rPr>
+          <w:lang w:val="en-US"/>
+        </w:rPr>
+        <w:t xml:space="preserve"> user</w:t>
       </w:r>
     </w:p>
     <w:p>
@@ -1390,7 +1737,35 @@
         <w:rPr>
           <w:lang w:val="en-US"/>
         </w:rPr>
-        <w:t xml:space="preserve">The above url refers to a REST api that allows us to </w:t>
+        <w:t xml:space="preserve">The above </w:t>
+      </w:r>
+      <w:proofErr w:type="spellStart"/>
+      <w:r>
+        <w:rPr>
+          <w:lang w:val="en-US"/>
+        </w:rPr>
+        <w:t>url</w:t>
+      </w:r>
+      <w:proofErr w:type="spellEnd"/>
+      <w:r>
+        <w:rPr>
+          <w:lang w:val="en-US"/>
+        </w:rPr>
+        <w:t xml:space="preserve"> refers to a REST </w:t>
+      </w:r>
+      <w:proofErr w:type="spellStart"/>
+      <w:r>
+        <w:rPr>
+          <w:lang w:val="en-US"/>
+        </w:rPr>
+        <w:t>api</w:t>
+      </w:r>
+      <w:proofErr w:type="spellEnd"/>
+      <w:r>
+        <w:rPr>
+          <w:lang w:val="en-US"/>
+        </w:rPr>
+        <w:t xml:space="preserve"> that allows us to </w:t>
       </w:r>
     </w:p>
     <w:p>
@@ -1479,6 +1854,7 @@
         </w:rPr>
         <w:t>o we import “</w:t>
       </w:r>
+      <w:proofErr w:type="spellStart"/>
       <w:r>
         <w:rPr>
           <w:rFonts w:ascii="Consolas" w:eastAsia="Times New Roman" w:hAnsi="Consolas" w:cs="Times New Roman"/>
@@ -1489,12 +1865,29 @@
         </w:rPr>
         <w:t>HttpClientModule</w:t>
       </w:r>
-      <w:r>
-        <w:rPr>
-          <w:lang w:val="en-US"/>
-        </w:rPr>
-        <w:t>” in app.module.ts</w:t>
-      </w:r>
+      <w:proofErr w:type="spellEnd"/>
+      <w:r>
+        <w:rPr>
+          <w:lang w:val="en-US"/>
+        </w:rPr>
+        <w:t xml:space="preserve">” in </w:t>
+      </w:r>
+      <w:proofErr w:type="spellStart"/>
+      <w:proofErr w:type="gramStart"/>
+      <w:r>
+        <w:rPr>
+          <w:lang w:val="en-US"/>
+        </w:rPr>
+        <w:t>app.module</w:t>
+      </w:r>
+      <w:proofErr w:type="gramEnd"/>
+      <w:r>
+        <w:rPr>
+          <w:lang w:val="en-US"/>
+        </w:rPr>
+        <w:t>.ts</w:t>
+      </w:r>
+      <w:proofErr w:type="spellEnd"/>
     </w:p>
     <w:p>
       <w:pPr>
@@ -1517,7 +1910,21 @@
         <w:rPr>
           <w:lang w:val="en-US"/>
         </w:rPr>
-        <w:t>Now, all the access to rest api, I want to write in a separate program.</w:t>
+        <w:t xml:space="preserve">Now, all the access to rest </w:t>
+      </w:r>
+      <w:proofErr w:type="spellStart"/>
+      <w:r>
+        <w:rPr>
+          <w:lang w:val="en-US"/>
+        </w:rPr>
+        <w:t>api</w:t>
+      </w:r>
+      <w:proofErr w:type="spellEnd"/>
+      <w:r>
+        <w:rPr>
+          <w:lang w:val="en-US"/>
+        </w:rPr>
+        <w:t>, I want to write in a separate program.</w:t>
       </w:r>
     </w:p>
     <w:p>
@@ -1528,11 +1935,33 @@
           <w:lang w:val="en-US"/>
         </w:rPr>
       </w:pPr>
-      <w:r>
-        <w:rPr>
-          <w:lang w:val="en-US"/>
-        </w:rPr>
-        <w:t>Lets create a service class, that is going to access the rest api.</w:t>
+      <w:proofErr w:type="gramStart"/>
+      <w:r>
+        <w:rPr>
+          <w:lang w:val="en-US"/>
+        </w:rPr>
+        <w:t>Lets</w:t>
+      </w:r>
+      <w:proofErr w:type="gramEnd"/>
+      <w:r>
+        <w:rPr>
+          <w:lang w:val="en-US"/>
+        </w:rPr>
+        <w:t xml:space="preserve"> create a service class, that is going to access the rest </w:t>
+      </w:r>
+      <w:proofErr w:type="spellStart"/>
+      <w:r>
+        <w:rPr>
+          <w:lang w:val="en-US"/>
+        </w:rPr>
+        <w:t>api</w:t>
+      </w:r>
+      <w:proofErr w:type="spellEnd"/>
+      <w:r>
+        <w:rPr>
+          <w:lang w:val="en-US"/>
+        </w:rPr>
+        <w:t>.</w:t>
       </w:r>
     </w:p>
     <w:p>
@@ -1659,7 +2088,21 @@
           <w:lang w:val="en-US"/>
         </w:rPr>
         <w:tab/>
-        <w:t>ng generate service airline</w:t>
+        <w:t xml:space="preserve">ng </w:t>
+      </w:r>
+      <w:proofErr w:type="gramStart"/>
+      <w:r>
+        <w:rPr>
+          <w:lang w:val="en-US"/>
+        </w:rPr>
+        <w:t>generate</w:t>
+      </w:r>
+      <w:proofErr w:type="gramEnd"/>
+      <w:r>
+        <w:rPr>
+          <w:lang w:val="en-US"/>
+        </w:rPr>
+        <w:t xml:space="preserve"> service airline</w:t>
       </w:r>
     </w:p>
     <w:p>
@@ -1720,7 +2163,41 @@
           <w:szCs w:val="33"/>
           <w:lang w:eastAsia="en-IN"/>
         </w:rPr>
-        <w:t xml:space="preserve"> { HttpClient } </w:t>
+        <w:t xml:space="preserve"> </w:t>
+      </w:r>
+      <w:proofErr w:type="gramStart"/>
+      <w:r>
+        <w:rPr>
+          <w:rFonts w:ascii="Consolas" w:eastAsia="Times New Roman" w:hAnsi="Consolas" w:cs="Times New Roman"/>
+          <w:color w:val="000000"/>
+          <w:sz w:val="33"/>
+          <w:szCs w:val="33"/>
+          <w:lang w:eastAsia="en-IN"/>
+        </w:rPr>
+        <w:t xml:space="preserve">{ </w:t>
+      </w:r>
+      <w:proofErr w:type="spellStart"/>
+      <w:r>
+        <w:rPr>
+          <w:rFonts w:ascii="Consolas" w:eastAsia="Times New Roman" w:hAnsi="Consolas" w:cs="Times New Roman"/>
+          <w:color w:val="000000"/>
+          <w:sz w:val="33"/>
+          <w:szCs w:val="33"/>
+          <w:lang w:eastAsia="en-IN"/>
+        </w:rPr>
+        <w:t>HttpClient</w:t>
+      </w:r>
+      <w:proofErr w:type="spellEnd"/>
+      <w:proofErr w:type="gramEnd"/>
+      <w:r>
+        <w:rPr>
+          <w:rFonts w:ascii="Consolas" w:eastAsia="Times New Roman" w:hAnsi="Consolas" w:cs="Times New Roman"/>
+          <w:color w:val="000000"/>
+          <w:sz w:val="33"/>
+          <w:szCs w:val="33"/>
+          <w:lang w:eastAsia="en-IN"/>
+        </w:rPr>
+        <w:t xml:space="preserve"> } </w:t>
       </w:r>
       <w:r>
         <w:rPr>
@@ -1793,7 +2270,29 @@
           <w:szCs w:val="33"/>
           <w:lang w:eastAsia="en-IN"/>
         </w:rPr>
-        <w:t xml:space="preserve"> { Injectable } </w:t>
+        <w:t xml:space="preserve"> </w:t>
+      </w:r>
+      <w:proofErr w:type="gramStart"/>
+      <w:r>
+        <w:rPr>
+          <w:rFonts w:ascii="Consolas" w:eastAsia="Times New Roman" w:hAnsi="Consolas" w:cs="Times New Roman"/>
+          <w:color w:val="000000"/>
+          <w:sz w:val="33"/>
+          <w:szCs w:val="33"/>
+          <w:lang w:eastAsia="en-IN"/>
+        </w:rPr>
+        <w:t>{ Injectable</w:t>
+      </w:r>
+      <w:proofErr w:type="gramEnd"/>
+      <w:r>
+        <w:rPr>
+          <w:rFonts w:ascii="Consolas" w:eastAsia="Times New Roman" w:hAnsi="Consolas" w:cs="Times New Roman"/>
+          <w:color w:val="000000"/>
+          <w:sz w:val="33"/>
+          <w:szCs w:val="33"/>
+          <w:lang w:eastAsia="en-IN"/>
+        </w:rPr>
+        <w:t xml:space="preserve"> } </w:t>
       </w:r>
       <w:r>
         <w:rPr>
@@ -1869,7 +2368,29 @@
           <w:szCs w:val="33"/>
           <w:lang w:eastAsia="en-IN"/>
         </w:rPr>
-        <w:t>@Injectable({</w:t>
+        <w:t>@</w:t>
+      </w:r>
+      <w:proofErr w:type="gramStart"/>
+      <w:r>
+        <w:rPr>
+          <w:rFonts w:ascii="Consolas" w:eastAsia="Times New Roman" w:hAnsi="Consolas" w:cs="Times New Roman"/>
+          <w:color w:val="000000"/>
+          <w:sz w:val="33"/>
+          <w:szCs w:val="33"/>
+          <w:lang w:eastAsia="en-IN"/>
+        </w:rPr>
+        <w:t>Injectable(</w:t>
+      </w:r>
+      <w:proofErr w:type="gramEnd"/>
+      <w:r>
+        <w:rPr>
+          <w:rFonts w:ascii="Consolas" w:eastAsia="Times New Roman" w:hAnsi="Consolas" w:cs="Times New Roman"/>
+          <w:color w:val="000000"/>
+          <w:sz w:val="33"/>
+          <w:szCs w:val="33"/>
+          <w:lang w:eastAsia="en-IN"/>
+        </w:rPr>
+        <w:t>{</w:t>
       </w:r>
     </w:p>
     <w:p>
@@ -1892,7 +2413,29 @@
           <w:szCs w:val="33"/>
           <w:lang w:eastAsia="en-IN"/>
         </w:rPr>
-        <w:t xml:space="preserve">  providedIn: </w:t>
+        <w:t xml:space="preserve">  </w:t>
+      </w:r>
+      <w:proofErr w:type="spellStart"/>
+      <w:r>
+        <w:rPr>
+          <w:rFonts w:ascii="Consolas" w:eastAsia="Times New Roman" w:hAnsi="Consolas" w:cs="Times New Roman"/>
+          <w:color w:val="000000"/>
+          <w:sz w:val="33"/>
+          <w:szCs w:val="33"/>
+          <w:lang w:eastAsia="en-IN"/>
+        </w:rPr>
+        <w:t>providedIn</w:t>
+      </w:r>
+      <w:proofErr w:type="spellEnd"/>
+      <w:r>
+        <w:rPr>
+          <w:rFonts w:ascii="Consolas" w:eastAsia="Times New Roman" w:hAnsi="Consolas" w:cs="Times New Roman"/>
+          <w:color w:val="000000"/>
+          <w:sz w:val="33"/>
+          <w:szCs w:val="33"/>
+          <w:lang w:eastAsia="en-IN"/>
+        </w:rPr>
+        <w:t xml:space="preserve">: </w:t>
       </w:r>
       <w:r>
         <w:rPr>
@@ -1978,7 +2521,29 @@
           <w:szCs w:val="33"/>
           <w:lang w:eastAsia="en-IN"/>
         </w:rPr>
-        <w:t xml:space="preserve"> AirlineService {</w:t>
+        <w:t xml:space="preserve"> </w:t>
+      </w:r>
+      <w:proofErr w:type="spellStart"/>
+      <w:r>
+        <w:rPr>
+          <w:rFonts w:ascii="Consolas" w:eastAsia="Times New Roman" w:hAnsi="Consolas" w:cs="Times New Roman"/>
+          <w:color w:val="000000"/>
+          <w:sz w:val="33"/>
+          <w:szCs w:val="33"/>
+          <w:lang w:eastAsia="en-IN"/>
+        </w:rPr>
+        <w:t>AirlineService</w:t>
+      </w:r>
+      <w:proofErr w:type="spellEnd"/>
+      <w:r>
+        <w:rPr>
+          <w:rFonts w:ascii="Consolas" w:eastAsia="Times New Roman" w:hAnsi="Consolas" w:cs="Times New Roman"/>
+          <w:color w:val="000000"/>
+          <w:sz w:val="33"/>
+          <w:szCs w:val="33"/>
+          <w:lang w:eastAsia="en-IN"/>
+        </w:rPr>
+        <w:t xml:space="preserve"> {</w:t>
       </w:r>
     </w:p>
     <w:p>
@@ -2059,6 +2624,7 @@
         </w:rPr>
         <w:t xml:space="preserve">  </w:t>
       </w:r>
+      <w:proofErr w:type="gramStart"/>
       <w:r>
         <w:rPr>
           <w:rFonts w:ascii="Consolas" w:eastAsia="Times New Roman" w:hAnsi="Consolas" w:cs="Times New Roman"/>
@@ -2079,6 +2645,7 @@
         </w:rPr>
         <w:t>(</w:t>
       </w:r>
+      <w:proofErr w:type="gramEnd"/>
       <w:r>
         <w:rPr>
           <w:rFonts w:ascii="Consolas" w:eastAsia="Times New Roman" w:hAnsi="Consolas" w:cs="Times New Roman"/>
@@ -2133,7 +2700,41 @@
           <w:szCs w:val="33"/>
           <w:lang w:eastAsia="en-IN"/>
         </w:rPr>
-        <w:t>  retrieveAllAirlines()</w:t>
+        <w:t xml:space="preserve">  </w:t>
+      </w:r>
+      <w:proofErr w:type="spellStart"/>
+      <w:proofErr w:type="gramStart"/>
+      <w:r>
+        <w:rPr>
+          <w:rFonts w:ascii="Consolas" w:eastAsia="Times New Roman" w:hAnsi="Consolas" w:cs="Times New Roman"/>
+          <w:color w:val="000000"/>
+          <w:sz w:val="33"/>
+          <w:szCs w:val="33"/>
+          <w:lang w:eastAsia="en-IN"/>
+        </w:rPr>
+        <w:t>retrieveAllAirlines</w:t>
+      </w:r>
+      <w:proofErr w:type="spellEnd"/>
+      <w:r>
+        <w:rPr>
+          <w:rFonts w:ascii="Consolas" w:eastAsia="Times New Roman" w:hAnsi="Consolas" w:cs="Times New Roman"/>
+          <w:color w:val="000000"/>
+          <w:sz w:val="33"/>
+          <w:szCs w:val="33"/>
+          <w:lang w:eastAsia="en-IN"/>
+        </w:rPr>
+        <w:t>(</w:t>
+      </w:r>
+      <w:proofErr w:type="gramEnd"/>
+      <w:r>
+        <w:rPr>
+          <w:rFonts w:ascii="Consolas" w:eastAsia="Times New Roman" w:hAnsi="Consolas" w:cs="Times New Roman"/>
+          <w:color w:val="000000"/>
+          <w:sz w:val="33"/>
+          <w:szCs w:val="33"/>
+          <w:lang w:eastAsia="en-IN"/>
+        </w:rPr>
+        <w:t>)</w:t>
       </w:r>
     </w:p>
     <w:p>
@@ -2201,6 +2802,7 @@
         </w:rPr>
         <w:t xml:space="preserve"> </w:t>
       </w:r>
+      <w:proofErr w:type="spellStart"/>
       <w:r>
         <w:rPr>
           <w:rFonts w:ascii="Consolas" w:eastAsia="Times New Roman" w:hAnsi="Consolas" w:cs="Times New Roman"/>
@@ -2219,7 +2821,18 @@
           <w:szCs w:val="33"/>
           <w:lang w:eastAsia="en-IN"/>
         </w:rPr>
-        <w:t>.http.get(</w:t>
+        <w:t>.http.get</w:t>
+      </w:r>
+      <w:proofErr w:type="spellEnd"/>
+      <w:r>
+        <w:rPr>
+          <w:rFonts w:ascii="Consolas" w:eastAsia="Times New Roman" w:hAnsi="Consolas" w:cs="Times New Roman"/>
+          <w:color w:val="000000"/>
+          <w:sz w:val="33"/>
+          <w:szCs w:val="33"/>
+          <w:lang w:eastAsia="en-IN"/>
+        </w:rPr>
+        <w:t>(</w:t>
       </w:r>
       <w:r>
         <w:rPr>
@@ -2298,7 +2911,53 @@
           <w:szCs w:val="33"/>
           <w:lang w:eastAsia="en-IN"/>
         </w:rPr>
-        <w:t>  addAirline(airline:any)</w:t>
+        <w:t xml:space="preserve">  </w:t>
+      </w:r>
+      <w:proofErr w:type="spellStart"/>
+      <w:r>
+        <w:rPr>
+          <w:rFonts w:ascii="Consolas" w:eastAsia="Times New Roman" w:hAnsi="Consolas" w:cs="Times New Roman"/>
+          <w:color w:val="000000"/>
+          <w:sz w:val="33"/>
+          <w:szCs w:val="33"/>
+          <w:lang w:eastAsia="en-IN"/>
+        </w:rPr>
+        <w:t>addAirline</w:t>
+      </w:r>
+      <w:proofErr w:type="spellEnd"/>
+      <w:r>
+        <w:rPr>
+          <w:rFonts w:ascii="Consolas" w:eastAsia="Times New Roman" w:hAnsi="Consolas" w:cs="Times New Roman"/>
+          <w:color w:val="000000"/>
+          <w:sz w:val="33"/>
+          <w:szCs w:val="33"/>
+          <w:lang w:eastAsia="en-IN"/>
+        </w:rPr>
+        <w:t>(</w:t>
+      </w:r>
+      <w:proofErr w:type="spellStart"/>
+      <w:proofErr w:type="gramStart"/>
+      <w:r>
+        <w:rPr>
+          <w:rFonts w:ascii="Consolas" w:eastAsia="Times New Roman" w:hAnsi="Consolas" w:cs="Times New Roman"/>
+          <w:color w:val="000000"/>
+          <w:sz w:val="33"/>
+          <w:szCs w:val="33"/>
+          <w:lang w:eastAsia="en-IN"/>
+        </w:rPr>
+        <w:t>airline:any</w:t>
+      </w:r>
+      <w:proofErr w:type="spellEnd"/>
+      <w:proofErr w:type="gramEnd"/>
+      <w:r>
+        <w:rPr>
+          <w:rFonts w:ascii="Consolas" w:eastAsia="Times New Roman" w:hAnsi="Consolas" w:cs="Times New Roman"/>
+          <w:color w:val="000000"/>
+          <w:sz w:val="33"/>
+          <w:szCs w:val="33"/>
+          <w:lang w:eastAsia="en-IN"/>
+        </w:rPr>
+        <w:t>)</w:t>
       </w:r>
     </w:p>
     <w:p>
@@ -2366,6 +3025,7 @@
         </w:rPr>
         <w:t xml:space="preserve"> </w:t>
       </w:r>
+      <w:proofErr w:type="spellStart"/>
       <w:r>
         <w:rPr>
           <w:rFonts w:ascii="Consolas" w:eastAsia="Times New Roman" w:hAnsi="Consolas" w:cs="Times New Roman"/>
@@ -2384,8 +3044,21 @@
           <w:szCs w:val="33"/>
           <w:lang w:eastAsia="en-IN"/>
         </w:rPr>
-        <w:t>.http.post(</w:t>
-      </w:r>
+        <w:t>.http.post</w:t>
+      </w:r>
+      <w:proofErr w:type="spellEnd"/>
+      <w:r>
+        <w:rPr>
+          <w:rFonts w:ascii="Consolas" w:eastAsia="Times New Roman" w:hAnsi="Consolas" w:cs="Times New Roman"/>
+          <w:color w:val="000000"/>
+          <w:sz w:val="33"/>
+          <w:szCs w:val="33"/>
+          <w:lang w:eastAsia="en-IN"/>
+        </w:rPr>
+        <w:t>(</w:t>
+      </w:r>
+      <w:proofErr w:type="spellStart"/>
+      <w:proofErr w:type="gramStart"/>
       <w:r>
         <w:rPr>
           <w:rFonts w:ascii="Consolas" w:eastAsia="Times New Roman" w:hAnsi="Consolas" w:cs="Times New Roman"/>
@@ -2404,7 +3077,19 @@
           <w:szCs w:val="33"/>
           <w:lang w:eastAsia="en-IN"/>
         </w:rPr>
-        <w:t>.URL,airline);</w:t>
+        <w:t>.URL,airline</w:t>
+      </w:r>
+      <w:proofErr w:type="spellEnd"/>
+      <w:proofErr w:type="gramEnd"/>
+      <w:r>
+        <w:rPr>
+          <w:rFonts w:ascii="Consolas" w:eastAsia="Times New Roman" w:hAnsi="Consolas" w:cs="Times New Roman"/>
+          <w:color w:val="000000"/>
+          <w:sz w:val="33"/>
+          <w:szCs w:val="33"/>
+          <w:lang w:eastAsia="en-IN"/>
+        </w:rPr>
+        <w:t>);</w:t>
       </w:r>
     </w:p>
     <w:p>
@@ -2463,7 +3148,53 @@
           <w:szCs w:val="33"/>
           <w:lang w:eastAsia="en-IN"/>
         </w:rPr>
-        <w:t>  findAirlineById(id:number)</w:t>
+        <w:t xml:space="preserve">  </w:t>
+      </w:r>
+      <w:proofErr w:type="spellStart"/>
+      <w:r>
+        <w:rPr>
+          <w:rFonts w:ascii="Consolas" w:eastAsia="Times New Roman" w:hAnsi="Consolas" w:cs="Times New Roman"/>
+          <w:color w:val="000000"/>
+          <w:sz w:val="33"/>
+          <w:szCs w:val="33"/>
+          <w:lang w:eastAsia="en-IN"/>
+        </w:rPr>
+        <w:t>findAirlineById</w:t>
+      </w:r>
+      <w:proofErr w:type="spellEnd"/>
+      <w:r>
+        <w:rPr>
+          <w:rFonts w:ascii="Consolas" w:eastAsia="Times New Roman" w:hAnsi="Consolas" w:cs="Times New Roman"/>
+          <w:color w:val="000000"/>
+          <w:sz w:val="33"/>
+          <w:szCs w:val="33"/>
+          <w:lang w:eastAsia="en-IN"/>
+        </w:rPr>
+        <w:t>(</w:t>
+      </w:r>
+      <w:proofErr w:type="spellStart"/>
+      <w:proofErr w:type="gramStart"/>
+      <w:r>
+        <w:rPr>
+          <w:rFonts w:ascii="Consolas" w:eastAsia="Times New Roman" w:hAnsi="Consolas" w:cs="Times New Roman"/>
+          <w:color w:val="000000"/>
+          <w:sz w:val="33"/>
+          <w:szCs w:val="33"/>
+          <w:lang w:eastAsia="en-IN"/>
+        </w:rPr>
+        <w:t>id:number</w:t>
+      </w:r>
+      <w:proofErr w:type="spellEnd"/>
+      <w:proofErr w:type="gramEnd"/>
+      <w:r>
+        <w:rPr>
+          <w:rFonts w:ascii="Consolas" w:eastAsia="Times New Roman" w:hAnsi="Consolas" w:cs="Times New Roman"/>
+          <w:color w:val="000000"/>
+          <w:sz w:val="33"/>
+          <w:szCs w:val="33"/>
+          <w:lang w:eastAsia="en-IN"/>
+        </w:rPr>
+        <w:t>)</w:t>
       </w:r>
     </w:p>
     <w:p>
@@ -2531,6 +3262,7 @@
         </w:rPr>
         <w:t xml:space="preserve"> </w:t>
       </w:r>
+      <w:proofErr w:type="spellStart"/>
       <w:r>
         <w:rPr>
           <w:rFonts w:ascii="Consolas" w:eastAsia="Times New Roman" w:hAnsi="Consolas" w:cs="Times New Roman"/>
@@ -2549,7 +3281,18 @@
           <w:szCs w:val="33"/>
           <w:lang w:eastAsia="en-IN"/>
         </w:rPr>
-        <w:t>.http.get(</w:t>
+        <w:t>.http.get</w:t>
+      </w:r>
+      <w:proofErr w:type="spellEnd"/>
+      <w:r>
+        <w:rPr>
+          <w:rFonts w:ascii="Consolas" w:eastAsia="Times New Roman" w:hAnsi="Consolas" w:cs="Times New Roman"/>
+          <w:color w:val="000000"/>
+          <w:sz w:val="33"/>
+          <w:szCs w:val="33"/>
+          <w:lang w:eastAsia="en-IN"/>
+        </w:rPr>
+        <w:t>(</w:t>
       </w:r>
       <w:r>
         <w:rPr>
@@ -2714,11 +3457,19 @@
           <w:lang w:val="en-US"/>
         </w:rPr>
       </w:pPr>
-      <w:r>
-        <w:rPr>
-          <w:lang w:val="en-US"/>
-        </w:rPr>
-        <w:t>So we need to subscribe these methods.</w:t>
+      <w:proofErr w:type="gramStart"/>
+      <w:r>
+        <w:rPr>
+          <w:lang w:val="en-US"/>
+        </w:rPr>
+        <w:t>So</w:t>
+      </w:r>
+      <w:proofErr w:type="gramEnd"/>
+      <w:r>
+        <w:rPr>
+          <w:lang w:val="en-US"/>
+        </w:rPr>
+        <w:t xml:space="preserve"> we need to subscribe these methods.</w:t>
       </w:r>
     </w:p>
     <w:p>
@@ -2769,8 +3520,16 @@
         <w:rPr>
           <w:lang w:val="en-US"/>
         </w:rPr>
-        <w:t>Install Bootstrap and JQuery</w:t>
-      </w:r>
+        <w:t xml:space="preserve">Install Bootstrap and </w:t>
+      </w:r>
+      <w:proofErr w:type="spellStart"/>
+      <w:r>
+        <w:rPr>
+          <w:lang w:val="en-US"/>
+        </w:rPr>
+        <w:t>JQuery</w:t>
+      </w:r>
+      <w:proofErr w:type="spellEnd"/>
     </w:p>
     <w:p>
       <w:pPr>
@@ -2792,12 +3551,20 @@
         </w:rPr>
         <w:tab/>
       </w:r>
+      <w:proofErr w:type="gramStart"/>
       <w:r>
         <w:rPr>
           <w:lang w:val="en-US"/>
         </w:rPr>
         <w:tab/>
-        <w:t>( go to current project location)</w:t>
+        <w:t>( go</w:t>
+      </w:r>
+      <w:proofErr w:type="gramEnd"/>
+      <w:r>
+        <w:rPr>
+          <w:lang w:val="en-US"/>
+        </w:rPr>
+        <w:t xml:space="preserve"> to current project location)</w:t>
       </w:r>
     </w:p>
     <w:p>
@@ -2813,7 +3580,20 @@
           <w:lang w:val="en-US"/>
         </w:rPr>
         <w:tab/>
-        <w:t>npm install --save bootstrap@4.0.0-beta.3</w:t>
+      </w:r>
+      <w:proofErr w:type="spellStart"/>
+      <w:r>
+        <w:rPr>
+          <w:lang w:val="en-US"/>
+        </w:rPr>
+        <w:t>npm</w:t>
+      </w:r>
+      <w:proofErr w:type="spellEnd"/>
+      <w:r>
+        <w:rPr>
+          <w:lang w:val="en-US"/>
+        </w:rPr>
+        <w:t xml:space="preserve"> install --save bootstrap@4.0.0-beta.3</w:t>
       </w:r>
     </w:p>
     <w:p>
@@ -2853,65 +3633,102 @@
           <w:lang w:val="en-US"/>
         </w:rPr>
         <w:tab/>
-        <w:t>npm install --save bootstrap</w:t>
-      </w:r>
-    </w:p>
-    <w:p>
-      <w:pPr>
-        <w:pStyle w:val="ListParagraph"/>
-        <w:ind w:left="1440"/>
-        <w:rPr>
-          <w:lang w:val="en-US"/>
-        </w:rPr>
-      </w:pPr>
-    </w:p>
-    <w:p>
-      <w:pPr>
-        <w:pStyle w:val="ListParagraph"/>
-        <w:ind w:left="1440"/>
-        <w:rPr>
-          <w:lang w:val="en-US"/>
-        </w:rPr>
-      </w:pPr>
-    </w:p>
-    <w:p>
-      <w:pPr>
-        <w:pStyle w:val="ListParagraph"/>
-        <w:ind w:left="1440"/>
-        <w:rPr>
-          <w:lang w:val="en-US"/>
-        </w:rPr>
-      </w:pPr>
-      <w:r>
-        <w:rPr>
-          <w:lang w:val="en-US"/>
-        </w:rPr>
-        <w:t>now you can see that the node_modules folder contains "bootstrap" folder</w:t>
-      </w:r>
-    </w:p>
-    <w:p>
-      <w:pPr>
-        <w:pStyle w:val="ListParagraph"/>
-        <w:ind w:left="1440"/>
-        <w:rPr>
-          <w:lang w:val="en-US"/>
-        </w:rPr>
-      </w:pPr>
-    </w:p>
-    <w:p>
-      <w:pPr>
-        <w:pStyle w:val="ListParagraph"/>
-        <w:ind w:left="1440"/>
-        <w:rPr>
-          <w:lang w:val="en-US"/>
-        </w:rPr>
-      </w:pPr>
-      <w:r>
-        <w:rPr>
-          <w:lang w:val="en-US"/>
-        </w:rPr>
-        <w:t>go to angular.json</w:t>
-      </w:r>
+      </w:r>
+      <w:proofErr w:type="spellStart"/>
+      <w:r>
+        <w:rPr>
+          <w:lang w:val="en-US"/>
+        </w:rPr>
+        <w:t>npm</w:t>
+      </w:r>
+      <w:proofErr w:type="spellEnd"/>
+      <w:r>
+        <w:rPr>
+          <w:lang w:val="en-US"/>
+        </w:rPr>
+        <w:t xml:space="preserve"> install --save bootstrap</w:t>
+      </w:r>
+    </w:p>
+    <w:p>
+      <w:pPr>
+        <w:pStyle w:val="ListParagraph"/>
+        <w:ind w:left="1440"/>
+        <w:rPr>
+          <w:lang w:val="en-US"/>
+        </w:rPr>
+      </w:pPr>
+    </w:p>
+    <w:p>
+      <w:pPr>
+        <w:pStyle w:val="ListParagraph"/>
+        <w:ind w:left="1440"/>
+        <w:rPr>
+          <w:lang w:val="en-US"/>
+        </w:rPr>
+      </w:pPr>
+    </w:p>
+    <w:p>
+      <w:pPr>
+        <w:pStyle w:val="ListParagraph"/>
+        <w:ind w:left="1440"/>
+        <w:rPr>
+          <w:lang w:val="en-US"/>
+        </w:rPr>
+      </w:pPr>
+      <w:r>
+        <w:rPr>
+          <w:lang w:val="en-US"/>
+        </w:rPr>
+        <w:t xml:space="preserve">now you can see that the </w:t>
+      </w:r>
+      <w:proofErr w:type="spellStart"/>
+      <w:r>
+        <w:rPr>
+          <w:lang w:val="en-US"/>
+        </w:rPr>
+        <w:t>node_modules</w:t>
+      </w:r>
+      <w:proofErr w:type="spellEnd"/>
+      <w:r>
+        <w:rPr>
+          <w:lang w:val="en-US"/>
+        </w:rPr>
+        <w:t xml:space="preserve"> folder contains "bootstrap" folder</w:t>
+      </w:r>
+    </w:p>
+    <w:p>
+      <w:pPr>
+        <w:pStyle w:val="ListParagraph"/>
+        <w:ind w:left="1440"/>
+        <w:rPr>
+          <w:lang w:val="en-US"/>
+        </w:rPr>
+      </w:pPr>
+    </w:p>
+    <w:p>
+      <w:pPr>
+        <w:pStyle w:val="ListParagraph"/>
+        <w:ind w:left="1440"/>
+        <w:rPr>
+          <w:lang w:val="en-US"/>
+        </w:rPr>
+      </w:pPr>
+      <w:r>
+        <w:rPr>
+          <w:lang w:val="en-US"/>
+        </w:rPr>
+        <w:t xml:space="preserve">go to </w:t>
+      </w:r>
+      <w:proofErr w:type="spellStart"/>
+      <w:proofErr w:type="gramStart"/>
+      <w:r>
+        <w:rPr>
+          <w:lang w:val="en-US"/>
+        </w:rPr>
+        <w:t>angular.json</w:t>
+      </w:r>
+      <w:proofErr w:type="spellEnd"/>
+      <w:proofErr w:type="gramEnd"/>
     </w:p>
     <w:p>
       <w:pPr>
@@ -2936,11 +3753,19 @@
           <w:lang w:val="en-US"/>
         </w:rPr>
       </w:pPr>
-      <w:r>
-        <w:rPr>
-          <w:lang w:val="en-US"/>
-        </w:rPr>
-        <w:t>angular.json file:</w:t>
+      <w:proofErr w:type="spellStart"/>
+      <w:r>
+        <w:rPr>
+          <w:lang w:val="en-US"/>
+        </w:rPr>
+        <w:t>angular.json</w:t>
+      </w:r>
+      <w:proofErr w:type="spellEnd"/>
+      <w:r>
+        <w:rPr>
+          <w:lang w:val="en-US"/>
+        </w:rPr>
+        <w:t xml:space="preserve"> file:</w:t>
       </w:r>
     </w:p>
     <w:p>
@@ -2985,97 +3810,183 @@
         <w:rPr>
           <w:lang w:val="en-US"/>
         </w:rPr>
-        <w:t xml:space="preserve">  "src/styles.css",</w:t>
-      </w:r>
-    </w:p>
-    <w:p>
-      <w:pPr>
-        <w:pStyle w:val="ListParagraph"/>
-        <w:ind w:left="1440"/>
-        <w:rPr>
-          <w:lang w:val="en-US"/>
-        </w:rPr>
-      </w:pPr>
-      <w:r>
-        <w:rPr>
-          <w:lang w:val="en-US"/>
-        </w:rPr>
-        <w:t xml:space="preserve">  "node_modules/bootstrap/dist/css/bootstrap.min.css"</w:t>
-      </w:r>
-    </w:p>
-    <w:p>
-      <w:pPr>
-        <w:pStyle w:val="ListParagraph"/>
-        <w:ind w:left="1440"/>
-        <w:rPr>
-          <w:lang w:val="en-US"/>
-        </w:rPr>
-      </w:pPr>
-    </w:p>
-    <w:p>
-      <w:pPr>
-        <w:pStyle w:val="ListParagraph"/>
-        <w:ind w:left="1440"/>
-        <w:rPr>
-          <w:lang w:val="en-US"/>
-        </w:rPr>
-      </w:pPr>
-    </w:p>
-    <w:p>
-      <w:pPr>
-        <w:pStyle w:val="ListParagraph"/>
-        <w:ind w:left="1440"/>
-        <w:rPr>
-          <w:lang w:val="en-US"/>
-        </w:rPr>
-      </w:pPr>
-    </w:p>
-    <w:p>
-      <w:pPr>
-        <w:pStyle w:val="ListParagraph"/>
-        <w:ind w:left="1440"/>
-        <w:rPr>
-          <w:lang w:val="en-US"/>
-        </w:rPr>
-      </w:pPr>
-    </w:p>
-    <w:p>
-      <w:pPr>
-        <w:pStyle w:val="ListParagraph"/>
-        <w:ind w:left="1440"/>
-        <w:rPr>
-          <w:lang w:val="en-US"/>
-        </w:rPr>
-      </w:pPr>
-      <w:r>
-        <w:rPr>
-          <w:lang w:val="en-US"/>
-        </w:rPr>
-        <w:t>npm install bootstrap jquery --save</w:t>
-      </w:r>
-    </w:p>
-    <w:p>
-      <w:pPr>
-        <w:pStyle w:val="ListParagraph"/>
-        <w:ind w:left="1440"/>
-        <w:rPr>
-          <w:lang w:val="en-US"/>
-        </w:rPr>
-      </w:pPr>
-    </w:p>
-    <w:p>
-      <w:pPr>
-        <w:pStyle w:val="ListParagraph"/>
-        <w:ind w:left="1440"/>
-        <w:rPr>
-          <w:lang w:val="en-US"/>
-        </w:rPr>
-      </w:pPr>
-      <w:r>
-        <w:rPr>
-          <w:lang w:val="en-US"/>
-        </w:rPr>
-        <w:t>angular.json file:</w:t>
+        <w:t xml:space="preserve">  "</w:t>
+      </w:r>
+      <w:proofErr w:type="spellStart"/>
+      <w:r>
+        <w:rPr>
+          <w:lang w:val="en-US"/>
+        </w:rPr>
+        <w:t>src</w:t>
+      </w:r>
+      <w:proofErr w:type="spellEnd"/>
+      <w:r>
+        <w:rPr>
+          <w:lang w:val="en-US"/>
+        </w:rPr>
+        <w:t>/styles.css",</w:t>
+      </w:r>
+    </w:p>
+    <w:p>
+      <w:pPr>
+        <w:pStyle w:val="ListParagraph"/>
+        <w:ind w:left="1440"/>
+        <w:rPr>
+          <w:lang w:val="en-US"/>
+        </w:rPr>
+      </w:pPr>
+      <w:r>
+        <w:rPr>
+          <w:lang w:val="en-US"/>
+        </w:rPr>
+        <w:t xml:space="preserve">  "</w:t>
+      </w:r>
+      <w:proofErr w:type="spellStart"/>
+      <w:r>
+        <w:rPr>
+          <w:lang w:val="en-US"/>
+        </w:rPr>
+        <w:t>node_modules</w:t>
+      </w:r>
+      <w:proofErr w:type="spellEnd"/>
+      <w:r>
+        <w:rPr>
+          <w:lang w:val="en-US"/>
+        </w:rPr>
+        <w:t>/bootstrap/</w:t>
+      </w:r>
+      <w:proofErr w:type="spellStart"/>
+      <w:r>
+        <w:rPr>
+          <w:lang w:val="en-US"/>
+        </w:rPr>
+        <w:t>dist</w:t>
+      </w:r>
+      <w:proofErr w:type="spellEnd"/>
+      <w:r>
+        <w:rPr>
+          <w:lang w:val="en-US"/>
+        </w:rPr>
+        <w:t>/</w:t>
+      </w:r>
+      <w:proofErr w:type="spellStart"/>
+      <w:r>
+        <w:rPr>
+          <w:lang w:val="en-US"/>
+        </w:rPr>
+        <w:t>css</w:t>
+      </w:r>
+      <w:proofErr w:type="spellEnd"/>
+      <w:r>
+        <w:rPr>
+          <w:lang w:val="en-US"/>
+        </w:rPr>
+        <w:t>/bootstrap.min.css"</w:t>
+      </w:r>
+    </w:p>
+    <w:p>
+      <w:pPr>
+        <w:pStyle w:val="ListParagraph"/>
+        <w:ind w:left="1440"/>
+        <w:rPr>
+          <w:lang w:val="en-US"/>
+        </w:rPr>
+      </w:pPr>
+    </w:p>
+    <w:p>
+      <w:pPr>
+        <w:pStyle w:val="ListParagraph"/>
+        <w:ind w:left="1440"/>
+        <w:rPr>
+          <w:lang w:val="en-US"/>
+        </w:rPr>
+      </w:pPr>
+    </w:p>
+    <w:p>
+      <w:pPr>
+        <w:pStyle w:val="ListParagraph"/>
+        <w:ind w:left="1440"/>
+        <w:rPr>
+          <w:lang w:val="en-US"/>
+        </w:rPr>
+      </w:pPr>
+    </w:p>
+    <w:p>
+      <w:pPr>
+        <w:pStyle w:val="ListParagraph"/>
+        <w:ind w:left="1440"/>
+        <w:rPr>
+          <w:lang w:val="en-US"/>
+        </w:rPr>
+      </w:pPr>
+    </w:p>
+    <w:p>
+      <w:pPr>
+        <w:pStyle w:val="ListParagraph"/>
+        <w:ind w:left="1440"/>
+        <w:rPr>
+          <w:lang w:val="en-US"/>
+        </w:rPr>
+      </w:pPr>
+      <w:proofErr w:type="spellStart"/>
+      <w:r>
+        <w:rPr>
+          <w:lang w:val="en-US"/>
+        </w:rPr>
+        <w:t>npm</w:t>
+      </w:r>
+      <w:proofErr w:type="spellEnd"/>
+      <w:r>
+        <w:rPr>
+          <w:lang w:val="en-US"/>
+        </w:rPr>
+        <w:t xml:space="preserve"> install bootstrap </w:t>
+      </w:r>
+      <w:proofErr w:type="spellStart"/>
+      <w:r>
+        <w:rPr>
+          <w:lang w:val="en-US"/>
+        </w:rPr>
+        <w:t>jquery</w:t>
+      </w:r>
+      <w:proofErr w:type="spellEnd"/>
+      <w:r>
+        <w:rPr>
+          <w:lang w:val="en-US"/>
+        </w:rPr>
+        <w:t xml:space="preserve"> --save</w:t>
+      </w:r>
+    </w:p>
+    <w:p>
+      <w:pPr>
+        <w:pStyle w:val="ListParagraph"/>
+        <w:ind w:left="1440"/>
+        <w:rPr>
+          <w:lang w:val="en-US"/>
+        </w:rPr>
+      </w:pPr>
+    </w:p>
+    <w:p>
+      <w:pPr>
+        <w:pStyle w:val="ListParagraph"/>
+        <w:ind w:left="1440"/>
+        <w:rPr>
+          <w:lang w:val="en-US"/>
+        </w:rPr>
+      </w:pPr>
+      <w:proofErr w:type="spellStart"/>
+      <w:r>
+        <w:rPr>
+          <w:lang w:val="en-US"/>
+        </w:rPr>
+        <w:t>angular.json</w:t>
+      </w:r>
+      <w:proofErr w:type="spellEnd"/>
+      <w:r>
+        <w:rPr>
+          <w:lang w:val="en-US"/>
+        </w:rPr>
+        <w:t xml:space="preserve"> file:</w:t>
       </w:r>
     </w:p>
     <w:p>
@@ -3120,22 +4031,78 @@
         <w:rPr>
           <w:lang w:val="en-US"/>
         </w:rPr>
-        <w:t xml:space="preserve">  "src/styles.css",</w:t>
-      </w:r>
-    </w:p>
-    <w:p>
-      <w:pPr>
-        <w:pStyle w:val="ListParagraph"/>
-        <w:ind w:left="1440"/>
-        <w:rPr>
-          <w:lang w:val="en-US"/>
-        </w:rPr>
-      </w:pPr>
-      <w:r>
-        <w:rPr>
-          <w:lang w:val="en-US"/>
-        </w:rPr>
-        <w:t xml:space="preserve">  "node_modules/bootstrap/dist/css/bootstrap.min.css"</w:t>
+        <w:t xml:space="preserve">  "</w:t>
+      </w:r>
+      <w:proofErr w:type="spellStart"/>
+      <w:r>
+        <w:rPr>
+          <w:lang w:val="en-US"/>
+        </w:rPr>
+        <w:t>src</w:t>
+      </w:r>
+      <w:proofErr w:type="spellEnd"/>
+      <w:r>
+        <w:rPr>
+          <w:lang w:val="en-US"/>
+        </w:rPr>
+        <w:t>/styles.css",</w:t>
+      </w:r>
+    </w:p>
+    <w:p>
+      <w:pPr>
+        <w:pStyle w:val="ListParagraph"/>
+        <w:ind w:left="1440"/>
+        <w:rPr>
+          <w:lang w:val="en-US"/>
+        </w:rPr>
+      </w:pPr>
+      <w:r>
+        <w:rPr>
+          <w:lang w:val="en-US"/>
+        </w:rPr>
+        <w:t xml:space="preserve">  "</w:t>
+      </w:r>
+      <w:proofErr w:type="spellStart"/>
+      <w:r>
+        <w:rPr>
+          <w:lang w:val="en-US"/>
+        </w:rPr>
+        <w:t>node_modules</w:t>
+      </w:r>
+      <w:proofErr w:type="spellEnd"/>
+      <w:r>
+        <w:rPr>
+          <w:lang w:val="en-US"/>
+        </w:rPr>
+        <w:t>/bootstrap/</w:t>
+      </w:r>
+      <w:proofErr w:type="spellStart"/>
+      <w:r>
+        <w:rPr>
+          <w:lang w:val="en-US"/>
+        </w:rPr>
+        <w:t>dist</w:t>
+      </w:r>
+      <w:proofErr w:type="spellEnd"/>
+      <w:r>
+        <w:rPr>
+          <w:lang w:val="en-US"/>
+        </w:rPr>
+        <w:t>/</w:t>
+      </w:r>
+      <w:proofErr w:type="spellStart"/>
+      <w:r>
+        <w:rPr>
+          <w:lang w:val="en-US"/>
+        </w:rPr>
+        <w:t>css</w:t>
+      </w:r>
+      <w:proofErr w:type="spellEnd"/>
+      <w:r>
+        <w:rPr>
+          <w:lang w:val="en-US"/>
+        </w:rPr>
+        <w:t>/bootstrap.min.css"</w:t>
       </w:r>
     </w:p>
     <w:p>
@@ -3180,22 +4147,106 @@
         <w:rPr>
           <w:lang w:val="en-US"/>
         </w:rPr>
-        <w:t xml:space="preserve">  "node_modules/jquery/dist/jquery.min.js",</w:t>
-      </w:r>
-    </w:p>
-    <w:p>
-      <w:pPr>
-        <w:pStyle w:val="ListParagraph"/>
-        <w:ind w:left="1440"/>
-        <w:rPr>
-          <w:lang w:val="en-US"/>
-        </w:rPr>
-      </w:pPr>
-      <w:r>
-        <w:rPr>
-          <w:lang w:val="en-US"/>
-        </w:rPr>
-        <w:t xml:space="preserve">  "node_modules/bootstrap/dist/js/bootstrap.min.js"</w:t>
+        <w:t xml:space="preserve">  "</w:t>
+      </w:r>
+      <w:proofErr w:type="spellStart"/>
+      <w:r>
+        <w:rPr>
+          <w:lang w:val="en-US"/>
+        </w:rPr>
+        <w:t>node_modules</w:t>
+      </w:r>
+      <w:proofErr w:type="spellEnd"/>
+      <w:r>
+        <w:rPr>
+          <w:lang w:val="en-US"/>
+        </w:rPr>
+        <w:t>/</w:t>
+      </w:r>
+      <w:proofErr w:type="spellStart"/>
+      <w:r>
+        <w:rPr>
+          <w:lang w:val="en-US"/>
+        </w:rPr>
+        <w:t>jquery</w:t>
+      </w:r>
+      <w:proofErr w:type="spellEnd"/>
+      <w:r>
+        <w:rPr>
+          <w:lang w:val="en-US"/>
+        </w:rPr>
+        <w:t>/</w:t>
+      </w:r>
+      <w:proofErr w:type="spellStart"/>
+      <w:r>
+        <w:rPr>
+          <w:lang w:val="en-US"/>
+        </w:rPr>
+        <w:t>dist</w:t>
+      </w:r>
+      <w:proofErr w:type="spellEnd"/>
+      <w:r>
+        <w:rPr>
+          <w:lang w:val="en-US"/>
+        </w:rPr>
+        <w:t>/jquery.min.js",</w:t>
+      </w:r>
+    </w:p>
+    <w:p>
+      <w:pPr>
+        <w:pStyle w:val="ListParagraph"/>
+        <w:ind w:left="1440"/>
+        <w:rPr>
+          <w:lang w:val="en-US"/>
+        </w:rPr>
+      </w:pPr>
+      <w:r>
+        <w:rPr>
+          <w:lang w:val="en-US"/>
+        </w:rPr>
+        <w:t xml:space="preserve">  "</w:t>
+      </w:r>
+      <w:proofErr w:type="spellStart"/>
+      <w:r>
+        <w:rPr>
+          <w:lang w:val="en-US"/>
+        </w:rPr>
+        <w:t>node_modules</w:t>
+      </w:r>
+      <w:proofErr w:type="spellEnd"/>
+      <w:r>
+        <w:rPr>
+          <w:lang w:val="en-US"/>
+        </w:rPr>
+        <w:t>/bootstrap/</w:t>
+      </w:r>
+      <w:proofErr w:type="spellStart"/>
+      <w:r>
+        <w:rPr>
+          <w:lang w:val="en-US"/>
+        </w:rPr>
+        <w:t>dist</w:t>
+      </w:r>
+      <w:proofErr w:type="spellEnd"/>
+      <w:r>
+        <w:rPr>
+          <w:lang w:val="en-US"/>
+        </w:rPr>
+        <w:t>/</w:t>
+      </w:r>
+      <w:proofErr w:type="spellStart"/>
+      <w:r>
+        <w:rPr>
+          <w:lang w:val="en-US"/>
+        </w:rPr>
+        <w:t>js</w:t>
+      </w:r>
+      <w:proofErr w:type="spellEnd"/>
+      <w:r>
+        <w:rPr>
+          <w:lang w:val="en-US"/>
+        </w:rPr>
+        <w:t>/bootstrap.min.js"</w:t>
       </w:r>
     </w:p>
     <w:p>
@@ -3613,7 +4664,21 @@
         <w:rPr>
           <w:lang w:val="en-US"/>
         </w:rPr>
-        <w:t xml:space="preserve">  &lt;base href="/"&gt;</w:t>
+        <w:t xml:space="preserve">  &lt;base </w:t>
+      </w:r>
+      <w:proofErr w:type="spellStart"/>
+      <w:r>
+        <w:rPr>
+          <w:lang w:val="en-US"/>
+        </w:rPr>
+        <w:t>href</w:t>
+      </w:r>
+      <w:proofErr w:type="spellEnd"/>
+      <w:r>
+        <w:rPr>
+          <w:lang w:val="en-US"/>
+        </w:rPr>
+        <w:t>="/"&gt;</w:t>
       </w:r>
     </w:p>
     <w:p>
@@ -3652,22 +4717,78 @@
         <w:rPr>
           <w:lang w:val="en-US"/>
         </w:rPr>
-        <w:t xml:space="preserve">  &lt;link rel="icon" type="image/x-icon" href="favicon.ico"&gt;</w:t>
-      </w:r>
-    </w:p>
-    <w:p>
-      <w:pPr>
-        <w:pStyle w:val="ListParagraph"/>
-        <w:ind w:left="1440"/>
-        <w:rPr>
-          <w:lang w:val="en-US"/>
-        </w:rPr>
-      </w:pPr>
-      <w:r>
-        <w:rPr>
-          <w:lang w:val="en-US"/>
-        </w:rPr>
-        <w:t xml:space="preserve">  &lt;link rel="stylesheet" href="https://maxcdn.bootstrapcdn.com/bootstrap/3.3.7/css/bootstrap.min.css" integrity="sha384-BVYiiSIFeK1dGmJRAkycuHAHRg32OmUcww7on3RYdg4Va+PmSTsz/K68vbdEjh4u" crossorigin="anonymous"&gt;</w:t>
+        <w:t xml:space="preserve">  &lt;link </w:t>
+      </w:r>
+      <w:proofErr w:type="spellStart"/>
+      <w:r>
+        <w:rPr>
+          <w:lang w:val="en-US"/>
+        </w:rPr>
+        <w:t>rel</w:t>
+      </w:r>
+      <w:proofErr w:type="spellEnd"/>
+      <w:r>
+        <w:rPr>
+          <w:lang w:val="en-US"/>
+        </w:rPr>
+        <w:t xml:space="preserve">="icon" type="image/x-icon" </w:t>
+      </w:r>
+      <w:proofErr w:type="spellStart"/>
+      <w:r>
+        <w:rPr>
+          <w:lang w:val="en-US"/>
+        </w:rPr>
+        <w:t>href</w:t>
+      </w:r>
+      <w:proofErr w:type="spellEnd"/>
+      <w:r>
+        <w:rPr>
+          <w:lang w:val="en-US"/>
+        </w:rPr>
+        <w:t>="favicon.ico"&gt;</w:t>
+      </w:r>
+    </w:p>
+    <w:p>
+      <w:pPr>
+        <w:pStyle w:val="ListParagraph"/>
+        <w:ind w:left="1440"/>
+        <w:rPr>
+          <w:lang w:val="en-US"/>
+        </w:rPr>
+      </w:pPr>
+      <w:r>
+        <w:rPr>
+          <w:lang w:val="en-US"/>
+        </w:rPr>
+        <w:t xml:space="preserve">  &lt;link </w:t>
+      </w:r>
+      <w:proofErr w:type="spellStart"/>
+      <w:r>
+        <w:rPr>
+          <w:lang w:val="en-US"/>
+        </w:rPr>
+        <w:t>rel</w:t>
+      </w:r>
+      <w:proofErr w:type="spellEnd"/>
+      <w:r>
+        <w:rPr>
+          <w:lang w:val="en-US"/>
+        </w:rPr>
+        <w:t xml:space="preserve">="stylesheet" href="https://maxcdn.bootstrapcdn.com/bootstrap/3.3.7/css/bootstrap.min.css" integrity="sha384-BVYiiSIFeK1dGmJRAkycuHAHRg32OmUcww7on3RYdg4Va+PmSTsz/K68vbdEjh4u" </w:t>
+      </w:r>
+      <w:proofErr w:type="spellStart"/>
+      <w:r>
+        <w:rPr>
+          <w:lang w:val="en-US"/>
+        </w:rPr>
+        <w:t>crossorigin</w:t>
+      </w:r>
+      <w:proofErr w:type="spellEnd"/>
+      <w:r>
+        <w:rPr>
+          <w:lang w:val="en-US"/>
+        </w:rPr>
+        <w:t>="anonymous"&gt;</w:t>
       </w:r>
     </w:p>
     <w:p>
@@ -3727,22 +4848,64 @@
         <w:rPr>
           <w:lang w:val="en-US"/>
         </w:rPr>
-        <w:t xml:space="preserve">  &lt;script src="https://code.jquery.com/jquery-3.1.1.min.js" integrity="sha256-hVVnYaiADRTO2PzUGmuLJr8BLUSjGIZsDYGmIJLv2b8=" crossorigin="anonymous"&gt;&lt;/script&gt;</w:t>
-      </w:r>
-    </w:p>
-    <w:p>
-      <w:pPr>
-        <w:pStyle w:val="ListParagraph"/>
-        <w:ind w:left="1440"/>
-        <w:rPr>
-          <w:lang w:val="en-US"/>
-        </w:rPr>
-      </w:pPr>
-      <w:r>
-        <w:rPr>
-          <w:lang w:val="en-US"/>
-        </w:rPr>
-        <w:t xml:space="preserve">  &lt;script src="https://maxcdn.bootstrapcdn.com/bootstrap/3.3.7/js/bootstrap.min.js" integrity="sha384-Tc5IQib027qvyjSMfHjOMaLkfuWVxZxUPnCJA7l2mCWNIpG9mGCD8wGNIcPD7Txa" crossorigin="anonymous"&gt;&lt;/script&gt;</w:t>
+        <w:t xml:space="preserve">  &lt;script </w:t>
+      </w:r>
+      <w:proofErr w:type="spellStart"/>
+      <w:r>
+        <w:rPr>
+          <w:lang w:val="en-US"/>
+        </w:rPr>
+        <w:t>src</w:t>
+      </w:r>
+      <w:proofErr w:type="spellEnd"/>
+      <w:r>
+        <w:rPr>
+          <w:lang w:val="en-US"/>
+        </w:rPr>
+        <w:t xml:space="preserve">="https://code.jquery.com/jquery-3.1.1.min.js" integrity="sha256-hVVnYaiADRTO2PzUGmuLJr8BLUSjGIZsDYGmIJLv2b8=" </w:t>
+      </w:r>
+      <w:proofErr w:type="spellStart"/>
+      <w:r>
+        <w:rPr>
+          <w:lang w:val="en-US"/>
+        </w:rPr>
+        <w:t>crossorigin</w:t>
+      </w:r>
+      <w:proofErr w:type="spellEnd"/>
+      <w:r>
+        <w:rPr>
+          <w:lang w:val="en-US"/>
+        </w:rPr>
+        <w:t>="anonymous"&gt;&lt;/script&gt;</w:t>
+      </w:r>
+    </w:p>
+    <w:p>
+      <w:pPr>
+        <w:pStyle w:val="ListParagraph"/>
+        <w:ind w:left="1440"/>
+        <w:rPr>
+          <w:lang w:val="en-US"/>
+        </w:rPr>
+      </w:pPr>
+      <w:r>
+        <w:rPr>
+          <w:lang w:val="en-US"/>
+        </w:rPr>
+        <w:t xml:space="preserve">  &lt;script src="https://maxcdn.bootstrapcdn.com/bootstrap/3.3.7/js/bootstrap.min.js" integrity="sha384-Tc5IQib027qvyjSMfHjOMaLkfuWVxZxUPnCJA7l2mCWNIpG9mGCD8wGNIcPD7Txa" </w:t>
+      </w:r>
+      <w:proofErr w:type="spellStart"/>
+      <w:r>
+        <w:rPr>
+          <w:lang w:val="en-US"/>
+        </w:rPr>
+        <w:t>crossorigin</w:t>
+      </w:r>
+      <w:proofErr w:type="spellEnd"/>
+      <w:r>
+        <w:rPr>
+          <w:lang w:val="en-US"/>
+        </w:rPr>
+        <w:t>="anonymous"&gt;&lt;/script&gt;</w:t>
       </w:r>
     </w:p>
     <w:p>
@@ -3763,6 +4926,9 @@
     <w:p>
       <w:pPr>
         <w:pStyle w:val="ListParagraph"/>
+        <w:pBdr>
+          <w:bottom w:val="single" w:sz="6" w:space="1" w:color="auto"/>
+        </w:pBdr>
         <w:ind w:left="1440"/>
         <w:rPr>
           <w:lang w:val="en-US"/>
@@ -3773,6 +4939,192 @@
           <w:lang w:val="en-US"/>
         </w:rPr>
         <w:t>&lt;/html&gt;</w:t>
+      </w:r>
+    </w:p>
+    <w:p>
+      <w:pPr>
+        <w:pStyle w:val="ListParagraph"/>
+        <w:ind w:left="1440"/>
+        <w:rPr>
+          <w:lang w:val="en-US"/>
+        </w:rPr>
+      </w:pPr>
+    </w:p>
+    <w:p>
+      <w:pPr>
+        <w:pStyle w:val="ListParagraph"/>
+        <w:ind w:left="1440"/>
+        <w:rPr>
+          <w:lang w:val="en-US"/>
+        </w:rPr>
+      </w:pPr>
+      <w:r>
+        <w:rPr>
+          <w:noProof/>
+        </w:rPr>
+        <w:lastRenderedPageBreak/>
+        <w:drawing>
+          <wp:inline distT="0" distB="0" distL="0" distR="0" wp14:anchorId="77D4373A" wp14:editId="2B01023C">
+            <wp:extent cx="5731510" cy="5840730"/>
+            <wp:effectExtent l="0" t="0" r="2540" b="7620"/>
+            <wp:docPr id="1" name="Picture 1"/>
+            <wp:cNvGraphicFramePr>
+              <a:graphicFrameLocks xmlns:a="http://schemas.openxmlformats.org/drawingml/2006/main" noChangeAspect="1"/>
+            </wp:cNvGraphicFramePr>
+            <a:graphic xmlns:a="http://schemas.openxmlformats.org/drawingml/2006/main">
+              <a:graphicData uri="http://schemas.openxmlformats.org/drawingml/2006/picture">
+                <pic:pic xmlns:pic="http://schemas.openxmlformats.org/drawingml/2006/picture">
+                  <pic:nvPicPr>
+                    <pic:cNvPr id="1" name=""/>
+                    <pic:cNvPicPr/>
+                  </pic:nvPicPr>
+                  <pic:blipFill>
+                    <a:blip r:embed="rId6"/>
+                    <a:stretch>
+                      <a:fillRect/>
+                    </a:stretch>
+                  </pic:blipFill>
+                  <pic:spPr>
+                    <a:xfrm>
+                      <a:off x="0" y="0"/>
+                      <a:ext cx="5731510" cy="5840730"/>
+                    </a:xfrm>
+                    <a:prstGeom prst="rect">
+                      <a:avLst/>
+                    </a:prstGeom>
+                  </pic:spPr>
+                </pic:pic>
+              </a:graphicData>
+            </a:graphic>
+          </wp:inline>
+        </w:drawing>
+      </w:r>
+    </w:p>
+    <w:p>
+      <w:pPr>
+        <w:pStyle w:val="ListParagraph"/>
+        <w:ind w:left="1440"/>
+        <w:rPr>
+          <w:lang w:val="en-US"/>
+        </w:rPr>
+      </w:pPr>
+    </w:p>
+    <w:p>
+      <w:pPr>
+        <w:pStyle w:val="ListParagraph"/>
+        <w:ind w:left="1440"/>
+        <w:rPr>
+          <w:lang w:val="en-US"/>
+        </w:rPr>
+      </w:pPr>
+      <w:r>
+        <w:rPr>
+          <w:noProof/>
+        </w:rPr>
+        <w:lastRenderedPageBreak/>
+        <w:drawing>
+          <wp:inline distT="0" distB="0" distL="0" distR="0" wp14:anchorId="3D342C98" wp14:editId="27AC9DFB">
+            <wp:extent cx="5731510" cy="5397500"/>
+            <wp:effectExtent l="0" t="0" r="2540" b="0"/>
+            <wp:docPr id="2" name="Picture 2"/>
+            <wp:cNvGraphicFramePr>
+              <a:graphicFrameLocks xmlns:a="http://schemas.openxmlformats.org/drawingml/2006/main" noChangeAspect="1"/>
+            </wp:cNvGraphicFramePr>
+            <a:graphic xmlns:a="http://schemas.openxmlformats.org/drawingml/2006/main">
+              <a:graphicData uri="http://schemas.openxmlformats.org/drawingml/2006/picture">
+                <pic:pic xmlns:pic="http://schemas.openxmlformats.org/drawingml/2006/picture">
+                  <pic:nvPicPr>
+                    <pic:cNvPr id="1" name=""/>
+                    <pic:cNvPicPr/>
+                  </pic:nvPicPr>
+                  <pic:blipFill>
+                    <a:blip r:embed="rId7"/>
+                    <a:stretch>
+                      <a:fillRect/>
+                    </a:stretch>
+                  </pic:blipFill>
+                  <pic:spPr>
+                    <a:xfrm>
+                      <a:off x="0" y="0"/>
+                      <a:ext cx="5731510" cy="5397500"/>
+                    </a:xfrm>
+                    <a:prstGeom prst="rect">
+                      <a:avLst/>
+                    </a:prstGeom>
+                  </pic:spPr>
+                </pic:pic>
+              </a:graphicData>
+            </a:graphic>
+          </wp:inline>
+        </w:drawing>
+      </w:r>
+    </w:p>
+    <w:p>
+      <w:pPr>
+        <w:pStyle w:val="ListParagraph"/>
+        <w:ind w:left="1440"/>
+        <w:rPr>
+          <w:lang w:val="en-US"/>
+        </w:rPr>
+      </w:pPr>
+    </w:p>
+    <w:p>
+      <w:pPr>
+        <w:pStyle w:val="ListParagraph"/>
+        <w:ind w:left="1440"/>
+        <w:rPr>
+          <w:lang w:val="en-US"/>
+        </w:rPr>
+      </w:pPr>
+    </w:p>
+    <w:p>
+      <w:pPr>
+        <w:pStyle w:val="ListParagraph"/>
+        <w:ind w:left="1440"/>
+        <w:rPr>
+          <w:lang w:val="en-US"/>
+        </w:rPr>
+      </w:pPr>
+      <w:r>
+        <w:rPr>
+          <w:noProof/>
+        </w:rPr>
+        <w:lastRenderedPageBreak/>
+        <w:drawing>
+          <wp:inline distT="0" distB="0" distL="0" distR="0" wp14:anchorId="0A6C3997" wp14:editId="71CE37C0">
+            <wp:extent cx="5731510" cy="4700905"/>
+            <wp:effectExtent l="0" t="0" r="2540" b="4445"/>
+            <wp:docPr id="3" name="Picture 3"/>
+            <wp:cNvGraphicFramePr>
+              <a:graphicFrameLocks xmlns:a="http://schemas.openxmlformats.org/drawingml/2006/main" noChangeAspect="1"/>
+            </wp:cNvGraphicFramePr>
+            <a:graphic xmlns:a="http://schemas.openxmlformats.org/drawingml/2006/main">
+              <a:graphicData uri="http://schemas.openxmlformats.org/drawingml/2006/picture">
+                <pic:pic xmlns:pic="http://schemas.openxmlformats.org/drawingml/2006/picture">
+                  <pic:nvPicPr>
+                    <pic:cNvPr id="1" name=""/>
+                    <pic:cNvPicPr/>
+                  </pic:nvPicPr>
+                  <pic:blipFill>
+                    <a:blip r:embed="rId8"/>
+                    <a:stretch>
+                      <a:fillRect/>
+                    </a:stretch>
+                  </pic:blipFill>
+                  <pic:spPr>
+                    <a:xfrm>
+                      <a:off x="0" y="0"/>
+                      <a:ext cx="5731510" cy="4700905"/>
+                    </a:xfrm>
+                    <a:prstGeom prst="rect">
+                      <a:avLst/>
+                    </a:prstGeom>
+                  </pic:spPr>
+                </pic:pic>
+              </a:graphicData>
+            </a:graphic>
+          </wp:inline>
+        </w:drawing>
       </w:r>
     </w:p>
     <w:sectPr>

--- a/notes_24May2023.docx
+++ b/notes_24May2023.docx
@@ -5126,6 +5126,6219 @@
           </wp:inline>
         </w:drawing>
       </w:r>
+    </w:p>
+    <w:p>
+      <w:pPr>
+        <w:pStyle w:val="ListParagraph"/>
+        <w:ind w:left="1440"/>
+        <w:rPr>
+          <w:lang w:val="en-US"/>
+        </w:rPr>
+      </w:pPr>
+    </w:p>
+    <w:p>
+      <w:pPr>
+        <w:pStyle w:val="ListParagraph"/>
+        <w:ind w:left="1440"/>
+        <w:rPr>
+          <w:lang w:val="en-US"/>
+        </w:rPr>
+      </w:pPr>
+    </w:p>
+    <w:p>
+      <w:pPr>
+        <w:pStyle w:val="ListParagraph"/>
+        <w:ind w:left="1440"/>
+        <w:rPr>
+          <w:lang w:val="en-US"/>
+        </w:rPr>
+      </w:pPr>
+    </w:p>
+    <w:p>
+      <w:pPr>
+        <w:pStyle w:val="ListParagraph"/>
+        <w:ind w:left="1440"/>
+        <w:rPr>
+          <w:lang w:val="en-US"/>
+        </w:rPr>
+      </w:pPr>
+      <w:r>
+        <w:rPr>
+          <w:lang w:val="en-US"/>
+        </w:rPr>
+        <w:t>Reactive forms support validations.</w:t>
+      </w:r>
+    </w:p>
+    <w:p>
+      <w:pPr>
+        <w:pStyle w:val="ListParagraph"/>
+        <w:ind w:left="1440"/>
+        <w:rPr>
+          <w:lang w:val="en-US"/>
+        </w:rPr>
+      </w:pPr>
+    </w:p>
+    <w:p>
+      <w:pPr>
+        <w:shd w:val="clear" w:color="auto" w:fill="FFFFFF"/>
+        <w:spacing w:after="0" w:line="450" w:lineRule="atLeast"/>
+        <w:rPr>
+          <w:rFonts w:ascii="Consolas" w:eastAsia="Times New Roman" w:hAnsi="Consolas" w:cs="Times New Roman"/>
+          <w:color w:val="000000"/>
+          <w:sz w:val="33"/>
+          <w:szCs w:val="33"/>
+          <w:lang w:eastAsia="en-IN"/>
+        </w:rPr>
+      </w:pPr>
+      <w:r>
+        <w:rPr>
+          <w:rFonts w:ascii="Consolas" w:eastAsia="Times New Roman" w:hAnsi="Consolas" w:cs="Times New Roman"/>
+          <w:color w:val="800000"/>
+          <w:sz w:val="33"/>
+          <w:szCs w:val="33"/>
+          <w:lang w:eastAsia="en-IN"/>
+        </w:rPr>
+        <w:t>&lt;div</w:t>
+      </w:r>
+      <w:r>
+        <w:rPr>
+          <w:rFonts w:ascii="Consolas" w:eastAsia="Times New Roman" w:hAnsi="Consolas" w:cs="Times New Roman"/>
+          <w:color w:val="000000"/>
+          <w:sz w:val="33"/>
+          <w:szCs w:val="33"/>
+          <w:lang w:eastAsia="en-IN"/>
+        </w:rPr>
+        <w:t xml:space="preserve"> </w:t>
+      </w:r>
+      <w:r>
+        <w:rPr>
+          <w:rFonts w:ascii="Consolas" w:eastAsia="Times New Roman" w:hAnsi="Consolas" w:cs="Times New Roman"/>
+          <w:color w:val="E50000"/>
+          <w:sz w:val="33"/>
+          <w:szCs w:val="33"/>
+          <w:lang w:eastAsia="en-IN"/>
+        </w:rPr>
+        <w:t>class</w:t>
+      </w:r>
+      <w:r>
+        <w:rPr>
+          <w:rFonts w:ascii="Consolas" w:eastAsia="Times New Roman" w:hAnsi="Consolas" w:cs="Times New Roman"/>
+          <w:color w:val="000000"/>
+          <w:sz w:val="33"/>
+          <w:szCs w:val="33"/>
+          <w:lang w:eastAsia="en-IN"/>
+        </w:rPr>
+        <w:t>=</w:t>
+      </w:r>
+      <w:r>
+        <w:rPr>
+          <w:rFonts w:ascii="Consolas" w:eastAsia="Times New Roman" w:hAnsi="Consolas" w:cs="Times New Roman"/>
+          <w:color w:val="0000FF"/>
+          <w:sz w:val="33"/>
+          <w:szCs w:val="33"/>
+          <w:lang w:eastAsia="en-IN"/>
+        </w:rPr>
+        <w:t>"row"</w:t>
+      </w:r>
+      <w:r>
+        <w:rPr>
+          <w:rFonts w:ascii="Consolas" w:eastAsia="Times New Roman" w:hAnsi="Consolas" w:cs="Times New Roman"/>
+          <w:color w:val="800000"/>
+          <w:sz w:val="33"/>
+          <w:szCs w:val="33"/>
+          <w:lang w:eastAsia="en-IN"/>
+        </w:rPr>
+        <w:t>&gt;</w:t>
+      </w:r>
+    </w:p>
+    <w:p>
+      <w:pPr>
+        <w:shd w:val="clear" w:color="auto" w:fill="FFFFFF"/>
+        <w:spacing w:after="0" w:line="450" w:lineRule="atLeast"/>
+        <w:rPr>
+          <w:rFonts w:ascii="Consolas" w:eastAsia="Times New Roman" w:hAnsi="Consolas" w:cs="Times New Roman"/>
+          <w:color w:val="000000"/>
+          <w:sz w:val="33"/>
+          <w:szCs w:val="33"/>
+          <w:lang w:eastAsia="en-IN"/>
+        </w:rPr>
+      </w:pPr>
+      <w:r>
+        <w:rPr>
+          <w:rFonts w:ascii="Consolas" w:eastAsia="Times New Roman" w:hAnsi="Consolas" w:cs="Times New Roman"/>
+          <w:color w:val="000000"/>
+          <w:sz w:val="33"/>
+          <w:szCs w:val="33"/>
+          <w:lang w:eastAsia="en-IN"/>
+        </w:rPr>
+        <w:t xml:space="preserve">    </w:t>
+      </w:r>
+      <w:r>
+        <w:rPr>
+          <w:rFonts w:ascii="Consolas" w:eastAsia="Times New Roman" w:hAnsi="Consolas" w:cs="Times New Roman"/>
+          <w:color w:val="800000"/>
+          <w:sz w:val="33"/>
+          <w:szCs w:val="33"/>
+          <w:lang w:eastAsia="en-IN"/>
+        </w:rPr>
+        <w:t>&lt;div</w:t>
+      </w:r>
+      <w:r>
+        <w:rPr>
+          <w:rFonts w:ascii="Consolas" w:eastAsia="Times New Roman" w:hAnsi="Consolas" w:cs="Times New Roman"/>
+          <w:color w:val="000000"/>
+          <w:sz w:val="33"/>
+          <w:szCs w:val="33"/>
+          <w:lang w:eastAsia="en-IN"/>
+        </w:rPr>
+        <w:t xml:space="preserve"> </w:t>
+      </w:r>
+      <w:r>
+        <w:rPr>
+          <w:rFonts w:ascii="Consolas" w:eastAsia="Times New Roman" w:hAnsi="Consolas" w:cs="Times New Roman"/>
+          <w:color w:val="E50000"/>
+          <w:sz w:val="33"/>
+          <w:szCs w:val="33"/>
+          <w:lang w:eastAsia="en-IN"/>
+        </w:rPr>
+        <w:t>class</w:t>
+      </w:r>
+      <w:r>
+        <w:rPr>
+          <w:rFonts w:ascii="Consolas" w:eastAsia="Times New Roman" w:hAnsi="Consolas" w:cs="Times New Roman"/>
+          <w:color w:val="000000"/>
+          <w:sz w:val="33"/>
+          <w:szCs w:val="33"/>
+          <w:lang w:eastAsia="en-IN"/>
+        </w:rPr>
+        <w:t>=</w:t>
+      </w:r>
+      <w:r>
+        <w:rPr>
+          <w:rFonts w:ascii="Consolas" w:eastAsia="Times New Roman" w:hAnsi="Consolas" w:cs="Times New Roman"/>
+          <w:color w:val="0000FF"/>
+          <w:sz w:val="33"/>
+          <w:szCs w:val="33"/>
+          <w:lang w:eastAsia="en-IN"/>
+        </w:rPr>
+        <w:t>"col-sm-3"</w:t>
+      </w:r>
+      <w:r>
+        <w:rPr>
+          <w:rFonts w:ascii="Consolas" w:eastAsia="Times New Roman" w:hAnsi="Consolas" w:cs="Times New Roman"/>
+          <w:color w:val="800000"/>
+          <w:sz w:val="33"/>
+          <w:szCs w:val="33"/>
+          <w:lang w:eastAsia="en-IN"/>
+        </w:rPr>
+        <w:t>&gt;&lt;/div&gt;</w:t>
+      </w:r>
+    </w:p>
+    <w:p>
+      <w:pPr>
+        <w:shd w:val="clear" w:color="auto" w:fill="FFFFFF"/>
+        <w:spacing w:after="0" w:line="450" w:lineRule="atLeast"/>
+        <w:rPr>
+          <w:rFonts w:ascii="Consolas" w:eastAsia="Times New Roman" w:hAnsi="Consolas" w:cs="Times New Roman"/>
+          <w:color w:val="000000"/>
+          <w:sz w:val="33"/>
+          <w:szCs w:val="33"/>
+          <w:lang w:eastAsia="en-IN"/>
+        </w:rPr>
+      </w:pPr>
+      <w:r>
+        <w:rPr>
+          <w:rFonts w:ascii="Consolas" w:eastAsia="Times New Roman" w:hAnsi="Consolas" w:cs="Times New Roman"/>
+          <w:color w:val="000000"/>
+          <w:sz w:val="33"/>
+          <w:szCs w:val="33"/>
+          <w:lang w:eastAsia="en-IN"/>
+        </w:rPr>
+        <w:t xml:space="preserve">    </w:t>
+      </w:r>
+      <w:r>
+        <w:rPr>
+          <w:rFonts w:ascii="Consolas" w:eastAsia="Times New Roman" w:hAnsi="Consolas" w:cs="Times New Roman"/>
+          <w:color w:val="800000"/>
+          <w:sz w:val="33"/>
+          <w:szCs w:val="33"/>
+          <w:lang w:eastAsia="en-IN"/>
+        </w:rPr>
+        <w:t>&lt;div</w:t>
+      </w:r>
+      <w:r>
+        <w:rPr>
+          <w:rFonts w:ascii="Consolas" w:eastAsia="Times New Roman" w:hAnsi="Consolas" w:cs="Times New Roman"/>
+          <w:color w:val="000000"/>
+          <w:sz w:val="33"/>
+          <w:szCs w:val="33"/>
+          <w:lang w:eastAsia="en-IN"/>
+        </w:rPr>
+        <w:t xml:space="preserve"> </w:t>
+      </w:r>
+      <w:r>
+        <w:rPr>
+          <w:rFonts w:ascii="Consolas" w:eastAsia="Times New Roman" w:hAnsi="Consolas" w:cs="Times New Roman"/>
+          <w:color w:val="E50000"/>
+          <w:sz w:val="33"/>
+          <w:szCs w:val="33"/>
+          <w:lang w:eastAsia="en-IN"/>
+        </w:rPr>
+        <w:t>class</w:t>
+      </w:r>
+      <w:r>
+        <w:rPr>
+          <w:rFonts w:ascii="Consolas" w:eastAsia="Times New Roman" w:hAnsi="Consolas" w:cs="Times New Roman"/>
+          <w:color w:val="000000"/>
+          <w:sz w:val="33"/>
+          <w:szCs w:val="33"/>
+          <w:lang w:eastAsia="en-IN"/>
+        </w:rPr>
+        <w:t>=</w:t>
+      </w:r>
+      <w:r>
+        <w:rPr>
+          <w:rFonts w:ascii="Consolas" w:eastAsia="Times New Roman" w:hAnsi="Consolas" w:cs="Times New Roman"/>
+          <w:color w:val="0000FF"/>
+          <w:sz w:val="33"/>
+          <w:szCs w:val="33"/>
+          <w:lang w:eastAsia="en-IN"/>
+        </w:rPr>
+        <w:t>"col-sm-3"</w:t>
+      </w:r>
+      <w:r>
+        <w:rPr>
+          <w:rFonts w:ascii="Consolas" w:eastAsia="Times New Roman" w:hAnsi="Consolas" w:cs="Times New Roman"/>
+          <w:color w:val="800000"/>
+          <w:sz w:val="33"/>
+          <w:szCs w:val="33"/>
+          <w:lang w:eastAsia="en-IN"/>
+        </w:rPr>
+        <w:t>&gt;</w:t>
+      </w:r>
+    </w:p>
+    <w:p>
+      <w:pPr>
+        <w:shd w:val="clear" w:color="auto" w:fill="FFFFFF"/>
+        <w:spacing w:after="0" w:line="450" w:lineRule="atLeast"/>
+        <w:rPr>
+          <w:rFonts w:ascii="Consolas" w:eastAsia="Times New Roman" w:hAnsi="Consolas" w:cs="Times New Roman"/>
+          <w:color w:val="000000"/>
+          <w:sz w:val="33"/>
+          <w:szCs w:val="33"/>
+          <w:lang w:eastAsia="en-IN"/>
+        </w:rPr>
+      </w:pPr>
+      <w:r>
+        <w:rPr>
+          <w:rFonts w:ascii="Consolas" w:eastAsia="Times New Roman" w:hAnsi="Consolas" w:cs="Times New Roman"/>
+          <w:color w:val="000000"/>
+          <w:sz w:val="33"/>
+          <w:szCs w:val="33"/>
+          <w:lang w:eastAsia="en-IN"/>
+        </w:rPr>
+        <w:t xml:space="preserve">        </w:t>
+      </w:r>
+      <w:r>
+        <w:rPr>
+          <w:rFonts w:ascii="Consolas" w:eastAsia="Times New Roman" w:hAnsi="Consolas" w:cs="Times New Roman"/>
+          <w:color w:val="800000"/>
+          <w:sz w:val="33"/>
+          <w:szCs w:val="33"/>
+          <w:lang w:eastAsia="en-IN"/>
+        </w:rPr>
+        <w:t>&lt;form</w:t>
+      </w:r>
+      <w:r>
+        <w:rPr>
+          <w:rFonts w:ascii="Consolas" w:eastAsia="Times New Roman" w:hAnsi="Consolas" w:cs="Times New Roman"/>
+          <w:color w:val="000000"/>
+          <w:sz w:val="33"/>
+          <w:szCs w:val="33"/>
+          <w:lang w:eastAsia="en-IN"/>
+        </w:rPr>
+        <w:t xml:space="preserve"> </w:t>
+      </w:r>
+      <w:r>
+        <w:rPr>
+          <w:rFonts w:ascii="Consolas" w:eastAsia="Times New Roman" w:hAnsi="Consolas" w:cs="Times New Roman"/>
+          <w:color w:val="E50000"/>
+          <w:sz w:val="33"/>
+          <w:szCs w:val="33"/>
+          <w:lang w:eastAsia="en-IN"/>
+        </w:rPr>
+        <w:t>[</w:t>
+      </w:r>
+      <w:proofErr w:type="spellStart"/>
+      <w:r>
+        <w:rPr>
+          <w:rFonts w:ascii="Consolas" w:eastAsia="Times New Roman" w:hAnsi="Consolas" w:cs="Times New Roman"/>
+          <w:color w:val="E50000"/>
+          <w:sz w:val="33"/>
+          <w:szCs w:val="33"/>
+          <w:lang w:eastAsia="en-IN"/>
+        </w:rPr>
+        <w:t>formGroup</w:t>
+      </w:r>
+      <w:proofErr w:type="spellEnd"/>
+      <w:r>
+        <w:rPr>
+          <w:rFonts w:ascii="Consolas" w:eastAsia="Times New Roman" w:hAnsi="Consolas" w:cs="Times New Roman"/>
+          <w:color w:val="E50000"/>
+          <w:sz w:val="33"/>
+          <w:szCs w:val="33"/>
+          <w:lang w:eastAsia="en-IN"/>
+        </w:rPr>
+        <w:t>]</w:t>
+      </w:r>
+      <w:r>
+        <w:rPr>
+          <w:rFonts w:ascii="Consolas" w:eastAsia="Times New Roman" w:hAnsi="Consolas" w:cs="Times New Roman"/>
+          <w:color w:val="000000"/>
+          <w:sz w:val="33"/>
+          <w:szCs w:val="33"/>
+          <w:lang w:eastAsia="en-IN"/>
+        </w:rPr>
+        <w:t>=</w:t>
+      </w:r>
+      <w:r>
+        <w:rPr>
+          <w:rFonts w:ascii="Consolas" w:eastAsia="Times New Roman" w:hAnsi="Consolas" w:cs="Times New Roman"/>
+          <w:color w:val="0000FF"/>
+          <w:sz w:val="33"/>
+          <w:szCs w:val="33"/>
+          <w:lang w:eastAsia="en-IN"/>
+        </w:rPr>
+        <w:t>"</w:t>
+      </w:r>
+      <w:proofErr w:type="spellStart"/>
+      <w:r>
+        <w:rPr>
+          <w:rFonts w:ascii="Consolas" w:eastAsia="Times New Roman" w:hAnsi="Consolas" w:cs="Times New Roman"/>
+          <w:color w:val="0000FF"/>
+          <w:sz w:val="33"/>
+          <w:szCs w:val="33"/>
+          <w:lang w:eastAsia="en-IN"/>
+        </w:rPr>
+        <w:t>airlineForm</w:t>
+      </w:r>
+      <w:proofErr w:type="spellEnd"/>
+      <w:r>
+        <w:rPr>
+          <w:rFonts w:ascii="Consolas" w:eastAsia="Times New Roman" w:hAnsi="Consolas" w:cs="Times New Roman"/>
+          <w:color w:val="0000FF"/>
+          <w:sz w:val="33"/>
+          <w:szCs w:val="33"/>
+          <w:lang w:eastAsia="en-IN"/>
+        </w:rPr>
+        <w:t>"</w:t>
+      </w:r>
+      <w:r>
+        <w:rPr>
+          <w:rFonts w:ascii="Consolas" w:eastAsia="Times New Roman" w:hAnsi="Consolas" w:cs="Times New Roman"/>
+          <w:color w:val="800000"/>
+          <w:sz w:val="33"/>
+          <w:szCs w:val="33"/>
+          <w:lang w:eastAsia="en-IN"/>
+        </w:rPr>
+        <w:t>&gt;</w:t>
+      </w:r>
+    </w:p>
+    <w:p>
+      <w:pPr>
+        <w:shd w:val="clear" w:color="auto" w:fill="FFFFFF"/>
+        <w:spacing w:after="0" w:line="450" w:lineRule="atLeast"/>
+        <w:rPr>
+          <w:rFonts w:ascii="Consolas" w:eastAsia="Times New Roman" w:hAnsi="Consolas" w:cs="Times New Roman"/>
+          <w:color w:val="000000"/>
+          <w:sz w:val="33"/>
+          <w:szCs w:val="33"/>
+          <w:lang w:eastAsia="en-IN"/>
+        </w:rPr>
+      </w:pPr>
+      <w:r>
+        <w:rPr>
+          <w:rFonts w:ascii="Consolas" w:eastAsia="Times New Roman" w:hAnsi="Consolas" w:cs="Times New Roman"/>
+          <w:color w:val="000000"/>
+          <w:sz w:val="33"/>
+          <w:szCs w:val="33"/>
+          <w:lang w:eastAsia="en-IN"/>
+        </w:rPr>
+        <w:t xml:space="preserve">            Id: </w:t>
+      </w:r>
+      <w:r>
+        <w:rPr>
+          <w:rFonts w:ascii="Consolas" w:eastAsia="Times New Roman" w:hAnsi="Consolas" w:cs="Times New Roman"/>
+          <w:color w:val="800000"/>
+          <w:sz w:val="33"/>
+          <w:szCs w:val="33"/>
+          <w:lang w:eastAsia="en-IN"/>
+        </w:rPr>
+        <w:t>&lt;input</w:t>
+      </w:r>
+      <w:r>
+        <w:rPr>
+          <w:rFonts w:ascii="Consolas" w:eastAsia="Times New Roman" w:hAnsi="Consolas" w:cs="Times New Roman"/>
+          <w:color w:val="000000"/>
+          <w:sz w:val="33"/>
+          <w:szCs w:val="33"/>
+          <w:lang w:eastAsia="en-IN"/>
+        </w:rPr>
+        <w:t xml:space="preserve"> </w:t>
+      </w:r>
+      <w:r>
+        <w:rPr>
+          <w:rFonts w:ascii="Consolas" w:eastAsia="Times New Roman" w:hAnsi="Consolas" w:cs="Times New Roman"/>
+          <w:color w:val="E50000"/>
+          <w:sz w:val="33"/>
+          <w:szCs w:val="33"/>
+          <w:lang w:eastAsia="en-IN"/>
+        </w:rPr>
+        <w:t>type</w:t>
+      </w:r>
+      <w:r>
+        <w:rPr>
+          <w:rFonts w:ascii="Consolas" w:eastAsia="Times New Roman" w:hAnsi="Consolas" w:cs="Times New Roman"/>
+          <w:color w:val="000000"/>
+          <w:sz w:val="33"/>
+          <w:szCs w:val="33"/>
+          <w:lang w:eastAsia="en-IN"/>
+        </w:rPr>
+        <w:t>=</w:t>
+      </w:r>
+      <w:r>
+        <w:rPr>
+          <w:rFonts w:ascii="Consolas" w:eastAsia="Times New Roman" w:hAnsi="Consolas" w:cs="Times New Roman"/>
+          <w:color w:val="0000FF"/>
+          <w:sz w:val="33"/>
+          <w:szCs w:val="33"/>
+          <w:lang w:eastAsia="en-IN"/>
+        </w:rPr>
+        <w:t>"number"</w:t>
+      </w:r>
+      <w:r>
+        <w:rPr>
+          <w:rFonts w:ascii="Consolas" w:eastAsia="Times New Roman" w:hAnsi="Consolas" w:cs="Times New Roman"/>
+          <w:color w:val="000000"/>
+          <w:sz w:val="33"/>
+          <w:szCs w:val="33"/>
+          <w:lang w:eastAsia="en-IN"/>
+        </w:rPr>
+        <w:t xml:space="preserve"> </w:t>
+      </w:r>
+      <w:r>
+        <w:rPr>
+          <w:rFonts w:ascii="Consolas" w:eastAsia="Times New Roman" w:hAnsi="Consolas" w:cs="Times New Roman"/>
+          <w:color w:val="E50000"/>
+          <w:sz w:val="33"/>
+          <w:szCs w:val="33"/>
+          <w:lang w:eastAsia="en-IN"/>
+        </w:rPr>
+        <w:t>name</w:t>
+      </w:r>
+      <w:r>
+        <w:rPr>
+          <w:rFonts w:ascii="Consolas" w:eastAsia="Times New Roman" w:hAnsi="Consolas" w:cs="Times New Roman"/>
+          <w:color w:val="000000"/>
+          <w:sz w:val="33"/>
+          <w:szCs w:val="33"/>
+          <w:lang w:eastAsia="en-IN"/>
+        </w:rPr>
+        <w:t>=</w:t>
+      </w:r>
+      <w:r>
+        <w:rPr>
+          <w:rFonts w:ascii="Consolas" w:eastAsia="Times New Roman" w:hAnsi="Consolas" w:cs="Times New Roman"/>
+          <w:color w:val="0000FF"/>
+          <w:sz w:val="33"/>
+          <w:szCs w:val="33"/>
+          <w:lang w:eastAsia="en-IN"/>
+        </w:rPr>
+        <w:t>""</w:t>
+      </w:r>
+      <w:r>
+        <w:rPr>
+          <w:rFonts w:ascii="Consolas" w:eastAsia="Times New Roman" w:hAnsi="Consolas" w:cs="Times New Roman"/>
+          <w:color w:val="000000"/>
+          <w:sz w:val="33"/>
+          <w:szCs w:val="33"/>
+          <w:lang w:eastAsia="en-IN"/>
+        </w:rPr>
+        <w:t xml:space="preserve"> </w:t>
+      </w:r>
+      <w:r>
+        <w:rPr>
+          <w:rFonts w:ascii="Consolas" w:eastAsia="Times New Roman" w:hAnsi="Consolas" w:cs="Times New Roman"/>
+          <w:color w:val="E50000"/>
+          <w:sz w:val="33"/>
+          <w:szCs w:val="33"/>
+          <w:lang w:eastAsia="en-IN"/>
+        </w:rPr>
+        <w:t>id</w:t>
+      </w:r>
+      <w:r>
+        <w:rPr>
+          <w:rFonts w:ascii="Consolas" w:eastAsia="Times New Roman" w:hAnsi="Consolas" w:cs="Times New Roman"/>
+          <w:color w:val="000000"/>
+          <w:sz w:val="33"/>
+          <w:szCs w:val="33"/>
+          <w:lang w:eastAsia="en-IN"/>
+        </w:rPr>
+        <w:t>=</w:t>
+      </w:r>
+      <w:r>
+        <w:rPr>
+          <w:rFonts w:ascii="Consolas" w:eastAsia="Times New Roman" w:hAnsi="Consolas" w:cs="Times New Roman"/>
+          <w:color w:val="0000FF"/>
+          <w:sz w:val="33"/>
+          <w:szCs w:val="33"/>
+          <w:lang w:eastAsia="en-IN"/>
+        </w:rPr>
+        <w:t>""</w:t>
+      </w:r>
+      <w:r>
+        <w:rPr>
+          <w:rFonts w:ascii="Consolas" w:eastAsia="Times New Roman" w:hAnsi="Consolas" w:cs="Times New Roman"/>
+          <w:color w:val="000000"/>
+          <w:sz w:val="33"/>
+          <w:szCs w:val="33"/>
+          <w:lang w:eastAsia="en-IN"/>
+        </w:rPr>
+        <w:t xml:space="preserve"> </w:t>
+      </w:r>
+      <w:r>
+        <w:rPr>
+          <w:rFonts w:ascii="Consolas" w:eastAsia="Times New Roman" w:hAnsi="Consolas" w:cs="Times New Roman"/>
+          <w:color w:val="E50000"/>
+          <w:sz w:val="33"/>
+          <w:szCs w:val="33"/>
+          <w:lang w:eastAsia="en-IN"/>
+        </w:rPr>
+        <w:t>[</w:t>
+      </w:r>
+      <w:proofErr w:type="spellStart"/>
+      <w:r>
+        <w:rPr>
+          <w:rFonts w:ascii="Consolas" w:eastAsia="Times New Roman" w:hAnsi="Consolas" w:cs="Times New Roman"/>
+          <w:color w:val="E50000"/>
+          <w:sz w:val="33"/>
+          <w:szCs w:val="33"/>
+          <w:lang w:eastAsia="en-IN"/>
+        </w:rPr>
+        <w:t>ngClass</w:t>
+      </w:r>
+      <w:proofErr w:type="spellEnd"/>
+      <w:r>
+        <w:rPr>
+          <w:rFonts w:ascii="Consolas" w:eastAsia="Times New Roman" w:hAnsi="Consolas" w:cs="Times New Roman"/>
+          <w:color w:val="E50000"/>
+          <w:sz w:val="33"/>
+          <w:szCs w:val="33"/>
+          <w:lang w:eastAsia="en-IN"/>
+        </w:rPr>
+        <w:t>]</w:t>
+      </w:r>
+      <w:r>
+        <w:rPr>
+          <w:rFonts w:ascii="Consolas" w:eastAsia="Times New Roman" w:hAnsi="Consolas" w:cs="Times New Roman"/>
+          <w:color w:val="000000"/>
+          <w:sz w:val="33"/>
+          <w:szCs w:val="33"/>
+          <w:lang w:eastAsia="en-IN"/>
+        </w:rPr>
+        <w:t>=</w:t>
+      </w:r>
+      <w:r>
+        <w:rPr>
+          <w:rFonts w:ascii="Consolas" w:eastAsia="Times New Roman" w:hAnsi="Consolas" w:cs="Times New Roman"/>
+          <w:color w:val="0000FF"/>
+          <w:sz w:val="33"/>
+          <w:szCs w:val="33"/>
+          <w:lang w:eastAsia="en-IN"/>
+        </w:rPr>
+        <w:t>"{'form-control</w:t>
+      </w:r>
+      <w:proofErr w:type="gramStart"/>
+      <w:r>
+        <w:rPr>
+          <w:rFonts w:ascii="Consolas" w:eastAsia="Times New Roman" w:hAnsi="Consolas" w:cs="Times New Roman"/>
+          <w:color w:val="0000FF"/>
+          <w:sz w:val="33"/>
+          <w:szCs w:val="33"/>
+          <w:lang w:eastAsia="en-IN"/>
+        </w:rPr>
+        <w:t>':true</w:t>
+      </w:r>
+      <w:proofErr w:type="gramEnd"/>
+      <w:r>
+        <w:rPr>
+          <w:rFonts w:ascii="Consolas" w:eastAsia="Times New Roman" w:hAnsi="Consolas" w:cs="Times New Roman"/>
+          <w:color w:val="0000FF"/>
+          <w:sz w:val="33"/>
+          <w:szCs w:val="33"/>
+          <w:lang w:eastAsia="en-IN"/>
+        </w:rPr>
+        <w:t>,'is-invalid':</w:t>
+      </w:r>
+      <w:proofErr w:type="spellStart"/>
+      <w:r>
+        <w:rPr>
+          <w:rFonts w:ascii="Consolas" w:eastAsia="Times New Roman" w:hAnsi="Consolas" w:cs="Times New Roman"/>
+          <w:color w:val="0000FF"/>
+          <w:sz w:val="33"/>
+          <w:szCs w:val="33"/>
+          <w:lang w:eastAsia="en-IN"/>
+        </w:rPr>
+        <w:t>c.id.touched</w:t>
+      </w:r>
+      <w:proofErr w:type="spellEnd"/>
+      <w:r>
+        <w:rPr>
+          <w:rFonts w:ascii="Consolas" w:eastAsia="Times New Roman" w:hAnsi="Consolas" w:cs="Times New Roman"/>
+          <w:color w:val="0000FF"/>
+          <w:sz w:val="33"/>
+          <w:szCs w:val="33"/>
+          <w:lang w:eastAsia="en-IN"/>
+        </w:rPr>
+        <w:t xml:space="preserve"> &amp;&amp; !</w:t>
+      </w:r>
+      <w:proofErr w:type="spellStart"/>
+      <w:r>
+        <w:rPr>
+          <w:rFonts w:ascii="Consolas" w:eastAsia="Times New Roman" w:hAnsi="Consolas" w:cs="Times New Roman"/>
+          <w:color w:val="0000FF"/>
+          <w:sz w:val="33"/>
+          <w:szCs w:val="33"/>
+          <w:lang w:eastAsia="en-IN"/>
+        </w:rPr>
+        <w:t>c.id.valid</w:t>
+      </w:r>
+      <w:proofErr w:type="spellEnd"/>
+      <w:r>
+        <w:rPr>
+          <w:rFonts w:ascii="Consolas" w:eastAsia="Times New Roman" w:hAnsi="Consolas" w:cs="Times New Roman"/>
+          <w:color w:val="0000FF"/>
+          <w:sz w:val="33"/>
+          <w:szCs w:val="33"/>
+          <w:lang w:eastAsia="en-IN"/>
+        </w:rPr>
+        <w:t>}"</w:t>
+      </w:r>
+      <w:r>
+        <w:rPr>
+          <w:rFonts w:ascii="Consolas" w:eastAsia="Times New Roman" w:hAnsi="Consolas" w:cs="Times New Roman"/>
+          <w:color w:val="000000"/>
+          <w:sz w:val="33"/>
+          <w:szCs w:val="33"/>
+          <w:lang w:eastAsia="en-IN"/>
+        </w:rPr>
+        <w:t xml:space="preserve"> </w:t>
+      </w:r>
+      <w:proofErr w:type="spellStart"/>
+      <w:r>
+        <w:rPr>
+          <w:rFonts w:ascii="Consolas" w:eastAsia="Times New Roman" w:hAnsi="Consolas" w:cs="Times New Roman"/>
+          <w:color w:val="E50000"/>
+          <w:sz w:val="33"/>
+          <w:szCs w:val="33"/>
+          <w:lang w:eastAsia="en-IN"/>
+        </w:rPr>
+        <w:t>formControlName</w:t>
+      </w:r>
+      <w:proofErr w:type="spellEnd"/>
+      <w:r>
+        <w:rPr>
+          <w:rFonts w:ascii="Consolas" w:eastAsia="Times New Roman" w:hAnsi="Consolas" w:cs="Times New Roman"/>
+          <w:color w:val="000000"/>
+          <w:sz w:val="33"/>
+          <w:szCs w:val="33"/>
+          <w:lang w:eastAsia="en-IN"/>
+        </w:rPr>
+        <w:t>=</w:t>
+      </w:r>
+      <w:r>
+        <w:rPr>
+          <w:rFonts w:ascii="Consolas" w:eastAsia="Times New Roman" w:hAnsi="Consolas" w:cs="Times New Roman"/>
+          <w:color w:val="0000FF"/>
+          <w:sz w:val="33"/>
+          <w:szCs w:val="33"/>
+          <w:lang w:eastAsia="en-IN"/>
+        </w:rPr>
+        <w:t>"id"</w:t>
+      </w:r>
+      <w:r>
+        <w:rPr>
+          <w:rFonts w:ascii="Consolas" w:eastAsia="Times New Roman" w:hAnsi="Consolas" w:cs="Times New Roman"/>
+          <w:color w:val="000000"/>
+          <w:sz w:val="33"/>
+          <w:szCs w:val="33"/>
+          <w:lang w:eastAsia="en-IN"/>
+        </w:rPr>
+        <w:t xml:space="preserve"> </w:t>
+      </w:r>
+      <w:r>
+        <w:rPr>
+          <w:rFonts w:ascii="Consolas" w:eastAsia="Times New Roman" w:hAnsi="Consolas" w:cs="Times New Roman"/>
+          <w:color w:val="800000"/>
+          <w:sz w:val="33"/>
+          <w:szCs w:val="33"/>
+          <w:lang w:eastAsia="en-IN"/>
+        </w:rPr>
+        <w:t>&gt;</w:t>
+      </w:r>
+    </w:p>
+    <w:p>
+      <w:pPr>
+        <w:shd w:val="clear" w:color="auto" w:fill="FFFFFF"/>
+        <w:spacing w:after="0" w:line="450" w:lineRule="atLeast"/>
+        <w:rPr>
+          <w:rFonts w:ascii="Consolas" w:eastAsia="Times New Roman" w:hAnsi="Consolas" w:cs="Times New Roman"/>
+          <w:color w:val="000000"/>
+          <w:sz w:val="33"/>
+          <w:szCs w:val="33"/>
+          <w:lang w:eastAsia="en-IN"/>
+        </w:rPr>
+      </w:pPr>
+      <w:r>
+        <w:rPr>
+          <w:rFonts w:ascii="Consolas" w:eastAsia="Times New Roman" w:hAnsi="Consolas" w:cs="Times New Roman"/>
+          <w:color w:val="000000"/>
+          <w:sz w:val="33"/>
+          <w:szCs w:val="33"/>
+          <w:lang w:eastAsia="en-IN"/>
+        </w:rPr>
+        <w:t xml:space="preserve">            Name: </w:t>
+      </w:r>
+      <w:r>
+        <w:rPr>
+          <w:rFonts w:ascii="Consolas" w:eastAsia="Times New Roman" w:hAnsi="Consolas" w:cs="Times New Roman"/>
+          <w:color w:val="800000"/>
+          <w:sz w:val="33"/>
+          <w:szCs w:val="33"/>
+          <w:lang w:eastAsia="en-IN"/>
+        </w:rPr>
+        <w:t>&lt;input</w:t>
+      </w:r>
+      <w:r>
+        <w:rPr>
+          <w:rFonts w:ascii="Consolas" w:eastAsia="Times New Roman" w:hAnsi="Consolas" w:cs="Times New Roman"/>
+          <w:color w:val="000000"/>
+          <w:sz w:val="33"/>
+          <w:szCs w:val="33"/>
+          <w:lang w:eastAsia="en-IN"/>
+        </w:rPr>
+        <w:t xml:space="preserve"> </w:t>
+      </w:r>
+      <w:r>
+        <w:rPr>
+          <w:rFonts w:ascii="Consolas" w:eastAsia="Times New Roman" w:hAnsi="Consolas" w:cs="Times New Roman"/>
+          <w:color w:val="E50000"/>
+          <w:sz w:val="33"/>
+          <w:szCs w:val="33"/>
+          <w:lang w:eastAsia="en-IN"/>
+        </w:rPr>
+        <w:t>type</w:t>
+      </w:r>
+      <w:r>
+        <w:rPr>
+          <w:rFonts w:ascii="Consolas" w:eastAsia="Times New Roman" w:hAnsi="Consolas" w:cs="Times New Roman"/>
+          <w:color w:val="000000"/>
+          <w:sz w:val="33"/>
+          <w:szCs w:val="33"/>
+          <w:lang w:eastAsia="en-IN"/>
+        </w:rPr>
+        <w:t>=</w:t>
+      </w:r>
+      <w:r>
+        <w:rPr>
+          <w:rFonts w:ascii="Consolas" w:eastAsia="Times New Roman" w:hAnsi="Consolas" w:cs="Times New Roman"/>
+          <w:color w:val="0000FF"/>
+          <w:sz w:val="33"/>
+          <w:szCs w:val="33"/>
+          <w:lang w:eastAsia="en-IN"/>
+        </w:rPr>
+        <w:t>"text"</w:t>
+      </w:r>
+      <w:r>
+        <w:rPr>
+          <w:rFonts w:ascii="Consolas" w:eastAsia="Times New Roman" w:hAnsi="Consolas" w:cs="Times New Roman"/>
+          <w:color w:val="000000"/>
+          <w:sz w:val="33"/>
+          <w:szCs w:val="33"/>
+          <w:lang w:eastAsia="en-IN"/>
+        </w:rPr>
+        <w:t xml:space="preserve"> </w:t>
+      </w:r>
+      <w:r>
+        <w:rPr>
+          <w:rFonts w:ascii="Consolas" w:eastAsia="Times New Roman" w:hAnsi="Consolas" w:cs="Times New Roman"/>
+          <w:color w:val="E50000"/>
+          <w:sz w:val="33"/>
+          <w:szCs w:val="33"/>
+          <w:lang w:eastAsia="en-IN"/>
+        </w:rPr>
+        <w:t>name</w:t>
+      </w:r>
+      <w:r>
+        <w:rPr>
+          <w:rFonts w:ascii="Consolas" w:eastAsia="Times New Roman" w:hAnsi="Consolas" w:cs="Times New Roman"/>
+          <w:color w:val="000000"/>
+          <w:sz w:val="33"/>
+          <w:szCs w:val="33"/>
+          <w:lang w:eastAsia="en-IN"/>
+        </w:rPr>
+        <w:t>=</w:t>
+      </w:r>
+      <w:r>
+        <w:rPr>
+          <w:rFonts w:ascii="Consolas" w:eastAsia="Times New Roman" w:hAnsi="Consolas" w:cs="Times New Roman"/>
+          <w:color w:val="0000FF"/>
+          <w:sz w:val="33"/>
+          <w:szCs w:val="33"/>
+          <w:lang w:eastAsia="en-IN"/>
+        </w:rPr>
+        <w:t>""</w:t>
+      </w:r>
+      <w:r>
+        <w:rPr>
+          <w:rFonts w:ascii="Consolas" w:eastAsia="Times New Roman" w:hAnsi="Consolas" w:cs="Times New Roman"/>
+          <w:color w:val="000000"/>
+          <w:sz w:val="33"/>
+          <w:szCs w:val="33"/>
+          <w:lang w:eastAsia="en-IN"/>
+        </w:rPr>
+        <w:t xml:space="preserve"> </w:t>
+      </w:r>
+      <w:r>
+        <w:rPr>
+          <w:rFonts w:ascii="Consolas" w:eastAsia="Times New Roman" w:hAnsi="Consolas" w:cs="Times New Roman"/>
+          <w:color w:val="E50000"/>
+          <w:sz w:val="33"/>
+          <w:szCs w:val="33"/>
+          <w:lang w:eastAsia="en-IN"/>
+        </w:rPr>
+        <w:t>id</w:t>
+      </w:r>
+      <w:r>
+        <w:rPr>
+          <w:rFonts w:ascii="Consolas" w:eastAsia="Times New Roman" w:hAnsi="Consolas" w:cs="Times New Roman"/>
+          <w:color w:val="000000"/>
+          <w:sz w:val="33"/>
+          <w:szCs w:val="33"/>
+          <w:lang w:eastAsia="en-IN"/>
+        </w:rPr>
+        <w:t>=</w:t>
+      </w:r>
+      <w:r>
+        <w:rPr>
+          <w:rFonts w:ascii="Consolas" w:eastAsia="Times New Roman" w:hAnsi="Consolas" w:cs="Times New Roman"/>
+          <w:color w:val="0000FF"/>
+          <w:sz w:val="33"/>
+          <w:szCs w:val="33"/>
+          <w:lang w:eastAsia="en-IN"/>
+        </w:rPr>
+        <w:t>""</w:t>
+      </w:r>
+      <w:r>
+        <w:rPr>
+          <w:rFonts w:ascii="Consolas" w:eastAsia="Times New Roman" w:hAnsi="Consolas" w:cs="Times New Roman"/>
+          <w:color w:val="000000"/>
+          <w:sz w:val="33"/>
+          <w:szCs w:val="33"/>
+          <w:lang w:eastAsia="en-IN"/>
+        </w:rPr>
+        <w:t xml:space="preserve"> </w:t>
+      </w:r>
+      <w:r>
+        <w:rPr>
+          <w:rFonts w:ascii="Consolas" w:eastAsia="Times New Roman" w:hAnsi="Consolas" w:cs="Times New Roman"/>
+          <w:color w:val="E50000"/>
+          <w:sz w:val="33"/>
+          <w:szCs w:val="33"/>
+          <w:lang w:eastAsia="en-IN"/>
+        </w:rPr>
+        <w:t>[ngClass]</w:t>
+      </w:r>
+      <w:r>
+        <w:rPr>
+          <w:rFonts w:ascii="Consolas" w:eastAsia="Times New Roman" w:hAnsi="Consolas" w:cs="Times New Roman"/>
+          <w:color w:val="000000"/>
+          <w:sz w:val="33"/>
+          <w:szCs w:val="33"/>
+          <w:lang w:eastAsia="en-IN"/>
+        </w:rPr>
+        <w:t>=</w:t>
+      </w:r>
+      <w:r>
+        <w:rPr>
+          <w:rFonts w:ascii="Consolas" w:eastAsia="Times New Roman" w:hAnsi="Consolas" w:cs="Times New Roman"/>
+          <w:color w:val="0000FF"/>
+          <w:sz w:val="33"/>
+          <w:szCs w:val="33"/>
+          <w:lang w:eastAsia="en-IN"/>
+        </w:rPr>
+        <w:t>"{'form-control</w:t>
+      </w:r>
+      <w:proofErr w:type="gramStart"/>
+      <w:r>
+        <w:rPr>
+          <w:rFonts w:ascii="Consolas" w:eastAsia="Times New Roman" w:hAnsi="Consolas" w:cs="Times New Roman"/>
+          <w:color w:val="0000FF"/>
+          <w:sz w:val="33"/>
+          <w:szCs w:val="33"/>
+          <w:lang w:eastAsia="en-IN"/>
+        </w:rPr>
+        <w:t>':true</w:t>
+      </w:r>
+      <w:proofErr w:type="gramEnd"/>
+      <w:r>
+        <w:rPr>
+          <w:rFonts w:ascii="Consolas" w:eastAsia="Times New Roman" w:hAnsi="Consolas" w:cs="Times New Roman"/>
+          <w:color w:val="0000FF"/>
+          <w:sz w:val="33"/>
+          <w:szCs w:val="33"/>
+          <w:lang w:eastAsia="en-IN"/>
+        </w:rPr>
+        <w:t>,'is-</w:t>
+      </w:r>
+      <w:r>
+        <w:rPr>
+          <w:rFonts w:ascii="Consolas" w:eastAsia="Times New Roman" w:hAnsi="Consolas" w:cs="Times New Roman"/>
+          <w:color w:val="0000FF"/>
+          <w:sz w:val="33"/>
+          <w:szCs w:val="33"/>
+          <w:lang w:eastAsia="en-IN"/>
+        </w:rPr>
+        <w:lastRenderedPageBreak/>
+        <w:t>invalid':airlineForm.controls.name.touched &amp;&amp; !</w:t>
+      </w:r>
+      <w:proofErr w:type="spellStart"/>
+      <w:r>
+        <w:rPr>
+          <w:rFonts w:ascii="Consolas" w:eastAsia="Times New Roman" w:hAnsi="Consolas" w:cs="Times New Roman"/>
+          <w:color w:val="0000FF"/>
+          <w:sz w:val="33"/>
+          <w:szCs w:val="33"/>
+          <w:lang w:eastAsia="en-IN"/>
+        </w:rPr>
+        <w:t>airlineForm.controls</w:t>
+      </w:r>
+      <w:proofErr w:type="spellEnd"/>
+      <w:r>
+        <w:rPr>
+          <w:rFonts w:ascii="Consolas" w:eastAsia="Times New Roman" w:hAnsi="Consolas" w:cs="Times New Roman"/>
+          <w:color w:val="0000FF"/>
+          <w:sz w:val="33"/>
+          <w:szCs w:val="33"/>
+          <w:lang w:eastAsia="en-IN"/>
+        </w:rPr>
+        <w:t>['name'].valid}"</w:t>
+      </w:r>
+      <w:r>
+        <w:rPr>
+          <w:rFonts w:ascii="Consolas" w:eastAsia="Times New Roman" w:hAnsi="Consolas" w:cs="Times New Roman"/>
+          <w:color w:val="000000"/>
+          <w:sz w:val="33"/>
+          <w:szCs w:val="33"/>
+          <w:lang w:eastAsia="en-IN"/>
+        </w:rPr>
+        <w:t xml:space="preserve"> </w:t>
+      </w:r>
+      <w:proofErr w:type="spellStart"/>
+      <w:r>
+        <w:rPr>
+          <w:rFonts w:ascii="Consolas" w:eastAsia="Times New Roman" w:hAnsi="Consolas" w:cs="Times New Roman"/>
+          <w:color w:val="E50000"/>
+          <w:sz w:val="33"/>
+          <w:szCs w:val="33"/>
+          <w:lang w:eastAsia="en-IN"/>
+        </w:rPr>
+        <w:t>formControlName</w:t>
+      </w:r>
+      <w:proofErr w:type="spellEnd"/>
+      <w:r>
+        <w:rPr>
+          <w:rFonts w:ascii="Consolas" w:eastAsia="Times New Roman" w:hAnsi="Consolas" w:cs="Times New Roman"/>
+          <w:color w:val="000000"/>
+          <w:sz w:val="33"/>
+          <w:szCs w:val="33"/>
+          <w:lang w:eastAsia="en-IN"/>
+        </w:rPr>
+        <w:t>=</w:t>
+      </w:r>
+      <w:r>
+        <w:rPr>
+          <w:rFonts w:ascii="Consolas" w:eastAsia="Times New Roman" w:hAnsi="Consolas" w:cs="Times New Roman"/>
+          <w:color w:val="0000FF"/>
+          <w:sz w:val="33"/>
+          <w:szCs w:val="33"/>
+          <w:lang w:eastAsia="en-IN"/>
+        </w:rPr>
+        <w:t>"name"</w:t>
+      </w:r>
+      <w:r>
+        <w:rPr>
+          <w:rFonts w:ascii="Consolas" w:eastAsia="Times New Roman" w:hAnsi="Consolas" w:cs="Times New Roman"/>
+          <w:color w:val="800000"/>
+          <w:sz w:val="33"/>
+          <w:szCs w:val="33"/>
+          <w:lang w:eastAsia="en-IN"/>
+        </w:rPr>
+        <w:t>&gt;&lt;span</w:t>
+      </w:r>
+      <w:r>
+        <w:rPr>
+          <w:rFonts w:ascii="Consolas" w:eastAsia="Times New Roman" w:hAnsi="Consolas" w:cs="Times New Roman"/>
+          <w:color w:val="000000"/>
+          <w:sz w:val="33"/>
+          <w:szCs w:val="33"/>
+          <w:lang w:eastAsia="en-IN"/>
+        </w:rPr>
+        <w:t xml:space="preserve"> </w:t>
+      </w:r>
+      <w:r>
+        <w:rPr>
+          <w:rFonts w:ascii="Consolas" w:eastAsia="Times New Roman" w:hAnsi="Consolas" w:cs="Times New Roman"/>
+          <w:color w:val="E50000"/>
+          <w:sz w:val="33"/>
+          <w:szCs w:val="33"/>
+          <w:lang w:eastAsia="en-IN"/>
+        </w:rPr>
+        <w:t>*</w:t>
+      </w:r>
+      <w:proofErr w:type="spellStart"/>
+      <w:r>
+        <w:rPr>
+          <w:rFonts w:ascii="Consolas" w:eastAsia="Times New Roman" w:hAnsi="Consolas" w:cs="Times New Roman"/>
+          <w:color w:val="E50000"/>
+          <w:sz w:val="33"/>
+          <w:szCs w:val="33"/>
+          <w:lang w:eastAsia="en-IN"/>
+        </w:rPr>
+        <w:t>ngIf</w:t>
+      </w:r>
+      <w:proofErr w:type="spellEnd"/>
+      <w:r>
+        <w:rPr>
+          <w:rFonts w:ascii="Consolas" w:eastAsia="Times New Roman" w:hAnsi="Consolas" w:cs="Times New Roman"/>
+          <w:color w:val="000000"/>
+          <w:sz w:val="33"/>
+          <w:szCs w:val="33"/>
+          <w:lang w:eastAsia="en-IN"/>
+        </w:rPr>
+        <w:t>=</w:t>
+      </w:r>
+      <w:r>
+        <w:rPr>
+          <w:rFonts w:ascii="Consolas" w:eastAsia="Times New Roman" w:hAnsi="Consolas" w:cs="Times New Roman"/>
+          <w:color w:val="0000FF"/>
+          <w:sz w:val="33"/>
+          <w:szCs w:val="33"/>
+          <w:lang w:eastAsia="en-IN"/>
+        </w:rPr>
+        <w:t>"</w:t>
+      </w:r>
+      <w:proofErr w:type="spellStart"/>
+      <w:r>
+        <w:rPr>
+          <w:rFonts w:ascii="Consolas" w:eastAsia="Times New Roman" w:hAnsi="Consolas" w:cs="Times New Roman"/>
+          <w:color w:val="0000FF"/>
+          <w:sz w:val="33"/>
+          <w:szCs w:val="33"/>
+          <w:lang w:eastAsia="en-IN"/>
+        </w:rPr>
+        <w:t>airlineForm.controls.name.touched</w:t>
+      </w:r>
+      <w:proofErr w:type="spellEnd"/>
+      <w:r>
+        <w:rPr>
+          <w:rFonts w:ascii="Consolas" w:eastAsia="Times New Roman" w:hAnsi="Consolas" w:cs="Times New Roman"/>
+          <w:color w:val="0000FF"/>
+          <w:sz w:val="33"/>
+          <w:szCs w:val="33"/>
+          <w:lang w:eastAsia="en-IN"/>
+        </w:rPr>
+        <w:t xml:space="preserve"> &amp;&amp; !</w:t>
+      </w:r>
+      <w:proofErr w:type="spellStart"/>
+      <w:r>
+        <w:rPr>
+          <w:rFonts w:ascii="Consolas" w:eastAsia="Times New Roman" w:hAnsi="Consolas" w:cs="Times New Roman"/>
+          <w:color w:val="0000FF"/>
+          <w:sz w:val="33"/>
+          <w:szCs w:val="33"/>
+          <w:lang w:eastAsia="en-IN"/>
+        </w:rPr>
+        <w:t>airlineForm.controls.name.valid</w:t>
+      </w:r>
+      <w:proofErr w:type="spellEnd"/>
+      <w:r>
+        <w:rPr>
+          <w:rFonts w:ascii="Consolas" w:eastAsia="Times New Roman" w:hAnsi="Consolas" w:cs="Times New Roman"/>
+          <w:color w:val="0000FF"/>
+          <w:sz w:val="33"/>
+          <w:szCs w:val="33"/>
+          <w:lang w:eastAsia="en-IN"/>
+        </w:rPr>
+        <w:t>"</w:t>
+      </w:r>
+      <w:r>
+        <w:rPr>
+          <w:rFonts w:ascii="Consolas" w:eastAsia="Times New Roman" w:hAnsi="Consolas" w:cs="Times New Roman"/>
+          <w:color w:val="000000"/>
+          <w:sz w:val="33"/>
+          <w:szCs w:val="33"/>
+          <w:lang w:eastAsia="en-IN"/>
+        </w:rPr>
+        <w:t xml:space="preserve"> </w:t>
+      </w:r>
+      <w:r>
+        <w:rPr>
+          <w:rFonts w:ascii="Consolas" w:eastAsia="Times New Roman" w:hAnsi="Consolas" w:cs="Times New Roman"/>
+          <w:color w:val="E50000"/>
+          <w:sz w:val="33"/>
+          <w:szCs w:val="33"/>
+          <w:lang w:eastAsia="en-IN"/>
+        </w:rPr>
+        <w:t>class</w:t>
+      </w:r>
+      <w:r>
+        <w:rPr>
+          <w:rFonts w:ascii="Consolas" w:eastAsia="Times New Roman" w:hAnsi="Consolas" w:cs="Times New Roman"/>
+          <w:color w:val="000000"/>
+          <w:sz w:val="33"/>
+          <w:szCs w:val="33"/>
+          <w:lang w:eastAsia="en-IN"/>
+        </w:rPr>
+        <w:t>=</w:t>
+      </w:r>
+      <w:r>
+        <w:rPr>
+          <w:rFonts w:ascii="Consolas" w:eastAsia="Times New Roman" w:hAnsi="Consolas" w:cs="Times New Roman"/>
+          <w:color w:val="0000FF"/>
+          <w:sz w:val="33"/>
+          <w:szCs w:val="33"/>
+          <w:lang w:eastAsia="en-IN"/>
+        </w:rPr>
+        <w:t>"alert-danger"</w:t>
+      </w:r>
+      <w:r>
+        <w:rPr>
+          <w:rFonts w:ascii="Consolas" w:eastAsia="Times New Roman" w:hAnsi="Consolas" w:cs="Times New Roman"/>
+          <w:color w:val="800000"/>
+          <w:sz w:val="33"/>
+          <w:szCs w:val="33"/>
+          <w:lang w:eastAsia="en-IN"/>
+        </w:rPr>
+        <w:t>&gt;</w:t>
+      </w:r>
+      <w:r>
+        <w:rPr>
+          <w:rFonts w:ascii="Consolas" w:eastAsia="Times New Roman" w:hAnsi="Consolas" w:cs="Times New Roman"/>
+          <w:color w:val="000000"/>
+          <w:sz w:val="33"/>
+          <w:szCs w:val="33"/>
+          <w:lang w:eastAsia="en-IN"/>
+        </w:rPr>
+        <w:t xml:space="preserve">                Name is mandatory</w:t>
+      </w:r>
+      <w:r>
+        <w:rPr>
+          <w:rFonts w:ascii="Consolas" w:eastAsia="Times New Roman" w:hAnsi="Consolas" w:cs="Times New Roman"/>
+          <w:color w:val="800000"/>
+          <w:sz w:val="33"/>
+          <w:szCs w:val="33"/>
+          <w:lang w:eastAsia="en-IN"/>
+        </w:rPr>
+        <w:t>&lt;/span&gt;</w:t>
+      </w:r>
+    </w:p>
+    <w:p>
+      <w:pPr>
+        <w:shd w:val="clear" w:color="auto" w:fill="FFFFFF"/>
+        <w:spacing w:after="0" w:line="450" w:lineRule="atLeast"/>
+        <w:rPr>
+          <w:rFonts w:ascii="Consolas" w:eastAsia="Times New Roman" w:hAnsi="Consolas" w:cs="Times New Roman"/>
+          <w:color w:val="000000"/>
+          <w:sz w:val="33"/>
+          <w:szCs w:val="33"/>
+          <w:lang w:eastAsia="en-IN"/>
+        </w:rPr>
+      </w:pPr>
+      <w:r>
+        <w:rPr>
+          <w:rFonts w:ascii="Consolas" w:eastAsia="Times New Roman" w:hAnsi="Consolas" w:cs="Times New Roman"/>
+          <w:color w:val="800000"/>
+          <w:sz w:val="33"/>
+          <w:szCs w:val="33"/>
+          <w:lang w:eastAsia="en-IN"/>
+        </w:rPr>
+        <w:t>&lt;</w:t>
+      </w:r>
+      <w:proofErr w:type="spellStart"/>
+      <w:r>
+        <w:rPr>
+          <w:rFonts w:ascii="Consolas" w:eastAsia="Times New Roman" w:hAnsi="Consolas" w:cs="Times New Roman"/>
+          <w:color w:val="800000"/>
+          <w:sz w:val="33"/>
+          <w:szCs w:val="33"/>
+          <w:lang w:eastAsia="en-IN"/>
+        </w:rPr>
+        <w:t>br</w:t>
+      </w:r>
+      <w:proofErr w:type="spellEnd"/>
+      <w:r>
+        <w:rPr>
+          <w:rFonts w:ascii="Consolas" w:eastAsia="Times New Roman" w:hAnsi="Consolas" w:cs="Times New Roman"/>
+          <w:color w:val="800000"/>
+          <w:sz w:val="33"/>
+          <w:szCs w:val="33"/>
+          <w:lang w:eastAsia="en-IN"/>
+        </w:rPr>
+        <w:t>&gt;</w:t>
+      </w:r>
+      <w:r>
+        <w:rPr>
+          <w:rFonts w:ascii="Consolas" w:eastAsia="Times New Roman" w:hAnsi="Consolas" w:cs="Times New Roman"/>
+          <w:color w:val="000000"/>
+          <w:sz w:val="33"/>
+          <w:szCs w:val="33"/>
+          <w:lang w:eastAsia="en-IN"/>
+        </w:rPr>
+        <w:t xml:space="preserve">            Country: </w:t>
+      </w:r>
+      <w:r>
+        <w:rPr>
+          <w:rFonts w:ascii="Consolas" w:eastAsia="Times New Roman" w:hAnsi="Consolas" w:cs="Times New Roman"/>
+          <w:color w:val="800000"/>
+          <w:sz w:val="33"/>
+          <w:szCs w:val="33"/>
+          <w:lang w:eastAsia="en-IN"/>
+        </w:rPr>
+        <w:t>&lt;input</w:t>
+      </w:r>
+      <w:r>
+        <w:rPr>
+          <w:rFonts w:ascii="Consolas" w:eastAsia="Times New Roman" w:hAnsi="Consolas" w:cs="Times New Roman"/>
+          <w:color w:val="000000"/>
+          <w:sz w:val="33"/>
+          <w:szCs w:val="33"/>
+          <w:lang w:eastAsia="en-IN"/>
+        </w:rPr>
+        <w:t xml:space="preserve"> </w:t>
+      </w:r>
+      <w:r>
+        <w:rPr>
+          <w:rFonts w:ascii="Consolas" w:eastAsia="Times New Roman" w:hAnsi="Consolas" w:cs="Times New Roman"/>
+          <w:color w:val="E50000"/>
+          <w:sz w:val="33"/>
+          <w:szCs w:val="33"/>
+          <w:lang w:eastAsia="en-IN"/>
+        </w:rPr>
+        <w:t>type</w:t>
+      </w:r>
+      <w:r>
+        <w:rPr>
+          <w:rFonts w:ascii="Consolas" w:eastAsia="Times New Roman" w:hAnsi="Consolas" w:cs="Times New Roman"/>
+          <w:color w:val="000000"/>
+          <w:sz w:val="33"/>
+          <w:szCs w:val="33"/>
+          <w:lang w:eastAsia="en-IN"/>
+        </w:rPr>
+        <w:t>=</w:t>
+      </w:r>
+      <w:r>
+        <w:rPr>
+          <w:rFonts w:ascii="Consolas" w:eastAsia="Times New Roman" w:hAnsi="Consolas" w:cs="Times New Roman"/>
+          <w:color w:val="0000FF"/>
+          <w:sz w:val="33"/>
+          <w:szCs w:val="33"/>
+          <w:lang w:eastAsia="en-IN"/>
+        </w:rPr>
+        <w:t>"text"</w:t>
+      </w:r>
+      <w:r>
+        <w:rPr>
+          <w:rFonts w:ascii="Consolas" w:eastAsia="Times New Roman" w:hAnsi="Consolas" w:cs="Times New Roman"/>
+          <w:color w:val="000000"/>
+          <w:sz w:val="33"/>
+          <w:szCs w:val="33"/>
+          <w:lang w:eastAsia="en-IN"/>
+        </w:rPr>
+        <w:t xml:space="preserve"> </w:t>
+      </w:r>
+      <w:r>
+        <w:rPr>
+          <w:rFonts w:ascii="Consolas" w:eastAsia="Times New Roman" w:hAnsi="Consolas" w:cs="Times New Roman"/>
+          <w:color w:val="E50000"/>
+          <w:sz w:val="33"/>
+          <w:szCs w:val="33"/>
+          <w:lang w:eastAsia="en-IN"/>
+        </w:rPr>
+        <w:t>name</w:t>
+      </w:r>
+      <w:r>
+        <w:rPr>
+          <w:rFonts w:ascii="Consolas" w:eastAsia="Times New Roman" w:hAnsi="Consolas" w:cs="Times New Roman"/>
+          <w:color w:val="000000"/>
+          <w:sz w:val="33"/>
+          <w:szCs w:val="33"/>
+          <w:lang w:eastAsia="en-IN"/>
+        </w:rPr>
+        <w:t>=</w:t>
+      </w:r>
+      <w:r>
+        <w:rPr>
+          <w:rFonts w:ascii="Consolas" w:eastAsia="Times New Roman" w:hAnsi="Consolas" w:cs="Times New Roman"/>
+          <w:color w:val="0000FF"/>
+          <w:sz w:val="33"/>
+          <w:szCs w:val="33"/>
+          <w:lang w:eastAsia="en-IN"/>
+        </w:rPr>
+        <w:t>""</w:t>
+      </w:r>
+      <w:r>
+        <w:rPr>
+          <w:rFonts w:ascii="Consolas" w:eastAsia="Times New Roman" w:hAnsi="Consolas" w:cs="Times New Roman"/>
+          <w:color w:val="000000"/>
+          <w:sz w:val="33"/>
+          <w:szCs w:val="33"/>
+          <w:lang w:eastAsia="en-IN"/>
+        </w:rPr>
+        <w:t xml:space="preserve"> </w:t>
+      </w:r>
+      <w:r>
+        <w:rPr>
+          <w:rFonts w:ascii="Consolas" w:eastAsia="Times New Roman" w:hAnsi="Consolas" w:cs="Times New Roman"/>
+          <w:color w:val="E50000"/>
+          <w:sz w:val="33"/>
+          <w:szCs w:val="33"/>
+          <w:lang w:eastAsia="en-IN"/>
+        </w:rPr>
+        <w:t>id</w:t>
+      </w:r>
+      <w:r>
+        <w:rPr>
+          <w:rFonts w:ascii="Consolas" w:eastAsia="Times New Roman" w:hAnsi="Consolas" w:cs="Times New Roman"/>
+          <w:color w:val="000000"/>
+          <w:sz w:val="33"/>
+          <w:szCs w:val="33"/>
+          <w:lang w:eastAsia="en-IN"/>
+        </w:rPr>
+        <w:t>=</w:t>
+      </w:r>
+      <w:r>
+        <w:rPr>
+          <w:rFonts w:ascii="Consolas" w:eastAsia="Times New Roman" w:hAnsi="Consolas" w:cs="Times New Roman"/>
+          <w:color w:val="0000FF"/>
+          <w:sz w:val="33"/>
+          <w:szCs w:val="33"/>
+          <w:lang w:eastAsia="en-IN"/>
+        </w:rPr>
+        <w:t>""</w:t>
+      </w:r>
+      <w:r>
+        <w:rPr>
+          <w:rFonts w:ascii="Consolas" w:eastAsia="Times New Roman" w:hAnsi="Consolas" w:cs="Times New Roman"/>
+          <w:color w:val="000000"/>
+          <w:sz w:val="33"/>
+          <w:szCs w:val="33"/>
+          <w:lang w:eastAsia="en-IN"/>
+        </w:rPr>
+        <w:t xml:space="preserve"> </w:t>
+      </w:r>
+      <w:r>
+        <w:rPr>
+          <w:rFonts w:ascii="Consolas" w:eastAsia="Times New Roman" w:hAnsi="Consolas" w:cs="Times New Roman"/>
+          <w:color w:val="E50000"/>
+          <w:sz w:val="33"/>
+          <w:szCs w:val="33"/>
+          <w:lang w:eastAsia="en-IN"/>
+        </w:rPr>
+        <w:t>class</w:t>
+      </w:r>
+      <w:r>
+        <w:rPr>
+          <w:rFonts w:ascii="Consolas" w:eastAsia="Times New Roman" w:hAnsi="Consolas" w:cs="Times New Roman"/>
+          <w:color w:val="000000"/>
+          <w:sz w:val="33"/>
+          <w:szCs w:val="33"/>
+          <w:lang w:eastAsia="en-IN"/>
+        </w:rPr>
+        <w:t>=</w:t>
+      </w:r>
+      <w:r>
+        <w:rPr>
+          <w:rFonts w:ascii="Consolas" w:eastAsia="Times New Roman" w:hAnsi="Consolas" w:cs="Times New Roman"/>
+          <w:color w:val="0000FF"/>
+          <w:sz w:val="33"/>
+          <w:szCs w:val="33"/>
+          <w:lang w:eastAsia="en-IN"/>
+        </w:rPr>
+        <w:t>"form-control"</w:t>
+      </w:r>
+      <w:r>
+        <w:rPr>
+          <w:rFonts w:ascii="Consolas" w:eastAsia="Times New Roman" w:hAnsi="Consolas" w:cs="Times New Roman"/>
+          <w:color w:val="000000"/>
+          <w:sz w:val="33"/>
+          <w:szCs w:val="33"/>
+          <w:lang w:eastAsia="en-IN"/>
+        </w:rPr>
+        <w:t xml:space="preserve"> </w:t>
+      </w:r>
+      <w:proofErr w:type="spellStart"/>
+      <w:r>
+        <w:rPr>
+          <w:rFonts w:ascii="Consolas" w:eastAsia="Times New Roman" w:hAnsi="Consolas" w:cs="Times New Roman"/>
+          <w:color w:val="E50000"/>
+          <w:sz w:val="33"/>
+          <w:szCs w:val="33"/>
+          <w:lang w:eastAsia="en-IN"/>
+        </w:rPr>
+        <w:t>formControlName</w:t>
+      </w:r>
+      <w:proofErr w:type="spellEnd"/>
+      <w:r>
+        <w:rPr>
+          <w:rFonts w:ascii="Consolas" w:eastAsia="Times New Roman" w:hAnsi="Consolas" w:cs="Times New Roman"/>
+          <w:color w:val="000000"/>
+          <w:sz w:val="33"/>
+          <w:szCs w:val="33"/>
+          <w:lang w:eastAsia="en-IN"/>
+        </w:rPr>
+        <w:t>=</w:t>
+      </w:r>
+      <w:r>
+        <w:rPr>
+          <w:rFonts w:ascii="Consolas" w:eastAsia="Times New Roman" w:hAnsi="Consolas" w:cs="Times New Roman"/>
+          <w:color w:val="0000FF"/>
+          <w:sz w:val="33"/>
+          <w:szCs w:val="33"/>
+          <w:lang w:eastAsia="en-IN"/>
+        </w:rPr>
+        <w:t>"country"</w:t>
+      </w:r>
+      <w:r>
+        <w:rPr>
+          <w:rFonts w:ascii="Consolas" w:eastAsia="Times New Roman" w:hAnsi="Consolas" w:cs="Times New Roman"/>
+          <w:color w:val="800000"/>
+          <w:sz w:val="33"/>
+          <w:szCs w:val="33"/>
+          <w:lang w:eastAsia="en-IN"/>
+        </w:rPr>
+        <w:t>&gt;</w:t>
+      </w:r>
+    </w:p>
+    <w:p>
+      <w:pPr>
+        <w:shd w:val="clear" w:color="auto" w:fill="FFFFFF"/>
+        <w:spacing w:after="0" w:line="450" w:lineRule="atLeast"/>
+        <w:rPr>
+          <w:rFonts w:ascii="Consolas" w:eastAsia="Times New Roman" w:hAnsi="Consolas" w:cs="Times New Roman"/>
+          <w:color w:val="000000"/>
+          <w:sz w:val="33"/>
+          <w:szCs w:val="33"/>
+          <w:lang w:eastAsia="en-IN"/>
+        </w:rPr>
+      </w:pPr>
+      <w:r>
+        <w:rPr>
+          <w:rFonts w:ascii="Consolas" w:eastAsia="Times New Roman" w:hAnsi="Consolas" w:cs="Times New Roman"/>
+          <w:color w:val="000000"/>
+          <w:sz w:val="33"/>
+          <w:szCs w:val="33"/>
+          <w:lang w:eastAsia="en-IN"/>
+        </w:rPr>
+        <w:t xml:space="preserve">            Logo: </w:t>
+      </w:r>
+      <w:r>
+        <w:rPr>
+          <w:rFonts w:ascii="Consolas" w:eastAsia="Times New Roman" w:hAnsi="Consolas" w:cs="Times New Roman"/>
+          <w:color w:val="800000"/>
+          <w:sz w:val="33"/>
+          <w:szCs w:val="33"/>
+          <w:lang w:eastAsia="en-IN"/>
+        </w:rPr>
+        <w:t>&lt;input</w:t>
+      </w:r>
+      <w:r>
+        <w:rPr>
+          <w:rFonts w:ascii="Consolas" w:eastAsia="Times New Roman" w:hAnsi="Consolas" w:cs="Times New Roman"/>
+          <w:color w:val="000000"/>
+          <w:sz w:val="33"/>
+          <w:szCs w:val="33"/>
+          <w:lang w:eastAsia="en-IN"/>
+        </w:rPr>
+        <w:t xml:space="preserve"> </w:t>
+      </w:r>
+      <w:r>
+        <w:rPr>
+          <w:rFonts w:ascii="Consolas" w:eastAsia="Times New Roman" w:hAnsi="Consolas" w:cs="Times New Roman"/>
+          <w:color w:val="E50000"/>
+          <w:sz w:val="33"/>
+          <w:szCs w:val="33"/>
+          <w:lang w:eastAsia="en-IN"/>
+        </w:rPr>
+        <w:t>type</w:t>
+      </w:r>
+      <w:r>
+        <w:rPr>
+          <w:rFonts w:ascii="Consolas" w:eastAsia="Times New Roman" w:hAnsi="Consolas" w:cs="Times New Roman"/>
+          <w:color w:val="000000"/>
+          <w:sz w:val="33"/>
+          <w:szCs w:val="33"/>
+          <w:lang w:eastAsia="en-IN"/>
+        </w:rPr>
+        <w:t>=</w:t>
+      </w:r>
+      <w:r>
+        <w:rPr>
+          <w:rFonts w:ascii="Consolas" w:eastAsia="Times New Roman" w:hAnsi="Consolas" w:cs="Times New Roman"/>
+          <w:color w:val="0000FF"/>
+          <w:sz w:val="33"/>
+          <w:szCs w:val="33"/>
+          <w:lang w:eastAsia="en-IN"/>
+        </w:rPr>
+        <w:t>"text"</w:t>
+      </w:r>
+      <w:r>
+        <w:rPr>
+          <w:rFonts w:ascii="Consolas" w:eastAsia="Times New Roman" w:hAnsi="Consolas" w:cs="Times New Roman"/>
+          <w:color w:val="000000"/>
+          <w:sz w:val="33"/>
+          <w:szCs w:val="33"/>
+          <w:lang w:eastAsia="en-IN"/>
+        </w:rPr>
+        <w:t xml:space="preserve"> </w:t>
+      </w:r>
+      <w:r>
+        <w:rPr>
+          <w:rFonts w:ascii="Consolas" w:eastAsia="Times New Roman" w:hAnsi="Consolas" w:cs="Times New Roman"/>
+          <w:color w:val="E50000"/>
+          <w:sz w:val="33"/>
+          <w:szCs w:val="33"/>
+          <w:lang w:eastAsia="en-IN"/>
+        </w:rPr>
+        <w:t>name</w:t>
+      </w:r>
+      <w:r>
+        <w:rPr>
+          <w:rFonts w:ascii="Consolas" w:eastAsia="Times New Roman" w:hAnsi="Consolas" w:cs="Times New Roman"/>
+          <w:color w:val="000000"/>
+          <w:sz w:val="33"/>
+          <w:szCs w:val="33"/>
+          <w:lang w:eastAsia="en-IN"/>
+        </w:rPr>
+        <w:t>=</w:t>
+      </w:r>
+      <w:r>
+        <w:rPr>
+          <w:rFonts w:ascii="Consolas" w:eastAsia="Times New Roman" w:hAnsi="Consolas" w:cs="Times New Roman"/>
+          <w:color w:val="0000FF"/>
+          <w:sz w:val="33"/>
+          <w:szCs w:val="33"/>
+          <w:lang w:eastAsia="en-IN"/>
+        </w:rPr>
+        <w:t>""</w:t>
+      </w:r>
+      <w:r>
+        <w:rPr>
+          <w:rFonts w:ascii="Consolas" w:eastAsia="Times New Roman" w:hAnsi="Consolas" w:cs="Times New Roman"/>
+          <w:color w:val="000000"/>
+          <w:sz w:val="33"/>
+          <w:szCs w:val="33"/>
+          <w:lang w:eastAsia="en-IN"/>
+        </w:rPr>
+        <w:t xml:space="preserve"> </w:t>
+      </w:r>
+      <w:r>
+        <w:rPr>
+          <w:rFonts w:ascii="Consolas" w:eastAsia="Times New Roman" w:hAnsi="Consolas" w:cs="Times New Roman"/>
+          <w:color w:val="E50000"/>
+          <w:sz w:val="33"/>
+          <w:szCs w:val="33"/>
+          <w:lang w:eastAsia="en-IN"/>
+        </w:rPr>
+        <w:t>id</w:t>
+      </w:r>
+      <w:r>
+        <w:rPr>
+          <w:rFonts w:ascii="Consolas" w:eastAsia="Times New Roman" w:hAnsi="Consolas" w:cs="Times New Roman"/>
+          <w:color w:val="000000"/>
+          <w:sz w:val="33"/>
+          <w:szCs w:val="33"/>
+          <w:lang w:eastAsia="en-IN"/>
+        </w:rPr>
+        <w:t>=</w:t>
+      </w:r>
+      <w:r>
+        <w:rPr>
+          <w:rFonts w:ascii="Consolas" w:eastAsia="Times New Roman" w:hAnsi="Consolas" w:cs="Times New Roman"/>
+          <w:color w:val="0000FF"/>
+          <w:sz w:val="33"/>
+          <w:szCs w:val="33"/>
+          <w:lang w:eastAsia="en-IN"/>
+        </w:rPr>
+        <w:t>""</w:t>
+      </w:r>
+      <w:r>
+        <w:rPr>
+          <w:rFonts w:ascii="Consolas" w:eastAsia="Times New Roman" w:hAnsi="Consolas" w:cs="Times New Roman"/>
+          <w:color w:val="000000"/>
+          <w:sz w:val="33"/>
+          <w:szCs w:val="33"/>
+          <w:lang w:eastAsia="en-IN"/>
+        </w:rPr>
+        <w:t xml:space="preserve"> </w:t>
+      </w:r>
+      <w:r>
+        <w:rPr>
+          <w:rFonts w:ascii="Consolas" w:eastAsia="Times New Roman" w:hAnsi="Consolas" w:cs="Times New Roman"/>
+          <w:color w:val="E50000"/>
+          <w:sz w:val="33"/>
+          <w:szCs w:val="33"/>
+          <w:lang w:eastAsia="en-IN"/>
+        </w:rPr>
+        <w:t>class</w:t>
+      </w:r>
+      <w:r>
+        <w:rPr>
+          <w:rFonts w:ascii="Consolas" w:eastAsia="Times New Roman" w:hAnsi="Consolas" w:cs="Times New Roman"/>
+          <w:color w:val="000000"/>
+          <w:sz w:val="33"/>
+          <w:szCs w:val="33"/>
+          <w:lang w:eastAsia="en-IN"/>
+        </w:rPr>
+        <w:t>=</w:t>
+      </w:r>
+      <w:r>
+        <w:rPr>
+          <w:rFonts w:ascii="Consolas" w:eastAsia="Times New Roman" w:hAnsi="Consolas" w:cs="Times New Roman"/>
+          <w:color w:val="0000FF"/>
+          <w:sz w:val="33"/>
+          <w:szCs w:val="33"/>
+          <w:lang w:eastAsia="en-IN"/>
+        </w:rPr>
+        <w:t>"form-control"</w:t>
+      </w:r>
+      <w:r>
+        <w:rPr>
+          <w:rFonts w:ascii="Consolas" w:eastAsia="Times New Roman" w:hAnsi="Consolas" w:cs="Times New Roman"/>
+          <w:color w:val="000000"/>
+          <w:sz w:val="33"/>
+          <w:szCs w:val="33"/>
+          <w:lang w:eastAsia="en-IN"/>
+        </w:rPr>
+        <w:t xml:space="preserve"> </w:t>
+      </w:r>
+      <w:proofErr w:type="spellStart"/>
+      <w:r>
+        <w:rPr>
+          <w:rFonts w:ascii="Consolas" w:eastAsia="Times New Roman" w:hAnsi="Consolas" w:cs="Times New Roman"/>
+          <w:color w:val="E50000"/>
+          <w:sz w:val="33"/>
+          <w:szCs w:val="33"/>
+          <w:lang w:eastAsia="en-IN"/>
+        </w:rPr>
+        <w:t>formControlName</w:t>
+      </w:r>
+      <w:proofErr w:type="spellEnd"/>
+      <w:r>
+        <w:rPr>
+          <w:rFonts w:ascii="Consolas" w:eastAsia="Times New Roman" w:hAnsi="Consolas" w:cs="Times New Roman"/>
+          <w:color w:val="000000"/>
+          <w:sz w:val="33"/>
+          <w:szCs w:val="33"/>
+          <w:lang w:eastAsia="en-IN"/>
+        </w:rPr>
+        <w:t>=</w:t>
+      </w:r>
+      <w:r>
+        <w:rPr>
+          <w:rFonts w:ascii="Consolas" w:eastAsia="Times New Roman" w:hAnsi="Consolas" w:cs="Times New Roman"/>
+          <w:color w:val="0000FF"/>
+          <w:sz w:val="33"/>
+          <w:szCs w:val="33"/>
+          <w:lang w:eastAsia="en-IN"/>
+        </w:rPr>
+        <w:t>"logo"</w:t>
+      </w:r>
+      <w:r>
+        <w:rPr>
+          <w:rFonts w:ascii="Consolas" w:eastAsia="Times New Roman" w:hAnsi="Consolas" w:cs="Times New Roman"/>
+          <w:color w:val="800000"/>
+          <w:sz w:val="33"/>
+          <w:szCs w:val="33"/>
+          <w:lang w:eastAsia="en-IN"/>
+        </w:rPr>
+        <w:t>&gt;</w:t>
+      </w:r>
+    </w:p>
+    <w:p>
+      <w:pPr>
+        <w:shd w:val="clear" w:color="auto" w:fill="FFFFFF"/>
+        <w:spacing w:after="0" w:line="450" w:lineRule="atLeast"/>
+        <w:rPr>
+          <w:rFonts w:ascii="Consolas" w:eastAsia="Times New Roman" w:hAnsi="Consolas" w:cs="Times New Roman"/>
+          <w:color w:val="000000"/>
+          <w:sz w:val="33"/>
+          <w:szCs w:val="33"/>
+          <w:lang w:eastAsia="en-IN"/>
+        </w:rPr>
+      </w:pPr>
+      <w:r>
+        <w:rPr>
+          <w:rFonts w:ascii="Consolas" w:eastAsia="Times New Roman" w:hAnsi="Consolas" w:cs="Times New Roman"/>
+          <w:color w:val="000000"/>
+          <w:sz w:val="33"/>
+          <w:szCs w:val="33"/>
+          <w:lang w:eastAsia="en-IN"/>
+        </w:rPr>
+        <w:t xml:space="preserve">            Slogan: </w:t>
+      </w:r>
+      <w:r>
+        <w:rPr>
+          <w:rFonts w:ascii="Consolas" w:eastAsia="Times New Roman" w:hAnsi="Consolas" w:cs="Times New Roman"/>
+          <w:color w:val="800000"/>
+          <w:sz w:val="33"/>
+          <w:szCs w:val="33"/>
+          <w:lang w:eastAsia="en-IN"/>
+        </w:rPr>
+        <w:t>&lt;input</w:t>
+      </w:r>
+      <w:r>
+        <w:rPr>
+          <w:rFonts w:ascii="Consolas" w:eastAsia="Times New Roman" w:hAnsi="Consolas" w:cs="Times New Roman"/>
+          <w:color w:val="000000"/>
+          <w:sz w:val="33"/>
+          <w:szCs w:val="33"/>
+          <w:lang w:eastAsia="en-IN"/>
+        </w:rPr>
+        <w:t xml:space="preserve"> </w:t>
+      </w:r>
+      <w:r>
+        <w:rPr>
+          <w:rFonts w:ascii="Consolas" w:eastAsia="Times New Roman" w:hAnsi="Consolas" w:cs="Times New Roman"/>
+          <w:color w:val="E50000"/>
+          <w:sz w:val="33"/>
+          <w:szCs w:val="33"/>
+          <w:lang w:eastAsia="en-IN"/>
+        </w:rPr>
+        <w:t>type</w:t>
+      </w:r>
+      <w:r>
+        <w:rPr>
+          <w:rFonts w:ascii="Consolas" w:eastAsia="Times New Roman" w:hAnsi="Consolas" w:cs="Times New Roman"/>
+          <w:color w:val="000000"/>
+          <w:sz w:val="33"/>
+          <w:szCs w:val="33"/>
+          <w:lang w:eastAsia="en-IN"/>
+        </w:rPr>
+        <w:t>=</w:t>
+      </w:r>
+      <w:r>
+        <w:rPr>
+          <w:rFonts w:ascii="Consolas" w:eastAsia="Times New Roman" w:hAnsi="Consolas" w:cs="Times New Roman"/>
+          <w:color w:val="0000FF"/>
+          <w:sz w:val="33"/>
+          <w:szCs w:val="33"/>
+          <w:lang w:eastAsia="en-IN"/>
+        </w:rPr>
+        <w:t>"text"</w:t>
+      </w:r>
+      <w:r>
+        <w:rPr>
+          <w:rFonts w:ascii="Consolas" w:eastAsia="Times New Roman" w:hAnsi="Consolas" w:cs="Times New Roman"/>
+          <w:color w:val="000000"/>
+          <w:sz w:val="33"/>
+          <w:szCs w:val="33"/>
+          <w:lang w:eastAsia="en-IN"/>
+        </w:rPr>
+        <w:t xml:space="preserve"> </w:t>
+      </w:r>
+      <w:r>
+        <w:rPr>
+          <w:rFonts w:ascii="Consolas" w:eastAsia="Times New Roman" w:hAnsi="Consolas" w:cs="Times New Roman"/>
+          <w:color w:val="E50000"/>
+          <w:sz w:val="33"/>
+          <w:szCs w:val="33"/>
+          <w:lang w:eastAsia="en-IN"/>
+        </w:rPr>
+        <w:t>name</w:t>
+      </w:r>
+      <w:r>
+        <w:rPr>
+          <w:rFonts w:ascii="Consolas" w:eastAsia="Times New Roman" w:hAnsi="Consolas" w:cs="Times New Roman"/>
+          <w:color w:val="000000"/>
+          <w:sz w:val="33"/>
+          <w:szCs w:val="33"/>
+          <w:lang w:eastAsia="en-IN"/>
+        </w:rPr>
+        <w:t>=</w:t>
+      </w:r>
+      <w:r>
+        <w:rPr>
+          <w:rFonts w:ascii="Consolas" w:eastAsia="Times New Roman" w:hAnsi="Consolas" w:cs="Times New Roman"/>
+          <w:color w:val="0000FF"/>
+          <w:sz w:val="33"/>
+          <w:szCs w:val="33"/>
+          <w:lang w:eastAsia="en-IN"/>
+        </w:rPr>
+        <w:t>""</w:t>
+      </w:r>
+      <w:r>
+        <w:rPr>
+          <w:rFonts w:ascii="Consolas" w:eastAsia="Times New Roman" w:hAnsi="Consolas" w:cs="Times New Roman"/>
+          <w:color w:val="000000"/>
+          <w:sz w:val="33"/>
+          <w:szCs w:val="33"/>
+          <w:lang w:eastAsia="en-IN"/>
+        </w:rPr>
+        <w:t xml:space="preserve"> </w:t>
+      </w:r>
+      <w:r>
+        <w:rPr>
+          <w:rFonts w:ascii="Consolas" w:eastAsia="Times New Roman" w:hAnsi="Consolas" w:cs="Times New Roman"/>
+          <w:color w:val="E50000"/>
+          <w:sz w:val="33"/>
+          <w:szCs w:val="33"/>
+          <w:lang w:eastAsia="en-IN"/>
+        </w:rPr>
+        <w:t>id</w:t>
+      </w:r>
+      <w:r>
+        <w:rPr>
+          <w:rFonts w:ascii="Consolas" w:eastAsia="Times New Roman" w:hAnsi="Consolas" w:cs="Times New Roman"/>
+          <w:color w:val="000000"/>
+          <w:sz w:val="33"/>
+          <w:szCs w:val="33"/>
+          <w:lang w:eastAsia="en-IN"/>
+        </w:rPr>
+        <w:t>=</w:t>
+      </w:r>
+      <w:r>
+        <w:rPr>
+          <w:rFonts w:ascii="Consolas" w:eastAsia="Times New Roman" w:hAnsi="Consolas" w:cs="Times New Roman"/>
+          <w:color w:val="0000FF"/>
+          <w:sz w:val="33"/>
+          <w:szCs w:val="33"/>
+          <w:lang w:eastAsia="en-IN"/>
+        </w:rPr>
+        <w:t>""</w:t>
+      </w:r>
+      <w:r>
+        <w:rPr>
+          <w:rFonts w:ascii="Consolas" w:eastAsia="Times New Roman" w:hAnsi="Consolas" w:cs="Times New Roman"/>
+          <w:color w:val="000000"/>
+          <w:sz w:val="33"/>
+          <w:szCs w:val="33"/>
+          <w:lang w:eastAsia="en-IN"/>
+        </w:rPr>
+        <w:t xml:space="preserve"> </w:t>
+      </w:r>
+      <w:r>
+        <w:rPr>
+          <w:rFonts w:ascii="Consolas" w:eastAsia="Times New Roman" w:hAnsi="Consolas" w:cs="Times New Roman"/>
+          <w:color w:val="E50000"/>
+          <w:sz w:val="33"/>
+          <w:szCs w:val="33"/>
+          <w:lang w:eastAsia="en-IN"/>
+        </w:rPr>
+        <w:t>class</w:t>
+      </w:r>
+      <w:r>
+        <w:rPr>
+          <w:rFonts w:ascii="Consolas" w:eastAsia="Times New Roman" w:hAnsi="Consolas" w:cs="Times New Roman"/>
+          <w:color w:val="000000"/>
+          <w:sz w:val="33"/>
+          <w:szCs w:val="33"/>
+          <w:lang w:eastAsia="en-IN"/>
+        </w:rPr>
+        <w:t>=</w:t>
+      </w:r>
+      <w:r>
+        <w:rPr>
+          <w:rFonts w:ascii="Consolas" w:eastAsia="Times New Roman" w:hAnsi="Consolas" w:cs="Times New Roman"/>
+          <w:color w:val="0000FF"/>
+          <w:sz w:val="33"/>
+          <w:szCs w:val="33"/>
+          <w:lang w:eastAsia="en-IN"/>
+        </w:rPr>
+        <w:t>"form-control"</w:t>
+      </w:r>
+      <w:r>
+        <w:rPr>
+          <w:rFonts w:ascii="Consolas" w:eastAsia="Times New Roman" w:hAnsi="Consolas" w:cs="Times New Roman"/>
+          <w:color w:val="000000"/>
+          <w:sz w:val="33"/>
+          <w:szCs w:val="33"/>
+          <w:lang w:eastAsia="en-IN"/>
+        </w:rPr>
+        <w:t xml:space="preserve"> </w:t>
+      </w:r>
+      <w:proofErr w:type="spellStart"/>
+      <w:r>
+        <w:rPr>
+          <w:rFonts w:ascii="Consolas" w:eastAsia="Times New Roman" w:hAnsi="Consolas" w:cs="Times New Roman"/>
+          <w:color w:val="E50000"/>
+          <w:sz w:val="33"/>
+          <w:szCs w:val="33"/>
+          <w:lang w:eastAsia="en-IN"/>
+        </w:rPr>
+        <w:t>formControlName</w:t>
+      </w:r>
+      <w:proofErr w:type="spellEnd"/>
+      <w:r>
+        <w:rPr>
+          <w:rFonts w:ascii="Consolas" w:eastAsia="Times New Roman" w:hAnsi="Consolas" w:cs="Times New Roman"/>
+          <w:color w:val="000000"/>
+          <w:sz w:val="33"/>
+          <w:szCs w:val="33"/>
+          <w:lang w:eastAsia="en-IN"/>
+        </w:rPr>
+        <w:t>=</w:t>
+      </w:r>
+      <w:r>
+        <w:rPr>
+          <w:rFonts w:ascii="Consolas" w:eastAsia="Times New Roman" w:hAnsi="Consolas" w:cs="Times New Roman"/>
+          <w:color w:val="0000FF"/>
+          <w:sz w:val="33"/>
+          <w:szCs w:val="33"/>
+          <w:lang w:eastAsia="en-IN"/>
+        </w:rPr>
+        <w:t>"slogan"</w:t>
+      </w:r>
+      <w:r>
+        <w:rPr>
+          <w:rFonts w:ascii="Consolas" w:eastAsia="Times New Roman" w:hAnsi="Consolas" w:cs="Times New Roman"/>
+          <w:color w:val="800000"/>
+          <w:sz w:val="33"/>
+          <w:szCs w:val="33"/>
+          <w:lang w:eastAsia="en-IN"/>
+        </w:rPr>
+        <w:t>&gt;</w:t>
+      </w:r>
+    </w:p>
+    <w:p>
+      <w:pPr>
+        <w:shd w:val="clear" w:color="auto" w:fill="FFFFFF"/>
+        <w:spacing w:after="0" w:line="450" w:lineRule="atLeast"/>
+        <w:rPr>
+          <w:rFonts w:ascii="Consolas" w:eastAsia="Times New Roman" w:hAnsi="Consolas" w:cs="Times New Roman"/>
+          <w:color w:val="000000"/>
+          <w:sz w:val="33"/>
+          <w:szCs w:val="33"/>
+          <w:lang w:eastAsia="en-IN"/>
+        </w:rPr>
+      </w:pPr>
+      <w:r>
+        <w:rPr>
+          <w:rFonts w:ascii="Consolas" w:eastAsia="Times New Roman" w:hAnsi="Consolas" w:cs="Times New Roman"/>
+          <w:color w:val="000000"/>
+          <w:sz w:val="33"/>
+          <w:szCs w:val="33"/>
+          <w:lang w:eastAsia="en-IN"/>
+        </w:rPr>
+        <w:t xml:space="preserve">            Head </w:t>
+      </w:r>
+      <w:proofErr w:type="spellStart"/>
+      <w:r>
+        <w:rPr>
+          <w:rFonts w:ascii="Consolas" w:eastAsia="Times New Roman" w:hAnsi="Consolas" w:cs="Times New Roman"/>
+          <w:color w:val="000000"/>
+          <w:sz w:val="33"/>
+          <w:szCs w:val="33"/>
+          <w:lang w:eastAsia="en-IN"/>
+        </w:rPr>
+        <w:t>Quaters</w:t>
+      </w:r>
+      <w:proofErr w:type="spellEnd"/>
+      <w:r>
+        <w:rPr>
+          <w:rFonts w:ascii="Consolas" w:eastAsia="Times New Roman" w:hAnsi="Consolas" w:cs="Times New Roman"/>
+          <w:color w:val="000000"/>
+          <w:sz w:val="33"/>
+          <w:szCs w:val="33"/>
+          <w:lang w:eastAsia="en-IN"/>
+        </w:rPr>
+        <w:t xml:space="preserve">: </w:t>
+      </w:r>
+      <w:r>
+        <w:rPr>
+          <w:rFonts w:ascii="Consolas" w:eastAsia="Times New Roman" w:hAnsi="Consolas" w:cs="Times New Roman"/>
+          <w:color w:val="800000"/>
+          <w:sz w:val="33"/>
+          <w:szCs w:val="33"/>
+          <w:lang w:eastAsia="en-IN"/>
+        </w:rPr>
+        <w:t>&lt;input</w:t>
+      </w:r>
+      <w:r>
+        <w:rPr>
+          <w:rFonts w:ascii="Consolas" w:eastAsia="Times New Roman" w:hAnsi="Consolas" w:cs="Times New Roman"/>
+          <w:color w:val="000000"/>
+          <w:sz w:val="33"/>
+          <w:szCs w:val="33"/>
+          <w:lang w:eastAsia="en-IN"/>
+        </w:rPr>
+        <w:t xml:space="preserve"> </w:t>
+      </w:r>
+      <w:r>
+        <w:rPr>
+          <w:rFonts w:ascii="Consolas" w:eastAsia="Times New Roman" w:hAnsi="Consolas" w:cs="Times New Roman"/>
+          <w:color w:val="E50000"/>
+          <w:sz w:val="33"/>
+          <w:szCs w:val="33"/>
+          <w:lang w:eastAsia="en-IN"/>
+        </w:rPr>
+        <w:t>type</w:t>
+      </w:r>
+      <w:r>
+        <w:rPr>
+          <w:rFonts w:ascii="Consolas" w:eastAsia="Times New Roman" w:hAnsi="Consolas" w:cs="Times New Roman"/>
+          <w:color w:val="000000"/>
+          <w:sz w:val="33"/>
+          <w:szCs w:val="33"/>
+          <w:lang w:eastAsia="en-IN"/>
+        </w:rPr>
+        <w:t>=</w:t>
+      </w:r>
+      <w:r>
+        <w:rPr>
+          <w:rFonts w:ascii="Consolas" w:eastAsia="Times New Roman" w:hAnsi="Consolas" w:cs="Times New Roman"/>
+          <w:color w:val="0000FF"/>
+          <w:sz w:val="33"/>
+          <w:szCs w:val="33"/>
+          <w:lang w:eastAsia="en-IN"/>
+        </w:rPr>
+        <w:t>"text"</w:t>
+      </w:r>
+      <w:r>
+        <w:rPr>
+          <w:rFonts w:ascii="Consolas" w:eastAsia="Times New Roman" w:hAnsi="Consolas" w:cs="Times New Roman"/>
+          <w:color w:val="000000"/>
+          <w:sz w:val="33"/>
+          <w:szCs w:val="33"/>
+          <w:lang w:eastAsia="en-IN"/>
+        </w:rPr>
+        <w:t xml:space="preserve"> </w:t>
+      </w:r>
+      <w:r>
+        <w:rPr>
+          <w:rFonts w:ascii="Consolas" w:eastAsia="Times New Roman" w:hAnsi="Consolas" w:cs="Times New Roman"/>
+          <w:color w:val="E50000"/>
+          <w:sz w:val="33"/>
+          <w:szCs w:val="33"/>
+          <w:lang w:eastAsia="en-IN"/>
+        </w:rPr>
+        <w:t>name</w:t>
+      </w:r>
+      <w:r>
+        <w:rPr>
+          <w:rFonts w:ascii="Consolas" w:eastAsia="Times New Roman" w:hAnsi="Consolas" w:cs="Times New Roman"/>
+          <w:color w:val="000000"/>
+          <w:sz w:val="33"/>
+          <w:szCs w:val="33"/>
+          <w:lang w:eastAsia="en-IN"/>
+        </w:rPr>
+        <w:t>=</w:t>
+      </w:r>
+      <w:r>
+        <w:rPr>
+          <w:rFonts w:ascii="Consolas" w:eastAsia="Times New Roman" w:hAnsi="Consolas" w:cs="Times New Roman"/>
+          <w:color w:val="0000FF"/>
+          <w:sz w:val="33"/>
+          <w:szCs w:val="33"/>
+          <w:lang w:eastAsia="en-IN"/>
+        </w:rPr>
+        <w:t>""</w:t>
+      </w:r>
+      <w:r>
+        <w:rPr>
+          <w:rFonts w:ascii="Consolas" w:eastAsia="Times New Roman" w:hAnsi="Consolas" w:cs="Times New Roman"/>
+          <w:color w:val="000000"/>
+          <w:sz w:val="33"/>
+          <w:szCs w:val="33"/>
+          <w:lang w:eastAsia="en-IN"/>
+        </w:rPr>
+        <w:t xml:space="preserve"> </w:t>
+      </w:r>
+      <w:r>
+        <w:rPr>
+          <w:rFonts w:ascii="Consolas" w:eastAsia="Times New Roman" w:hAnsi="Consolas" w:cs="Times New Roman"/>
+          <w:color w:val="E50000"/>
+          <w:sz w:val="33"/>
+          <w:szCs w:val="33"/>
+          <w:lang w:eastAsia="en-IN"/>
+        </w:rPr>
+        <w:t>id</w:t>
+      </w:r>
+      <w:r>
+        <w:rPr>
+          <w:rFonts w:ascii="Consolas" w:eastAsia="Times New Roman" w:hAnsi="Consolas" w:cs="Times New Roman"/>
+          <w:color w:val="000000"/>
+          <w:sz w:val="33"/>
+          <w:szCs w:val="33"/>
+          <w:lang w:eastAsia="en-IN"/>
+        </w:rPr>
+        <w:t>=</w:t>
+      </w:r>
+      <w:r>
+        <w:rPr>
+          <w:rFonts w:ascii="Consolas" w:eastAsia="Times New Roman" w:hAnsi="Consolas" w:cs="Times New Roman"/>
+          <w:color w:val="0000FF"/>
+          <w:sz w:val="33"/>
+          <w:szCs w:val="33"/>
+          <w:lang w:eastAsia="en-IN"/>
+        </w:rPr>
+        <w:t>""</w:t>
+      </w:r>
+      <w:r>
+        <w:rPr>
+          <w:rFonts w:ascii="Consolas" w:eastAsia="Times New Roman" w:hAnsi="Consolas" w:cs="Times New Roman"/>
+          <w:color w:val="000000"/>
+          <w:sz w:val="33"/>
+          <w:szCs w:val="33"/>
+          <w:lang w:eastAsia="en-IN"/>
+        </w:rPr>
+        <w:t xml:space="preserve"> </w:t>
+      </w:r>
+      <w:r>
+        <w:rPr>
+          <w:rFonts w:ascii="Consolas" w:eastAsia="Times New Roman" w:hAnsi="Consolas" w:cs="Times New Roman"/>
+          <w:color w:val="E50000"/>
+          <w:sz w:val="33"/>
+          <w:szCs w:val="33"/>
+          <w:lang w:eastAsia="en-IN"/>
+        </w:rPr>
+        <w:t>class</w:t>
+      </w:r>
+      <w:r>
+        <w:rPr>
+          <w:rFonts w:ascii="Consolas" w:eastAsia="Times New Roman" w:hAnsi="Consolas" w:cs="Times New Roman"/>
+          <w:color w:val="000000"/>
+          <w:sz w:val="33"/>
+          <w:szCs w:val="33"/>
+          <w:lang w:eastAsia="en-IN"/>
+        </w:rPr>
+        <w:t>=</w:t>
+      </w:r>
+      <w:r>
+        <w:rPr>
+          <w:rFonts w:ascii="Consolas" w:eastAsia="Times New Roman" w:hAnsi="Consolas" w:cs="Times New Roman"/>
+          <w:color w:val="0000FF"/>
+          <w:sz w:val="33"/>
+          <w:szCs w:val="33"/>
+          <w:lang w:eastAsia="en-IN"/>
+        </w:rPr>
+        <w:t>"form-control"</w:t>
+      </w:r>
+      <w:r>
+        <w:rPr>
+          <w:rFonts w:ascii="Consolas" w:eastAsia="Times New Roman" w:hAnsi="Consolas" w:cs="Times New Roman"/>
+          <w:color w:val="000000"/>
+          <w:sz w:val="33"/>
+          <w:szCs w:val="33"/>
+          <w:lang w:eastAsia="en-IN"/>
+        </w:rPr>
+        <w:t xml:space="preserve"> </w:t>
+      </w:r>
+      <w:proofErr w:type="spellStart"/>
+      <w:r>
+        <w:rPr>
+          <w:rFonts w:ascii="Consolas" w:eastAsia="Times New Roman" w:hAnsi="Consolas" w:cs="Times New Roman"/>
+          <w:color w:val="E50000"/>
+          <w:sz w:val="33"/>
+          <w:szCs w:val="33"/>
+          <w:lang w:eastAsia="en-IN"/>
+        </w:rPr>
+        <w:t>formControlName</w:t>
+      </w:r>
+      <w:proofErr w:type="spellEnd"/>
+      <w:r>
+        <w:rPr>
+          <w:rFonts w:ascii="Consolas" w:eastAsia="Times New Roman" w:hAnsi="Consolas" w:cs="Times New Roman"/>
+          <w:color w:val="000000"/>
+          <w:sz w:val="33"/>
+          <w:szCs w:val="33"/>
+          <w:lang w:eastAsia="en-IN"/>
+        </w:rPr>
+        <w:t>=</w:t>
+      </w:r>
+      <w:r>
+        <w:rPr>
+          <w:rFonts w:ascii="Consolas" w:eastAsia="Times New Roman" w:hAnsi="Consolas" w:cs="Times New Roman"/>
+          <w:color w:val="0000FF"/>
+          <w:sz w:val="33"/>
+          <w:szCs w:val="33"/>
+          <w:lang w:eastAsia="en-IN"/>
+        </w:rPr>
+        <w:t>"</w:t>
+      </w:r>
+      <w:proofErr w:type="spellStart"/>
+      <w:r>
+        <w:rPr>
+          <w:rFonts w:ascii="Consolas" w:eastAsia="Times New Roman" w:hAnsi="Consolas" w:cs="Times New Roman"/>
+          <w:color w:val="0000FF"/>
+          <w:sz w:val="33"/>
+          <w:szCs w:val="33"/>
+          <w:lang w:eastAsia="en-IN"/>
+        </w:rPr>
+        <w:t>head_quaters</w:t>
+      </w:r>
+      <w:proofErr w:type="spellEnd"/>
+      <w:r>
+        <w:rPr>
+          <w:rFonts w:ascii="Consolas" w:eastAsia="Times New Roman" w:hAnsi="Consolas" w:cs="Times New Roman"/>
+          <w:color w:val="0000FF"/>
+          <w:sz w:val="33"/>
+          <w:szCs w:val="33"/>
+          <w:lang w:eastAsia="en-IN"/>
+        </w:rPr>
+        <w:t>"</w:t>
+      </w:r>
+      <w:r>
+        <w:rPr>
+          <w:rFonts w:ascii="Consolas" w:eastAsia="Times New Roman" w:hAnsi="Consolas" w:cs="Times New Roman"/>
+          <w:color w:val="800000"/>
+          <w:sz w:val="33"/>
+          <w:szCs w:val="33"/>
+          <w:lang w:eastAsia="en-IN"/>
+        </w:rPr>
+        <w:t>&gt;</w:t>
+      </w:r>
+    </w:p>
+    <w:p>
+      <w:pPr>
+        <w:shd w:val="clear" w:color="auto" w:fill="FFFFFF"/>
+        <w:spacing w:after="0" w:line="450" w:lineRule="atLeast"/>
+        <w:rPr>
+          <w:rFonts w:ascii="Consolas" w:eastAsia="Times New Roman" w:hAnsi="Consolas" w:cs="Times New Roman"/>
+          <w:color w:val="000000"/>
+          <w:sz w:val="33"/>
+          <w:szCs w:val="33"/>
+          <w:lang w:eastAsia="en-IN"/>
+        </w:rPr>
+      </w:pPr>
+      <w:r>
+        <w:rPr>
+          <w:rFonts w:ascii="Consolas" w:eastAsia="Times New Roman" w:hAnsi="Consolas" w:cs="Times New Roman"/>
+          <w:color w:val="000000"/>
+          <w:sz w:val="33"/>
+          <w:szCs w:val="33"/>
+          <w:lang w:eastAsia="en-IN"/>
+        </w:rPr>
+        <w:t xml:space="preserve">            Website: </w:t>
+      </w:r>
+      <w:r>
+        <w:rPr>
+          <w:rFonts w:ascii="Consolas" w:eastAsia="Times New Roman" w:hAnsi="Consolas" w:cs="Times New Roman"/>
+          <w:color w:val="800000"/>
+          <w:sz w:val="33"/>
+          <w:szCs w:val="33"/>
+          <w:lang w:eastAsia="en-IN"/>
+        </w:rPr>
+        <w:t>&lt;input</w:t>
+      </w:r>
+      <w:r>
+        <w:rPr>
+          <w:rFonts w:ascii="Consolas" w:eastAsia="Times New Roman" w:hAnsi="Consolas" w:cs="Times New Roman"/>
+          <w:color w:val="000000"/>
+          <w:sz w:val="33"/>
+          <w:szCs w:val="33"/>
+          <w:lang w:eastAsia="en-IN"/>
+        </w:rPr>
+        <w:t xml:space="preserve"> </w:t>
+      </w:r>
+      <w:r>
+        <w:rPr>
+          <w:rFonts w:ascii="Consolas" w:eastAsia="Times New Roman" w:hAnsi="Consolas" w:cs="Times New Roman"/>
+          <w:color w:val="E50000"/>
+          <w:sz w:val="33"/>
+          <w:szCs w:val="33"/>
+          <w:lang w:eastAsia="en-IN"/>
+        </w:rPr>
+        <w:t>type</w:t>
+      </w:r>
+      <w:r>
+        <w:rPr>
+          <w:rFonts w:ascii="Consolas" w:eastAsia="Times New Roman" w:hAnsi="Consolas" w:cs="Times New Roman"/>
+          <w:color w:val="000000"/>
+          <w:sz w:val="33"/>
+          <w:szCs w:val="33"/>
+          <w:lang w:eastAsia="en-IN"/>
+        </w:rPr>
+        <w:t>=</w:t>
+      </w:r>
+      <w:r>
+        <w:rPr>
+          <w:rFonts w:ascii="Consolas" w:eastAsia="Times New Roman" w:hAnsi="Consolas" w:cs="Times New Roman"/>
+          <w:color w:val="0000FF"/>
+          <w:sz w:val="33"/>
+          <w:szCs w:val="33"/>
+          <w:lang w:eastAsia="en-IN"/>
+        </w:rPr>
+        <w:t>"text"</w:t>
+      </w:r>
+      <w:r>
+        <w:rPr>
+          <w:rFonts w:ascii="Consolas" w:eastAsia="Times New Roman" w:hAnsi="Consolas" w:cs="Times New Roman"/>
+          <w:color w:val="000000"/>
+          <w:sz w:val="33"/>
+          <w:szCs w:val="33"/>
+          <w:lang w:eastAsia="en-IN"/>
+        </w:rPr>
+        <w:t xml:space="preserve"> </w:t>
+      </w:r>
+      <w:r>
+        <w:rPr>
+          <w:rFonts w:ascii="Consolas" w:eastAsia="Times New Roman" w:hAnsi="Consolas" w:cs="Times New Roman"/>
+          <w:color w:val="E50000"/>
+          <w:sz w:val="33"/>
+          <w:szCs w:val="33"/>
+          <w:lang w:eastAsia="en-IN"/>
+        </w:rPr>
+        <w:t>name</w:t>
+      </w:r>
+      <w:r>
+        <w:rPr>
+          <w:rFonts w:ascii="Consolas" w:eastAsia="Times New Roman" w:hAnsi="Consolas" w:cs="Times New Roman"/>
+          <w:color w:val="000000"/>
+          <w:sz w:val="33"/>
+          <w:szCs w:val="33"/>
+          <w:lang w:eastAsia="en-IN"/>
+        </w:rPr>
+        <w:t>=</w:t>
+      </w:r>
+      <w:r>
+        <w:rPr>
+          <w:rFonts w:ascii="Consolas" w:eastAsia="Times New Roman" w:hAnsi="Consolas" w:cs="Times New Roman"/>
+          <w:color w:val="0000FF"/>
+          <w:sz w:val="33"/>
+          <w:szCs w:val="33"/>
+          <w:lang w:eastAsia="en-IN"/>
+        </w:rPr>
+        <w:t>""</w:t>
+      </w:r>
+      <w:r>
+        <w:rPr>
+          <w:rFonts w:ascii="Consolas" w:eastAsia="Times New Roman" w:hAnsi="Consolas" w:cs="Times New Roman"/>
+          <w:color w:val="000000"/>
+          <w:sz w:val="33"/>
+          <w:szCs w:val="33"/>
+          <w:lang w:eastAsia="en-IN"/>
+        </w:rPr>
+        <w:t xml:space="preserve"> </w:t>
+      </w:r>
+      <w:r>
+        <w:rPr>
+          <w:rFonts w:ascii="Consolas" w:eastAsia="Times New Roman" w:hAnsi="Consolas" w:cs="Times New Roman"/>
+          <w:color w:val="E50000"/>
+          <w:sz w:val="33"/>
+          <w:szCs w:val="33"/>
+          <w:lang w:eastAsia="en-IN"/>
+        </w:rPr>
+        <w:t>id</w:t>
+      </w:r>
+      <w:r>
+        <w:rPr>
+          <w:rFonts w:ascii="Consolas" w:eastAsia="Times New Roman" w:hAnsi="Consolas" w:cs="Times New Roman"/>
+          <w:color w:val="000000"/>
+          <w:sz w:val="33"/>
+          <w:szCs w:val="33"/>
+          <w:lang w:eastAsia="en-IN"/>
+        </w:rPr>
+        <w:t>=</w:t>
+      </w:r>
+      <w:r>
+        <w:rPr>
+          <w:rFonts w:ascii="Consolas" w:eastAsia="Times New Roman" w:hAnsi="Consolas" w:cs="Times New Roman"/>
+          <w:color w:val="0000FF"/>
+          <w:sz w:val="33"/>
+          <w:szCs w:val="33"/>
+          <w:lang w:eastAsia="en-IN"/>
+        </w:rPr>
+        <w:t>""</w:t>
+      </w:r>
+      <w:r>
+        <w:rPr>
+          <w:rFonts w:ascii="Consolas" w:eastAsia="Times New Roman" w:hAnsi="Consolas" w:cs="Times New Roman"/>
+          <w:color w:val="000000"/>
+          <w:sz w:val="33"/>
+          <w:szCs w:val="33"/>
+          <w:lang w:eastAsia="en-IN"/>
+        </w:rPr>
+        <w:t xml:space="preserve"> </w:t>
+      </w:r>
+      <w:r>
+        <w:rPr>
+          <w:rFonts w:ascii="Consolas" w:eastAsia="Times New Roman" w:hAnsi="Consolas" w:cs="Times New Roman"/>
+          <w:color w:val="E50000"/>
+          <w:sz w:val="33"/>
+          <w:szCs w:val="33"/>
+          <w:lang w:eastAsia="en-IN"/>
+        </w:rPr>
+        <w:t>class</w:t>
+      </w:r>
+      <w:r>
+        <w:rPr>
+          <w:rFonts w:ascii="Consolas" w:eastAsia="Times New Roman" w:hAnsi="Consolas" w:cs="Times New Roman"/>
+          <w:color w:val="000000"/>
+          <w:sz w:val="33"/>
+          <w:szCs w:val="33"/>
+          <w:lang w:eastAsia="en-IN"/>
+        </w:rPr>
+        <w:t>=</w:t>
+      </w:r>
+      <w:r>
+        <w:rPr>
+          <w:rFonts w:ascii="Consolas" w:eastAsia="Times New Roman" w:hAnsi="Consolas" w:cs="Times New Roman"/>
+          <w:color w:val="0000FF"/>
+          <w:sz w:val="33"/>
+          <w:szCs w:val="33"/>
+          <w:lang w:eastAsia="en-IN"/>
+        </w:rPr>
+        <w:t>"form-control"</w:t>
+      </w:r>
+      <w:r>
+        <w:rPr>
+          <w:rFonts w:ascii="Consolas" w:eastAsia="Times New Roman" w:hAnsi="Consolas" w:cs="Times New Roman"/>
+          <w:color w:val="000000"/>
+          <w:sz w:val="33"/>
+          <w:szCs w:val="33"/>
+          <w:lang w:eastAsia="en-IN"/>
+        </w:rPr>
+        <w:t xml:space="preserve"> </w:t>
+      </w:r>
+      <w:proofErr w:type="spellStart"/>
+      <w:r>
+        <w:rPr>
+          <w:rFonts w:ascii="Consolas" w:eastAsia="Times New Roman" w:hAnsi="Consolas" w:cs="Times New Roman"/>
+          <w:color w:val="E50000"/>
+          <w:sz w:val="33"/>
+          <w:szCs w:val="33"/>
+          <w:lang w:eastAsia="en-IN"/>
+        </w:rPr>
+        <w:t>formControlName</w:t>
+      </w:r>
+      <w:proofErr w:type="spellEnd"/>
+      <w:r>
+        <w:rPr>
+          <w:rFonts w:ascii="Consolas" w:eastAsia="Times New Roman" w:hAnsi="Consolas" w:cs="Times New Roman"/>
+          <w:color w:val="000000"/>
+          <w:sz w:val="33"/>
+          <w:szCs w:val="33"/>
+          <w:lang w:eastAsia="en-IN"/>
+        </w:rPr>
+        <w:t>=</w:t>
+      </w:r>
+      <w:r>
+        <w:rPr>
+          <w:rFonts w:ascii="Consolas" w:eastAsia="Times New Roman" w:hAnsi="Consolas" w:cs="Times New Roman"/>
+          <w:color w:val="0000FF"/>
+          <w:sz w:val="33"/>
+          <w:szCs w:val="33"/>
+          <w:lang w:eastAsia="en-IN"/>
+        </w:rPr>
+        <w:t>"website"</w:t>
+      </w:r>
+      <w:r>
+        <w:rPr>
+          <w:rFonts w:ascii="Consolas" w:eastAsia="Times New Roman" w:hAnsi="Consolas" w:cs="Times New Roman"/>
+          <w:color w:val="800000"/>
+          <w:sz w:val="33"/>
+          <w:szCs w:val="33"/>
+          <w:lang w:eastAsia="en-IN"/>
+        </w:rPr>
+        <w:t>&gt;</w:t>
+      </w:r>
+    </w:p>
+    <w:p>
+      <w:pPr>
+        <w:shd w:val="clear" w:color="auto" w:fill="FFFFFF"/>
+        <w:spacing w:after="0" w:line="450" w:lineRule="atLeast"/>
+        <w:rPr>
+          <w:rFonts w:ascii="Consolas" w:eastAsia="Times New Roman" w:hAnsi="Consolas" w:cs="Times New Roman"/>
+          <w:color w:val="000000"/>
+          <w:sz w:val="33"/>
+          <w:szCs w:val="33"/>
+          <w:lang w:eastAsia="en-IN"/>
+        </w:rPr>
+      </w:pPr>
+      <w:r>
+        <w:rPr>
+          <w:rFonts w:ascii="Consolas" w:eastAsia="Times New Roman" w:hAnsi="Consolas" w:cs="Times New Roman"/>
+          <w:color w:val="000000"/>
+          <w:sz w:val="33"/>
+          <w:szCs w:val="33"/>
+          <w:lang w:eastAsia="en-IN"/>
+        </w:rPr>
+        <w:t xml:space="preserve">            Established: </w:t>
+      </w:r>
+      <w:r>
+        <w:rPr>
+          <w:rFonts w:ascii="Consolas" w:eastAsia="Times New Roman" w:hAnsi="Consolas" w:cs="Times New Roman"/>
+          <w:color w:val="800000"/>
+          <w:sz w:val="33"/>
+          <w:szCs w:val="33"/>
+          <w:lang w:eastAsia="en-IN"/>
+        </w:rPr>
+        <w:t>&lt;input</w:t>
+      </w:r>
+      <w:r>
+        <w:rPr>
+          <w:rFonts w:ascii="Consolas" w:eastAsia="Times New Roman" w:hAnsi="Consolas" w:cs="Times New Roman"/>
+          <w:color w:val="000000"/>
+          <w:sz w:val="33"/>
+          <w:szCs w:val="33"/>
+          <w:lang w:eastAsia="en-IN"/>
+        </w:rPr>
+        <w:t xml:space="preserve"> </w:t>
+      </w:r>
+      <w:r>
+        <w:rPr>
+          <w:rFonts w:ascii="Consolas" w:eastAsia="Times New Roman" w:hAnsi="Consolas" w:cs="Times New Roman"/>
+          <w:color w:val="E50000"/>
+          <w:sz w:val="33"/>
+          <w:szCs w:val="33"/>
+          <w:lang w:eastAsia="en-IN"/>
+        </w:rPr>
+        <w:t>type</w:t>
+      </w:r>
+      <w:r>
+        <w:rPr>
+          <w:rFonts w:ascii="Consolas" w:eastAsia="Times New Roman" w:hAnsi="Consolas" w:cs="Times New Roman"/>
+          <w:color w:val="000000"/>
+          <w:sz w:val="33"/>
+          <w:szCs w:val="33"/>
+          <w:lang w:eastAsia="en-IN"/>
+        </w:rPr>
+        <w:t>=</w:t>
+      </w:r>
+      <w:r>
+        <w:rPr>
+          <w:rFonts w:ascii="Consolas" w:eastAsia="Times New Roman" w:hAnsi="Consolas" w:cs="Times New Roman"/>
+          <w:color w:val="0000FF"/>
+          <w:sz w:val="33"/>
+          <w:szCs w:val="33"/>
+          <w:lang w:eastAsia="en-IN"/>
+        </w:rPr>
+        <w:t>"number"</w:t>
+      </w:r>
+      <w:r>
+        <w:rPr>
+          <w:rFonts w:ascii="Consolas" w:eastAsia="Times New Roman" w:hAnsi="Consolas" w:cs="Times New Roman"/>
+          <w:color w:val="000000"/>
+          <w:sz w:val="33"/>
+          <w:szCs w:val="33"/>
+          <w:lang w:eastAsia="en-IN"/>
+        </w:rPr>
+        <w:t xml:space="preserve"> </w:t>
+      </w:r>
+      <w:r>
+        <w:rPr>
+          <w:rFonts w:ascii="Consolas" w:eastAsia="Times New Roman" w:hAnsi="Consolas" w:cs="Times New Roman"/>
+          <w:color w:val="E50000"/>
+          <w:sz w:val="33"/>
+          <w:szCs w:val="33"/>
+          <w:lang w:eastAsia="en-IN"/>
+        </w:rPr>
+        <w:t>name</w:t>
+      </w:r>
+      <w:r>
+        <w:rPr>
+          <w:rFonts w:ascii="Consolas" w:eastAsia="Times New Roman" w:hAnsi="Consolas" w:cs="Times New Roman"/>
+          <w:color w:val="000000"/>
+          <w:sz w:val="33"/>
+          <w:szCs w:val="33"/>
+          <w:lang w:eastAsia="en-IN"/>
+        </w:rPr>
+        <w:t>=</w:t>
+      </w:r>
+      <w:r>
+        <w:rPr>
+          <w:rFonts w:ascii="Consolas" w:eastAsia="Times New Roman" w:hAnsi="Consolas" w:cs="Times New Roman"/>
+          <w:color w:val="0000FF"/>
+          <w:sz w:val="33"/>
+          <w:szCs w:val="33"/>
+          <w:lang w:eastAsia="en-IN"/>
+        </w:rPr>
+        <w:t>""</w:t>
+      </w:r>
+      <w:r>
+        <w:rPr>
+          <w:rFonts w:ascii="Consolas" w:eastAsia="Times New Roman" w:hAnsi="Consolas" w:cs="Times New Roman"/>
+          <w:color w:val="000000"/>
+          <w:sz w:val="33"/>
+          <w:szCs w:val="33"/>
+          <w:lang w:eastAsia="en-IN"/>
+        </w:rPr>
+        <w:t xml:space="preserve"> </w:t>
+      </w:r>
+      <w:r>
+        <w:rPr>
+          <w:rFonts w:ascii="Consolas" w:eastAsia="Times New Roman" w:hAnsi="Consolas" w:cs="Times New Roman"/>
+          <w:color w:val="E50000"/>
+          <w:sz w:val="33"/>
+          <w:szCs w:val="33"/>
+          <w:lang w:eastAsia="en-IN"/>
+        </w:rPr>
+        <w:t>id</w:t>
+      </w:r>
+      <w:r>
+        <w:rPr>
+          <w:rFonts w:ascii="Consolas" w:eastAsia="Times New Roman" w:hAnsi="Consolas" w:cs="Times New Roman"/>
+          <w:color w:val="000000"/>
+          <w:sz w:val="33"/>
+          <w:szCs w:val="33"/>
+          <w:lang w:eastAsia="en-IN"/>
+        </w:rPr>
+        <w:t>=</w:t>
+      </w:r>
+      <w:r>
+        <w:rPr>
+          <w:rFonts w:ascii="Consolas" w:eastAsia="Times New Roman" w:hAnsi="Consolas" w:cs="Times New Roman"/>
+          <w:color w:val="0000FF"/>
+          <w:sz w:val="33"/>
+          <w:szCs w:val="33"/>
+          <w:lang w:eastAsia="en-IN"/>
+        </w:rPr>
+        <w:t>""</w:t>
+      </w:r>
+      <w:r>
+        <w:rPr>
+          <w:rFonts w:ascii="Consolas" w:eastAsia="Times New Roman" w:hAnsi="Consolas" w:cs="Times New Roman"/>
+          <w:color w:val="000000"/>
+          <w:sz w:val="33"/>
+          <w:szCs w:val="33"/>
+          <w:lang w:eastAsia="en-IN"/>
+        </w:rPr>
+        <w:t xml:space="preserve"> </w:t>
+      </w:r>
+      <w:r>
+        <w:rPr>
+          <w:rFonts w:ascii="Consolas" w:eastAsia="Times New Roman" w:hAnsi="Consolas" w:cs="Times New Roman"/>
+          <w:color w:val="E50000"/>
+          <w:sz w:val="33"/>
+          <w:szCs w:val="33"/>
+          <w:lang w:eastAsia="en-IN"/>
+        </w:rPr>
+        <w:t>class</w:t>
+      </w:r>
+      <w:r>
+        <w:rPr>
+          <w:rFonts w:ascii="Consolas" w:eastAsia="Times New Roman" w:hAnsi="Consolas" w:cs="Times New Roman"/>
+          <w:color w:val="000000"/>
+          <w:sz w:val="33"/>
+          <w:szCs w:val="33"/>
+          <w:lang w:eastAsia="en-IN"/>
+        </w:rPr>
+        <w:t>=</w:t>
+      </w:r>
+      <w:r>
+        <w:rPr>
+          <w:rFonts w:ascii="Consolas" w:eastAsia="Times New Roman" w:hAnsi="Consolas" w:cs="Times New Roman"/>
+          <w:color w:val="0000FF"/>
+          <w:sz w:val="33"/>
+          <w:szCs w:val="33"/>
+          <w:lang w:eastAsia="en-IN"/>
+        </w:rPr>
+        <w:t>"form-control"</w:t>
+      </w:r>
+      <w:r>
+        <w:rPr>
+          <w:rFonts w:ascii="Consolas" w:eastAsia="Times New Roman" w:hAnsi="Consolas" w:cs="Times New Roman"/>
+          <w:color w:val="000000"/>
+          <w:sz w:val="33"/>
+          <w:szCs w:val="33"/>
+          <w:lang w:eastAsia="en-IN"/>
+        </w:rPr>
+        <w:t xml:space="preserve"> </w:t>
+      </w:r>
+      <w:proofErr w:type="spellStart"/>
+      <w:r>
+        <w:rPr>
+          <w:rFonts w:ascii="Consolas" w:eastAsia="Times New Roman" w:hAnsi="Consolas" w:cs="Times New Roman"/>
+          <w:color w:val="E50000"/>
+          <w:sz w:val="33"/>
+          <w:szCs w:val="33"/>
+          <w:lang w:eastAsia="en-IN"/>
+        </w:rPr>
+        <w:t>formControlName</w:t>
+      </w:r>
+      <w:proofErr w:type="spellEnd"/>
+      <w:r>
+        <w:rPr>
+          <w:rFonts w:ascii="Consolas" w:eastAsia="Times New Roman" w:hAnsi="Consolas" w:cs="Times New Roman"/>
+          <w:color w:val="000000"/>
+          <w:sz w:val="33"/>
+          <w:szCs w:val="33"/>
+          <w:lang w:eastAsia="en-IN"/>
+        </w:rPr>
+        <w:t>=</w:t>
+      </w:r>
+      <w:r>
+        <w:rPr>
+          <w:rFonts w:ascii="Consolas" w:eastAsia="Times New Roman" w:hAnsi="Consolas" w:cs="Times New Roman"/>
+          <w:color w:val="0000FF"/>
+          <w:sz w:val="33"/>
+          <w:szCs w:val="33"/>
+          <w:lang w:eastAsia="en-IN"/>
+        </w:rPr>
+        <w:t>"established"</w:t>
+      </w:r>
+      <w:r>
+        <w:rPr>
+          <w:rFonts w:ascii="Consolas" w:eastAsia="Times New Roman" w:hAnsi="Consolas" w:cs="Times New Roman"/>
+          <w:color w:val="800000"/>
+          <w:sz w:val="33"/>
+          <w:szCs w:val="33"/>
+          <w:lang w:eastAsia="en-IN"/>
+        </w:rPr>
+        <w:t>&gt;</w:t>
+      </w:r>
+    </w:p>
+    <w:p>
+      <w:pPr>
+        <w:shd w:val="clear" w:color="auto" w:fill="FFFFFF"/>
+        <w:spacing w:after="0" w:line="450" w:lineRule="atLeast"/>
+        <w:rPr>
+          <w:rFonts w:ascii="Consolas" w:eastAsia="Times New Roman" w:hAnsi="Consolas" w:cs="Times New Roman"/>
+          <w:color w:val="000000"/>
+          <w:sz w:val="33"/>
+          <w:szCs w:val="33"/>
+          <w:lang w:eastAsia="en-IN"/>
+        </w:rPr>
+      </w:pPr>
+      <w:r>
+        <w:rPr>
+          <w:rFonts w:ascii="Consolas" w:eastAsia="Times New Roman" w:hAnsi="Consolas" w:cs="Times New Roman"/>
+          <w:color w:val="000000"/>
+          <w:sz w:val="33"/>
+          <w:szCs w:val="33"/>
+          <w:lang w:eastAsia="en-IN"/>
+        </w:rPr>
+        <w:t xml:space="preserve">            </w:t>
+      </w:r>
+      <w:r>
+        <w:rPr>
+          <w:rFonts w:ascii="Consolas" w:eastAsia="Times New Roman" w:hAnsi="Consolas" w:cs="Times New Roman"/>
+          <w:color w:val="800000"/>
+          <w:sz w:val="33"/>
+          <w:szCs w:val="33"/>
+          <w:lang w:eastAsia="en-IN"/>
+        </w:rPr>
+        <w:t>&lt;</w:t>
+      </w:r>
+      <w:proofErr w:type="spellStart"/>
+      <w:r>
+        <w:rPr>
+          <w:rFonts w:ascii="Consolas" w:eastAsia="Times New Roman" w:hAnsi="Consolas" w:cs="Times New Roman"/>
+          <w:color w:val="800000"/>
+          <w:sz w:val="33"/>
+          <w:szCs w:val="33"/>
+          <w:lang w:eastAsia="en-IN"/>
+        </w:rPr>
+        <w:t>br</w:t>
+      </w:r>
+      <w:proofErr w:type="spellEnd"/>
+      <w:r>
+        <w:rPr>
+          <w:rFonts w:ascii="Consolas" w:eastAsia="Times New Roman" w:hAnsi="Consolas" w:cs="Times New Roman"/>
+          <w:color w:val="800000"/>
+          <w:sz w:val="33"/>
+          <w:szCs w:val="33"/>
+          <w:lang w:eastAsia="en-IN"/>
+        </w:rPr>
+        <w:t>&gt;</w:t>
+      </w:r>
+    </w:p>
+    <w:p>
+      <w:pPr>
+        <w:shd w:val="clear" w:color="auto" w:fill="FFFFFF"/>
+        <w:spacing w:after="0" w:line="450" w:lineRule="atLeast"/>
+        <w:rPr>
+          <w:rFonts w:ascii="Consolas" w:eastAsia="Times New Roman" w:hAnsi="Consolas" w:cs="Times New Roman"/>
+          <w:color w:val="000000"/>
+          <w:sz w:val="33"/>
+          <w:szCs w:val="33"/>
+          <w:lang w:eastAsia="en-IN"/>
+        </w:rPr>
+      </w:pPr>
+      <w:r>
+        <w:rPr>
+          <w:rFonts w:ascii="Consolas" w:eastAsia="Times New Roman" w:hAnsi="Consolas" w:cs="Times New Roman"/>
+          <w:color w:val="000000"/>
+          <w:sz w:val="33"/>
+          <w:szCs w:val="33"/>
+          <w:lang w:eastAsia="en-IN"/>
+        </w:rPr>
+        <w:t xml:space="preserve">            </w:t>
+      </w:r>
+      <w:r>
+        <w:rPr>
+          <w:rFonts w:ascii="Consolas" w:eastAsia="Times New Roman" w:hAnsi="Consolas" w:cs="Times New Roman"/>
+          <w:color w:val="800000"/>
+          <w:sz w:val="33"/>
+          <w:szCs w:val="33"/>
+          <w:lang w:eastAsia="en-IN"/>
+        </w:rPr>
+        <w:t>&lt;input</w:t>
+      </w:r>
+      <w:r>
+        <w:rPr>
+          <w:rFonts w:ascii="Consolas" w:eastAsia="Times New Roman" w:hAnsi="Consolas" w:cs="Times New Roman"/>
+          <w:color w:val="000000"/>
+          <w:sz w:val="33"/>
+          <w:szCs w:val="33"/>
+          <w:lang w:eastAsia="en-IN"/>
+        </w:rPr>
+        <w:t xml:space="preserve"> </w:t>
+      </w:r>
+      <w:r>
+        <w:rPr>
+          <w:rFonts w:ascii="Consolas" w:eastAsia="Times New Roman" w:hAnsi="Consolas" w:cs="Times New Roman"/>
+          <w:color w:val="E50000"/>
+          <w:sz w:val="33"/>
+          <w:szCs w:val="33"/>
+          <w:lang w:eastAsia="en-IN"/>
+        </w:rPr>
+        <w:t>type</w:t>
+      </w:r>
+      <w:r>
+        <w:rPr>
+          <w:rFonts w:ascii="Consolas" w:eastAsia="Times New Roman" w:hAnsi="Consolas" w:cs="Times New Roman"/>
+          <w:color w:val="000000"/>
+          <w:sz w:val="33"/>
+          <w:szCs w:val="33"/>
+          <w:lang w:eastAsia="en-IN"/>
+        </w:rPr>
+        <w:t>=</w:t>
+      </w:r>
+      <w:r>
+        <w:rPr>
+          <w:rFonts w:ascii="Consolas" w:eastAsia="Times New Roman" w:hAnsi="Consolas" w:cs="Times New Roman"/>
+          <w:color w:val="0000FF"/>
+          <w:sz w:val="33"/>
+          <w:szCs w:val="33"/>
+          <w:lang w:eastAsia="en-IN"/>
+        </w:rPr>
+        <w:t>"button"</w:t>
+      </w:r>
+      <w:r>
+        <w:rPr>
+          <w:rFonts w:ascii="Consolas" w:eastAsia="Times New Roman" w:hAnsi="Consolas" w:cs="Times New Roman"/>
+          <w:color w:val="000000"/>
+          <w:sz w:val="33"/>
+          <w:szCs w:val="33"/>
+          <w:lang w:eastAsia="en-IN"/>
+        </w:rPr>
+        <w:t xml:space="preserve"> </w:t>
+      </w:r>
+      <w:r>
+        <w:rPr>
+          <w:rFonts w:ascii="Consolas" w:eastAsia="Times New Roman" w:hAnsi="Consolas" w:cs="Times New Roman"/>
+          <w:color w:val="E50000"/>
+          <w:sz w:val="33"/>
+          <w:szCs w:val="33"/>
+          <w:lang w:eastAsia="en-IN"/>
+        </w:rPr>
+        <w:t>value</w:t>
+      </w:r>
+      <w:r>
+        <w:rPr>
+          <w:rFonts w:ascii="Consolas" w:eastAsia="Times New Roman" w:hAnsi="Consolas" w:cs="Times New Roman"/>
+          <w:color w:val="000000"/>
+          <w:sz w:val="33"/>
+          <w:szCs w:val="33"/>
+          <w:lang w:eastAsia="en-IN"/>
+        </w:rPr>
+        <w:t>=</w:t>
+      </w:r>
+      <w:r>
+        <w:rPr>
+          <w:rFonts w:ascii="Consolas" w:eastAsia="Times New Roman" w:hAnsi="Consolas" w:cs="Times New Roman"/>
+          <w:color w:val="0000FF"/>
+          <w:sz w:val="33"/>
+          <w:szCs w:val="33"/>
+          <w:lang w:eastAsia="en-IN"/>
+        </w:rPr>
+        <w:t>"Add"</w:t>
+      </w:r>
+      <w:r>
+        <w:rPr>
+          <w:rFonts w:ascii="Consolas" w:eastAsia="Times New Roman" w:hAnsi="Consolas" w:cs="Times New Roman"/>
+          <w:color w:val="000000"/>
+          <w:sz w:val="33"/>
+          <w:szCs w:val="33"/>
+          <w:lang w:eastAsia="en-IN"/>
+        </w:rPr>
+        <w:t xml:space="preserve"> </w:t>
+      </w:r>
+      <w:r>
+        <w:rPr>
+          <w:rFonts w:ascii="Consolas" w:eastAsia="Times New Roman" w:hAnsi="Consolas" w:cs="Times New Roman"/>
+          <w:color w:val="E50000"/>
+          <w:sz w:val="33"/>
+          <w:szCs w:val="33"/>
+          <w:lang w:eastAsia="en-IN"/>
+        </w:rPr>
+        <w:t>class</w:t>
+      </w:r>
+      <w:r>
+        <w:rPr>
+          <w:rFonts w:ascii="Consolas" w:eastAsia="Times New Roman" w:hAnsi="Consolas" w:cs="Times New Roman"/>
+          <w:color w:val="000000"/>
+          <w:sz w:val="33"/>
+          <w:szCs w:val="33"/>
+          <w:lang w:eastAsia="en-IN"/>
+        </w:rPr>
+        <w:t>=</w:t>
+      </w:r>
+      <w:r>
+        <w:rPr>
+          <w:rFonts w:ascii="Consolas" w:eastAsia="Times New Roman" w:hAnsi="Consolas" w:cs="Times New Roman"/>
+          <w:color w:val="0000FF"/>
+          <w:sz w:val="33"/>
+          <w:szCs w:val="33"/>
+          <w:lang w:eastAsia="en-IN"/>
+        </w:rPr>
+        <w:t>"</w:t>
+      </w:r>
+      <w:proofErr w:type="spellStart"/>
+      <w:r>
+        <w:rPr>
+          <w:rFonts w:ascii="Consolas" w:eastAsia="Times New Roman" w:hAnsi="Consolas" w:cs="Times New Roman"/>
+          <w:color w:val="0000FF"/>
+          <w:sz w:val="33"/>
+          <w:szCs w:val="33"/>
+          <w:lang w:eastAsia="en-IN"/>
+        </w:rPr>
+        <w:t>btn</w:t>
+      </w:r>
+      <w:proofErr w:type="spellEnd"/>
+      <w:r>
+        <w:rPr>
+          <w:rFonts w:ascii="Consolas" w:eastAsia="Times New Roman" w:hAnsi="Consolas" w:cs="Times New Roman"/>
+          <w:color w:val="0000FF"/>
+          <w:sz w:val="33"/>
+          <w:szCs w:val="33"/>
+          <w:lang w:eastAsia="en-IN"/>
+        </w:rPr>
+        <w:t xml:space="preserve"> </w:t>
+      </w:r>
+      <w:proofErr w:type="spellStart"/>
+      <w:r>
+        <w:rPr>
+          <w:rFonts w:ascii="Consolas" w:eastAsia="Times New Roman" w:hAnsi="Consolas" w:cs="Times New Roman"/>
+          <w:color w:val="0000FF"/>
+          <w:sz w:val="33"/>
+          <w:szCs w:val="33"/>
+          <w:lang w:eastAsia="en-IN"/>
+        </w:rPr>
+        <w:t>btn</w:t>
+      </w:r>
+      <w:proofErr w:type="spellEnd"/>
+      <w:r>
+        <w:rPr>
+          <w:rFonts w:ascii="Consolas" w:eastAsia="Times New Roman" w:hAnsi="Consolas" w:cs="Times New Roman"/>
+          <w:color w:val="0000FF"/>
+          <w:sz w:val="33"/>
+          <w:szCs w:val="33"/>
+          <w:lang w:eastAsia="en-IN"/>
+        </w:rPr>
+        <w:t>-success"</w:t>
+      </w:r>
+      <w:r>
+        <w:rPr>
+          <w:rFonts w:ascii="Consolas" w:eastAsia="Times New Roman" w:hAnsi="Consolas" w:cs="Times New Roman"/>
+          <w:color w:val="000000"/>
+          <w:sz w:val="33"/>
+          <w:szCs w:val="33"/>
+          <w:lang w:eastAsia="en-IN"/>
+        </w:rPr>
+        <w:t xml:space="preserve"> </w:t>
+      </w:r>
+      <w:r>
+        <w:rPr>
+          <w:rFonts w:ascii="Consolas" w:eastAsia="Times New Roman" w:hAnsi="Consolas" w:cs="Times New Roman"/>
+          <w:color w:val="E50000"/>
+          <w:sz w:val="33"/>
+          <w:szCs w:val="33"/>
+          <w:lang w:eastAsia="en-IN"/>
+        </w:rPr>
+        <w:t>(click)</w:t>
+      </w:r>
+      <w:r>
+        <w:rPr>
+          <w:rFonts w:ascii="Consolas" w:eastAsia="Times New Roman" w:hAnsi="Consolas" w:cs="Times New Roman"/>
+          <w:color w:val="000000"/>
+          <w:sz w:val="33"/>
+          <w:szCs w:val="33"/>
+          <w:lang w:eastAsia="en-IN"/>
+        </w:rPr>
+        <w:t>=</w:t>
+      </w:r>
+      <w:r>
+        <w:rPr>
+          <w:rFonts w:ascii="Consolas" w:eastAsia="Times New Roman" w:hAnsi="Consolas" w:cs="Times New Roman"/>
+          <w:color w:val="0000FF"/>
+          <w:sz w:val="33"/>
+          <w:szCs w:val="33"/>
+          <w:lang w:eastAsia="en-IN"/>
+        </w:rPr>
+        <w:t>"</w:t>
+      </w:r>
+      <w:proofErr w:type="spellStart"/>
+      <w:proofErr w:type="gramStart"/>
+      <w:r>
+        <w:rPr>
+          <w:rFonts w:ascii="Consolas" w:eastAsia="Times New Roman" w:hAnsi="Consolas" w:cs="Times New Roman"/>
+          <w:color w:val="0000FF"/>
+          <w:sz w:val="33"/>
+          <w:szCs w:val="33"/>
+          <w:lang w:eastAsia="en-IN"/>
+        </w:rPr>
+        <w:t>fnAdd</w:t>
+      </w:r>
+      <w:proofErr w:type="spellEnd"/>
+      <w:r>
+        <w:rPr>
+          <w:rFonts w:ascii="Consolas" w:eastAsia="Times New Roman" w:hAnsi="Consolas" w:cs="Times New Roman"/>
+          <w:color w:val="0000FF"/>
+          <w:sz w:val="33"/>
+          <w:szCs w:val="33"/>
+          <w:lang w:eastAsia="en-IN"/>
+        </w:rPr>
+        <w:t>(</w:t>
+      </w:r>
+      <w:proofErr w:type="gramEnd"/>
+      <w:r>
+        <w:rPr>
+          <w:rFonts w:ascii="Consolas" w:eastAsia="Times New Roman" w:hAnsi="Consolas" w:cs="Times New Roman"/>
+          <w:color w:val="0000FF"/>
+          <w:sz w:val="33"/>
+          <w:szCs w:val="33"/>
+          <w:lang w:eastAsia="en-IN"/>
+        </w:rPr>
+        <w:t>)"</w:t>
+      </w:r>
+      <w:r>
+        <w:rPr>
+          <w:rFonts w:ascii="Consolas" w:eastAsia="Times New Roman" w:hAnsi="Consolas" w:cs="Times New Roman"/>
+          <w:color w:val="800000"/>
+          <w:sz w:val="33"/>
+          <w:szCs w:val="33"/>
+          <w:lang w:eastAsia="en-IN"/>
+        </w:rPr>
+        <w:t>&gt;</w:t>
+      </w:r>
+    </w:p>
+    <w:p>
+      <w:pPr>
+        <w:shd w:val="clear" w:color="auto" w:fill="FFFFFF"/>
+        <w:spacing w:after="0" w:line="450" w:lineRule="atLeast"/>
+        <w:rPr>
+          <w:rFonts w:ascii="Consolas" w:eastAsia="Times New Roman" w:hAnsi="Consolas" w:cs="Times New Roman"/>
+          <w:color w:val="000000"/>
+          <w:sz w:val="33"/>
+          <w:szCs w:val="33"/>
+          <w:lang w:eastAsia="en-IN"/>
+        </w:rPr>
+      </w:pPr>
+      <w:r>
+        <w:rPr>
+          <w:rFonts w:ascii="Consolas" w:eastAsia="Times New Roman" w:hAnsi="Consolas" w:cs="Times New Roman"/>
+          <w:color w:val="000000"/>
+          <w:sz w:val="33"/>
+          <w:szCs w:val="33"/>
+          <w:lang w:eastAsia="en-IN"/>
+        </w:rPr>
+        <w:t xml:space="preserve">        </w:t>
+      </w:r>
+      <w:r>
+        <w:rPr>
+          <w:rFonts w:ascii="Consolas" w:eastAsia="Times New Roman" w:hAnsi="Consolas" w:cs="Times New Roman"/>
+          <w:color w:val="800000"/>
+          <w:sz w:val="33"/>
+          <w:szCs w:val="33"/>
+          <w:lang w:eastAsia="en-IN"/>
+        </w:rPr>
+        <w:t>&lt;/form&gt;</w:t>
+      </w:r>
+    </w:p>
+    <w:p>
+      <w:pPr>
+        <w:shd w:val="clear" w:color="auto" w:fill="FFFFFF"/>
+        <w:spacing w:after="0" w:line="450" w:lineRule="atLeast"/>
+        <w:rPr>
+          <w:rFonts w:ascii="Consolas" w:eastAsia="Times New Roman" w:hAnsi="Consolas" w:cs="Times New Roman"/>
+          <w:color w:val="000000"/>
+          <w:sz w:val="33"/>
+          <w:szCs w:val="33"/>
+          <w:lang w:eastAsia="en-IN"/>
+        </w:rPr>
+      </w:pPr>
+      <w:r>
+        <w:rPr>
+          <w:rFonts w:ascii="Consolas" w:eastAsia="Times New Roman" w:hAnsi="Consolas" w:cs="Times New Roman"/>
+          <w:color w:val="000000"/>
+          <w:sz w:val="33"/>
+          <w:szCs w:val="33"/>
+          <w:lang w:eastAsia="en-IN"/>
+        </w:rPr>
+        <w:t>         </w:t>
+      </w:r>
+      <w:r>
+        <w:rPr>
+          <w:rFonts w:ascii="Consolas" w:eastAsia="Times New Roman" w:hAnsi="Consolas" w:cs="Times New Roman"/>
+          <w:color w:val="800000"/>
+          <w:sz w:val="33"/>
+          <w:szCs w:val="33"/>
+          <w:lang w:eastAsia="en-IN"/>
+        </w:rPr>
+        <w:t>&lt;</w:t>
+      </w:r>
+      <w:proofErr w:type="spellStart"/>
+      <w:r>
+        <w:rPr>
+          <w:rFonts w:ascii="Consolas" w:eastAsia="Times New Roman" w:hAnsi="Consolas" w:cs="Times New Roman"/>
+          <w:color w:val="800000"/>
+          <w:sz w:val="33"/>
+          <w:szCs w:val="33"/>
+          <w:lang w:eastAsia="en-IN"/>
+        </w:rPr>
+        <w:t>br</w:t>
+      </w:r>
+      <w:proofErr w:type="spellEnd"/>
+      <w:r>
+        <w:rPr>
+          <w:rFonts w:ascii="Consolas" w:eastAsia="Times New Roman" w:hAnsi="Consolas" w:cs="Times New Roman"/>
+          <w:color w:val="800000"/>
+          <w:sz w:val="33"/>
+          <w:szCs w:val="33"/>
+          <w:lang w:eastAsia="en-IN"/>
+        </w:rPr>
+        <w:t>&gt;</w:t>
+      </w:r>
+    </w:p>
+    <w:p>
+      <w:pPr>
+        <w:shd w:val="clear" w:color="auto" w:fill="FFFFFF"/>
+        <w:spacing w:after="0" w:line="450" w:lineRule="atLeast"/>
+        <w:rPr>
+          <w:rFonts w:ascii="Consolas" w:eastAsia="Times New Roman" w:hAnsi="Consolas" w:cs="Times New Roman"/>
+          <w:color w:val="000000"/>
+          <w:sz w:val="33"/>
+          <w:szCs w:val="33"/>
+          <w:lang w:eastAsia="en-IN"/>
+        </w:rPr>
+      </w:pPr>
+      <w:r>
+        <w:rPr>
+          <w:rFonts w:ascii="Consolas" w:eastAsia="Times New Roman" w:hAnsi="Consolas" w:cs="Times New Roman"/>
+          <w:color w:val="000000"/>
+          <w:sz w:val="33"/>
+          <w:szCs w:val="33"/>
+          <w:lang w:eastAsia="en-IN"/>
+        </w:rPr>
+        <w:t>        {{</w:t>
+      </w:r>
+      <w:proofErr w:type="spellStart"/>
+      <w:r>
+        <w:rPr>
+          <w:rFonts w:ascii="Consolas" w:eastAsia="Times New Roman" w:hAnsi="Consolas" w:cs="Times New Roman"/>
+          <w:color w:val="000000"/>
+          <w:sz w:val="33"/>
+          <w:szCs w:val="33"/>
+          <w:lang w:eastAsia="en-IN"/>
+        </w:rPr>
+        <w:t>airlineForm.controls.id.valid</w:t>
+      </w:r>
+      <w:proofErr w:type="spellEnd"/>
+      <w:r>
+        <w:rPr>
+          <w:rFonts w:ascii="Consolas" w:eastAsia="Times New Roman" w:hAnsi="Consolas" w:cs="Times New Roman"/>
+          <w:color w:val="000000"/>
+          <w:sz w:val="33"/>
+          <w:szCs w:val="33"/>
+          <w:lang w:eastAsia="en-IN"/>
+        </w:rPr>
+        <w:t>}}</w:t>
+      </w:r>
+    </w:p>
+    <w:p>
+      <w:pPr>
+        <w:shd w:val="clear" w:color="auto" w:fill="FFFFFF"/>
+        <w:spacing w:after="0" w:line="450" w:lineRule="atLeast"/>
+        <w:rPr>
+          <w:rFonts w:ascii="Consolas" w:eastAsia="Times New Roman" w:hAnsi="Consolas" w:cs="Times New Roman"/>
+          <w:color w:val="000000"/>
+          <w:sz w:val="33"/>
+          <w:szCs w:val="33"/>
+          <w:lang w:eastAsia="en-IN"/>
+        </w:rPr>
+      </w:pPr>
+      <w:r>
+        <w:rPr>
+          <w:rFonts w:ascii="Consolas" w:eastAsia="Times New Roman" w:hAnsi="Consolas" w:cs="Times New Roman"/>
+          <w:color w:val="000000"/>
+          <w:sz w:val="33"/>
+          <w:szCs w:val="33"/>
+          <w:lang w:eastAsia="en-IN"/>
+        </w:rPr>
+        <w:t xml:space="preserve">    </w:t>
+      </w:r>
+      <w:r>
+        <w:rPr>
+          <w:rFonts w:ascii="Consolas" w:eastAsia="Times New Roman" w:hAnsi="Consolas" w:cs="Times New Roman"/>
+          <w:color w:val="800000"/>
+          <w:sz w:val="33"/>
+          <w:szCs w:val="33"/>
+          <w:lang w:eastAsia="en-IN"/>
+        </w:rPr>
+        <w:t>&lt;/div&gt;</w:t>
+      </w:r>
+    </w:p>
+    <w:p>
+      <w:pPr>
+        <w:shd w:val="clear" w:color="auto" w:fill="FFFFFF"/>
+        <w:spacing w:after="0" w:line="450" w:lineRule="atLeast"/>
+        <w:rPr>
+          <w:rFonts w:ascii="Consolas" w:eastAsia="Times New Roman" w:hAnsi="Consolas" w:cs="Times New Roman"/>
+          <w:color w:val="000000"/>
+          <w:sz w:val="33"/>
+          <w:szCs w:val="33"/>
+          <w:lang w:eastAsia="en-IN"/>
+        </w:rPr>
+      </w:pPr>
+      <w:r>
+        <w:rPr>
+          <w:rFonts w:ascii="Consolas" w:eastAsia="Times New Roman" w:hAnsi="Consolas" w:cs="Times New Roman"/>
+          <w:color w:val="000000"/>
+          <w:sz w:val="33"/>
+          <w:szCs w:val="33"/>
+          <w:lang w:eastAsia="en-IN"/>
+        </w:rPr>
+        <w:lastRenderedPageBreak/>
+        <w:t xml:space="preserve">    </w:t>
+      </w:r>
+      <w:r>
+        <w:rPr>
+          <w:rFonts w:ascii="Consolas" w:eastAsia="Times New Roman" w:hAnsi="Consolas" w:cs="Times New Roman"/>
+          <w:color w:val="800000"/>
+          <w:sz w:val="33"/>
+          <w:szCs w:val="33"/>
+          <w:lang w:eastAsia="en-IN"/>
+        </w:rPr>
+        <w:t>&lt;div</w:t>
+      </w:r>
+      <w:r>
+        <w:rPr>
+          <w:rFonts w:ascii="Consolas" w:eastAsia="Times New Roman" w:hAnsi="Consolas" w:cs="Times New Roman"/>
+          <w:color w:val="000000"/>
+          <w:sz w:val="33"/>
+          <w:szCs w:val="33"/>
+          <w:lang w:eastAsia="en-IN"/>
+        </w:rPr>
+        <w:t xml:space="preserve"> </w:t>
+      </w:r>
+      <w:r>
+        <w:rPr>
+          <w:rFonts w:ascii="Consolas" w:eastAsia="Times New Roman" w:hAnsi="Consolas" w:cs="Times New Roman"/>
+          <w:color w:val="E50000"/>
+          <w:sz w:val="33"/>
+          <w:szCs w:val="33"/>
+          <w:lang w:eastAsia="en-IN"/>
+        </w:rPr>
+        <w:t>class</w:t>
+      </w:r>
+      <w:r>
+        <w:rPr>
+          <w:rFonts w:ascii="Consolas" w:eastAsia="Times New Roman" w:hAnsi="Consolas" w:cs="Times New Roman"/>
+          <w:color w:val="000000"/>
+          <w:sz w:val="33"/>
+          <w:szCs w:val="33"/>
+          <w:lang w:eastAsia="en-IN"/>
+        </w:rPr>
+        <w:t>=</w:t>
+      </w:r>
+      <w:r>
+        <w:rPr>
+          <w:rFonts w:ascii="Consolas" w:eastAsia="Times New Roman" w:hAnsi="Consolas" w:cs="Times New Roman"/>
+          <w:color w:val="0000FF"/>
+          <w:sz w:val="33"/>
+          <w:szCs w:val="33"/>
+          <w:lang w:eastAsia="en-IN"/>
+        </w:rPr>
+        <w:t>"col-sm-3"</w:t>
+      </w:r>
+      <w:r>
+        <w:rPr>
+          <w:rFonts w:ascii="Consolas" w:eastAsia="Times New Roman" w:hAnsi="Consolas" w:cs="Times New Roman"/>
+          <w:color w:val="800000"/>
+          <w:sz w:val="33"/>
+          <w:szCs w:val="33"/>
+          <w:lang w:eastAsia="en-IN"/>
+        </w:rPr>
+        <w:t>&gt;&lt;/div&gt;</w:t>
+      </w:r>
+    </w:p>
+    <w:p>
+      <w:pPr>
+        <w:shd w:val="clear" w:color="auto" w:fill="FFFFFF"/>
+        <w:spacing w:after="0" w:line="450" w:lineRule="atLeast"/>
+        <w:rPr>
+          <w:rFonts w:ascii="Consolas" w:eastAsia="Times New Roman" w:hAnsi="Consolas" w:cs="Times New Roman"/>
+          <w:color w:val="000000"/>
+          <w:sz w:val="33"/>
+          <w:szCs w:val="33"/>
+          <w:lang w:eastAsia="en-IN"/>
+        </w:rPr>
+      </w:pPr>
+      <w:r>
+        <w:rPr>
+          <w:rFonts w:ascii="Consolas" w:eastAsia="Times New Roman" w:hAnsi="Consolas" w:cs="Times New Roman"/>
+          <w:color w:val="800000"/>
+          <w:sz w:val="33"/>
+          <w:szCs w:val="33"/>
+          <w:lang w:eastAsia="en-IN"/>
+        </w:rPr>
+        <w:t>&lt;/div&gt;</w:t>
+      </w:r>
+    </w:p>
+    <w:p>
+      <w:pPr>
+        <w:shd w:val="clear" w:color="auto" w:fill="FFFFFF"/>
+        <w:spacing w:after="0" w:line="450" w:lineRule="atLeast"/>
+        <w:rPr>
+          <w:rFonts w:ascii="Consolas" w:eastAsia="Times New Roman" w:hAnsi="Consolas" w:cs="Times New Roman"/>
+          <w:color w:val="000000"/>
+          <w:sz w:val="33"/>
+          <w:szCs w:val="33"/>
+          <w:lang w:eastAsia="en-IN"/>
+        </w:rPr>
+      </w:pPr>
+      <w:r>
+        <w:rPr>
+          <w:rFonts w:ascii="Consolas" w:eastAsia="Times New Roman" w:hAnsi="Consolas" w:cs="Times New Roman"/>
+          <w:color w:val="800000"/>
+          <w:sz w:val="33"/>
+          <w:szCs w:val="33"/>
+          <w:lang w:eastAsia="en-IN"/>
+        </w:rPr>
+        <w:t>&lt;div</w:t>
+      </w:r>
+      <w:r>
+        <w:rPr>
+          <w:rFonts w:ascii="Consolas" w:eastAsia="Times New Roman" w:hAnsi="Consolas" w:cs="Times New Roman"/>
+          <w:color w:val="000000"/>
+          <w:sz w:val="33"/>
+          <w:szCs w:val="33"/>
+          <w:lang w:eastAsia="en-IN"/>
+        </w:rPr>
+        <w:t xml:space="preserve"> </w:t>
+      </w:r>
+      <w:r>
+        <w:rPr>
+          <w:rFonts w:ascii="Consolas" w:eastAsia="Times New Roman" w:hAnsi="Consolas" w:cs="Times New Roman"/>
+          <w:color w:val="E50000"/>
+          <w:sz w:val="33"/>
+          <w:szCs w:val="33"/>
+          <w:lang w:eastAsia="en-IN"/>
+        </w:rPr>
+        <w:t>class</w:t>
+      </w:r>
+      <w:r>
+        <w:rPr>
+          <w:rFonts w:ascii="Consolas" w:eastAsia="Times New Roman" w:hAnsi="Consolas" w:cs="Times New Roman"/>
+          <w:color w:val="000000"/>
+          <w:sz w:val="33"/>
+          <w:szCs w:val="33"/>
+          <w:lang w:eastAsia="en-IN"/>
+        </w:rPr>
+        <w:t>=</w:t>
+      </w:r>
+      <w:r>
+        <w:rPr>
+          <w:rFonts w:ascii="Consolas" w:eastAsia="Times New Roman" w:hAnsi="Consolas" w:cs="Times New Roman"/>
+          <w:color w:val="0000FF"/>
+          <w:sz w:val="33"/>
+          <w:szCs w:val="33"/>
+          <w:lang w:eastAsia="en-IN"/>
+        </w:rPr>
+        <w:t>"row"</w:t>
+      </w:r>
+      <w:r>
+        <w:rPr>
+          <w:rFonts w:ascii="Consolas" w:eastAsia="Times New Roman" w:hAnsi="Consolas" w:cs="Times New Roman"/>
+          <w:color w:val="800000"/>
+          <w:sz w:val="33"/>
+          <w:szCs w:val="33"/>
+          <w:lang w:eastAsia="en-IN"/>
+        </w:rPr>
+        <w:t>&gt;</w:t>
+      </w:r>
+    </w:p>
+    <w:p>
+      <w:pPr>
+        <w:shd w:val="clear" w:color="auto" w:fill="FFFFFF"/>
+        <w:spacing w:after="0" w:line="450" w:lineRule="atLeast"/>
+        <w:rPr>
+          <w:rFonts w:ascii="Consolas" w:eastAsia="Times New Roman" w:hAnsi="Consolas" w:cs="Times New Roman"/>
+          <w:color w:val="000000"/>
+          <w:sz w:val="33"/>
+          <w:szCs w:val="33"/>
+          <w:lang w:eastAsia="en-IN"/>
+        </w:rPr>
+      </w:pPr>
+      <w:r>
+        <w:rPr>
+          <w:rFonts w:ascii="Consolas" w:eastAsia="Times New Roman" w:hAnsi="Consolas" w:cs="Times New Roman"/>
+          <w:color w:val="000000"/>
+          <w:sz w:val="33"/>
+          <w:szCs w:val="33"/>
+          <w:lang w:eastAsia="en-IN"/>
+        </w:rPr>
+        <w:t xml:space="preserve">    </w:t>
+      </w:r>
+      <w:r>
+        <w:rPr>
+          <w:rFonts w:ascii="Consolas" w:eastAsia="Times New Roman" w:hAnsi="Consolas" w:cs="Times New Roman"/>
+          <w:color w:val="800000"/>
+          <w:sz w:val="33"/>
+          <w:szCs w:val="33"/>
+          <w:lang w:eastAsia="en-IN"/>
+        </w:rPr>
+        <w:t>&lt;div</w:t>
+      </w:r>
+      <w:r>
+        <w:rPr>
+          <w:rFonts w:ascii="Consolas" w:eastAsia="Times New Roman" w:hAnsi="Consolas" w:cs="Times New Roman"/>
+          <w:color w:val="000000"/>
+          <w:sz w:val="33"/>
+          <w:szCs w:val="33"/>
+          <w:lang w:eastAsia="en-IN"/>
+        </w:rPr>
+        <w:t xml:space="preserve"> </w:t>
+      </w:r>
+      <w:r>
+        <w:rPr>
+          <w:rFonts w:ascii="Consolas" w:eastAsia="Times New Roman" w:hAnsi="Consolas" w:cs="Times New Roman"/>
+          <w:color w:val="E50000"/>
+          <w:sz w:val="33"/>
+          <w:szCs w:val="33"/>
+          <w:lang w:eastAsia="en-IN"/>
+        </w:rPr>
+        <w:t>class</w:t>
+      </w:r>
+      <w:r>
+        <w:rPr>
+          <w:rFonts w:ascii="Consolas" w:eastAsia="Times New Roman" w:hAnsi="Consolas" w:cs="Times New Roman"/>
+          <w:color w:val="000000"/>
+          <w:sz w:val="33"/>
+          <w:szCs w:val="33"/>
+          <w:lang w:eastAsia="en-IN"/>
+        </w:rPr>
+        <w:t>=</w:t>
+      </w:r>
+      <w:r>
+        <w:rPr>
+          <w:rFonts w:ascii="Consolas" w:eastAsia="Times New Roman" w:hAnsi="Consolas" w:cs="Times New Roman"/>
+          <w:color w:val="0000FF"/>
+          <w:sz w:val="33"/>
+          <w:szCs w:val="33"/>
+          <w:lang w:eastAsia="en-IN"/>
+        </w:rPr>
+        <w:t>"col-sm-3"</w:t>
+      </w:r>
+      <w:r>
+        <w:rPr>
+          <w:rFonts w:ascii="Consolas" w:eastAsia="Times New Roman" w:hAnsi="Consolas" w:cs="Times New Roman"/>
+          <w:color w:val="800000"/>
+          <w:sz w:val="33"/>
+          <w:szCs w:val="33"/>
+          <w:lang w:eastAsia="en-IN"/>
+        </w:rPr>
+        <w:t>&gt;</w:t>
+      </w:r>
+    </w:p>
+    <w:p>
+      <w:pPr>
+        <w:shd w:val="clear" w:color="auto" w:fill="FFFFFF"/>
+        <w:spacing w:after="0" w:line="450" w:lineRule="atLeast"/>
+        <w:rPr>
+          <w:rFonts w:ascii="Consolas" w:eastAsia="Times New Roman" w:hAnsi="Consolas" w:cs="Times New Roman"/>
+          <w:color w:val="000000"/>
+          <w:sz w:val="33"/>
+          <w:szCs w:val="33"/>
+          <w:lang w:eastAsia="en-IN"/>
+        </w:rPr>
+      </w:pPr>
+      <w:r>
+        <w:rPr>
+          <w:rFonts w:ascii="Consolas" w:eastAsia="Times New Roman" w:hAnsi="Consolas" w:cs="Times New Roman"/>
+          <w:color w:val="000000"/>
+          <w:sz w:val="33"/>
+          <w:szCs w:val="33"/>
+          <w:lang w:eastAsia="en-IN"/>
+        </w:rPr>
+        <w:t xml:space="preserve">        </w:t>
+      </w:r>
+      <w:r>
+        <w:rPr>
+          <w:rFonts w:ascii="Consolas" w:eastAsia="Times New Roman" w:hAnsi="Consolas" w:cs="Times New Roman"/>
+          <w:color w:val="800000"/>
+          <w:sz w:val="33"/>
+          <w:szCs w:val="33"/>
+          <w:lang w:eastAsia="en-IN"/>
+        </w:rPr>
+        <w:t>&lt;table</w:t>
+      </w:r>
+      <w:r>
+        <w:rPr>
+          <w:rFonts w:ascii="Consolas" w:eastAsia="Times New Roman" w:hAnsi="Consolas" w:cs="Times New Roman"/>
+          <w:color w:val="000000"/>
+          <w:sz w:val="33"/>
+          <w:szCs w:val="33"/>
+          <w:lang w:eastAsia="en-IN"/>
+        </w:rPr>
+        <w:t xml:space="preserve"> </w:t>
+      </w:r>
+      <w:r>
+        <w:rPr>
+          <w:rFonts w:ascii="Consolas" w:eastAsia="Times New Roman" w:hAnsi="Consolas" w:cs="Times New Roman"/>
+          <w:color w:val="E50000"/>
+          <w:sz w:val="33"/>
+          <w:szCs w:val="33"/>
+          <w:lang w:eastAsia="en-IN"/>
+        </w:rPr>
+        <w:t>class</w:t>
+      </w:r>
+      <w:r>
+        <w:rPr>
+          <w:rFonts w:ascii="Consolas" w:eastAsia="Times New Roman" w:hAnsi="Consolas" w:cs="Times New Roman"/>
+          <w:color w:val="000000"/>
+          <w:sz w:val="33"/>
+          <w:szCs w:val="33"/>
+          <w:lang w:eastAsia="en-IN"/>
+        </w:rPr>
+        <w:t>=</w:t>
+      </w:r>
+      <w:r>
+        <w:rPr>
+          <w:rFonts w:ascii="Consolas" w:eastAsia="Times New Roman" w:hAnsi="Consolas" w:cs="Times New Roman"/>
+          <w:color w:val="0000FF"/>
+          <w:sz w:val="33"/>
+          <w:szCs w:val="33"/>
+          <w:lang w:eastAsia="en-IN"/>
+        </w:rPr>
+        <w:t>"table table-bordered table-striped table-hover"</w:t>
+      </w:r>
+      <w:r>
+        <w:rPr>
+          <w:rFonts w:ascii="Consolas" w:eastAsia="Times New Roman" w:hAnsi="Consolas" w:cs="Times New Roman"/>
+          <w:color w:val="800000"/>
+          <w:sz w:val="33"/>
+          <w:szCs w:val="33"/>
+          <w:lang w:eastAsia="en-IN"/>
+        </w:rPr>
+        <w:t>&gt;</w:t>
+      </w:r>
+    </w:p>
+    <w:p>
+      <w:pPr>
+        <w:shd w:val="clear" w:color="auto" w:fill="FFFFFF"/>
+        <w:spacing w:after="0" w:line="450" w:lineRule="atLeast"/>
+        <w:rPr>
+          <w:rFonts w:ascii="Consolas" w:eastAsia="Times New Roman" w:hAnsi="Consolas" w:cs="Times New Roman"/>
+          <w:color w:val="000000"/>
+          <w:sz w:val="33"/>
+          <w:szCs w:val="33"/>
+          <w:lang w:eastAsia="en-IN"/>
+        </w:rPr>
+      </w:pPr>
+      <w:r>
+        <w:rPr>
+          <w:rFonts w:ascii="Consolas" w:eastAsia="Times New Roman" w:hAnsi="Consolas" w:cs="Times New Roman"/>
+          <w:color w:val="000000"/>
+          <w:sz w:val="33"/>
+          <w:szCs w:val="33"/>
+          <w:lang w:eastAsia="en-IN"/>
+        </w:rPr>
+        <w:t xml:space="preserve">            </w:t>
+      </w:r>
+      <w:r>
+        <w:rPr>
+          <w:rFonts w:ascii="Consolas" w:eastAsia="Times New Roman" w:hAnsi="Consolas" w:cs="Times New Roman"/>
+          <w:color w:val="800000"/>
+          <w:sz w:val="33"/>
+          <w:szCs w:val="33"/>
+          <w:lang w:eastAsia="en-IN"/>
+        </w:rPr>
+        <w:t>&lt;</w:t>
+      </w:r>
+      <w:proofErr w:type="spellStart"/>
+      <w:r>
+        <w:rPr>
+          <w:rFonts w:ascii="Consolas" w:eastAsia="Times New Roman" w:hAnsi="Consolas" w:cs="Times New Roman"/>
+          <w:color w:val="800000"/>
+          <w:sz w:val="33"/>
+          <w:szCs w:val="33"/>
+          <w:lang w:eastAsia="en-IN"/>
+        </w:rPr>
+        <w:t>thead</w:t>
+      </w:r>
+      <w:proofErr w:type="spellEnd"/>
+      <w:r>
+        <w:rPr>
+          <w:rFonts w:ascii="Consolas" w:eastAsia="Times New Roman" w:hAnsi="Consolas" w:cs="Times New Roman"/>
+          <w:color w:val="800000"/>
+          <w:sz w:val="33"/>
+          <w:szCs w:val="33"/>
+          <w:lang w:eastAsia="en-IN"/>
+        </w:rPr>
+        <w:t>&gt;</w:t>
+      </w:r>
+    </w:p>
+    <w:p>
+      <w:pPr>
+        <w:shd w:val="clear" w:color="auto" w:fill="FFFFFF"/>
+        <w:spacing w:after="0" w:line="450" w:lineRule="atLeast"/>
+        <w:rPr>
+          <w:rFonts w:ascii="Consolas" w:eastAsia="Times New Roman" w:hAnsi="Consolas" w:cs="Times New Roman"/>
+          <w:color w:val="000000"/>
+          <w:sz w:val="33"/>
+          <w:szCs w:val="33"/>
+          <w:lang w:eastAsia="en-IN"/>
+        </w:rPr>
+      </w:pPr>
+      <w:r>
+        <w:rPr>
+          <w:rFonts w:ascii="Consolas" w:eastAsia="Times New Roman" w:hAnsi="Consolas" w:cs="Times New Roman"/>
+          <w:color w:val="000000"/>
+          <w:sz w:val="33"/>
+          <w:szCs w:val="33"/>
+          <w:lang w:eastAsia="en-IN"/>
+        </w:rPr>
+        <w:t xml:space="preserve">                </w:t>
+      </w:r>
+      <w:r>
+        <w:rPr>
+          <w:rFonts w:ascii="Consolas" w:eastAsia="Times New Roman" w:hAnsi="Consolas" w:cs="Times New Roman"/>
+          <w:color w:val="800000"/>
+          <w:sz w:val="33"/>
+          <w:szCs w:val="33"/>
+          <w:lang w:eastAsia="en-IN"/>
+        </w:rPr>
+        <w:t>&lt;tr&gt;</w:t>
+      </w:r>
+    </w:p>
+    <w:p>
+      <w:pPr>
+        <w:shd w:val="clear" w:color="auto" w:fill="FFFFFF"/>
+        <w:spacing w:after="0" w:line="450" w:lineRule="atLeast"/>
+        <w:rPr>
+          <w:rFonts w:ascii="Consolas" w:eastAsia="Times New Roman" w:hAnsi="Consolas" w:cs="Times New Roman"/>
+          <w:color w:val="000000"/>
+          <w:sz w:val="33"/>
+          <w:szCs w:val="33"/>
+          <w:lang w:eastAsia="en-IN"/>
+        </w:rPr>
+      </w:pPr>
+      <w:r>
+        <w:rPr>
+          <w:rFonts w:ascii="Consolas" w:eastAsia="Times New Roman" w:hAnsi="Consolas" w:cs="Times New Roman"/>
+          <w:color w:val="000000"/>
+          <w:sz w:val="33"/>
+          <w:szCs w:val="33"/>
+          <w:lang w:eastAsia="en-IN"/>
+        </w:rPr>
+        <w:t xml:space="preserve">                    </w:t>
+      </w:r>
+      <w:r>
+        <w:rPr>
+          <w:rFonts w:ascii="Consolas" w:eastAsia="Times New Roman" w:hAnsi="Consolas" w:cs="Times New Roman"/>
+          <w:color w:val="800000"/>
+          <w:sz w:val="33"/>
+          <w:szCs w:val="33"/>
+          <w:lang w:eastAsia="en-IN"/>
+        </w:rPr>
+        <w:t>&lt;</w:t>
+      </w:r>
+      <w:proofErr w:type="spellStart"/>
+      <w:r>
+        <w:rPr>
+          <w:rFonts w:ascii="Consolas" w:eastAsia="Times New Roman" w:hAnsi="Consolas" w:cs="Times New Roman"/>
+          <w:color w:val="800000"/>
+          <w:sz w:val="33"/>
+          <w:szCs w:val="33"/>
+          <w:lang w:eastAsia="en-IN"/>
+        </w:rPr>
+        <w:t>th</w:t>
+      </w:r>
+      <w:proofErr w:type="spellEnd"/>
+      <w:r>
+        <w:rPr>
+          <w:rFonts w:ascii="Consolas" w:eastAsia="Times New Roman" w:hAnsi="Consolas" w:cs="Times New Roman"/>
+          <w:color w:val="800000"/>
+          <w:sz w:val="33"/>
+          <w:szCs w:val="33"/>
+          <w:lang w:eastAsia="en-IN"/>
+        </w:rPr>
+        <w:t>&gt;</w:t>
+      </w:r>
+      <w:r>
+        <w:rPr>
+          <w:rFonts w:ascii="Consolas" w:eastAsia="Times New Roman" w:hAnsi="Consolas" w:cs="Times New Roman"/>
+          <w:color w:val="000000"/>
+          <w:sz w:val="33"/>
+          <w:szCs w:val="33"/>
+          <w:lang w:eastAsia="en-IN"/>
+        </w:rPr>
+        <w:t>Id</w:t>
+      </w:r>
+      <w:r>
+        <w:rPr>
+          <w:rFonts w:ascii="Consolas" w:eastAsia="Times New Roman" w:hAnsi="Consolas" w:cs="Times New Roman"/>
+          <w:color w:val="800000"/>
+          <w:sz w:val="33"/>
+          <w:szCs w:val="33"/>
+          <w:lang w:eastAsia="en-IN"/>
+        </w:rPr>
+        <w:t>&lt;/</w:t>
+      </w:r>
+      <w:proofErr w:type="spellStart"/>
+      <w:r>
+        <w:rPr>
+          <w:rFonts w:ascii="Consolas" w:eastAsia="Times New Roman" w:hAnsi="Consolas" w:cs="Times New Roman"/>
+          <w:color w:val="800000"/>
+          <w:sz w:val="33"/>
+          <w:szCs w:val="33"/>
+          <w:lang w:eastAsia="en-IN"/>
+        </w:rPr>
+        <w:t>th</w:t>
+      </w:r>
+      <w:proofErr w:type="spellEnd"/>
+      <w:r>
+        <w:rPr>
+          <w:rFonts w:ascii="Consolas" w:eastAsia="Times New Roman" w:hAnsi="Consolas" w:cs="Times New Roman"/>
+          <w:color w:val="800000"/>
+          <w:sz w:val="33"/>
+          <w:szCs w:val="33"/>
+          <w:lang w:eastAsia="en-IN"/>
+        </w:rPr>
+        <w:t>&gt;</w:t>
+      </w:r>
+    </w:p>
+    <w:p>
+      <w:pPr>
+        <w:shd w:val="clear" w:color="auto" w:fill="FFFFFF"/>
+        <w:spacing w:after="0" w:line="450" w:lineRule="atLeast"/>
+        <w:rPr>
+          <w:rFonts w:ascii="Consolas" w:eastAsia="Times New Roman" w:hAnsi="Consolas" w:cs="Times New Roman"/>
+          <w:color w:val="000000"/>
+          <w:sz w:val="33"/>
+          <w:szCs w:val="33"/>
+          <w:lang w:eastAsia="en-IN"/>
+        </w:rPr>
+      </w:pPr>
+      <w:r>
+        <w:rPr>
+          <w:rFonts w:ascii="Consolas" w:eastAsia="Times New Roman" w:hAnsi="Consolas" w:cs="Times New Roman"/>
+          <w:color w:val="000000"/>
+          <w:sz w:val="33"/>
+          <w:szCs w:val="33"/>
+          <w:lang w:eastAsia="en-IN"/>
+        </w:rPr>
+        <w:t xml:space="preserve">                    </w:t>
+      </w:r>
+      <w:r>
+        <w:rPr>
+          <w:rFonts w:ascii="Consolas" w:eastAsia="Times New Roman" w:hAnsi="Consolas" w:cs="Times New Roman"/>
+          <w:color w:val="800000"/>
+          <w:sz w:val="33"/>
+          <w:szCs w:val="33"/>
+          <w:lang w:eastAsia="en-IN"/>
+        </w:rPr>
+        <w:t>&lt;</w:t>
+      </w:r>
+      <w:proofErr w:type="spellStart"/>
+      <w:r>
+        <w:rPr>
+          <w:rFonts w:ascii="Consolas" w:eastAsia="Times New Roman" w:hAnsi="Consolas" w:cs="Times New Roman"/>
+          <w:color w:val="800000"/>
+          <w:sz w:val="33"/>
+          <w:szCs w:val="33"/>
+          <w:lang w:eastAsia="en-IN"/>
+        </w:rPr>
+        <w:t>th</w:t>
+      </w:r>
+      <w:proofErr w:type="spellEnd"/>
+      <w:r>
+        <w:rPr>
+          <w:rFonts w:ascii="Consolas" w:eastAsia="Times New Roman" w:hAnsi="Consolas" w:cs="Times New Roman"/>
+          <w:color w:val="800000"/>
+          <w:sz w:val="33"/>
+          <w:szCs w:val="33"/>
+          <w:lang w:eastAsia="en-IN"/>
+        </w:rPr>
+        <w:t>&gt;</w:t>
+      </w:r>
+      <w:r>
+        <w:rPr>
+          <w:rFonts w:ascii="Consolas" w:eastAsia="Times New Roman" w:hAnsi="Consolas" w:cs="Times New Roman"/>
+          <w:color w:val="000000"/>
+          <w:sz w:val="33"/>
+          <w:szCs w:val="33"/>
+          <w:lang w:eastAsia="en-IN"/>
+        </w:rPr>
+        <w:t>Name</w:t>
+      </w:r>
+      <w:r>
+        <w:rPr>
+          <w:rFonts w:ascii="Consolas" w:eastAsia="Times New Roman" w:hAnsi="Consolas" w:cs="Times New Roman"/>
+          <w:color w:val="800000"/>
+          <w:sz w:val="33"/>
+          <w:szCs w:val="33"/>
+          <w:lang w:eastAsia="en-IN"/>
+        </w:rPr>
+        <w:t>&lt;/</w:t>
+      </w:r>
+      <w:proofErr w:type="spellStart"/>
+      <w:r>
+        <w:rPr>
+          <w:rFonts w:ascii="Consolas" w:eastAsia="Times New Roman" w:hAnsi="Consolas" w:cs="Times New Roman"/>
+          <w:color w:val="800000"/>
+          <w:sz w:val="33"/>
+          <w:szCs w:val="33"/>
+          <w:lang w:eastAsia="en-IN"/>
+        </w:rPr>
+        <w:t>th</w:t>
+      </w:r>
+      <w:proofErr w:type="spellEnd"/>
+      <w:r>
+        <w:rPr>
+          <w:rFonts w:ascii="Consolas" w:eastAsia="Times New Roman" w:hAnsi="Consolas" w:cs="Times New Roman"/>
+          <w:color w:val="800000"/>
+          <w:sz w:val="33"/>
+          <w:szCs w:val="33"/>
+          <w:lang w:eastAsia="en-IN"/>
+        </w:rPr>
+        <w:t>&gt;</w:t>
+      </w:r>
+    </w:p>
+    <w:p>
+      <w:pPr>
+        <w:shd w:val="clear" w:color="auto" w:fill="FFFFFF"/>
+        <w:spacing w:after="0" w:line="450" w:lineRule="atLeast"/>
+        <w:rPr>
+          <w:rFonts w:ascii="Consolas" w:eastAsia="Times New Roman" w:hAnsi="Consolas" w:cs="Times New Roman"/>
+          <w:color w:val="000000"/>
+          <w:sz w:val="33"/>
+          <w:szCs w:val="33"/>
+          <w:lang w:eastAsia="en-IN"/>
+        </w:rPr>
+      </w:pPr>
+      <w:r>
+        <w:rPr>
+          <w:rFonts w:ascii="Consolas" w:eastAsia="Times New Roman" w:hAnsi="Consolas" w:cs="Times New Roman"/>
+          <w:color w:val="000000"/>
+          <w:sz w:val="33"/>
+          <w:szCs w:val="33"/>
+          <w:lang w:eastAsia="en-IN"/>
+        </w:rPr>
+        <w:t xml:space="preserve">                    </w:t>
+      </w:r>
+      <w:r>
+        <w:rPr>
+          <w:rFonts w:ascii="Consolas" w:eastAsia="Times New Roman" w:hAnsi="Consolas" w:cs="Times New Roman"/>
+          <w:color w:val="800000"/>
+          <w:sz w:val="33"/>
+          <w:szCs w:val="33"/>
+          <w:lang w:eastAsia="en-IN"/>
+        </w:rPr>
+        <w:t>&lt;</w:t>
+      </w:r>
+      <w:proofErr w:type="spellStart"/>
+      <w:r>
+        <w:rPr>
+          <w:rFonts w:ascii="Consolas" w:eastAsia="Times New Roman" w:hAnsi="Consolas" w:cs="Times New Roman"/>
+          <w:color w:val="800000"/>
+          <w:sz w:val="33"/>
+          <w:szCs w:val="33"/>
+          <w:lang w:eastAsia="en-IN"/>
+        </w:rPr>
+        <w:t>th</w:t>
+      </w:r>
+      <w:proofErr w:type="spellEnd"/>
+      <w:r>
+        <w:rPr>
+          <w:rFonts w:ascii="Consolas" w:eastAsia="Times New Roman" w:hAnsi="Consolas" w:cs="Times New Roman"/>
+          <w:color w:val="800000"/>
+          <w:sz w:val="33"/>
+          <w:szCs w:val="33"/>
+          <w:lang w:eastAsia="en-IN"/>
+        </w:rPr>
+        <w:t>&gt;</w:t>
+      </w:r>
+      <w:r>
+        <w:rPr>
+          <w:rFonts w:ascii="Consolas" w:eastAsia="Times New Roman" w:hAnsi="Consolas" w:cs="Times New Roman"/>
+          <w:color w:val="000000"/>
+          <w:sz w:val="33"/>
+          <w:szCs w:val="33"/>
+          <w:lang w:eastAsia="en-IN"/>
+        </w:rPr>
+        <w:t>Country</w:t>
+      </w:r>
+      <w:r>
+        <w:rPr>
+          <w:rFonts w:ascii="Consolas" w:eastAsia="Times New Roman" w:hAnsi="Consolas" w:cs="Times New Roman"/>
+          <w:color w:val="800000"/>
+          <w:sz w:val="33"/>
+          <w:szCs w:val="33"/>
+          <w:lang w:eastAsia="en-IN"/>
+        </w:rPr>
+        <w:t>&lt;/</w:t>
+      </w:r>
+      <w:proofErr w:type="spellStart"/>
+      <w:r>
+        <w:rPr>
+          <w:rFonts w:ascii="Consolas" w:eastAsia="Times New Roman" w:hAnsi="Consolas" w:cs="Times New Roman"/>
+          <w:color w:val="800000"/>
+          <w:sz w:val="33"/>
+          <w:szCs w:val="33"/>
+          <w:lang w:eastAsia="en-IN"/>
+        </w:rPr>
+        <w:t>th</w:t>
+      </w:r>
+      <w:proofErr w:type="spellEnd"/>
+      <w:r>
+        <w:rPr>
+          <w:rFonts w:ascii="Consolas" w:eastAsia="Times New Roman" w:hAnsi="Consolas" w:cs="Times New Roman"/>
+          <w:color w:val="800000"/>
+          <w:sz w:val="33"/>
+          <w:szCs w:val="33"/>
+          <w:lang w:eastAsia="en-IN"/>
+        </w:rPr>
+        <w:t>&gt;</w:t>
+      </w:r>
+    </w:p>
+    <w:p>
+      <w:pPr>
+        <w:shd w:val="clear" w:color="auto" w:fill="FFFFFF"/>
+        <w:spacing w:after="0" w:line="450" w:lineRule="atLeast"/>
+        <w:rPr>
+          <w:rFonts w:ascii="Consolas" w:eastAsia="Times New Roman" w:hAnsi="Consolas" w:cs="Times New Roman"/>
+          <w:color w:val="000000"/>
+          <w:sz w:val="33"/>
+          <w:szCs w:val="33"/>
+          <w:lang w:eastAsia="en-IN"/>
+        </w:rPr>
+      </w:pPr>
+      <w:r>
+        <w:rPr>
+          <w:rFonts w:ascii="Consolas" w:eastAsia="Times New Roman" w:hAnsi="Consolas" w:cs="Times New Roman"/>
+          <w:color w:val="000000"/>
+          <w:sz w:val="33"/>
+          <w:szCs w:val="33"/>
+          <w:lang w:eastAsia="en-IN"/>
+        </w:rPr>
+        <w:t xml:space="preserve">                    </w:t>
+      </w:r>
+      <w:r>
+        <w:rPr>
+          <w:rFonts w:ascii="Consolas" w:eastAsia="Times New Roman" w:hAnsi="Consolas" w:cs="Times New Roman"/>
+          <w:color w:val="800000"/>
+          <w:sz w:val="33"/>
+          <w:szCs w:val="33"/>
+          <w:lang w:eastAsia="en-IN"/>
+        </w:rPr>
+        <w:t>&lt;</w:t>
+      </w:r>
+      <w:proofErr w:type="spellStart"/>
+      <w:r>
+        <w:rPr>
+          <w:rFonts w:ascii="Consolas" w:eastAsia="Times New Roman" w:hAnsi="Consolas" w:cs="Times New Roman"/>
+          <w:color w:val="800000"/>
+          <w:sz w:val="33"/>
+          <w:szCs w:val="33"/>
+          <w:lang w:eastAsia="en-IN"/>
+        </w:rPr>
+        <w:t>th</w:t>
+      </w:r>
+      <w:proofErr w:type="spellEnd"/>
+      <w:r>
+        <w:rPr>
+          <w:rFonts w:ascii="Consolas" w:eastAsia="Times New Roman" w:hAnsi="Consolas" w:cs="Times New Roman"/>
+          <w:color w:val="800000"/>
+          <w:sz w:val="33"/>
+          <w:szCs w:val="33"/>
+          <w:lang w:eastAsia="en-IN"/>
+        </w:rPr>
+        <w:t>&gt;</w:t>
+      </w:r>
+      <w:r>
+        <w:rPr>
+          <w:rFonts w:ascii="Consolas" w:eastAsia="Times New Roman" w:hAnsi="Consolas" w:cs="Times New Roman"/>
+          <w:color w:val="000000"/>
+          <w:sz w:val="33"/>
+          <w:szCs w:val="33"/>
+          <w:lang w:eastAsia="en-IN"/>
+        </w:rPr>
+        <w:t>Logo</w:t>
+      </w:r>
+      <w:r>
+        <w:rPr>
+          <w:rFonts w:ascii="Consolas" w:eastAsia="Times New Roman" w:hAnsi="Consolas" w:cs="Times New Roman"/>
+          <w:color w:val="800000"/>
+          <w:sz w:val="33"/>
+          <w:szCs w:val="33"/>
+          <w:lang w:eastAsia="en-IN"/>
+        </w:rPr>
+        <w:t>&lt;/</w:t>
+      </w:r>
+      <w:proofErr w:type="spellStart"/>
+      <w:r>
+        <w:rPr>
+          <w:rFonts w:ascii="Consolas" w:eastAsia="Times New Roman" w:hAnsi="Consolas" w:cs="Times New Roman"/>
+          <w:color w:val="800000"/>
+          <w:sz w:val="33"/>
+          <w:szCs w:val="33"/>
+          <w:lang w:eastAsia="en-IN"/>
+        </w:rPr>
+        <w:t>th</w:t>
+      </w:r>
+      <w:proofErr w:type="spellEnd"/>
+      <w:r>
+        <w:rPr>
+          <w:rFonts w:ascii="Consolas" w:eastAsia="Times New Roman" w:hAnsi="Consolas" w:cs="Times New Roman"/>
+          <w:color w:val="800000"/>
+          <w:sz w:val="33"/>
+          <w:szCs w:val="33"/>
+          <w:lang w:eastAsia="en-IN"/>
+        </w:rPr>
+        <w:t>&gt;</w:t>
+      </w:r>
+    </w:p>
+    <w:p>
+      <w:pPr>
+        <w:shd w:val="clear" w:color="auto" w:fill="FFFFFF"/>
+        <w:spacing w:after="0" w:line="450" w:lineRule="atLeast"/>
+        <w:rPr>
+          <w:rFonts w:ascii="Consolas" w:eastAsia="Times New Roman" w:hAnsi="Consolas" w:cs="Times New Roman"/>
+          <w:color w:val="000000"/>
+          <w:sz w:val="33"/>
+          <w:szCs w:val="33"/>
+          <w:lang w:eastAsia="en-IN"/>
+        </w:rPr>
+      </w:pPr>
+      <w:r>
+        <w:rPr>
+          <w:rFonts w:ascii="Consolas" w:eastAsia="Times New Roman" w:hAnsi="Consolas" w:cs="Times New Roman"/>
+          <w:color w:val="000000"/>
+          <w:sz w:val="33"/>
+          <w:szCs w:val="33"/>
+          <w:lang w:eastAsia="en-IN"/>
+        </w:rPr>
+        <w:t xml:space="preserve">                    </w:t>
+      </w:r>
+      <w:r>
+        <w:rPr>
+          <w:rFonts w:ascii="Consolas" w:eastAsia="Times New Roman" w:hAnsi="Consolas" w:cs="Times New Roman"/>
+          <w:color w:val="800000"/>
+          <w:sz w:val="33"/>
+          <w:szCs w:val="33"/>
+          <w:lang w:eastAsia="en-IN"/>
+        </w:rPr>
+        <w:t>&lt;</w:t>
+      </w:r>
+      <w:proofErr w:type="spellStart"/>
+      <w:r>
+        <w:rPr>
+          <w:rFonts w:ascii="Consolas" w:eastAsia="Times New Roman" w:hAnsi="Consolas" w:cs="Times New Roman"/>
+          <w:color w:val="800000"/>
+          <w:sz w:val="33"/>
+          <w:szCs w:val="33"/>
+          <w:lang w:eastAsia="en-IN"/>
+        </w:rPr>
+        <w:t>th</w:t>
+      </w:r>
+      <w:proofErr w:type="spellEnd"/>
+      <w:r>
+        <w:rPr>
+          <w:rFonts w:ascii="Consolas" w:eastAsia="Times New Roman" w:hAnsi="Consolas" w:cs="Times New Roman"/>
+          <w:color w:val="800000"/>
+          <w:sz w:val="33"/>
+          <w:szCs w:val="33"/>
+          <w:lang w:eastAsia="en-IN"/>
+        </w:rPr>
+        <w:t>&gt;</w:t>
+      </w:r>
+      <w:r>
+        <w:rPr>
+          <w:rFonts w:ascii="Consolas" w:eastAsia="Times New Roman" w:hAnsi="Consolas" w:cs="Times New Roman"/>
+          <w:color w:val="000000"/>
+          <w:sz w:val="33"/>
+          <w:szCs w:val="33"/>
+          <w:lang w:eastAsia="en-IN"/>
+        </w:rPr>
+        <w:t>Slogan</w:t>
+      </w:r>
+      <w:r>
+        <w:rPr>
+          <w:rFonts w:ascii="Consolas" w:eastAsia="Times New Roman" w:hAnsi="Consolas" w:cs="Times New Roman"/>
+          <w:color w:val="800000"/>
+          <w:sz w:val="33"/>
+          <w:szCs w:val="33"/>
+          <w:lang w:eastAsia="en-IN"/>
+        </w:rPr>
+        <w:t>&lt;/</w:t>
+      </w:r>
+      <w:proofErr w:type="spellStart"/>
+      <w:r>
+        <w:rPr>
+          <w:rFonts w:ascii="Consolas" w:eastAsia="Times New Roman" w:hAnsi="Consolas" w:cs="Times New Roman"/>
+          <w:color w:val="800000"/>
+          <w:sz w:val="33"/>
+          <w:szCs w:val="33"/>
+          <w:lang w:eastAsia="en-IN"/>
+        </w:rPr>
+        <w:t>th</w:t>
+      </w:r>
+      <w:proofErr w:type="spellEnd"/>
+      <w:r>
+        <w:rPr>
+          <w:rFonts w:ascii="Consolas" w:eastAsia="Times New Roman" w:hAnsi="Consolas" w:cs="Times New Roman"/>
+          <w:color w:val="800000"/>
+          <w:sz w:val="33"/>
+          <w:szCs w:val="33"/>
+          <w:lang w:eastAsia="en-IN"/>
+        </w:rPr>
+        <w:t>&gt;</w:t>
+      </w:r>
+    </w:p>
+    <w:p>
+      <w:pPr>
+        <w:shd w:val="clear" w:color="auto" w:fill="FFFFFF"/>
+        <w:spacing w:after="0" w:line="450" w:lineRule="atLeast"/>
+        <w:rPr>
+          <w:rFonts w:ascii="Consolas" w:eastAsia="Times New Roman" w:hAnsi="Consolas" w:cs="Times New Roman"/>
+          <w:color w:val="000000"/>
+          <w:sz w:val="33"/>
+          <w:szCs w:val="33"/>
+          <w:lang w:eastAsia="en-IN"/>
+        </w:rPr>
+      </w:pPr>
+      <w:r>
+        <w:rPr>
+          <w:rFonts w:ascii="Consolas" w:eastAsia="Times New Roman" w:hAnsi="Consolas" w:cs="Times New Roman"/>
+          <w:color w:val="000000"/>
+          <w:sz w:val="33"/>
+          <w:szCs w:val="33"/>
+          <w:lang w:eastAsia="en-IN"/>
+        </w:rPr>
+        <w:t xml:space="preserve">                    </w:t>
+      </w:r>
+      <w:r>
+        <w:rPr>
+          <w:rFonts w:ascii="Consolas" w:eastAsia="Times New Roman" w:hAnsi="Consolas" w:cs="Times New Roman"/>
+          <w:color w:val="800000"/>
+          <w:sz w:val="33"/>
+          <w:szCs w:val="33"/>
+          <w:lang w:eastAsia="en-IN"/>
+        </w:rPr>
+        <w:t>&lt;</w:t>
+      </w:r>
+      <w:proofErr w:type="spellStart"/>
+      <w:r>
+        <w:rPr>
+          <w:rFonts w:ascii="Consolas" w:eastAsia="Times New Roman" w:hAnsi="Consolas" w:cs="Times New Roman"/>
+          <w:color w:val="800000"/>
+          <w:sz w:val="33"/>
+          <w:szCs w:val="33"/>
+          <w:lang w:eastAsia="en-IN"/>
+        </w:rPr>
+        <w:t>th</w:t>
+      </w:r>
+      <w:proofErr w:type="spellEnd"/>
+      <w:r>
+        <w:rPr>
+          <w:rFonts w:ascii="Consolas" w:eastAsia="Times New Roman" w:hAnsi="Consolas" w:cs="Times New Roman"/>
+          <w:color w:val="800000"/>
+          <w:sz w:val="33"/>
+          <w:szCs w:val="33"/>
+          <w:lang w:eastAsia="en-IN"/>
+        </w:rPr>
+        <w:t>&gt;</w:t>
+      </w:r>
+      <w:r>
+        <w:rPr>
+          <w:rFonts w:ascii="Consolas" w:eastAsia="Times New Roman" w:hAnsi="Consolas" w:cs="Times New Roman"/>
+          <w:color w:val="000000"/>
+          <w:sz w:val="33"/>
+          <w:szCs w:val="33"/>
+          <w:lang w:eastAsia="en-IN"/>
+        </w:rPr>
+        <w:t xml:space="preserve">Head </w:t>
+      </w:r>
+      <w:proofErr w:type="spellStart"/>
+      <w:r>
+        <w:rPr>
+          <w:rFonts w:ascii="Consolas" w:eastAsia="Times New Roman" w:hAnsi="Consolas" w:cs="Times New Roman"/>
+          <w:color w:val="000000"/>
+          <w:sz w:val="33"/>
+          <w:szCs w:val="33"/>
+          <w:lang w:eastAsia="en-IN"/>
+        </w:rPr>
+        <w:t>Quaters</w:t>
+      </w:r>
+      <w:proofErr w:type="spellEnd"/>
+      <w:r>
+        <w:rPr>
+          <w:rFonts w:ascii="Consolas" w:eastAsia="Times New Roman" w:hAnsi="Consolas" w:cs="Times New Roman"/>
+          <w:color w:val="800000"/>
+          <w:sz w:val="33"/>
+          <w:szCs w:val="33"/>
+          <w:lang w:eastAsia="en-IN"/>
+        </w:rPr>
+        <w:t>&lt;/</w:t>
+      </w:r>
+      <w:proofErr w:type="spellStart"/>
+      <w:r>
+        <w:rPr>
+          <w:rFonts w:ascii="Consolas" w:eastAsia="Times New Roman" w:hAnsi="Consolas" w:cs="Times New Roman"/>
+          <w:color w:val="800000"/>
+          <w:sz w:val="33"/>
+          <w:szCs w:val="33"/>
+          <w:lang w:eastAsia="en-IN"/>
+        </w:rPr>
+        <w:t>th</w:t>
+      </w:r>
+      <w:proofErr w:type="spellEnd"/>
+      <w:r>
+        <w:rPr>
+          <w:rFonts w:ascii="Consolas" w:eastAsia="Times New Roman" w:hAnsi="Consolas" w:cs="Times New Roman"/>
+          <w:color w:val="800000"/>
+          <w:sz w:val="33"/>
+          <w:szCs w:val="33"/>
+          <w:lang w:eastAsia="en-IN"/>
+        </w:rPr>
+        <w:t>&gt;</w:t>
+      </w:r>
+    </w:p>
+    <w:p>
+      <w:pPr>
+        <w:shd w:val="clear" w:color="auto" w:fill="FFFFFF"/>
+        <w:spacing w:after="0" w:line="450" w:lineRule="atLeast"/>
+        <w:rPr>
+          <w:rFonts w:ascii="Consolas" w:eastAsia="Times New Roman" w:hAnsi="Consolas" w:cs="Times New Roman"/>
+          <w:color w:val="000000"/>
+          <w:sz w:val="33"/>
+          <w:szCs w:val="33"/>
+          <w:lang w:eastAsia="en-IN"/>
+        </w:rPr>
+      </w:pPr>
+      <w:r>
+        <w:rPr>
+          <w:rFonts w:ascii="Consolas" w:eastAsia="Times New Roman" w:hAnsi="Consolas" w:cs="Times New Roman"/>
+          <w:color w:val="000000"/>
+          <w:sz w:val="33"/>
+          <w:szCs w:val="33"/>
+          <w:lang w:eastAsia="en-IN"/>
+        </w:rPr>
+        <w:t xml:space="preserve">                    </w:t>
+      </w:r>
+      <w:r>
+        <w:rPr>
+          <w:rFonts w:ascii="Consolas" w:eastAsia="Times New Roman" w:hAnsi="Consolas" w:cs="Times New Roman"/>
+          <w:color w:val="800000"/>
+          <w:sz w:val="33"/>
+          <w:szCs w:val="33"/>
+          <w:lang w:eastAsia="en-IN"/>
+        </w:rPr>
+        <w:t>&lt;</w:t>
+      </w:r>
+      <w:proofErr w:type="spellStart"/>
+      <w:r>
+        <w:rPr>
+          <w:rFonts w:ascii="Consolas" w:eastAsia="Times New Roman" w:hAnsi="Consolas" w:cs="Times New Roman"/>
+          <w:color w:val="800000"/>
+          <w:sz w:val="33"/>
+          <w:szCs w:val="33"/>
+          <w:lang w:eastAsia="en-IN"/>
+        </w:rPr>
+        <w:t>th</w:t>
+      </w:r>
+      <w:proofErr w:type="spellEnd"/>
+      <w:r>
+        <w:rPr>
+          <w:rFonts w:ascii="Consolas" w:eastAsia="Times New Roman" w:hAnsi="Consolas" w:cs="Times New Roman"/>
+          <w:color w:val="800000"/>
+          <w:sz w:val="33"/>
+          <w:szCs w:val="33"/>
+          <w:lang w:eastAsia="en-IN"/>
+        </w:rPr>
+        <w:t>&gt;</w:t>
+      </w:r>
+      <w:r>
+        <w:rPr>
+          <w:rFonts w:ascii="Consolas" w:eastAsia="Times New Roman" w:hAnsi="Consolas" w:cs="Times New Roman"/>
+          <w:color w:val="000000"/>
+          <w:sz w:val="33"/>
+          <w:szCs w:val="33"/>
+          <w:lang w:eastAsia="en-IN"/>
+        </w:rPr>
+        <w:t>Website</w:t>
+      </w:r>
+      <w:r>
+        <w:rPr>
+          <w:rFonts w:ascii="Consolas" w:eastAsia="Times New Roman" w:hAnsi="Consolas" w:cs="Times New Roman"/>
+          <w:color w:val="800000"/>
+          <w:sz w:val="33"/>
+          <w:szCs w:val="33"/>
+          <w:lang w:eastAsia="en-IN"/>
+        </w:rPr>
+        <w:t>&lt;/</w:t>
+      </w:r>
+      <w:proofErr w:type="spellStart"/>
+      <w:r>
+        <w:rPr>
+          <w:rFonts w:ascii="Consolas" w:eastAsia="Times New Roman" w:hAnsi="Consolas" w:cs="Times New Roman"/>
+          <w:color w:val="800000"/>
+          <w:sz w:val="33"/>
+          <w:szCs w:val="33"/>
+          <w:lang w:eastAsia="en-IN"/>
+        </w:rPr>
+        <w:t>th</w:t>
+      </w:r>
+      <w:proofErr w:type="spellEnd"/>
+      <w:r>
+        <w:rPr>
+          <w:rFonts w:ascii="Consolas" w:eastAsia="Times New Roman" w:hAnsi="Consolas" w:cs="Times New Roman"/>
+          <w:color w:val="800000"/>
+          <w:sz w:val="33"/>
+          <w:szCs w:val="33"/>
+          <w:lang w:eastAsia="en-IN"/>
+        </w:rPr>
+        <w:t>&gt;</w:t>
+      </w:r>
+    </w:p>
+    <w:p>
+      <w:pPr>
+        <w:shd w:val="clear" w:color="auto" w:fill="FFFFFF"/>
+        <w:spacing w:after="0" w:line="450" w:lineRule="atLeast"/>
+        <w:rPr>
+          <w:rFonts w:ascii="Consolas" w:eastAsia="Times New Roman" w:hAnsi="Consolas" w:cs="Times New Roman"/>
+          <w:color w:val="000000"/>
+          <w:sz w:val="33"/>
+          <w:szCs w:val="33"/>
+          <w:lang w:eastAsia="en-IN"/>
+        </w:rPr>
+      </w:pPr>
+      <w:r>
+        <w:rPr>
+          <w:rFonts w:ascii="Consolas" w:eastAsia="Times New Roman" w:hAnsi="Consolas" w:cs="Times New Roman"/>
+          <w:color w:val="000000"/>
+          <w:sz w:val="33"/>
+          <w:szCs w:val="33"/>
+          <w:lang w:eastAsia="en-IN"/>
+        </w:rPr>
+        <w:t xml:space="preserve">                    </w:t>
+      </w:r>
+      <w:r>
+        <w:rPr>
+          <w:rFonts w:ascii="Consolas" w:eastAsia="Times New Roman" w:hAnsi="Consolas" w:cs="Times New Roman"/>
+          <w:color w:val="800000"/>
+          <w:sz w:val="33"/>
+          <w:szCs w:val="33"/>
+          <w:lang w:eastAsia="en-IN"/>
+        </w:rPr>
+        <w:t>&lt;</w:t>
+      </w:r>
+      <w:proofErr w:type="spellStart"/>
+      <w:r>
+        <w:rPr>
+          <w:rFonts w:ascii="Consolas" w:eastAsia="Times New Roman" w:hAnsi="Consolas" w:cs="Times New Roman"/>
+          <w:color w:val="800000"/>
+          <w:sz w:val="33"/>
+          <w:szCs w:val="33"/>
+          <w:lang w:eastAsia="en-IN"/>
+        </w:rPr>
+        <w:t>th</w:t>
+      </w:r>
+      <w:proofErr w:type="spellEnd"/>
+      <w:r>
+        <w:rPr>
+          <w:rFonts w:ascii="Consolas" w:eastAsia="Times New Roman" w:hAnsi="Consolas" w:cs="Times New Roman"/>
+          <w:color w:val="800000"/>
+          <w:sz w:val="33"/>
+          <w:szCs w:val="33"/>
+          <w:lang w:eastAsia="en-IN"/>
+        </w:rPr>
+        <w:t>&gt;</w:t>
+      </w:r>
+      <w:r>
+        <w:rPr>
+          <w:rFonts w:ascii="Consolas" w:eastAsia="Times New Roman" w:hAnsi="Consolas" w:cs="Times New Roman"/>
+          <w:color w:val="000000"/>
+          <w:sz w:val="33"/>
+          <w:szCs w:val="33"/>
+          <w:lang w:eastAsia="en-IN"/>
+        </w:rPr>
+        <w:t>Established</w:t>
+      </w:r>
+      <w:r>
+        <w:rPr>
+          <w:rFonts w:ascii="Consolas" w:eastAsia="Times New Roman" w:hAnsi="Consolas" w:cs="Times New Roman"/>
+          <w:color w:val="800000"/>
+          <w:sz w:val="33"/>
+          <w:szCs w:val="33"/>
+          <w:lang w:eastAsia="en-IN"/>
+        </w:rPr>
+        <w:t>&lt;/</w:t>
+      </w:r>
+      <w:proofErr w:type="spellStart"/>
+      <w:r>
+        <w:rPr>
+          <w:rFonts w:ascii="Consolas" w:eastAsia="Times New Roman" w:hAnsi="Consolas" w:cs="Times New Roman"/>
+          <w:color w:val="800000"/>
+          <w:sz w:val="33"/>
+          <w:szCs w:val="33"/>
+          <w:lang w:eastAsia="en-IN"/>
+        </w:rPr>
+        <w:t>th</w:t>
+      </w:r>
+      <w:proofErr w:type="spellEnd"/>
+      <w:r>
+        <w:rPr>
+          <w:rFonts w:ascii="Consolas" w:eastAsia="Times New Roman" w:hAnsi="Consolas" w:cs="Times New Roman"/>
+          <w:color w:val="800000"/>
+          <w:sz w:val="33"/>
+          <w:szCs w:val="33"/>
+          <w:lang w:eastAsia="en-IN"/>
+        </w:rPr>
+        <w:t>&gt;</w:t>
+      </w:r>
+    </w:p>
+    <w:p>
+      <w:pPr>
+        <w:shd w:val="clear" w:color="auto" w:fill="FFFFFF"/>
+        <w:spacing w:after="0" w:line="450" w:lineRule="atLeast"/>
+        <w:rPr>
+          <w:rFonts w:ascii="Consolas" w:eastAsia="Times New Roman" w:hAnsi="Consolas" w:cs="Times New Roman"/>
+          <w:color w:val="000000"/>
+          <w:sz w:val="33"/>
+          <w:szCs w:val="33"/>
+          <w:lang w:eastAsia="en-IN"/>
+        </w:rPr>
+      </w:pPr>
+      <w:r>
+        <w:rPr>
+          <w:rFonts w:ascii="Consolas" w:eastAsia="Times New Roman" w:hAnsi="Consolas" w:cs="Times New Roman"/>
+          <w:color w:val="000000"/>
+          <w:sz w:val="33"/>
+          <w:szCs w:val="33"/>
+          <w:lang w:eastAsia="en-IN"/>
+        </w:rPr>
+        <w:t xml:space="preserve">                </w:t>
+      </w:r>
+      <w:r>
+        <w:rPr>
+          <w:rFonts w:ascii="Consolas" w:eastAsia="Times New Roman" w:hAnsi="Consolas" w:cs="Times New Roman"/>
+          <w:color w:val="800000"/>
+          <w:sz w:val="33"/>
+          <w:szCs w:val="33"/>
+          <w:lang w:eastAsia="en-IN"/>
+        </w:rPr>
+        <w:t>&lt;/tr&gt;</w:t>
+      </w:r>
+    </w:p>
+    <w:p>
+      <w:pPr>
+        <w:shd w:val="clear" w:color="auto" w:fill="FFFFFF"/>
+        <w:spacing w:after="0" w:line="450" w:lineRule="atLeast"/>
+        <w:rPr>
+          <w:rFonts w:ascii="Consolas" w:eastAsia="Times New Roman" w:hAnsi="Consolas" w:cs="Times New Roman"/>
+          <w:color w:val="000000"/>
+          <w:sz w:val="33"/>
+          <w:szCs w:val="33"/>
+          <w:lang w:eastAsia="en-IN"/>
+        </w:rPr>
+      </w:pPr>
+      <w:r>
+        <w:rPr>
+          <w:rFonts w:ascii="Consolas" w:eastAsia="Times New Roman" w:hAnsi="Consolas" w:cs="Times New Roman"/>
+          <w:color w:val="000000"/>
+          <w:sz w:val="33"/>
+          <w:szCs w:val="33"/>
+          <w:lang w:eastAsia="en-IN"/>
+        </w:rPr>
+        <w:t xml:space="preserve">            </w:t>
+      </w:r>
+      <w:r>
+        <w:rPr>
+          <w:rFonts w:ascii="Consolas" w:eastAsia="Times New Roman" w:hAnsi="Consolas" w:cs="Times New Roman"/>
+          <w:color w:val="800000"/>
+          <w:sz w:val="33"/>
+          <w:szCs w:val="33"/>
+          <w:lang w:eastAsia="en-IN"/>
+        </w:rPr>
+        <w:t>&lt;/</w:t>
+      </w:r>
+      <w:proofErr w:type="spellStart"/>
+      <w:r>
+        <w:rPr>
+          <w:rFonts w:ascii="Consolas" w:eastAsia="Times New Roman" w:hAnsi="Consolas" w:cs="Times New Roman"/>
+          <w:color w:val="800000"/>
+          <w:sz w:val="33"/>
+          <w:szCs w:val="33"/>
+          <w:lang w:eastAsia="en-IN"/>
+        </w:rPr>
+        <w:t>thead</w:t>
+      </w:r>
+      <w:proofErr w:type="spellEnd"/>
+      <w:r>
+        <w:rPr>
+          <w:rFonts w:ascii="Consolas" w:eastAsia="Times New Roman" w:hAnsi="Consolas" w:cs="Times New Roman"/>
+          <w:color w:val="800000"/>
+          <w:sz w:val="33"/>
+          <w:szCs w:val="33"/>
+          <w:lang w:eastAsia="en-IN"/>
+        </w:rPr>
+        <w:t>&gt;</w:t>
+      </w:r>
+    </w:p>
+    <w:p>
+      <w:pPr>
+        <w:shd w:val="clear" w:color="auto" w:fill="FFFFFF"/>
+        <w:spacing w:after="0" w:line="450" w:lineRule="atLeast"/>
+        <w:rPr>
+          <w:rFonts w:ascii="Consolas" w:eastAsia="Times New Roman" w:hAnsi="Consolas" w:cs="Times New Roman"/>
+          <w:color w:val="000000"/>
+          <w:sz w:val="33"/>
+          <w:szCs w:val="33"/>
+          <w:lang w:eastAsia="en-IN"/>
+        </w:rPr>
+      </w:pPr>
+      <w:r>
+        <w:rPr>
+          <w:rFonts w:ascii="Consolas" w:eastAsia="Times New Roman" w:hAnsi="Consolas" w:cs="Times New Roman"/>
+          <w:color w:val="000000"/>
+          <w:sz w:val="33"/>
+          <w:szCs w:val="33"/>
+          <w:lang w:eastAsia="en-IN"/>
+        </w:rPr>
+        <w:t xml:space="preserve">            </w:t>
+      </w:r>
+      <w:r>
+        <w:rPr>
+          <w:rFonts w:ascii="Consolas" w:eastAsia="Times New Roman" w:hAnsi="Consolas" w:cs="Times New Roman"/>
+          <w:color w:val="800000"/>
+          <w:sz w:val="33"/>
+          <w:szCs w:val="33"/>
+          <w:lang w:eastAsia="en-IN"/>
+        </w:rPr>
+        <w:t>&lt;</w:t>
+      </w:r>
+      <w:proofErr w:type="spellStart"/>
+      <w:r>
+        <w:rPr>
+          <w:rFonts w:ascii="Consolas" w:eastAsia="Times New Roman" w:hAnsi="Consolas" w:cs="Times New Roman"/>
+          <w:color w:val="800000"/>
+          <w:sz w:val="33"/>
+          <w:szCs w:val="33"/>
+          <w:lang w:eastAsia="en-IN"/>
+        </w:rPr>
+        <w:t>tbody</w:t>
+      </w:r>
+      <w:proofErr w:type="spellEnd"/>
+      <w:r>
+        <w:rPr>
+          <w:rFonts w:ascii="Consolas" w:eastAsia="Times New Roman" w:hAnsi="Consolas" w:cs="Times New Roman"/>
+          <w:color w:val="800000"/>
+          <w:sz w:val="33"/>
+          <w:szCs w:val="33"/>
+          <w:lang w:eastAsia="en-IN"/>
+        </w:rPr>
+        <w:t>&gt;</w:t>
+      </w:r>
+    </w:p>
+    <w:p>
+      <w:pPr>
+        <w:shd w:val="clear" w:color="auto" w:fill="FFFFFF"/>
+        <w:spacing w:after="0" w:line="450" w:lineRule="atLeast"/>
+        <w:rPr>
+          <w:rFonts w:ascii="Consolas" w:eastAsia="Times New Roman" w:hAnsi="Consolas" w:cs="Times New Roman"/>
+          <w:color w:val="000000"/>
+          <w:sz w:val="33"/>
+          <w:szCs w:val="33"/>
+          <w:lang w:eastAsia="en-IN"/>
+        </w:rPr>
+      </w:pPr>
+      <w:r>
+        <w:rPr>
+          <w:rFonts w:ascii="Consolas" w:eastAsia="Times New Roman" w:hAnsi="Consolas" w:cs="Times New Roman"/>
+          <w:color w:val="000000"/>
+          <w:sz w:val="33"/>
+          <w:szCs w:val="33"/>
+          <w:lang w:eastAsia="en-IN"/>
+        </w:rPr>
+        <w:t xml:space="preserve">                </w:t>
+      </w:r>
+      <w:r>
+        <w:rPr>
+          <w:rFonts w:ascii="Consolas" w:eastAsia="Times New Roman" w:hAnsi="Consolas" w:cs="Times New Roman"/>
+          <w:color w:val="800000"/>
+          <w:sz w:val="33"/>
+          <w:szCs w:val="33"/>
+          <w:lang w:eastAsia="en-IN"/>
+        </w:rPr>
+        <w:t>&lt;tr</w:t>
+      </w:r>
+      <w:r>
+        <w:rPr>
+          <w:rFonts w:ascii="Consolas" w:eastAsia="Times New Roman" w:hAnsi="Consolas" w:cs="Times New Roman"/>
+          <w:color w:val="000000"/>
+          <w:sz w:val="33"/>
+          <w:szCs w:val="33"/>
+          <w:lang w:eastAsia="en-IN"/>
+        </w:rPr>
+        <w:t xml:space="preserve"> </w:t>
+      </w:r>
+      <w:r>
+        <w:rPr>
+          <w:rFonts w:ascii="Consolas" w:eastAsia="Times New Roman" w:hAnsi="Consolas" w:cs="Times New Roman"/>
+          <w:color w:val="E50000"/>
+          <w:sz w:val="33"/>
+          <w:szCs w:val="33"/>
+          <w:lang w:eastAsia="en-IN"/>
+        </w:rPr>
+        <w:t>*</w:t>
+      </w:r>
+      <w:proofErr w:type="spellStart"/>
+      <w:r>
+        <w:rPr>
+          <w:rFonts w:ascii="Consolas" w:eastAsia="Times New Roman" w:hAnsi="Consolas" w:cs="Times New Roman"/>
+          <w:color w:val="E50000"/>
+          <w:sz w:val="33"/>
+          <w:szCs w:val="33"/>
+          <w:lang w:eastAsia="en-IN"/>
+        </w:rPr>
+        <w:t>ngFor</w:t>
+      </w:r>
+      <w:proofErr w:type="spellEnd"/>
+      <w:r>
+        <w:rPr>
+          <w:rFonts w:ascii="Consolas" w:eastAsia="Times New Roman" w:hAnsi="Consolas" w:cs="Times New Roman"/>
+          <w:color w:val="000000"/>
+          <w:sz w:val="33"/>
+          <w:szCs w:val="33"/>
+          <w:lang w:eastAsia="en-IN"/>
+        </w:rPr>
+        <w:t>=</w:t>
+      </w:r>
+      <w:r>
+        <w:rPr>
+          <w:rFonts w:ascii="Consolas" w:eastAsia="Times New Roman" w:hAnsi="Consolas" w:cs="Times New Roman"/>
+          <w:color w:val="0000FF"/>
+          <w:sz w:val="33"/>
+          <w:szCs w:val="33"/>
+          <w:lang w:eastAsia="en-IN"/>
+        </w:rPr>
+        <w:t>"let a of airlines"</w:t>
+      </w:r>
+      <w:r>
+        <w:rPr>
+          <w:rFonts w:ascii="Consolas" w:eastAsia="Times New Roman" w:hAnsi="Consolas" w:cs="Times New Roman"/>
+          <w:color w:val="800000"/>
+          <w:sz w:val="33"/>
+          <w:szCs w:val="33"/>
+          <w:lang w:eastAsia="en-IN"/>
+        </w:rPr>
+        <w:t>&gt;</w:t>
+      </w:r>
+    </w:p>
+    <w:p>
+      <w:pPr>
+        <w:shd w:val="clear" w:color="auto" w:fill="FFFFFF"/>
+        <w:spacing w:after="0" w:line="450" w:lineRule="atLeast"/>
+        <w:rPr>
+          <w:rFonts w:ascii="Consolas" w:eastAsia="Times New Roman" w:hAnsi="Consolas" w:cs="Times New Roman"/>
+          <w:color w:val="000000"/>
+          <w:sz w:val="33"/>
+          <w:szCs w:val="33"/>
+          <w:lang w:eastAsia="en-IN"/>
+        </w:rPr>
+      </w:pPr>
+      <w:r>
+        <w:rPr>
+          <w:rFonts w:ascii="Consolas" w:eastAsia="Times New Roman" w:hAnsi="Consolas" w:cs="Times New Roman"/>
+          <w:color w:val="000000"/>
+          <w:sz w:val="33"/>
+          <w:szCs w:val="33"/>
+          <w:lang w:eastAsia="en-IN"/>
+        </w:rPr>
+        <w:t xml:space="preserve">                    </w:t>
+      </w:r>
+      <w:r>
+        <w:rPr>
+          <w:rFonts w:ascii="Consolas" w:eastAsia="Times New Roman" w:hAnsi="Consolas" w:cs="Times New Roman"/>
+          <w:color w:val="800000"/>
+          <w:sz w:val="33"/>
+          <w:szCs w:val="33"/>
+          <w:lang w:eastAsia="en-IN"/>
+        </w:rPr>
+        <w:t>&lt;td&gt;</w:t>
+      </w:r>
+      <w:r>
+        <w:rPr>
+          <w:rFonts w:ascii="Consolas" w:eastAsia="Times New Roman" w:hAnsi="Consolas" w:cs="Times New Roman"/>
+          <w:color w:val="000000"/>
+          <w:sz w:val="33"/>
+          <w:szCs w:val="33"/>
+          <w:lang w:eastAsia="en-IN"/>
+        </w:rPr>
+        <w:t>{{a.id</w:t>
+      </w:r>
+      <w:proofErr w:type="gramStart"/>
+      <w:r>
+        <w:rPr>
+          <w:rFonts w:ascii="Consolas" w:eastAsia="Times New Roman" w:hAnsi="Consolas" w:cs="Times New Roman"/>
+          <w:color w:val="000000"/>
+          <w:sz w:val="33"/>
+          <w:szCs w:val="33"/>
+          <w:lang w:eastAsia="en-IN"/>
+        </w:rPr>
+        <w:t>}}</w:t>
+      </w:r>
+      <w:r>
+        <w:rPr>
+          <w:rFonts w:ascii="Consolas" w:eastAsia="Times New Roman" w:hAnsi="Consolas" w:cs="Times New Roman"/>
+          <w:color w:val="800000"/>
+          <w:sz w:val="33"/>
+          <w:szCs w:val="33"/>
+          <w:lang w:eastAsia="en-IN"/>
+        </w:rPr>
+        <w:t>&lt;</w:t>
+      </w:r>
+      <w:proofErr w:type="gramEnd"/>
+      <w:r>
+        <w:rPr>
+          <w:rFonts w:ascii="Consolas" w:eastAsia="Times New Roman" w:hAnsi="Consolas" w:cs="Times New Roman"/>
+          <w:color w:val="800000"/>
+          <w:sz w:val="33"/>
+          <w:szCs w:val="33"/>
+          <w:lang w:eastAsia="en-IN"/>
+        </w:rPr>
+        <w:t>/td&gt;</w:t>
+      </w:r>
+    </w:p>
+    <w:p>
+      <w:pPr>
+        <w:shd w:val="clear" w:color="auto" w:fill="FFFFFF"/>
+        <w:spacing w:after="0" w:line="450" w:lineRule="atLeast"/>
+        <w:rPr>
+          <w:rFonts w:ascii="Consolas" w:eastAsia="Times New Roman" w:hAnsi="Consolas" w:cs="Times New Roman"/>
+          <w:color w:val="000000"/>
+          <w:sz w:val="33"/>
+          <w:szCs w:val="33"/>
+          <w:lang w:eastAsia="en-IN"/>
+        </w:rPr>
+      </w:pPr>
+      <w:r>
+        <w:rPr>
+          <w:rFonts w:ascii="Consolas" w:eastAsia="Times New Roman" w:hAnsi="Consolas" w:cs="Times New Roman"/>
+          <w:color w:val="000000"/>
+          <w:sz w:val="33"/>
+          <w:szCs w:val="33"/>
+          <w:lang w:eastAsia="en-IN"/>
+        </w:rPr>
+        <w:t xml:space="preserve">                    </w:t>
+      </w:r>
+      <w:r>
+        <w:rPr>
+          <w:rFonts w:ascii="Consolas" w:eastAsia="Times New Roman" w:hAnsi="Consolas" w:cs="Times New Roman"/>
+          <w:color w:val="800000"/>
+          <w:sz w:val="33"/>
+          <w:szCs w:val="33"/>
+          <w:lang w:eastAsia="en-IN"/>
+        </w:rPr>
+        <w:t>&lt;td&gt;</w:t>
+      </w:r>
+      <w:r>
+        <w:rPr>
+          <w:rFonts w:ascii="Consolas" w:eastAsia="Times New Roman" w:hAnsi="Consolas" w:cs="Times New Roman"/>
+          <w:color w:val="000000"/>
+          <w:sz w:val="33"/>
+          <w:szCs w:val="33"/>
+          <w:lang w:eastAsia="en-IN"/>
+        </w:rPr>
+        <w:t>{{a.name</w:t>
+      </w:r>
+      <w:proofErr w:type="gramStart"/>
+      <w:r>
+        <w:rPr>
+          <w:rFonts w:ascii="Consolas" w:eastAsia="Times New Roman" w:hAnsi="Consolas" w:cs="Times New Roman"/>
+          <w:color w:val="000000"/>
+          <w:sz w:val="33"/>
+          <w:szCs w:val="33"/>
+          <w:lang w:eastAsia="en-IN"/>
+        </w:rPr>
+        <w:t>}}</w:t>
+      </w:r>
+      <w:r>
+        <w:rPr>
+          <w:rFonts w:ascii="Consolas" w:eastAsia="Times New Roman" w:hAnsi="Consolas" w:cs="Times New Roman"/>
+          <w:color w:val="800000"/>
+          <w:sz w:val="33"/>
+          <w:szCs w:val="33"/>
+          <w:lang w:eastAsia="en-IN"/>
+        </w:rPr>
+        <w:t>&lt;</w:t>
+      </w:r>
+      <w:proofErr w:type="gramEnd"/>
+      <w:r>
+        <w:rPr>
+          <w:rFonts w:ascii="Consolas" w:eastAsia="Times New Roman" w:hAnsi="Consolas" w:cs="Times New Roman"/>
+          <w:color w:val="800000"/>
+          <w:sz w:val="33"/>
+          <w:szCs w:val="33"/>
+          <w:lang w:eastAsia="en-IN"/>
+        </w:rPr>
+        <w:t>/td&gt;</w:t>
+      </w:r>
+    </w:p>
+    <w:p>
+      <w:pPr>
+        <w:shd w:val="clear" w:color="auto" w:fill="FFFFFF"/>
+        <w:spacing w:after="0" w:line="450" w:lineRule="atLeast"/>
+        <w:rPr>
+          <w:rFonts w:ascii="Consolas" w:eastAsia="Times New Roman" w:hAnsi="Consolas" w:cs="Times New Roman"/>
+          <w:color w:val="000000"/>
+          <w:sz w:val="33"/>
+          <w:szCs w:val="33"/>
+          <w:lang w:eastAsia="en-IN"/>
+        </w:rPr>
+      </w:pPr>
+      <w:r>
+        <w:rPr>
+          <w:rFonts w:ascii="Consolas" w:eastAsia="Times New Roman" w:hAnsi="Consolas" w:cs="Times New Roman"/>
+          <w:color w:val="000000"/>
+          <w:sz w:val="33"/>
+          <w:szCs w:val="33"/>
+          <w:lang w:eastAsia="en-IN"/>
+        </w:rPr>
+        <w:t xml:space="preserve">                    </w:t>
+      </w:r>
+      <w:r>
+        <w:rPr>
+          <w:rFonts w:ascii="Consolas" w:eastAsia="Times New Roman" w:hAnsi="Consolas" w:cs="Times New Roman"/>
+          <w:color w:val="800000"/>
+          <w:sz w:val="33"/>
+          <w:szCs w:val="33"/>
+          <w:lang w:eastAsia="en-IN"/>
+        </w:rPr>
+        <w:t>&lt;td&gt;</w:t>
+      </w:r>
+      <w:r>
+        <w:rPr>
+          <w:rFonts w:ascii="Consolas" w:eastAsia="Times New Roman" w:hAnsi="Consolas" w:cs="Times New Roman"/>
+          <w:color w:val="000000"/>
+          <w:sz w:val="33"/>
+          <w:szCs w:val="33"/>
+          <w:lang w:eastAsia="en-IN"/>
+        </w:rPr>
+        <w:t>{{</w:t>
+      </w:r>
+      <w:proofErr w:type="spellStart"/>
+      <w:proofErr w:type="gramStart"/>
+      <w:r>
+        <w:rPr>
+          <w:rFonts w:ascii="Consolas" w:eastAsia="Times New Roman" w:hAnsi="Consolas" w:cs="Times New Roman"/>
+          <w:color w:val="000000"/>
+          <w:sz w:val="33"/>
+          <w:szCs w:val="33"/>
+          <w:lang w:eastAsia="en-IN"/>
+        </w:rPr>
+        <w:t>a.country</w:t>
+      </w:r>
+      <w:proofErr w:type="spellEnd"/>
+      <w:proofErr w:type="gramEnd"/>
+      <w:r>
+        <w:rPr>
+          <w:rFonts w:ascii="Consolas" w:eastAsia="Times New Roman" w:hAnsi="Consolas" w:cs="Times New Roman"/>
+          <w:color w:val="000000"/>
+          <w:sz w:val="33"/>
+          <w:szCs w:val="33"/>
+          <w:lang w:eastAsia="en-IN"/>
+        </w:rPr>
+        <w:t>}}</w:t>
+      </w:r>
+      <w:r>
+        <w:rPr>
+          <w:rFonts w:ascii="Consolas" w:eastAsia="Times New Roman" w:hAnsi="Consolas" w:cs="Times New Roman"/>
+          <w:color w:val="800000"/>
+          <w:sz w:val="33"/>
+          <w:szCs w:val="33"/>
+          <w:lang w:eastAsia="en-IN"/>
+        </w:rPr>
+        <w:t>&lt;/td&gt;</w:t>
+      </w:r>
+    </w:p>
+    <w:p>
+      <w:pPr>
+        <w:shd w:val="clear" w:color="auto" w:fill="FFFFFF"/>
+        <w:spacing w:after="0" w:line="450" w:lineRule="atLeast"/>
+        <w:rPr>
+          <w:rFonts w:ascii="Consolas" w:eastAsia="Times New Roman" w:hAnsi="Consolas" w:cs="Times New Roman"/>
+          <w:color w:val="000000"/>
+          <w:sz w:val="33"/>
+          <w:szCs w:val="33"/>
+          <w:lang w:eastAsia="en-IN"/>
+        </w:rPr>
+      </w:pPr>
+      <w:r>
+        <w:rPr>
+          <w:rFonts w:ascii="Consolas" w:eastAsia="Times New Roman" w:hAnsi="Consolas" w:cs="Times New Roman"/>
+          <w:color w:val="000000"/>
+          <w:sz w:val="33"/>
+          <w:szCs w:val="33"/>
+          <w:lang w:eastAsia="en-IN"/>
+        </w:rPr>
+        <w:t xml:space="preserve">                    </w:t>
+      </w:r>
+      <w:r>
+        <w:rPr>
+          <w:rFonts w:ascii="Consolas" w:eastAsia="Times New Roman" w:hAnsi="Consolas" w:cs="Times New Roman"/>
+          <w:color w:val="800000"/>
+          <w:sz w:val="33"/>
+          <w:szCs w:val="33"/>
+          <w:lang w:eastAsia="en-IN"/>
+        </w:rPr>
+        <w:t>&lt;td&gt;</w:t>
+      </w:r>
+    </w:p>
+    <w:p>
+      <w:pPr>
+        <w:shd w:val="clear" w:color="auto" w:fill="FFFFFF"/>
+        <w:spacing w:after="0" w:line="450" w:lineRule="atLeast"/>
+        <w:rPr>
+          <w:rFonts w:ascii="Consolas" w:eastAsia="Times New Roman" w:hAnsi="Consolas" w:cs="Times New Roman"/>
+          <w:color w:val="000000"/>
+          <w:sz w:val="33"/>
+          <w:szCs w:val="33"/>
+          <w:lang w:eastAsia="en-IN"/>
+        </w:rPr>
+      </w:pPr>
+      <w:r>
+        <w:rPr>
+          <w:rFonts w:ascii="Consolas" w:eastAsia="Times New Roman" w:hAnsi="Consolas" w:cs="Times New Roman"/>
+          <w:color w:val="000000"/>
+          <w:sz w:val="33"/>
+          <w:szCs w:val="33"/>
+          <w:lang w:eastAsia="en-IN"/>
+        </w:rPr>
+        <w:t xml:space="preserve">                        </w:t>
+      </w:r>
+      <w:r>
+        <w:rPr>
+          <w:rFonts w:ascii="Consolas" w:eastAsia="Times New Roman" w:hAnsi="Consolas" w:cs="Times New Roman"/>
+          <w:color w:val="800000"/>
+          <w:sz w:val="33"/>
+          <w:szCs w:val="33"/>
+          <w:lang w:eastAsia="en-IN"/>
+        </w:rPr>
+        <w:t>&lt;</w:t>
+      </w:r>
+      <w:proofErr w:type="spellStart"/>
+      <w:r>
+        <w:rPr>
+          <w:rFonts w:ascii="Consolas" w:eastAsia="Times New Roman" w:hAnsi="Consolas" w:cs="Times New Roman"/>
+          <w:color w:val="800000"/>
+          <w:sz w:val="33"/>
+          <w:szCs w:val="33"/>
+          <w:lang w:eastAsia="en-IN"/>
+        </w:rPr>
+        <w:t>img</w:t>
+      </w:r>
+      <w:proofErr w:type="spellEnd"/>
+      <w:r>
+        <w:rPr>
+          <w:rFonts w:ascii="Consolas" w:eastAsia="Times New Roman" w:hAnsi="Consolas" w:cs="Times New Roman"/>
+          <w:color w:val="000000"/>
+          <w:sz w:val="33"/>
+          <w:szCs w:val="33"/>
+          <w:lang w:eastAsia="en-IN"/>
+        </w:rPr>
+        <w:t xml:space="preserve"> </w:t>
+      </w:r>
+      <w:r>
+        <w:rPr>
+          <w:rFonts w:ascii="Consolas" w:eastAsia="Times New Roman" w:hAnsi="Consolas" w:cs="Times New Roman"/>
+          <w:color w:val="E50000"/>
+          <w:sz w:val="33"/>
+          <w:szCs w:val="33"/>
+          <w:lang w:eastAsia="en-IN"/>
+        </w:rPr>
+        <w:t>[</w:t>
+      </w:r>
+      <w:proofErr w:type="spellStart"/>
+      <w:r>
+        <w:rPr>
+          <w:rFonts w:ascii="Consolas" w:eastAsia="Times New Roman" w:hAnsi="Consolas" w:cs="Times New Roman"/>
+          <w:color w:val="E50000"/>
+          <w:sz w:val="33"/>
+          <w:szCs w:val="33"/>
+          <w:lang w:eastAsia="en-IN"/>
+        </w:rPr>
+        <w:t>src</w:t>
+      </w:r>
+      <w:proofErr w:type="spellEnd"/>
+      <w:r>
+        <w:rPr>
+          <w:rFonts w:ascii="Consolas" w:eastAsia="Times New Roman" w:hAnsi="Consolas" w:cs="Times New Roman"/>
+          <w:color w:val="E50000"/>
+          <w:sz w:val="33"/>
+          <w:szCs w:val="33"/>
+          <w:lang w:eastAsia="en-IN"/>
+        </w:rPr>
+        <w:t>]</w:t>
+      </w:r>
+      <w:r>
+        <w:rPr>
+          <w:rFonts w:ascii="Consolas" w:eastAsia="Times New Roman" w:hAnsi="Consolas" w:cs="Times New Roman"/>
+          <w:color w:val="000000"/>
+          <w:sz w:val="33"/>
+          <w:szCs w:val="33"/>
+          <w:lang w:eastAsia="en-IN"/>
+        </w:rPr>
+        <w:t>=</w:t>
+      </w:r>
+      <w:r>
+        <w:rPr>
+          <w:rFonts w:ascii="Consolas" w:eastAsia="Times New Roman" w:hAnsi="Consolas" w:cs="Times New Roman"/>
+          <w:color w:val="0000FF"/>
+          <w:sz w:val="33"/>
+          <w:szCs w:val="33"/>
+          <w:lang w:eastAsia="en-IN"/>
+        </w:rPr>
+        <w:t>"</w:t>
+      </w:r>
+      <w:proofErr w:type="spellStart"/>
+      <w:proofErr w:type="gramStart"/>
+      <w:r>
+        <w:rPr>
+          <w:rFonts w:ascii="Consolas" w:eastAsia="Times New Roman" w:hAnsi="Consolas" w:cs="Times New Roman"/>
+          <w:color w:val="0000FF"/>
+          <w:sz w:val="33"/>
+          <w:szCs w:val="33"/>
+          <w:lang w:eastAsia="en-IN"/>
+        </w:rPr>
+        <w:t>a.logo</w:t>
+      </w:r>
+      <w:proofErr w:type="spellEnd"/>
+      <w:proofErr w:type="gramEnd"/>
+      <w:r>
+        <w:rPr>
+          <w:rFonts w:ascii="Consolas" w:eastAsia="Times New Roman" w:hAnsi="Consolas" w:cs="Times New Roman"/>
+          <w:color w:val="0000FF"/>
+          <w:sz w:val="33"/>
+          <w:szCs w:val="33"/>
+          <w:lang w:eastAsia="en-IN"/>
+        </w:rPr>
+        <w:t>"</w:t>
+      </w:r>
+      <w:r>
+        <w:rPr>
+          <w:rFonts w:ascii="Consolas" w:eastAsia="Times New Roman" w:hAnsi="Consolas" w:cs="Times New Roman"/>
+          <w:color w:val="000000"/>
+          <w:sz w:val="33"/>
+          <w:szCs w:val="33"/>
+          <w:lang w:eastAsia="en-IN"/>
+        </w:rPr>
+        <w:t xml:space="preserve"> </w:t>
+      </w:r>
+      <w:r>
+        <w:rPr>
+          <w:rFonts w:ascii="Consolas" w:eastAsia="Times New Roman" w:hAnsi="Consolas" w:cs="Times New Roman"/>
+          <w:color w:val="E50000"/>
+          <w:sz w:val="33"/>
+          <w:szCs w:val="33"/>
+          <w:lang w:eastAsia="en-IN"/>
+        </w:rPr>
+        <w:t>alt</w:t>
+      </w:r>
+      <w:r>
+        <w:rPr>
+          <w:rFonts w:ascii="Consolas" w:eastAsia="Times New Roman" w:hAnsi="Consolas" w:cs="Times New Roman"/>
+          <w:color w:val="000000"/>
+          <w:sz w:val="33"/>
+          <w:szCs w:val="33"/>
+          <w:lang w:eastAsia="en-IN"/>
+        </w:rPr>
+        <w:t>=</w:t>
+      </w:r>
+      <w:r>
+        <w:rPr>
+          <w:rFonts w:ascii="Consolas" w:eastAsia="Times New Roman" w:hAnsi="Consolas" w:cs="Times New Roman"/>
+          <w:color w:val="0000FF"/>
+          <w:sz w:val="33"/>
+          <w:szCs w:val="33"/>
+          <w:lang w:eastAsia="en-IN"/>
+        </w:rPr>
+        <w:t>""</w:t>
+      </w:r>
+      <w:r>
+        <w:rPr>
+          <w:rFonts w:ascii="Consolas" w:eastAsia="Times New Roman" w:hAnsi="Consolas" w:cs="Times New Roman"/>
+          <w:color w:val="000000"/>
+          <w:sz w:val="33"/>
+          <w:szCs w:val="33"/>
+          <w:lang w:eastAsia="en-IN"/>
+        </w:rPr>
+        <w:t xml:space="preserve"> </w:t>
+      </w:r>
+      <w:r>
+        <w:rPr>
+          <w:rFonts w:ascii="Consolas" w:eastAsia="Times New Roman" w:hAnsi="Consolas" w:cs="Times New Roman"/>
+          <w:color w:val="E50000"/>
+          <w:sz w:val="33"/>
+          <w:szCs w:val="33"/>
+          <w:lang w:eastAsia="en-IN"/>
+        </w:rPr>
+        <w:t>width</w:t>
+      </w:r>
+      <w:r>
+        <w:rPr>
+          <w:rFonts w:ascii="Consolas" w:eastAsia="Times New Roman" w:hAnsi="Consolas" w:cs="Times New Roman"/>
+          <w:color w:val="000000"/>
+          <w:sz w:val="33"/>
+          <w:szCs w:val="33"/>
+          <w:lang w:eastAsia="en-IN"/>
+        </w:rPr>
+        <w:t>=</w:t>
+      </w:r>
+      <w:r>
+        <w:rPr>
+          <w:rFonts w:ascii="Consolas" w:eastAsia="Times New Roman" w:hAnsi="Consolas" w:cs="Times New Roman"/>
+          <w:color w:val="0000FF"/>
+          <w:sz w:val="33"/>
+          <w:szCs w:val="33"/>
+          <w:lang w:eastAsia="en-IN"/>
+        </w:rPr>
+        <w:t>"100"</w:t>
+      </w:r>
+      <w:r>
+        <w:rPr>
+          <w:rFonts w:ascii="Consolas" w:eastAsia="Times New Roman" w:hAnsi="Consolas" w:cs="Times New Roman"/>
+          <w:color w:val="800000"/>
+          <w:sz w:val="33"/>
+          <w:szCs w:val="33"/>
+          <w:lang w:eastAsia="en-IN"/>
+        </w:rPr>
+        <w:t>&gt;</w:t>
+      </w:r>
+    </w:p>
+    <w:p>
+      <w:pPr>
+        <w:shd w:val="clear" w:color="auto" w:fill="FFFFFF"/>
+        <w:spacing w:after="0" w:line="450" w:lineRule="atLeast"/>
+        <w:rPr>
+          <w:rFonts w:ascii="Consolas" w:eastAsia="Times New Roman" w:hAnsi="Consolas" w:cs="Times New Roman"/>
+          <w:color w:val="000000"/>
+          <w:sz w:val="33"/>
+          <w:szCs w:val="33"/>
+          <w:lang w:eastAsia="en-IN"/>
+        </w:rPr>
+      </w:pPr>
+      <w:r>
+        <w:rPr>
+          <w:rFonts w:ascii="Consolas" w:eastAsia="Times New Roman" w:hAnsi="Consolas" w:cs="Times New Roman"/>
+          <w:color w:val="000000"/>
+          <w:sz w:val="33"/>
+          <w:szCs w:val="33"/>
+          <w:lang w:eastAsia="en-IN"/>
+        </w:rPr>
+        <w:t xml:space="preserve">                    </w:t>
+      </w:r>
+      <w:r>
+        <w:rPr>
+          <w:rFonts w:ascii="Consolas" w:eastAsia="Times New Roman" w:hAnsi="Consolas" w:cs="Times New Roman"/>
+          <w:color w:val="800000"/>
+          <w:sz w:val="33"/>
+          <w:szCs w:val="33"/>
+          <w:lang w:eastAsia="en-IN"/>
+        </w:rPr>
+        <w:t>&lt;/td&gt;</w:t>
+      </w:r>
+    </w:p>
+    <w:p>
+      <w:pPr>
+        <w:shd w:val="clear" w:color="auto" w:fill="FFFFFF"/>
+        <w:spacing w:after="0" w:line="450" w:lineRule="atLeast"/>
+        <w:rPr>
+          <w:rFonts w:ascii="Consolas" w:eastAsia="Times New Roman" w:hAnsi="Consolas" w:cs="Times New Roman"/>
+          <w:color w:val="000000"/>
+          <w:sz w:val="33"/>
+          <w:szCs w:val="33"/>
+          <w:lang w:eastAsia="en-IN"/>
+        </w:rPr>
+      </w:pPr>
+      <w:r>
+        <w:rPr>
+          <w:rFonts w:ascii="Consolas" w:eastAsia="Times New Roman" w:hAnsi="Consolas" w:cs="Times New Roman"/>
+          <w:color w:val="000000"/>
+          <w:sz w:val="33"/>
+          <w:szCs w:val="33"/>
+          <w:lang w:eastAsia="en-IN"/>
+        </w:rPr>
+        <w:t xml:space="preserve">                    </w:t>
+      </w:r>
+      <w:r>
+        <w:rPr>
+          <w:rFonts w:ascii="Consolas" w:eastAsia="Times New Roman" w:hAnsi="Consolas" w:cs="Times New Roman"/>
+          <w:color w:val="800000"/>
+          <w:sz w:val="33"/>
+          <w:szCs w:val="33"/>
+          <w:lang w:eastAsia="en-IN"/>
+        </w:rPr>
+        <w:t>&lt;td&gt;</w:t>
+      </w:r>
+      <w:r>
+        <w:rPr>
+          <w:rFonts w:ascii="Consolas" w:eastAsia="Times New Roman" w:hAnsi="Consolas" w:cs="Times New Roman"/>
+          <w:color w:val="000000"/>
+          <w:sz w:val="33"/>
+          <w:szCs w:val="33"/>
+          <w:lang w:eastAsia="en-IN"/>
+        </w:rPr>
+        <w:t>{{</w:t>
+      </w:r>
+      <w:proofErr w:type="spellStart"/>
+      <w:proofErr w:type="gramStart"/>
+      <w:r>
+        <w:rPr>
+          <w:rFonts w:ascii="Consolas" w:eastAsia="Times New Roman" w:hAnsi="Consolas" w:cs="Times New Roman"/>
+          <w:color w:val="000000"/>
+          <w:sz w:val="33"/>
+          <w:szCs w:val="33"/>
+          <w:lang w:eastAsia="en-IN"/>
+        </w:rPr>
+        <w:t>a.slogan</w:t>
+      </w:r>
+      <w:proofErr w:type="spellEnd"/>
+      <w:proofErr w:type="gramEnd"/>
+      <w:r>
+        <w:rPr>
+          <w:rFonts w:ascii="Consolas" w:eastAsia="Times New Roman" w:hAnsi="Consolas" w:cs="Times New Roman"/>
+          <w:color w:val="000000"/>
+          <w:sz w:val="33"/>
+          <w:szCs w:val="33"/>
+          <w:lang w:eastAsia="en-IN"/>
+        </w:rPr>
+        <w:t>}}</w:t>
+      </w:r>
+      <w:r>
+        <w:rPr>
+          <w:rFonts w:ascii="Consolas" w:eastAsia="Times New Roman" w:hAnsi="Consolas" w:cs="Times New Roman"/>
+          <w:color w:val="800000"/>
+          <w:sz w:val="33"/>
+          <w:szCs w:val="33"/>
+          <w:lang w:eastAsia="en-IN"/>
+        </w:rPr>
+        <w:t>&lt;/td&gt;</w:t>
+      </w:r>
+    </w:p>
+    <w:p>
+      <w:pPr>
+        <w:shd w:val="clear" w:color="auto" w:fill="FFFFFF"/>
+        <w:spacing w:after="0" w:line="450" w:lineRule="atLeast"/>
+        <w:rPr>
+          <w:rFonts w:ascii="Consolas" w:eastAsia="Times New Roman" w:hAnsi="Consolas" w:cs="Times New Roman"/>
+          <w:color w:val="000000"/>
+          <w:sz w:val="33"/>
+          <w:szCs w:val="33"/>
+          <w:lang w:eastAsia="en-IN"/>
+        </w:rPr>
+      </w:pPr>
+      <w:r>
+        <w:rPr>
+          <w:rFonts w:ascii="Consolas" w:eastAsia="Times New Roman" w:hAnsi="Consolas" w:cs="Times New Roman"/>
+          <w:color w:val="000000"/>
+          <w:sz w:val="33"/>
+          <w:szCs w:val="33"/>
+          <w:lang w:eastAsia="en-IN"/>
+        </w:rPr>
+        <w:t xml:space="preserve">                    </w:t>
+      </w:r>
+      <w:r>
+        <w:rPr>
+          <w:rFonts w:ascii="Consolas" w:eastAsia="Times New Roman" w:hAnsi="Consolas" w:cs="Times New Roman"/>
+          <w:color w:val="800000"/>
+          <w:sz w:val="33"/>
+          <w:szCs w:val="33"/>
+          <w:lang w:eastAsia="en-IN"/>
+        </w:rPr>
+        <w:t>&lt;td&gt;</w:t>
+      </w:r>
+      <w:r>
+        <w:rPr>
+          <w:rFonts w:ascii="Consolas" w:eastAsia="Times New Roman" w:hAnsi="Consolas" w:cs="Times New Roman"/>
+          <w:color w:val="000000"/>
+          <w:sz w:val="33"/>
+          <w:szCs w:val="33"/>
+          <w:lang w:eastAsia="en-IN"/>
+        </w:rPr>
+        <w:t>{{</w:t>
+      </w:r>
+      <w:proofErr w:type="spellStart"/>
+      <w:proofErr w:type="gramStart"/>
+      <w:r>
+        <w:rPr>
+          <w:rFonts w:ascii="Consolas" w:eastAsia="Times New Roman" w:hAnsi="Consolas" w:cs="Times New Roman"/>
+          <w:color w:val="000000"/>
+          <w:sz w:val="33"/>
+          <w:szCs w:val="33"/>
+          <w:lang w:eastAsia="en-IN"/>
+        </w:rPr>
+        <w:t>a.head</w:t>
+      </w:r>
+      <w:proofErr w:type="gramEnd"/>
+      <w:r>
+        <w:rPr>
+          <w:rFonts w:ascii="Consolas" w:eastAsia="Times New Roman" w:hAnsi="Consolas" w:cs="Times New Roman"/>
+          <w:color w:val="000000"/>
+          <w:sz w:val="33"/>
+          <w:szCs w:val="33"/>
+          <w:lang w:eastAsia="en-IN"/>
+        </w:rPr>
+        <w:t>_quaters</w:t>
+      </w:r>
+      <w:proofErr w:type="spellEnd"/>
+      <w:r>
+        <w:rPr>
+          <w:rFonts w:ascii="Consolas" w:eastAsia="Times New Roman" w:hAnsi="Consolas" w:cs="Times New Roman"/>
+          <w:color w:val="000000"/>
+          <w:sz w:val="33"/>
+          <w:szCs w:val="33"/>
+          <w:lang w:eastAsia="en-IN"/>
+        </w:rPr>
+        <w:t>}}</w:t>
+      </w:r>
+      <w:r>
+        <w:rPr>
+          <w:rFonts w:ascii="Consolas" w:eastAsia="Times New Roman" w:hAnsi="Consolas" w:cs="Times New Roman"/>
+          <w:color w:val="800000"/>
+          <w:sz w:val="33"/>
+          <w:szCs w:val="33"/>
+          <w:lang w:eastAsia="en-IN"/>
+        </w:rPr>
+        <w:t>&lt;/td&gt;</w:t>
+      </w:r>
+    </w:p>
+    <w:p>
+      <w:pPr>
+        <w:shd w:val="clear" w:color="auto" w:fill="FFFFFF"/>
+        <w:spacing w:after="0" w:line="450" w:lineRule="atLeast"/>
+        <w:rPr>
+          <w:rFonts w:ascii="Consolas" w:eastAsia="Times New Roman" w:hAnsi="Consolas" w:cs="Times New Roman"/>
+          <w:color w:val="000000"/>
+          <w:sz w:val="33"/>
+          <w:szCs w:val="33"/>
+          <w:lang w:eastAsia="en-IN"/>
+        </w:rPr>
+      </w:pPr>
+      <w:r>
+        <w:rPr>
+          <w:rFonts w:ascii="Consolas" w:eastAsia="Times New Roman" w:hAnsi="Consolas" w:cs="Times New Roman"/>
+          <w:color w:val="000000"/>
+          <w:sz w:val="33"/>
+          <w:szCs w:val="33"/>
+          <w:lang w:eastAsia="en-IN"/>
+        </w:rPr>
+        <w:t xml:space="preserve">                    </w:t>
+      </w:r>
+      <w:r>
+        <w:rPr>
+          <w:rFonts w:ascii="Consolas" w:eastAsia="Times New Roman" w:hAnsi="Consolas" w:cs="Times New Roman"/>
+          <w:color w:val="800000"/>
+          <w:sz w:val="33"/>
+          <w:szCs w:val="33"/>
+          <w:lang w:eastAsia="en-IN"/>
+        </w:rPr>
+        <w:t>&lt;td&gt;</w:t>
+      </w:r>
+      <w:r>
+        <w:rPr>
+          <w:rFonts w:ascii="Consolas" w:eastAsia="Times New Roman" w:hAnsi="Consolas" w:cs="Times New Roman"/>
+          <w:color w:val="000000"/>
+          <w:sz w:val="33"/>
+          <w:szCs w:val="33"/>
+          <w:lang w:eastAsia="en-IN"/>
+        </w:rPr>
+        <w:t>{{</w:t>
+      </w:r>
+      <w:proofErr w:type="spellStart"/>
+      <w:proofErr w:type="gramStart"/>
+      <w:r>
+        <w:rPr>
+          <w:rFonts w:ascii="Consolas" w:eastAsia="Times New Roman" w:hAnsi="Consolas" w:cs="Times New Roman"/>
+          <w:color w:val="000000"/>
+          <w:sz w:val="33"/>
+          <w:szCs w:val="33"/>
+          <w:lang w:eastAsia="en-IN"/>
+        </w:rPr>
+        <w:t>a.website</w:t>
+      </w:r>
+      <w:proofErr w:type="spellEnd"/>
+      <w:proofErr w:type="gramEnd"/>
+      <w:r>
+        <w:rPr>
+          <w:rFonts w:ascii="Consolas" w:eastAsia="Times New Roman" w:hAnsi="Consolas" w:cs="Times New Roman"/>
+          <w:color w:val="000000"/>
+          <w:sz w:val="33"/>
+          <w:szCs w:val="33"/>
+          <w:lang w:eastAsia="en-IN"/>
+        </w:rPr>
+        <w:t>}}</w:t>
+      </w:r>
+      <w:r>
+        <w:rPr>
+          <w:rFonts w:ascii="Consolas" w:eastAsia="Times New Roman" w:hAnsi="Consolas" w:cs="Times New Roman"/>
+          <w:color w:val="800000"/>
+          <w:sz w:val="33"/>
+          <w:szCs w:val="33"/>
+          <w:lang w:eastAsia="en-IN"/>
+        </w:rPr>
+        <w:t>&lt;/td&gt;</w:t>
+      </w:r>
+    </w:p>
+    <w:p>
+      <w:pPr>
+        <w:shd w:val="clear" w:color="auto" w:fill="FFFFFF"/>
+        <w:spacing w:after="0" w:line="450" w:lineRule="atLeast"/>
+        <w:rPr>
+          <w:rFonts w:ascii="Consolas" w:eastAsia="Times New Roman" w:hAnsi="Consolas" w:cs="Times New Roman"/>
+          <w:color w:val="000000"/>
+          <w:sz w:val="33"/>
+          <w:szCs w:val="33"/>
+          <w:lang w:eastAsia="en-IN"/>
+        </w:rPr>
+      </w:pPr>
+      <w:r>
+        <w:rPr>
+          <w:rFonts w:ascii="Consolas" w:eastAsia="Times New Roman" w:hAnsi="Consolas" w:cs="Times New Roman"/>
+          <w:color w:val="000000"/>
+          <w:sz w:val="33"/>
+          <w:szCs w:val="33"/>
+          <w:lang w:eastAsia="en-IN"/>
+        </w:rPr>
+        <w:t xml:space="preserve">                    </w:t>
+      </w:r>
+      <w:r>
+        <w:rPr>
+          <w:rFonts w:ascii="Consolas" w:eastAsia="Times New Roman" w:hAnsi="Consolas" w:cs="Times New Roman"/>
+          <w:color w:val="800000"/>
+          <w:sz w:val="33"/>
+          <w:szCs w:val="33"/>
+          <w:lang w:eastAsia="en-IN"/>
+        </w:rPr>
+        <w:t>&lt;td&gt;</w:t>
+      </w:r>
+      <w:r>
+        <w:rPr>
+          <w:rFonts w:ascii="Consolas" w:eastAsia="Times New Roman" w:hAnsi="Consolas" w:cs="Times New Roman"/>
+          <w:color w:val="000000"/>
+          <w:sz w:val="33"/>
+          <w:szCs w:val="33"/>
+          <w:lang w:eastAsia="en-IN"/>
+        </w:rPr>
+        <w:t>{{</w:t>
+      </w:r>
+      <w:proofErr w:type="spellStart"/>
+      <w:proofErr w:type="gramStart"/>
+      <w:r>
+        <w:rPr>
+          <w:rFonts w:ascii="Consolas" w:eastAsia="Times New Roman" w:hAnsi="Consolas" w:cs="Times New Roman"/>
+          <w:color w:val="000000"/>
+          <w:sz w:val="33"/>
+          <w:szCs w:val="33"/>
+          <w:lang w:eastAsia="en-IN"/>
+        </w:rPr>
+        <w:t>a.established</w:t>
+      </w:r>
+      <w:proofErr w:type="spellEnd"/>
+      <w:proofErr w:type="gramEnd"/>
+      <w:r>
+        <w:rPr>
+          <w:rFonts w:ascii="Consolas" w:eastAsia="Times New Roman" w:hAnsi="Consolas" w:cs="Times New Roman"/>
+          <w:color w:val="000000"/>
+          <w:sz w:val="33"/>
+          <w:szCs w:val="33"/>
+          <w:lang w:eastAsia="en-IN"/>
+        </w:rPr>
+        <w:t>}}</w:t>
+      </w:r>
+      <w:r>
+        <w:rPr>
+          <w:rFonts w:ascii="Consolas" w:eastAsia="Times New Roman" w:hAnsi="Consolas" w:cs="Times New Roman"/>
+          <w:color w:val="800000"/>
+          <w:sz w:val="33"/>
+          <w:szCs w:val="33"/>
+          <w:lang w:eastAsia="en-IN"/>
+        </w:rPr>
+        <w:t>&lt;/td&gt;</w:t>
+      </w:r>
+    </w:p>
+    <w:p>
+      <w:pPr>
+        <w:shd w:val="clear" w:color="auto" w:fill="FFFFFF"/>
+        <w:spacing w:after="0" w:line="450" w:lineRule="atLeast"/>
+        <w:rPr>
+          <w:rFonts w:ascii="Consolas" w:eastAsia="Times New Roman" w:hAnsi="Consolas" w:cs="Times New Roman"/>
+          <w:color w:val="000000"/>
+          <w:sz w:val="33"/>
+          <w:szCs w:val="33"/>
+          <w:lang w:eastAsia="en-IN"/>
+        </w:rPr>
+      </w:pPr>
+      <w:r>
+        <w:rPr>
+          <w:rFonts w:ascii="Consolas" w:eastAsia="Times New Roman" w:hAnsi="Consolas" w:cs="Times New Roman"/>
+          <w:color w:val="000000"/>
+          <w:sz w:val="33"/>
+          <w:szCs w:val="33"/>
+          <w:lang w:eastAsia="en-IN"/>
+        </w:rPr>
+        <w:lastRenderedPageBreak/>
+        <w:t xml:space="preserve">                </w:t>
+      </w:r>
+      <w:r>
+        <w:rPr>
+          <w:rFonts w:ascii="Consolas" w:eastAsia="Times New Roman" w:hAnsi="Consolas" w:cs="Times New Roman"/>
+          <w:color w:val="800000"/>
+          <w:sz w:val="33"/>
+          <w:szCs w:val="33"/>
+          <w:lang w:eastAsia="en-IN"/>
+        </w:rPr>
+        <w:t>&lt;/tr&gt;</w:t>
+      </w:r>
+    </w:p>
+    <w:p>
+      <w:pPr>
+        <w:shd w:val="clear" w:color="auto" w:fill="FFFFFF"/>
+        <w:spacing w:after="0" w:line="450" w:lineRule="atLeast"/>
+        <w:rPr>
+          <w:rFonts w:ascii="Consolas" w:eastAsia="Times New Roman" w:hAnsi="Consolas" w:cs="Times New Roman"/>
+          <w:color w:val="000000"/>
+          <w:sz w:val="33"/>
+          <w:szCs w:val="33"/>
+          <w:lang w:eastAsia="en-IN"/>
+        </w:rPr>
+      </w:pPr>
+      <w:r>
+        <w:rPr>
+          <w:rFonts w:ascii="Consolas" w:eastAsia="Times New Roman" w:hAnsi="Consolas" w:cs="Times New Roman"/>
+          <w:color w:val="000000"/>
+          <w:sz w:val="33"/>
+          <w:szCs w:val="33"/>
+          <w:lang w:eastAsia="en-IN"/>
+        </w:rPr>
+        <w:t xml:space="preserve">            </w:t>
+      </w:r>
+      <w:r>
+        <w:rPr>
+          <w:rFonts w:ascii="Consolas" w:eastAsia="Times New Roman" w:hAnsi="Consolas" w:cs="Times New Roman"/>
+          <w:color w:val="800000"/>
+          <w:sz w:val="33"/>
+          <w:szCs w:val="33"/>
+          <w:lang w:eastAsia="en-IN"/>
+        </w:rPr>
+        <w:t>&lt;/</w:t>
+      </w:r>
+      <w:proofErr w:type="spellStart"/>
+      <w:r>
+        <w:rPr>
+          <w:rFonts w:ascii="Consolas" w:eastAsia="Times New Roman" w:hAnsi="Consolas" w:cs="Times New Roman"/>
+          <w:color w:val="800000"/>
+          <w:sz w:val="33"/>
+          <w:szCs w:val="33"/>
+          <w:lang w:eastAsia="en-IN"/>
+        </w:rPr>
+        <w:t>tbody</w:t>
+      </w:r>
+      <w:proofErr w:type="spellEnd"/>
+      <w:r>
+        <w:rPr>
+          <w:rFonts w:ascii="Consolas" w:eastAsia="Times New Roman" w:hAnsi="Consolas" w:cs="Times New Roman"/>
+          <w:color w:val="800000"/>
+          <w:sz w:val="33"/>
+          <w:szCs w:val="33"/>
+          <w:lang w:eastAsia="en-IN"/>
+        </w:rPr>
+        <w:t>&gt;</w:t>
+      </w:r>
+    </w:p>
+    <w:p>
+      <w:pPr>
+        <w:shd w:val="clear" w:color="auto" w:fill="FFFFFF"/>
+        <w:spacing w:after="0" w:line="450" w:lineRule="atLeast"/>
+        <w:rPr>
+          <w:rFonts w:ascii="Consolas" w:eastAsia="Times New Roman" w:hAnsi="Consolas" w:cs="Times New Roman"/>
+          <w:color w:val="000000"/>
+          <w:sz w:val="33"/>
+          <w:szCs w:val="33"/>
+          <w:lang w:eastAsia="en-IN"/>
+        </w:rPr>
+      </w:pPr>
+      <w:r>
+        <w:rPr>
+          <w:rFonts w:ascii="Consolas" w:eastAsia="Times New Roman" w:hAnsi="Consolas" w:cs="Times New Roman"/>
+          <w:color w:val="000000"/>
+          <w:sz w:val="33"/>
+          <w:szCs w:val="33"/>
+          <w:lang w:eastAsia="en-IN"/>
+        </w:rPr>
+        <w:t xml:space="preserve">        </w:t>
+      </w:r>
+      <w:r>
+        <w:rPr>
+          <w:rFonts w:ascii="Consolas" w:eastAsia="Times New Roman" w:hAnsi="Consolas" w:cs="Times New Roman"/>
+          <w:color w:val="800000"/>
+          <w:sz w:val="33"/>
+          <w:szCs w:val="33"/>
+          <w:lang w:eastAsia="en-IN"/>
+        </w:rPr>
+        <w:t>&lt;/table&gt;</w:t>
+      </w:r>
+    </w:p>
+    <w:p>
+      <w:pPr>
+        <w:shd w:val="clear" w:color="auto" w:fill="FFFFFF"/>
+        <w:spacing w:after="0" w:line="450" w:lineRule="atLeast"/>
+        <w:rPr>
+          <w:rFonts w:ascii="Consolas" w:eastAsia="Times New Roman" w:hAnsi="Consolas" w:cs="Times New Roman"/>
+          <w:color w:val="000000"/>
+          <w:sz w:val="33"/>
+          <w:szCs w:val="33"/>
+          <w:lang w:eastAsia="en-IN"/>
+        </w:rPr>
+      </w:pPr>
+      <w:r>
+        <w:rPr>
+          <w:rFonts w:ascii="Consolas" w:eastAsia="Times New Roman" w:hAnsi="Consolas" w:cs="Times New Roman"/>
+          <w:color w:val="000000"/>
+          <w:sz w:val="33"/>
+          <w:szCs w:val="33"/>
+          <w:lang w:eastAsia="en-IN"/>
+        </w:rPr>
+        <w:t xml:space="preserve">    </w:t>
+      </w:r>
+      <w:r>
+        <w:rPr>
+          <w:rFonts w:ascii="Consolas" w:eastAsia="Times New Roman" w:hAnsi="Consolas" w:cs="Times New Roman"/>
+          <w:color w:val="800000"/>
+          <w:sz w:val="33"/>
+          <w:szCs w:val="33"/>
+          <w:lang w:eastAsia="en-IN"/>
+        </w:rPr>
+        <w:t>&lt;/div&gt;</w:t>
+      </w:r>
+    </w:p>
+    <w:p>
+      <w:pPr>
+        <w:shd w:val="clear" w:color="auto" w:fill="FFFFFF"/>
+        <w:spacing w:after="0" w:line="450" w:lineRule="atLeast"/>
+        <w:rPr>
+          <w:rFonts w:ascii="Consolas" w:eastAsia="Times New Roman" w:hAnsi="Consolas" w:cs="Times New Roman"/>
+          <w:color w:val="000000"/>
+          <w:sz w:val="33"/>
+          <w:szCs w:val="33"/>
+          <w:lang w:eastAsia="en-IN"/>
+        </w:rPr>
+      </w:pPr>
+      <w:r>
+        <w:rPr>
+          <w:rFonts w:ascii="Consolas" w:eastAsia="Times New Roman" w:hAnsi="Consolas" w:cs="Times New Roman"/>
+          <w:color w:val="800000"/>
+          <w:sz w:val="33"/>
+          <w:szCs w:val="33"/>
+          <w:lang w:eastAsia="en-IN"/>
+        </w:rPr>
+        <w:t>&lt;/div&gt;</w:t>
+      </w:r>
+    </w:p>
+    <w:p>
+      <w:pPr>
+        <w:pStyle w:val="ListParagraph"/>
+        <w:ind w:left="1440"/>
+      </w:pPr>
+    </w:p>
+    <w:p>
+      <w:pPr>
+        <w:pStyle w:val="ListParagraph"/>
+        <w:ind w:left="1440"/>
+      </w:pPr>
+    </w:p>
+    <w:p>
+      <w:pPr>
+        <w:pStyle w:val="ListParagraph"/>
+        <w:ind w:left="1440"/>
+      </w:pPr>
+    </w:p>
+    <w:p>
+      <w:pPr>
+        <w:pStyle w:val="ListParagraph"/>
+        <w:ind w:left="1440"/>
+      </w:pPr>
+    </w:p>
+    <w:p>
+      <w:pPr>
+        <w:pStyle w:val="ListParagraph"/>
+        <w:ind w:left="1440"/>
+      </w:pPr>
+    </w:p>
+    <w:p>
+      <w:pPr>
+        <w:pStyle w:val="ListParagraph"/>
+        <w:ind w:left="1440"/>
+      </w:pPr>
+    </w:p>
+    <w:p>
+      <w:pPr>
+        <w:shd w:val="clear" w:color="auto" w:fill="FFFFFF"/>
+        <w:spacing w:after="0" w:line="450" w:lineRule="atLeast"/>
+        <w:rPr>
+          <w:rFonts w:ascii="Consolas" w:eastAsia="Times New Roman" w:hAnsi="Consolas" w:cs="Times New Roman"/>
+          <w:color w:val="000000"/>
+          <w:sz w:val="33"/>
+          <w:szCs w:val="33"/>
+          <w:lang w:eastAsia="en-IN"/>
+        </w:rPr>
+      </w:pPr>
+      <w:r>
+        <w:rPr>
+          <w:rFonts w:ascii="Consolas" w:eastAsia="Times New Roman" w:hAnsi="Consolas" w:cs="Times New Roman"/>
+          <w:color w:val="000000"/>
+          <w:sz w:val="33"/>
+          <w:szCs w:val="33"/>
+          <w:lang w:eastAsia="en-IN"/>
+        </w:rPr>
+        <w:t xml:space="preserve">  </w:t>
+      </w:r>
+      <w:proofErr w:type="gramStart"/>
+      <w:r>
+        <w:rPr>
+          <w:rFonts w:ascii="Consolas" w:eastAsia="Times New Roman" w:hAnsi="Consolas" w:cs="Times New Roman"/>
+          <w:color w:val="0000FF"/>
+          <w:sz w:val="33"/>
+          <w:szCs w:val="33"/>
+          <w:lang w:eastAsia="en-IN"/>
+        </w:rPr>
+        <w:t>constructor</w:t>
+      </w:r>
+      <w:r>
+        <w:rPr>
+          <w:rFonts w:ascii="Consolas" w:eastAsia="Times New Roman" w:hAnsi="Consolas" w:cs="Times New Roman"/>
+          <w:color w:val="000000"/>
+          <w:sz w:val="33"/>
+          <w:szCs w:val="33"/>
+          <w:lang w:eastAsia="en-IN"/>
+        </w:rPr>
+        <w:t>(</w:t>
+      </w:r>
+      <w:proofErr w:type="gramEnd"/>
+      <w:r>
+        <w:rPr>
+          <w:rFonts w:ascii="Consolas" w:eastAsia="Times New Roman" w:hAnsi="Consolas" w:cs="Times New Roman"/>
+          <w:color w:val="0000FF"/>
+          <w:sz w:val="33"/>
+          <w:szCs w:val="33"/>
+          <w:lang w:eastAsia="en-IN"/>
+        </w:rPr>
+        <w:t>private</w:t>
+      </w:r>
+      <w:r>
+        <w:rPr>
+          <w:rFonts w:ascii="Consolas" w:eastAsia="Times New Roman" w:hAnsi="Consolas" w:cs="Times New Roman"/>
+          <w:color w:val="000000"/>
+          <w:sz w:val="33"/>
+          <w:szCs w:val="33"/>
+          <w:lang w:eastAsia="en-IN"/>
+        </w:rPr>
+        <w:t xml:space="preserve"> </w:t>
+      </w:r>
+      <w:proofErr w:type="spellStart"/>
+      <w:r>
+        <w:rPr>
+          <w:rFonts w:ascii="Consolas" w:eastAsia="Times New Roman" w:hAnsi="Consolas" w:cs="Times New Roman"/>
+          <w:color w:val="000000"/>
+          <w:sz w:val="33"/>
+          <w:szCs w:val="33"/>
+          <w:lang w:eastAsia="en-IN"/>
+        </w:rPr>
+        <w:t>as:AirlineService</w:t>
+      </w:r>
+      <w:proofErr w:type="spellEnd"/>
+      <w:r>
+        <w:rPr>
+          <w:rFonts w:ascii="Consolas" w:eastAsia="Times New Roman" w:hAnsi="Consolas" w:cs="Times New Roman"/>
+          <w:color w:val="000000"/>
+          <w:sz w:val="33"/>
+          <w:szCs w:val="33"/>
+          <w:lang w:eastAsia="en-IN"/>
+        </w:rPr>
+        <w:t xml:space="preserve">, </w:t>
+      </w:r>
+      <w:r>
+        <w:rPr>
+          <w:rFonts w:ascii="Consolas" w:eastAsia="Times New Roman" w:hAnsi="Consolas" w:cs="Times New Roman"/>
+          <w:color w:val="0000FF"/>
+          <w:sz w:val="33"/>
+          <w:szCs w:val="33"/>
+          <w:lang w:eastAsia="en-IN"/>
+        </w:rPr>
+        <w:t>private</w:t>
+      </w:r>
+      <w:r>
+        <w:rPr>
+          <w:rFonts w:ascii="Consolas" w:eastAsia="Times New Roman" w:hAnsi="Consolas" w:cs="Times New Roman"/>
+          <w:color w:val="000000"/>
+          <w:sz w:val="33"/>
+          <w:szCs w:val="33"/>
+          <w:lang w:eastAsia="en-IN"/>
+        </w:rPr>
+        <w:t xml:space="preserve"> </w:t>
+      </w:r>
+      <w:proofErr w:type="spellStart"/>
+      <w:r>
+        <w:rPr>
+          <w:rFonts w:ascii="Consolas" w:eastAsia="Times New Roman" w:hAnsi="Consolas" w:cs="Times New Roman"/>
+          <w:color w:val="000000"/>
+          <w:sz w:val="33"/>
+          <w:szCs w:val="33"/>
+          <w:lang w:eastAsia="en-IN"/>
+        </w:rPr>
+        <w:t>fb:FormBuilder</w:t>
+      </w:r>
+      <w:proofErr w:type="spellEnd"/>
+      <w:r>
+        <w:rPr>
+          <w:rFonts w:ascii="Consolas" w:eastAsia="Times New Roman" w:hAnsi="Consolas" w:cs="Times New Roman"/>
+          <w:color w:val="000000"/>
+          <w:sz w:val="33"/>
+          <w:szCs w:val="33"/>
+          <w:lang w:eastAsia="en-IN"/>
+        </w:rPr>
+        <w:t xml:space="preserve">) { </w:t>
+      </w:r>
+    </w:p>
+    <w:p>
+      <w:pPr>
+        <w:shd w:val="clear" w:color="auto" w:fill="FFFFFF"/>
+        <w:spacing w:after="0" w:line="450" w:lineRule="atLeast"/>
+        <w:rPr>
+          <w:rFonts w:ascii="Consolas" w:eastAsia="Times New Roman" w:hAnsi="Consolas" w:cs="Times New Roman"/>
+          <w:color w:val="000000"/>
+          <w:sz w:val="33"/>
+          <w:szCs w:val="33"/>
+          <w:lang w:eastAsia="en-IN"/>
+        </w:rPr>
+      </w:pPr>
+      <w:r>
+        <w:rPr>
+          <w:rFonts w:ascii="Consolas" w:eastAsia="Times New Roman" w:hAnsi="Consolas" w:cs="Times New Roman"/>
+          <w:color w:val="000000"/>
+          <w:sz w:val="33"/>
+          <w:szCs w:val="33"/>
+          <w:lang w:eastAsia="en-IN"/>
+        </w:rPr>
+        <w:t xml:space="preserve">    </w:t>
+      </w:r>
+      <w:proofErr w:type="spellStart"/>
+      <w:proofErr w:type="gramStart"/>
+      <w:r>
+        <w:rPr>
+          <w:rFonts w:ascii="Consolas" w:eastAsia="Times New Roman" w:hAnsi="Consolas" w:cs="Times New Roman"/>
+          <w:color w:val="0000FF"/>
+          <w:sz w:val="33"/>
+          <w:szCs w:val="33"/>
+          <w:lang w:eastAsia="en-IN"/>
+        </w:rPr>
+        <w:t>this</w:t>
+      </w:r>
+      <w:r>
+        <w:rPr>
+          <w:rFonts w:ascii="Consolas" w:eastAsia="Times New Roman" w:hAnsi="Consolas" w:cs="Times New Roman"/>
+          <w:color w:val="000000"/>
+          <w:sz w:val="33"/>
+          <w:szCs w:val="33"/>
+          <w:lang w:eastAsia="en-IN"/>
+        </w:rPr>
+        <w:t>.airlineForm</w:t>
+      </w:r>
+      <w:proofErr w:type="spellEnd"/>
+      <w:r>
+        <w:rPr>
+          <w:rFonts w:ascii="Consolas" w:eastAsia="Times New Roman" w:hAnsi="Consolas" w:cs="Times New Roman"/>
+          <w:color w:val="000000"/>
+          <w:sz w:val="33"/>
+          <w:szCs w:val="33"/>
+          <w:lang w:eastAsia="en-IN"/>
+        </w:rPr>
+        <w:t>=</w:t>
+      </w:r>
+      <w:proofErr w:type="spellStart"/>
+      <w:r>
+        <w:rPr>
+          <w:rFonts w:ascii="Consolas" w:eastAsia="Times New Roman" w:hAnsi="Consolas" w:cs="Times New Roman"/>
+          <w:color w:val="0000FF"/>
+          <w:sz w:val="33"/>
+          <w:szCs w:val="33"/>
+          <w:lang w:eastAsia="en-IN"/>
+        </w:rPr>
+        <w:t>this</w:t>
+      </w:r>
+      <w:r>
+        <w:rPr>
+          <w:rFonts w:ascii="Consolas" w:eastAsia="Times New Roman" w:hAnsi="Consolas" w:cs="Times New Roman"/>
+          <w:color w:val="000000"/>
+          <w:sz w:val="33"/>
+          <w:szCs w:val="33"/>
+          <w:lang w:eastAsia="en-IN"/>
+        </w:rPr>
+        <w:t>.fb</w:t>
+      </w:r>
+      <w:proofErr w:type="gramEnd"/>
+      <w:r>
+        <w:rPr>
+          <w:rFonts w:ascii="Consolas" w:eastAsia="Times New Roman" w:hAnsi="Consolas" w:cs="Times New Roman"/>
+          <w:color w:val="000000"/>
+          <w:sz w:val="33"/>
+          <w:szCs w:val="33"/>
+          <w:lang w:eastAsia="en-IN"/>
+        </w:rPr>
+        <w:t>.group</w:t>
+      </w:r>
+      <w:proofErr w:type="spellEnd"/>
+      <w:r>
+        <w:rPr>
+          <w:rFonts w:ascii="Consolas" w:eastAsia="Times New Roman" w:hAnsi="Consolas" w:cs="Times New Roman"/>
+          <w:color w:val="000000"/>
+          <w:sz w:val="33"/>
+          <w:szCs w:val="33"/>
+          <w:lang w:eastAsia="en-IN"/>
+        </w:rPr>
+        <w:t>({</w:t>
+      </w:r>
+    </w:p>
+    <w:p>
+      <w:pPr>
+        <w:shd w:val="clear" w:color="auto" w:fill="FFFFFF"/>
+        <w:spacing w:after="0" w:line="450" w:lineRule="atLeast"/>
+        <w:rPr>
+          <w:rFonts w:ascii="Consolas" w:eastAsia="Times New Roman" w:hAnsi="Consolas" w:cs="Times New Roman"/>
+          <w:color w:val="000000"/>
+          <w:sz w:val="33"/>
+          <w:szCs w:val="33"/>
+          <w:lang w:eastAsia="en-IN"/>
+        </w:rPr>
+      </w:pPr>
+      <w:r>
+        <w:rPr>
+          <w:rFonts w:ascii="Consolas" w:eastAsia="Times New Roman" w:hAnsi="Consolas" w:cs="Times New Roman"/>
+          <w:color w:val="000000"/>
+          <w:sz w:val="33"/>
+          <w:szCs w:val="33"/>
+          <w:lang w:eastAsia="en-IN"/>
+        </w:rPr>
+        <w:t xml:space="preserve">      </w:t>
+      </w:r>
+      <w:proofErr w:type="gramStart"/>
+      <w:r>
+        <w:rPr>
+          <w:rFonts w:ascii="Consolas" w:eastAsia="Times New Roman" w:hAnsi="Consolas" w:cs="Times New Roman"/>
+          <w:color w:val="000000"/>
+          <w:sz w:val="33"/>
+          <w:szCs w:val="33"/>
+          <w:lang w:eastAsia="en-IN"/>
+        </w:rPr>
+        <w:t>id:[</w:t>
+      </w:r>
+      <w:proofErr w:type="gramEnd"/>
+      <w:r>
+        <w:rPr>
+          <w:rFonts w:ascii="Consolas" w:eastAsia="Times New Roman" w:hAnsi="Consolas" w:cs="Times New Roman"/>
+          <w:color w:val="A31515"/>
+          <w:sz w:val="33"/>
+          <w:szCs w:val="33"/>
+          <w:lang w:eastAsia="en-IN"/>
+        </w:rPr>
+        <w:t>''</w:t>
+      </w:r>
+      <w:r>
+        <w:rPr>
+          <w:rFonts w:ascii="Consolas" w:eastAsia="Times New Roman" w:hAnsi="Consolas" w:cs="Times New Roman"/>
+          <w:color w:val="000000"/>
+          <w:sz w:val="33"/>
+          <w:szCs w:val="33"/>
+          <w:lang w:eastAsia="en-IN"/>
+        </w:rPr>
+        <w:t>,[</w:t>
+      </w:r>
+      <w:proofErr w:type="spellStart"/>
+      <w:r>
+        <w:rPr>
+          <w:rFonts w:ascii="Consolas" w:eastAsia="Times New Roman" w:hAnsi="Consolas" w:cs="Times New Roman"/>
+          <w:color w:val="000000"/>
+          <w:sz w:val="33"/>
+          <w:szCs w:val="33"/>
+          <w:lang w:eastAsia="en-IN"/>
+        </w:rPr>
+        <w:t>Validators.required</w:t>
+      </w:r>
+      <w:proofErr w:type="spellEnd"/>
+      <w:r>
+        <w:rPr>
+          <w:rFonts w:ascii="Consolas" w:eastAsia="Times New Roman" w:hAnsi="Consolas" w:cs="Times New Roman"/>
+          <w:color w:val="000000"/>
+          <w:sz w:val="33"/>
+          <w:szCs w:val="33"/>
+          <w:lang w:eastAsia="en-IN"/>
+        </w:rPr>
+        <w:t>]],</w:t>
+      </w:r>
+    </w:p>
+    <w:p>
+      <w:pPr>
+        <w:shd w:val="clear" w:color="auto" w:fill="FFFFFF"/>
+        <w:spacing w:after="0" w:line="450" w:lineRule="atLeast"/>
+        <w:rPr>
+          <w:rFonts w:ascii="Consolas" w:eastAsia="Times New Roman" w:hAnsi="Consolas" w:cs="Times New Roman"/>
+          <w:color w:val="000000"/>
+          <w:sz w:val="33"/>
+          <w:szCs w:val="33"/>
+          <w:lang w:eastAsia="en-IN"/>
+        </w:rPr>
+      </w:pPr>
+      <w:r>
+        <w:rPr>
+          <w:rFonts w:ascii="Consolas" w:eastAsia="Times New Roman" w:hAnsi="Consolas" w:cs="Times New Roman"/>
+          <w:color w:val="000000"/>
+          <w:sz w:val="33"/>
+          <w:szCs w:val="33"/>
+          <w:lang w:eastAsia="en-IN"/>
+        </w:rPr>
+        <w:t xml:space="preserve">      </w:t>
+      </w:r>
+      <w:proofErr w:type="gramStart"/>
+      <w:r>
+        <w:rPr>
+          <w:rFonts w:ascii="Consolas" w:eastAsia="Times New Roman" w:hAnsi="Consolas" w:cs="Times New Roman"/>
+          <w:color w:val="000000"/>
+          <w:sz w:val="33"/>
+          <w:szCs w:val="33"/>
+          <w:lang w:eastAsia="en-IN"/>
+        </w:rPr>
+        <w:t>name:[</w:t>
+      </w:r>
+      <w:proofErr w:type="gramEnd"/>
+      <w:r>
+        <w:rPr>
+          <w:rFonts w:ascii="Consolas" w:eastAsia="Times New Roman" w:hAnsi="Consolas" w:cs="Times New Roman"/>
+          <w:color w:val="A31515"/>
+          <w:sz w:val="33"/>
+          <w:szCs w:val="33"/>
+          <w:lang w:eastAsia="en-IN"/>
+        </w:rPr>
+        <w:t>''</w:t>
+      </w:r>
+      <w:r>
+        <w:rPr>
+          <w:rFonts w:ascii="Consolas" w:eastAsia="Times New Roman" w:hAnsi="Consolas" w:cs="Times New Roman"/>
+          <w:color w:val="000000"/>
+          <w:sz w:val="33"/>
+          <w:szCs w:val="33"/>
+          <w:lang w:eastAsia="en-IN"/>
+        </w:rPr>
+        <w:t>,</w:t>
+      </w:r>
+      <w:proofErr w:type="spellStart"/>
+      <w:r>
+        <w:rPr>
+          <w:rFonts w:ascii="Consolas" w:eastAsia="Times New Roman" w:hAnsi="Consolas" w:cs="Times New Roman"/>
+          <w:color w:val="000000"/>
+          <w:sz w:val="33"/>
+          <w:szCs w:val="33"/>
+          <w:lang w:eastAsia="en-IN"/>
+        </w:rPr>
+        <w:t>Validators.required</w:t>
+      </w:r>
+      <w:proofErr w:type="spellEnd"/>
+      <w:r>
+        <w:rPr>
+          <w:rFonts w:ascii="Consolas" w:eastAsia="Times New Roman" w:hAnsi="Consolas" w:cs="Times New Roman"/>
+          <w:color w:val="000000"/>
+          <w:sz w:val="33"/>
+          <w:szCs w:val="33"/>
+          <w:lang w:eastAsia="en-IN"/>
+        </w:rPr>
+        <w:t>],</w:t>
+      </w:r>
+    </w:p>
+    <w:p>
+      <w:pPr>
+        <w:shd w:val="clear" w:color="auto" w:fill="FFFFFF"/>
+        <w:spacing w:after="0" w:line="450" w:lineRule="atLeast"/>
+        <w:rPr>
+          <w:rFonts w:ascii="Consolas" w:eastAsia="Times New Roman" w:hAnsi="Consolas" w:cs="Times New Roman"/>
+          <w:color w:val="000000"/>
+          <w:sz w:val="33"/>
+          <w:szCs w:val="33"/>
+          <w:lang w:eastAsia="en-IN"/>
+        </w:rPr>
+      </w:pPr>
+      <w:r>
+        <w:rPr>
+          <w:rFonts w:ascii="Consolas" w:eastAsia="Times New Roman" w:hAnsi="Consolas" w:cs="Times New Roman"/>
+          <w:color w:val="000000"/>
+          <w:sz w:val="33"/>
+          <w:szCs w:val="33"/>
+          <w:lang w:eastAsia="en-IN"/>
+        </w:rPr>
+        <w:t xml:space="preserve">      </w:t>
+      </w:r>
+      <w:proofErr w:type="gramStart"/>
+      <w:r>
+        <w:rPr>
+          <w:rFonts w:ascii="Consolas" w:eastAsia="Times New Roman" w:hAnsi="Consolas" w:cs="Times New Roman"/>
+          <w:color w:val="000000"/>
+          <w:sz w:val="33"/>
+          <w:szCs w:val="33"/>
+          <w:lang w:eastAsia="en-IN"/>
+        </w:rPr>
+        <w:t>country:[</w:t>
+      </w:r>
+      <w:proofErr w:type="gramEnd"/>
+      <w:r>
+        <w:rPr>
+          <w:rFonts w:ascii="Consolas" w:eastAsia="Times New Roman" w:hAnsi="Consolas" w:cs="Times New Roman"/>
+          <w:color w:val="000000"/>
+          <w:sz w:val="33"/>
+          <w:szCs w:val="33"/>
+          <w:lang w:eastAsia="en-IN"/>
+        </w:rPr>
+        <w:t>],</w:t>
+      </w:r>
+    </w:p>
+    <w:p>
+      <w:pPr>
+        <w:pStyle w:val="ListParagraph"/>
+        <w:ind w:left="1440"/>
+      </w:pPr>
     </w:p>
     <w:sectPr>
       <w:pgSz w:w="11906" w:h="16838"/>

--- a/notes_24May2023.docx
+++ b/notes_24May2023.docx
@@ -11333,6 +11333,44 @@
         </w:rPr>
         <w:t>],</w:t>
       </w:r>
+    </w:p>
+    <w:p>
+      <w:pPr>
+        <w:pStyle w:val="ListParagraph"/>
+        <w:ind w:left="1440"/>
+      </w:pPr>
+    </w:p>
+    <w:p>
+      <w:pPr>
+        <w:pStyle w:val="ListParagraph"/>
+        <w:ind w:left="1440"/>
+      </w:pPr>
+    </w:p>
+    <w:p>
+      <w:pPr>
+        <w:pStyle w:val="ListParagraph"/>
+        <w:ind w:left="1440"/>
+      </w:pPr>
+    </w:p>
+    <w:p>
+      <w:pPr>
+        <w:pStyle w:val="ListParagraph"/>
+        <w:ind w:left="1440"/>
+      </w:pPr>
+      <w:hyperlink r:id="rId9" w:history="1">
+        <w:r>
+          <w:rPr>
+            <w:rStyle w:val="Hyperlink"/>
+          </w:rPr>
+          <w:t>https://docs.google.com/spreadsheets/d/1W34RC8hW3i74vHCnQfXKZmCaItPwSGA79OKalcCoMdo/edit?usp=sharing</w:t>
+        </w:r>
+      </w:hyperlink>
+    </w:p>
+    <w:p>
+      <w:pPr>
+        <w:pStyle w:val="ListParagraph"/>
+        <w:ind w:left="1440"/>
+      </w:pPr>
     </w:p>
     <w:p>
       <w:pPr>

--- a/notes_24May2023.docx
+++ b/notes_24May2023.docx
@@ -92,20 +92,7 @@
           <w:lang w:val="en-US"/>
         </w:rPr>
         <w:tab/>
-      </w:r>
-      <w:proofErr w:type="spellStart"/>
-      <w:r>
-        <w:rPr>
-          <w:lang w:val="en-US"/>
-        </w:rPr>
-        <w:t>node_modules</w:t>
-      </w:r>
-      <w:proofErr w:type="spellEnd"/>
-      <w:r>
-        <w:rPr>
-          <w:lang w:val="en-US"/>
-        </w:rPr>
-        <w:t xml:space="preserve"> folder will contain routing libraries also</w:t>
+        <w:t>node_modules folder will contain routing libraries also</w:t>
       </w:r>
     </w:p>
     <w:p>
@@ -126,24 +113,14 @@
         <w:rPr>
           <w:lang w:val="en-US"/>
         </w:rPr>
-        <w:t>app-</w:t>
-      </w:r>
-      <w:proofErr w:type="spellStart"/>
-      <w:proofErr w:type="gramStart"/>
-      <w:r>
-        <w:rPr>
-          <w:lang w:val="en-US"/>
-        </w:rPr>
-        <w:t>routing.module</w:t>
-      </w:r>
-      <w:proofErr w:type="gramEnd"/>
+        <w:t>app-routing.module</w:t>
+      </w:r>
       <w:r>
         <w:rPr>
           <w:lang w:val="en-US"/>
         </w:rPr>
         <w:t>.ts</w:t>
       </w:r>
-      <w:proofErr w:type="spellEnd"/>
       <w:r>
         <w:rPr>
           <w:lang w:val="en-US"/>
@@ -171,28 +148,7 @@
           <w:lang w:val="en-US"/>
         </w:rPr>
         <w:tab/>
-      </w:r>
-      <w:proofErr w:type="spellStart"/>
-      <w:proofErr w:type="gramStart"/>
-      <w:r>
-        <w:rPr>
-          <w:lang w:val="en-US"/>
-        </w:rPr>
-        <w:t>app.module</w:t>
-      </w:r>
-      <w:proofErr w:type="gramEnd"/>
-      <w:r>
-        <w:rPr>
-          <w:lang w:val="en-US"/>
-        </w:rPr>
-        <w:t>.ts</w:t>
-      </w:r>
-      <w:proofErr w:type="spellEnd"/>
-      <w:r>
-        <w:rPr>
-          <w:lang w:val="en-US"/>
-        </w:rPr>
-        <w:t xml:space="preserve"> </w:t>
+        <w:t xml:space="preserve">app.module.ts </w:t>
       </w:r>
       <w:r>
         <w:rPr>
@@ -211,16 +167,8 @@
           <w:lang w:val="en-US"/>
         </w:rPr>
         <w:tab/>
-        <w:t xml:space="preserve">contains imports of </w:t>
-      </w:r>
-      <w:proofErr w:type="spellStart"/>
-      <w:r>
-        <w:rPr>
-          <w:lang w:val="en-US"/>
-        </w:rPr>
-        <w:t>AppRoutingModule</w:t>
-      </w:r>
-      <w:proofErr w:type="spellEnd"/>
+        <w:t>contains imports of AppRoutingModule</w:t>
+      </w:r>
     </w:p>
     <w:p>
       <w:pPr>
@@ -252,24 +200,8 @@
         <w:rPr>
           <w:lang w:val="en-US"/>
         </w:rPr>
-        <w:t>if you see app-</w:t>
-      </w:r>
-      <w:proofErr w:type="spellStart"/>
-      <w:proofErr w:type="gramStart"/>
-      <w:r>
-        <w:rPr>
-          <w:lang w:val="en-US"/>
-        </w:rPr>
-        <w:t>routing.module</w:t>
-      </w:r>
-      <w:proofErr w:type="gramEnd"/>
-      <w:r>
-        <w:rPr>
-          <w:lang w:val="en-US"/>
-        </w:rPr>
-        <w:t>.ts</w:t>
-      </w:r>
-      <w:proofErr w:type="spellEnd"/>
+        <w:t>if you see app-routing.module.ts</w:t>
+      </w:r>
     </w:p>
     <w:p>
       <w:pPr>
@@ -289,7 +221,6 @@
         </w:rPr>
         <w:tab/>
       </w:r>
-      <w:proofErr w:type="spellStart"/>
       <w:r>
         <w:rPr>
           <w:rFonts w:ascii="Consolas" w:eastAsia="Times New Roman" w:hAnsi="Consolas" w:cs="Times New Roman"/>
@@ -300,7 +231,6 @@
         </w:rPr>
         <w:t>const</w:t>
       </w:r>
-      <w:proofErr w:type="spellEnd"/>
       <w:r>
         <w:rPr>
           <w:rFonts w:ascii="Consolas" w:eastAsia="Times New Roman" w:hAnsi="Consolas" w:cs="Times New Roman"/>
@@ -360,24 +290,8 @@
         <w:rPr>
           <w:lang w:val="en-US"/>
         </w:rPr>
-        <w:t>app-</w:t>
-      </w:r>
-      <w:proofErr w:type="spellStart"/>
-      <w:proofErr w:type="gramStart"/>
-      <w:r>
-        <w:rPr>
-          <w:lang w:val="en-US"/>
-        </w:rPr>
-        <w:t>routing.module</w:t>
-      </w:r>
-      <w:proofErr w:type="gramEnd"/>
-      <w:r>
-        <w:rPr>
-          <w:lang w:val="en-US"/>
-        </w:rPr>
-        <w:t>.ts</w:t>
-      </w:r>
-      <w:proofErr w:type="spellEnd"/>
+        <w:t>app-routing.module.ts</w:t>
+      </w:r>
     </w:p>
     <w:p>
       <w:pPr>
@@ -392,7 +306,6 @@
           <w:lang w:eastAsia="en-IN"/>
         </w:rPr>
       </w:pPr>
-      <w:proofErr w:type="spellStart"/>
       <w:r>
         <w:rPr>
           <w:rFonts w:ascii="Consolas" w:eastAsia="Times New Roman" w:hAnsi="Consolas" w:cs="Times New Roman"/>
@@ -403,7 +316,6 @@
         </w:rPr>
         <w:t>const</w:t>
       </w:r>
-      <w:proofErr w:type="spellEnd"/>
       <w:r>
         <w:rPr>
           <w:rFonts w:ascii="Consolas" w:eastAsia="Times New Roman" w:hAnsi="Consolas" w:cs="Times New Roman"/>
@@ -446,61 +358,17 @@
           <w:szCs w:val="33"/>
           <w:lang w:eastAsia="en-IN"/>
         </w:rPr>
-        <w:t>"login</w:t>
-      </w:r>
-      <w:proofErr w:type="gramStart"/>
-      <w:r>
-        <w:rPr>
-          <w:rFonts w:ascii="Consolas" w:eastAsia="Times New Roman" w:hAnsi="Consolas" w:cs="Times New Roman"/>
-          <w:color w:val="A31515"/>
-          <w:sz w:val="33"/>
-          <w:szCs w:val="33"/>
-          <w:lang w:eastAsia="en-IN"/>
-        </w:rPr>
-        <w:t>"</w:t>
-      </w:r>
-      <w:r>
-        <w:rPr>
-          <w:rFonts w:ascii="Consolas" w:eastAsia="Times New Roman" w:hAnsi="Consolas" w:cs="Times New Roman"/>
-          <w:color w:val="000000"/>
-          <w:sz w:val="33"/>
-          <w:szCs w:val="33"/>
-          <w:lang w:eastAsia="en-IN"/>
-        </w:rPr>
-        <w:t>,</w:t>
-      </w:r>
-      <w:proofErr w:type="spellStart"/>
-      <w:r>
-        <w:rPr>
-          <w:rFonts w:ascii="Consolas" w:eastAsia="Times New Roman" w:hAnsi="Consolas" w:cs="Times New Roman"/>
-          <w:color w:val="000000"/>
-          <w:sz w:val="33"/>
-          <w:szCs w:val="33"/>
-          <w:lang w:eastAsia="en-IN"/>
-        </w:rPr>
-        <w:t>component</w:t>
-      </w:r>
-      <w:proofErr w:type="gramEnd"/>
-      <w:r>
-        <w:rPr>
-          <w:rFonts w:ascii="Consolas" w:eastAsia="Times New Roman" w:hAnsi="Consolas" w:cs="Times New Roman"/>
-          <w:color w:val="000000"/>
-          <w:sz w:val="33"/>
-          <w:szCs w:val="33"/>
-          <w:lang w:eastAsia="en-IN"/>
-        </w:rPr>
-        <w:t>:LoginComponent</w:t>
-      </w:r>
-      <w:proofErr w:type="spellEnd"/>
-      <w:r>
-        <w:rPr>
-          <w:rFonts w:ascii="Consolas" w:eastAsia="Times New Roman" w:hAnsi="Consolas" w:cs="Times New Roman"/>
-          <w:color w:val="000000"/>
-          <w:sz w:val="33"/>
-          <w:szCs w:val="33"/>
-          <w:lang w:eastAsia="en-IN"/>
-        </w:rPr>
-        <w:t>},</w:t>
+        <w:t>"login"</w:t>
+      </w:r>
+      <w:r>
+        <w:rPr>
+          <w:rFonts w:ascii="Consolas" w:eastAsia="Times New Roman" w:hAnsi="Consolas" w:cs="Times New Roman"/>
+          <w:color w:val="000000"/>
+          <w:sz w:val="33"/>
+          <w:szCs w:val="33"/>
+          <w:lang w:eastAsia="en-IN"/>
+        </w:rPr>
+        <w:t>,component:LoginComponent},</w:t>
       </w:r>
     </w:p>
     <w:p>
@@ -534,61 +402,17 @@
           <w:szCs w:val="33"/>
           <w:lang w:eastAsia="en-IN"/>
         </w:rPr>
-        <w:t>"product</w:t>
-      </w:r>
-      <w:proofErr w:type="gramStart"/>
-      <w:r>
-        <w:rPr>
-          <w:rFonts w:ascii="Consolas" w:eastAsia="Times New Roman" w:hAnsi="Consolas" w:cs="Times New Roman"/>
-          <w:color w:val="A31515"/>
-          <w:sz w:val="33"/>
-          <w:szCs w:val="33"/>
-          <w:lang w:eastAsia="en-IN"/>
-        </w:rPr>
-        <w:t>"</w:t>
-      </w:r>
-      <w:r>
-        <w:rPr>
-          <w:rFonts w:ascii="Consolas" w:eastAsia="Times New Roman" w:hAnsi="Consolas" w:cs="Times New Roman"/>
-          <w:color w:val="000000"/>
-          <w:sz w:val="33"/>
-          <w:szCs w:val="33"/>
-          <w:lang w:eastAsia="en-IN"/>
-        </w:rPr>
-        <w:t>,</w:t>
-      </w:r>
-      <w:proofErr w:type="spellStart"/>
-      <w:r>
-        <w:rPr>
-          <w:rFonts w:ascii="Consolas" w:eastAsia="Times New Roman" w:hAnsi="Consolas" w:cs="Times New Roman"/>
-          <w:color w:val="000000"/>
-          <w:sz w:val="33"/>
-          <w:szCs w:val="33"/>
-          <w:lang w:eastAsia="en-IN"/>
-        </w:rPr>
-        <w:t>component</w:t>
-      </w:r>
-      <w:proofErr w:type="gramEnd"/>
-      <w:r>
-        <w:rPr>
-          <w:rFonts w:ascii="Consolas" w:eastAsia="Times New Roman" w:hAnsi="Consolas" w:cs="Times New Roman"/>
-          <w:color w:val="000000"/>
-          <w:sz w:val="33"/>
-          <w:szCs w:val="33"/>
-          <w:lang w:eastAsia="en-IN"/>
-        </w:rPr>
-        <w:t>:ProductComponent</w:t>
-      </w:r>
-      <w:proofErr w:type="spellEnd"/>
-      <w:r>
-        <w:rPr>
-          <w:rFonts w:ascii="Consolas" w:eastAsia="Times New Roman" w:hAnsi="Consolas" w:cs="Times New Roman"/>
-          <w:color w:val="000000"/>
-          <w:sz w:val="33"/>
-          <w:szCs w:val="33"/>
-          <w:lang w:eastAsia="en-IN"/>
-        </w:rPr>
-        <w:t>}</w:t>
+        <w:t>"product"</w:t>
+      </w:r>
+      <w:r>
+        <w:rPr>
+          <w:rFonts w:ascii="Consolas" w:eastAsia="Times New Roman" w:hAnsi="Consolas" w:cs="Times New Roman"/>
+          <w:color w:val="000000"/>
+          <w:sz w:val="33"/>
+          <w:szCs w:val="33"/>
+          <w:lang w:eastAsia="en-IN"/>
+        </w:rPr>
+        <w:t>,component:ProductComponent}</w:t>
       </w:r>
     </w:p>
     <w:p>
@@ -693,35 +517,7 @@
         <w:rPr>
           <w:lang w:val="en-US"/>
         </w:rPr>
-        <w:t>&lt;nav class="navbar navbar-expand-</w:t>
-      </w:r>
-      <w:proofErr w:type="spellStart"/>
-      <w:r>
-        <w:rPr>
-          <w:lang w:val="en-US"/>
-        </w:rPr>
-        <w:t>sm</w:t>
-      </w:r>
-      <w:proofErr w:type="spellEnd"/>
-      <w:r>
-        <w:rPr>
-          <w:lang w:val="en-US"/>
-        </w:rPr>
-        <w:t xml:space="preserve"> </w:t>
-      </w:r>
-      <w:proofErr w:type="spellStart"/>
-      <w:r>
-        <w:rPr>
-          <w:lang w:val="en-US"/>
-        </w:rPr>
-        <w:t>bg</w:t>
-      </w:r>
-      <w:proofErr w:type="spellEnd"/>
-      <w:r>
-        <w:rPr>
-          <w:lang w:val="en-US"/>
-        </w:rPr>
-        <w:t>-dark navbar-dark"&gt;</w:t>
+        <w:t>&lt;nav class="navbar navbar-expand-sm bg-dark navbar-dark"&gt;</w:t>
       </w:r>
     </w:p>
     <w:p>
@@ -736,22 +532,38 @@
         <w:rPr>
           <w:lang w:val="en-US"/>
         </w:rPr>
+        <w:t xml:space="preserve">  &lt;!-- Brand/logo --&gt;</w:t>
+      </w:r>
+    </w:p>
+    <w:p>
+      <w:pPr>
+        <w:pStyle w:val="ListParagraph"/>
+        <w:ind w:left="2160"/>
+        <w:rPr>
+          <w:lang w:val="en-US"/>
+        </w:rPr>
+      </w:pPr>
+      <w:r>
+        <w:rPr>
+          <w:lang w:val="en-US"/>
+        </w:rPr>
+        <w:t xml:space="preserve">  &lt;a class="navbar-brand" href="#"&gt;Logo&lt;/a&gt;</w:t>
+      </w:r>
+    </w:p>
+    <w:p>
+      <w:pPr>
+        <w:pStyle w:val="ListParagraph"/>
+        <w:ind w:left="2160"/>
+        <w:rPr>
+          <w:lang w:val="en-US"/>
+        </w:rPr>
+      </w:pPr>
+      <w:r>
+        <w:rPr>
+          <w:lang w:val="en-US"/>
+        </w:rPr>
         <w:t xml:space="preserve">  </w:t>
       </w:r>
-      <w:proofErr w:type="gramStart"/>
-      <w:r>
-        <w:rPr>
-          <w:lang w:val="en-US"/>
-        </w:rPr>
-        <w:t>&lt;!--</w:t>
-      </w:r>
-      <w:proofErr w:type="gramEnd"/>
-      <w:r>
-        <w:rPr>
-          <w:lang w:val="en-US"/>
-        </w:rPr>
-        <w:t xml:space="preserve"> Brand/logo --&gt;</w:t>
-      </w:r>
     </w:p>
     <w:p>
       <w:pPr>
@@ -765,21 +577,7 @@
         <w:rPr>
           <w:lang w:val="en-US"/>
         </w:rPr>
-        <w:t xml:space="preserve">  &lt;a class="navbar-brand" </w:t>
-      </w:r>
-      <w:proofErr w:type="spellStart"/>
-      <w:r>
-        <w:rPr>
-          <w:lang w:val="en-US"/>
-        </w:rPr>
-        <w:t>href</w:t>
-      </w:r>
-      <w:proofErr w:type="spellEnd"/>
-      <w:r>
-        <w:rPr>
-          <w:lang w:val="en-US"/>
-        </w:rPr>
-        <w:t>="#"&gt;Logo&lt;/a&gt;</w:t>
+        <w:t xml:space="preserve">  &lt;!-- Links --&gt;</w:t>
       </w:r>
     </w:p>
     <w:p>
@@ -794,7 +592,7 @@
         <w:rPr>
           <w:lang w:val="en-US"/>
         </w:rPr>
-        <w:t xml:space="preserve">  </w:t>
+        <w:t xml:space="preserve">  &lt;ul class="navbar-nav"&gt;</w:t>
       </w:r>
     </w:p>
     <w:p>
@@ -809,21 +607,7 @@
         <w:rPr>
           <w:lang w:val="en-US"/>
         </w:rPr>
-        <w:t xml:space="preserve">  </w:t>
-      </w:r>
-      <w:proofErr w:type="gramStart"/>
-      <w:r>
-        <w:rPr>
-          <w:lang w:val="en-US"/>
-        </w:rPr>
-        <w:t>&lt;!--</w:t>
-      </w:r>
-      <w:proofErr w:type="gramEnd"/>
-      <w:r>
-        <w:rPr>
-          <w:lang w:val="en-US"/>
-        </w:rPr>
-        <w:t xml:space="preserve"> Links --&gt;</w:t>
+        <w:t xml:space="preserve">    &lt;li class="nav-item"&gt;</w:t>
       </w:r>
     </w:p>
     <w:p>
@@ -838,7 +622,7 @@
         <w:rPr>
           <w:lang w:val="en-US"/>
         </w:rPr>
-        <w:t xml:space="preserve">  &lt;ul class="navbar-nav"&gt;</w:t>
+        <w:t xml:space="preserve">      &lt;a class="nav-link" href="#"&gt;Link 1&lt;/a&gt;</w:t>
       </w:r>
     </w:p>
     <w:p>
@@ -853,6 +637,21 @@
         <w:rPr>
           <w:lang w:val="en-US"/>
         </w:rPr>
+        <w:t xml:space="preserve">    &lt;/li&gt;</w:t>
+      </w:r>
+    </w:p>
+    <w:p>
+      <w:pPr>
+        <w:pStyle w:val="ListParagraph"/>
+        <w:ind w:left="2160"/>
+        <w:rPr>
+          <w:lang w:val="en-US"/>
+        </w:rPr>
+      </w:pPr>
+      <w:r>
+        <w:rPr>
+          <w:lang w:val="en-US"/>
+        </w:rPr>
         <w:t xml:space="preserve">    &lt;li class="nav-item"&gt;</w:t>
       </w:r>
     </w:p>
@@ -868,21 +667,7 @@
         <w:rPr>
           <w:lang w:val="en-US"/>
         </w:rPr>
-        <w:t xml:space="preserve">      &lt;a class="nav-link" </w:t>
-      </w:r>
-      <w:proofErr w:type="spellStart"/>
-      <w:r>
-        <w:rPr>
-          <w:lang w:val="en-US"/>
-        </w:rPr>
-        <w:t>href</w:t>
-      </w:r>
-      <w:proofErr w:type="spellEnd"/>
-      <w:r>
-        <w:rPr>
-          <w:lang w:val="en-US"/>
-        </w:rPr>
-        <w:t>="#"&gt;Link 1&lt;/a&gt;</w:t>
+        <w:t xml:space="preserve">      &lt;a class="nav-link" href="#"&gt;Link 2&lt;/a&gt;</w:t>
       </w:r>
     </w:p>
     <w:p>
@@ -927,80 +712,7 @@
         <w:rPr>
           <w:lang w:val="en-US"/>
         </w:rPr>
-        <w:t xml:space="preserve">      &lt;a class="nav-link" </w:t>
-      </w:r>
-      <w:proofErr w:type="spellStart"/>
-      <w:r>
-        <w:rPr>
-          <w:lang w:val="en-US"/>
-        </w:rPr>
-        <w:t>href</w:t>
-      </w:r>
-      <w:proofErr w:type="spellEnd"/>
-      <w:r>
-        <w:rPr>
-          <w:lang w:val="en-US"/>
-        </w:rPr>
-        <w:t>="#"&gt;Link 2&lt;/a&gt;</w:t>
-      </w:r>
-    </w:p>
-    <w:p>
-      <w:pPr>
-        <w:pStyle w:val="ListParagraph"/>
-        <w:ind w:left="2160"/>
-        <w:rPr>
-          <w:lang w:val="en-US"/>
-        </w:rPr>
-      </w:pPr>
-      <w:r>
-        <w:rPr>
-          <w:lang w:val="en-US"/>
-        </w:rPr>
-        <w:t xml:space="preserve">    &lt;/li&gt;</w:t>
-      </w:r>
-    </w:p>
-    <w:p>
-      <w:pPr>
-        <w:pStyle w:val="ListParagraph"/>
-        <w:ind w:left="2160"/>
-        <w:rPr>
-          <w:lang w:val="en-US"/>
-        </w:rPr>
-      </w:pPr>
-      <w:r>
-        <w:rPr>
-          <w:lang w:val="en-US"/>
-        </w:rPr>
-        <w:t xml:space="preserve">    &lt;li class="nav-item"&gt;</w:t>
-      </w:r>
-    </w:p>
-    <w:p>
-      <w:pPr>
-        <w:pStyle w:val="ListParagraph"/>
-        <w:ind w:left="2160"/>
-        <w:rPr>
-          <w:lang w:val="en-US"/>
-        </w:rPr>
-      </w:pPr>
-      <w:r>
-        <w:rPr>
-          <w:lang w:val="en-US"/>
-        </w:rPr>
-        <w:t xml:space="preserve">      &lt;a class="nav-link" </w:t>
-      </w:r>
-      <w:proofErr w:type="spellStart"/>
-      <w:r>
-        <w:rPr>
-          <w:lang w:val="en-US"/>
-        </w:rPr>
-        <w:t>href</w:t>
-      </w:r>
-      <w:proofErr w:type="spellEnd"/>
-      <w:r>
-        <w:rPr>
-          <w:lang w:val="en-US"/>
-        </w:rPr>
-        <w:t>="#"&gt;Link 3&lt;/a&gt;</w:t>
+        <w:t xml:space="preserve">      &lt;a class="nav-link" href="#"&gt;Link 3&lt;/a&gt;</w:t>
       </w:r>
     </w:p>
     <w:p>
@@ -1137,21 +849,7 @@
         <w:rPr>
           <w:lang w:val="en-US"/>
         </w:rPr>
-        <w:t xml:space="preserve">in menu component, change the </w:t>
-      </w:r>
-      <w:proofErr w:type="spellStart"/>
-      <w:r>
-        <w:rPr>
-          <w:lang w:val="en-US"/>
-        </w:rPr>
-        <w:t>hyper links</w:t>
-      </w:r>
-      <w:proofErr w:type="spellEnd"/>
-      <w:r>
-        <w:rPr>
-          <w:lang w:val="en-US"/>
-        </w:rPr>
-        <w:t xml:space="preserve"> to router links</w:t>
+        <w:t>in menu component, change the hyper links to router links</w:t>
       </w:r>
     </w:p>
     <w:p>
@@ -1227,7 +925,6 @@
         </w:rPr>
         <w:t xml:space="preserve"> </w:t>
       </w:r>
-      <w:proofErr w:type="spellStart"/>
       <w:r>
         <w:rPr>
           <w:rFonts w:ascii="Consolas" w:eastAsia="Times New Roman" w:hAnsi="Consolas" w:cs="Times New Roman"/>
@@ -1238,7 +935,6 @@
         </w:rPr>
         <w:t>routerLink</w:t>
       </w:r>
-      <w:proofErr w:type="spellEnd"/>
       <w:r>
         <w:rPr>
           <w:rFonts w:ascii="Consolas" w:eastAsia="Times New Roman" w:hAnsi="Consolas" w:cs="Times New Roman"/>
@@ -1319,14 +1015,12 @@
           <w:lang w:val="en-US"/>
         </w:rPr>
       </w:pPr>
-      <w:proofErr w:type="spellStart"/>
       <w:r>
         <w:rPr>
           <w:lang w:val="en-US"/>
         </w:rPr>
         <w:t>HttpClient</w:t>
       </w:r>
-      <w:proofErr w:type="spellEnd"/>
     </w:p>
     <w:p>
       <w:pPr>
@@ -1580,20 +1274,7 @@
           <w:lang w:val="en-US"/>
         </w:rPr>
         <w:tab/>
-      </w:r>
-      <w:proofErr w:type="gramStart"/>
-      <w:r>
-        <w:rPr>
-          <w:lang w:val="en-US"/>
-        </w:rPr>
-        <w:t>add</w:t>
-      </w:r>
-      <w:proofErr w:type="gramEnd"/>
-      <w:r>
-        <w:rPr>
-          <w:lang w:val="en-US"/>
-        </w:rPr>
-        <w:t xml:space="preserve"> an user</w:t>
+        <w:t>add an user</w:t>
       </w:r>
     </w:p>
     <w:p>
@@ -1621,21 +1302,7 @@
           <w:lang w:val="en-US"/>
         </w:rPr>
         <w:tab/>
-        <w:t xml:space="preserve">modify </w:t>
-      </w:r>
-      <w:proofErr w:type="gramStart"/>
-      <w:r>
-        <w:rPr>
-          <w:lang w:val="en-US"/>
-        </w:rPr>
-        <w:t>an</w:t>
-      </w:r>
-      <w:proofErr w:type="gramEnd"/>
-      <w:r>
-        <w:rPr>
-          <w:lang w:val="en-US"/>
-        </w:rPr>
-        <w:t xml:space="preserve"> user</w:t>
+        <w:t>modify an user</w:t>
       </w:r>
     </w:p>
     <w:p>
@@ -1663,21 +1330,7 @@
           <w:lang w:val="en-US"/>
         </w:rPr>
         <w:tab/>
-        <w:t xml:space="preserve">remove </w:t>
-      </w:r>
-      <w:proofErr w:type="gramStart"/>
-      <w:r>
-        <w:rPr>
-          <w:lang w:val="en-US"/>
-        </w:rPr>
-        <w:t>an</w:t>
-      </w:r>
-      <w:proofErr w:type="gramEnd"/>
-      <w:r>
-        <w:rPr>
-          <w:lang w:val="en-US"/>
-        </w:rPr>
-        <w:t xml:space="preserve"> user</w:t>
+        <w:t>remove an user</w:t>
       </w:r>
     </w:p>
     <w:p>
@@ -1737,35 +1390,7 @@
         <w:rPr>
           <w:lang w:val="en-US"/>
         </w:rPr>
-        <w:t xml:space="preserve">The above </w:t>
-      </w:r>
-      <w:proofErr w:type="spellStart"/>
-      <w:r>
-        <w:rPr>
-          <w:lang w:val="en-US"/>
-        </w:rPr>
-        <w:t>url</w:t>
-      </w:r>
-      <w:proofErr w:type="spellEnd"/>
-      <w:r>
-        <w:rPr>
-          <w:lang w:val="en-US"/>
-        </w:rPr>
-        <w:t xml:space="preserve"> refers to a REST </w:t>
-      </w:r>
-      <w:proofErr w:type="spellStart"/>
-      <w:r>
-        <w:rPr>
-          <w:lang w:val="en-US"/>
-        </w:rPr>
-        <w:t>api</w:t>
-      </w:r>
-      <w:proofErr w:type="spellEnd"/>
-      <w:r>
-        <w:rPr>
-          <w:lang w:val="en-US"/>
-        </w:rPr>
-        <w:t xml:space="preserve"> that allows us to </w:t>
+        <w:t xml:space="preserve">The above url refers to a REST api that allows us to </w:t>
       </w:r>
     </w:p>
     <w:p>
@@ -1854,7 +1479,6 @@
         </w:rPr>
         <w:t>o we import “</w:t>
       </w:r>
-      <w:proofErr w:type="spellStart"/>
       <w:r>
         <w:rPr>
           <w:rFonts w:ascii="Consolas" w:eastAsia="Times New Roman" w:hAnsi="Consolas" w:cs="Times New Roman"/>
@@ -1865,29 +1489,12 @@
         </w:rPr>
         <w:t>HttpClientModule</w:t>
       </w:r>
-      <w:proofErr w:type="spellEnd"/>
-      <w:r>
-        <w:rPr>
-          <w:lang w:val="en-US"/>
-        </w:rPr>
-        <w:t xml:space="preserve">” in </w:t>
-      </w:r>
-      <w:proofErr w:type="spellStart"/>
-      <w:proofErr w:type="gramStart"/>
-      <w:r>
-        <w:rPr>
-          <w:lang w:val="en-US"/>
-        </w:rPr>
-        <w:t>app.module</w:t>
-      </w:r>
-      <w:proofErr w:type="gramEnd"/>
-      <w:r>
-        <w:rPr>
-          <w:lang w:val="en-US"/>
-        </w:rPr>
-        <w:t>.ts</w:t>
-      </w:r>
-      <w:proofErr w:type="spellEnd"/>
+      <w:r>
+        <w:rPr>
+          <w:lang w:val="en-US"/>
+        </w:rPr>
+        <w:t>” in app.module.ts</w:t>
+      </w:r>
     </w:p>
     <w:p>
       <w:pPr>
@@ -1910,21 +1517,7 @@
         <w:rPr>
           <w:lang w:val="en-US"/>
         </w:rPr>
-        <w:t xml:space="preserve">Now, all the access to rest </w:t>
-      </w:r>
-      <w:proofErr w:type="spellStart"/>
-      <w:r>
-        <w:rPr>
-          <w:lang w:val="en-US"/>
-        </w:rPr>
-        <w:t>api</w:t>
-      </w:r>
-      <w:proofErr w:type="spellEnd"/>
-      <w:r>
-        <w:rPr>
-          <w:lang w:val="en-US"/>
-        </w:rPr>
-        <w:t>, I want to write in a separate program.</w:t>
+        <w:t>Now, all the access to rest api, I want to write in a separate program.</w:t>
       </w:r>
     </w:p>
     <w:p>
@@ -1935,33 +1528,11 @@
           <w:lang w:val="en-US"/>
         </w:rPr>
       </w:pPr>
-      <w:proofErr w:type="gramStart"/>
-      <w:r>
-        <w:rPr>
-          <w:lang w:val="en-US"/>
-        </w:rPr>
-        <w:t>Lets</w:t>
-      </w:r>
-      <w:proofErr w:type="gramEnd"/>
-      <w:r>
-        <w:rPr>
-          <w:lang w:val="en-US"/>
-        </w:rPr>
-        <w:t xml:space="preserve"> create a service class, that is going to access the rest </w:t>
-      </w:r>
-      <w:proofErr w:type="spellStart"/>
-      <w:r>
-        <w:rPr>
-          <w:lang w:val="en-US"/>
-        </w:rPr>
-        <w:t>api</w:t>
-      </w:r>
-      <w:proofErr w:type="spellEnd"/>
-      <w:r>
-        <w:rPr>
-          <w:lang w:val="en-US"/>
-        </w:rPr>
-        <w:t>.</w:t>
+      <w:r>
+        <w:rPr>
+          <w:lang w:val="en-US"/>
+        </w:rPr>
+        <w:t>Lets create a service class, that is going to access the rest api.</w:t>
       </w:r>
     </w:p>
     <w:p>
@@ -2088,21 +1659,7 @@
           <w:lang w:val="en-US"/>
         </w:rPr>
         <w:tab/>
-        <w:t xml:space="preserve">ng </w:t>
-      </w:r>
-      <w:proofErr w:type="gramStart"/>
-      <w:r>
-        <w:rPr>
-          <w:lang w:val="en-US"/>
-        </w:rPr>
-        <w:t>generate</w:t>
-      </w:r>
-      <w:proofErr w:type="gramEnd"/>
-      <w:r>
-        <w:rPr>
-          <w:lang w:val="en-US"/>
-        </w:rPr>
-        <w:t xml:space="preserve"> service airline</w:t>
+        <w:t>ng generate service airline</w:t>
       </w:r>
     </w:p>
     <w:p>
@@ -2163,41 +1720,7 @@
           <w:szCs w:val="33"/>
           <w:lang w:eastAsia="en-IN"/>
         </w:rPr>
-        <w:t xml:space="preserve"> </w:t>
-      </w:r>
-      <w:proofErr w:type="gramStart"/>
-      <w:r>
-        <w:rPr>
-          <w:rFonts w:ascii="Consolas" w:eastAsia="Times New Roman" w:hAnsi="Consolas" w:cs="Times New Roman"/>
-          <w:color w:val="000000"/>
-          <w:sz w:val="33"/>
-          <w:szCs w:val="33"/>
-          <w:lang w:eastAsia="en-IN"/>
-        </w:rPr>
-        <w:t xml:space="preserve">{ </w:t>
-      </w:r>
-      <w:proofErr w:type="spellStart"/>
-      <w:r>
-        <w:rPr>
-          <w:rFonts w:ascii="Consolas" w:eastAsia="Times New Roman" w:hAnsi="Consolas" w:cs="Times New Roman"/>
-          <w:color w:val="000000"/>
-          <w:sz w:val="33"/>
-          <w:szCs w:val="33"/>
-          <w:lang w:eastAsia="en-IN"/>
-        </w:rPr>
-        <w:t>HttpClient</w:t>
-      </w:r>
-      <w:proofErr w:type="spellEnd"/>
-      <w:proofErr w:type="gramEnd"/>
-      <w:r>
-        <w:rPr>
-          <w:rFonts w:ascii="Consolas" w:eastAsia="Times New Roman" w:hAnsi="Consolas" w:cs="Times New Roman"/>
-          <w:color w:val="000000"/>
-          <w:sz w:val="33"/>
-          <w:szCs w:val="33"/>
-          <w:lang w:eastAsia="en-IN"/>
-        </w:rPr>
-        <w:t xml:space="preserve"> } </w:t>
+        <w:t xml:space="preserve"> { HttpClient } </w:t>
       </w:r>
       <w:r>
         <w:rPr>
@@ -2270,29 +1793,7 @@
           <w:szCs w:val="33"/>
           <w:lang w:eastAsia="en-IN"/>
         </w:rPr>
-        <w:t xml:space="preserve"> </w:t>
-      </w:r>
-      <w:proofErr w:type="gramStart"/>
-      <w:r>
-        <w:rPr>
-          <w:rFonts w:ascii="Consolas" w:eastAsia="Times New Roman" w:hAnsi="Consolas" w:cs="Times New Roman"/>
-          <w:color w:val="000000"/>
-          <w:sz w:val="33"/>
-          <w:szCs w:val="33"/>
-          <w:lang w:eastAsia="en-IN"/>
-        </w:rPr>
-        <w:t>{ Injectable</w:t>
-      </w:r>
-      <w:proofErr w:type="gramEnd"/>
-      <w:r>
-        <w:rPr>
-          <w:rFonts w:ascii="Consolas" w:eastAsia="Times New Roman" w:hAnsi="Consolas" w:cs="Times New Roman"/>
-          <w:color w:val="000000"/>
-          <w:sz w:val="33"/>
-          <w:szCs w:val="33"/>
-          <w:lang w:eastAsia="en-IN"/>
-        </w:rPr>
-        <w:t xml:space="preserve"> } </w:t>
+        <w:t xml:space="preserve"> { Injectable } </w:t>
       </w:r>
       <w:r>
         <w:rPr>
@@ -2368,29 +1869,7 @@
           <w:szCs w:val="33"/>
           <w:lang w:eastAsia="en-IN"/>
         </w:rPr>
-        <w:t>@</w:t>
-      </w:r>
-      <w:proofErr w:type="gramStart"/>
-      <w:r>
-        <w:rPr>
-          <w:rFonts w:ascii="Consolas" w:eastAsia="Times New Roman" w:hAnsi="Consolas" w:cs="Times New Roman"/>
-          <w:color w:val="000000"/>
-          <w:sz w:val="33"/>
-          <w:szCs w:val="33"/>
-          <w:lang w:eastAsia="en-IN"/>
-        </w:rPr>
-        <w:t>Injectable(</w:t>
-      </w:r>
-      <w:proofErr w:type="gramEnd"/>
-      <w:r>
-        <w:rPr>
-          <w:rFonts w:ascii="Consolas" w:eastAsia="Times New Roman" w:hAnsi="Consolas" w:cs="Times New Roman"/>
-          <w:color w:val="000000"/>
-          <w:sz w:val="33"/>
-          <w:szCs w:val="33"/>
-          <w:lang w:eastAsia="en-IN"/>
-        </w:rPr>
-        <w:t>{</w:t>
+        <w:t>@Injectable({</w:t>
       </w:r>
     </w:p>
     <w:p>
@@ -2413,29 +1892,7 @@
           <w:szCs w:val="33"/>
           <w:lang w:eastAsia="en-IN"/>
         </w:rPr>
-        <w:t xml:space="preserve">  </w:t>
-      </w:r>
-      <w:proofErr w:type="spellStart"/>
-      <w:r>
-        <w:rPr>
-          <w:rFonts w:ascii="Consolas" w:eastAsia="Times New Roman" w:hAnsi="Consolas" w:cs="Times New Roman"/>
-          <w:color w:val="000000"/>
-          <w:sz w:val="33"/>
-          <w:szCs w:val="33"/>
-          <w:lang w:eastAsia="en-IN"/>
-        </w:rPr>
-        <w:t>providedIn</w:t>
-      </w:r>
-      <w:proofErr w:type="spellEnd"/>
-      <w:r>
-        <w:rPr>
-          <w:rFonts w:ascii="Consolas" w:eastAsia="Times New Roman" w:hAnsi="Consolas" w:cs="Times New Roman"/>
-          <w:color w:val="000000"/>
-          <w:sz w:val="33"/>
-          <w:szCs w:val="33"/>
-          <w:lang w:eastAsia="en-IN"/>
-        </w:rPr>
-        <w:t xml:space="preserve">: </w:t>
+        <w:t xml:space="preserve">  providedIn: </w:t>
       </w:r>
       <w:r>
         <w:rPr>
@@ -2521,29 +1978,7 @@
           <w:szCs w:val="33"/>
           <w:lang w:eastAsia="en-IN"/>
         </w:rPr>
-        <w:t xml:space="preserve"> </w:t>
-      </w:r>
-      <w:proofErr w:type="spellStart"/>
-      <w:r>
-        <w:rPr>
-          <w:rFonts w:ascii="Consolas" w:eastAsia="Times New Roman" w:hAnsi="Consolas" w:cs="Times New Roman"/>
-          <w:color w:val="000000"/>
-          <w:sz w:val="33"/>
-          <w:szCs w:val="33"/>
-          <w:lang w:eastAsia="en-IN"/>
-        </w:rPr>
-        <w:t>AirlineService</w:t>
-      </w:r>
-      <w:proofErr w:type="spellEnd"/>
-      <w:r>
-        <w:rPr>
-          <w:rFonts w:ascii="Consolas" w:eastAsia="Times New Roman" w:hAnsi="Consolas" w:cs="Times New Roman"/>
-          <w:color w:val="000000"/>
-          <w:sz w:val="33"/>
-          <w:szCs w:val="33"/>
-          <w:lang w:eastAsia="en-IN"/>
-        </w:rPr>
-        <w:t xml:space="preserve"> {</w:t>
+        <w:t xml:space="preserve"> AirlineService {</w:t>
       </w:r>
     </w:p>
     <w:p>
@@ -2624,7 +2059,6 @@
         </w:rPr>
         <w:t xml:space="preserve">  </w:t>
       </w:r>
-      <w:proofErr w:type="gramStart"/>
       <w:r>
         <w:rPr>
           <w:rFonts w:ascii="Consolas" w:eastAsia="Times New Roman" w:hAnsi="Consolas" w:cs="Times New Roman"/>
@@ -2645,7 +2079,6 @@
         </w:rPr>
         <w:t>(</w:t>
       </w:r>
-      <w:proofErr w:type="gramEnd"/>
       <w:r>
         <w:rPr>
           <w:rFonts w:ascii="Consolas" w:eastAsia="Times New Roman" w:hAnsi="Consolas" w:cs="Times New Roman"/>
@@ -2700,41 +2133,7 @@
           <w:szCs w:val="33"/>
           <w:lang w:eastAsia="en-IN"/>
         </w:rPr>
-        <w:t xml:space="preserve">  </w:t>
-      </w:r>
-      <w:proofErr w:type="spellStart"/>
-      <w:proofErr w:type="gramStart"/>
-      <w:r>
-        <w:rPr>
-          <w:rFonts w:ascii="Consolas" w:eastAsia="Times New Roman" w:hAnsi="Consolas" w:cs="Times New Roman"/>
-          <w:color w:val="000000"/>
-          <w:sz w:val="33"/>
-          <w:szCs w:val="33"/>
-          <w:lang w:eastAsia="en-IN"/>
-        </w:rPr>
-        <w:t>retrieveAllAirlines</w:t>
-      </w:r>
-      <w:proofErr w:type="spellEnd"/>
-      <w:r>
-        <w:rPr>
-          <w:rFonts w:ascii="Consolas" w:eastAsia="Times New Roman" w:hAnsi="Consolas" w:cs="Times New Roman"/>
-          <w:color w:val="000000"/>
-          <w:sz w:val="33"/>
-          <w:szCs w:val="33"/>
-          <w:lang w:eastAsia="en-IN"/>
-        </w:rPr>
-        <w:t>(</w:t>
-      </w:r>
-      <w:proofErr w:type="gramEnd"/>
-      <w:r>
-        <w:rPr>
-          <w:rFonts w:ascii="Consolas" w:eastAsia="Times New Roman" w:hAnsi="Consolas" w:cs="Times New Roman"/>
-          <w:color w:val="000000"/>
-          <w:sz w:val="33"/>
-          <w:szCs w:val="33"/>
-          <w:lang w:eastAsia="en-IN"/>
-        </w:rPr>
-        <w:t>)</w:t>
+        <w:t>  retrieveAllAirlines()</w:t>
       </w:r>
     </w:p>
     <w:p>
@@ -2802,7 +2201,6 @@
         </w:rPr>
         <w:t xml:space="preserve"> </w:t>
       </w:r>
-      <w:proofErr w:type="spellStart"/>
       <w:r>
         <w:rPr>
           <w:rFonts w:ascii="Consolas" w:eastAsia="Times New Roman" w:hAnsi="Consolas" w:cs="Times New Roman"/>
@@ -2821,18 +2219,7 @@
           <w:szCs w:val="33"/>
           <w:lang w:eastAsia="en-IN"/>
         </w:rPr>
-        <w:t>.http.get</w:t>
-      </w:r>
-      <w:proofErr w:type="spellEnd"/>
-      <w:r>
-        <w:rPr>
-          <w:rFonts w:ascii="Consolas" w:eastAsia="Times New Roman" w:hAnsi="Consolas" w:cs="Times New Roman"/>
-          <w:color w:val="000000"/>
-          <w:sz w:val="33"/>
-          <w:szCs w:val="33"/>
-          <w:lang w:eastAsia="en-IN"/>
-        </w:rPr>
-        <w:t>(</w:t>
+        <w:t>.http.get(</w:t>
       </w:r>
       <w:r>
         <w:rPr>
@@ -2911,53 +2298,7 @@
           <w:szCs w:val="33"/>
           <w:lang w:eastAsia="en-IN"/>
         </w:rPr>
-        <w:t xml:space="preserve">  </w:t>
-      </w:r>
-      <w:proofErr w:type="spellStart"/>
-      <w:r>
-        <w:rPr>
-          <w:rFonts w:ascii="Consolas" w:eastAsia="Times New Roman" w:hAnsi="Consolas" w:cs="Times New Roman"/>
-          <w:color w:val="000000"/>
-          <w:sz w:val="33"/>
-          <w:szCs w:val="33"/>
-          <w:lang w:eastAsia="en-IN"/>
-        </w:rPr>
-        <w:t>addAirline</w:t>
-      </w:r>
-      <w:proofErr w:type="spellEnd"/>
-      <w:r>
-        <w:rPr>
-          <w:rFonts w:ascii="Consolas" w:eastAsia="Times New Roman" w:hAnsi="Consolas" w:cs="Times New Roman"/>
-          <w:color w:val="000000"/>
-          <w:sz w:val="33"/>
-          <w:szCs w:val="33"/>
-          <w:lang w:eastAsia="en-IN"/>
-        </w:rPr>
-        <w:t>(</w:t>
-      </w:r>
-      <w:proofErr w:type="spellStart"/>
-      <w:proofErr w:type="gramStart"/>
-      <w:r>
-        <w:rPr>
-          <w:rFonts w:ascii="Consolas" w:eastAsia="Times New Roman" w:hAnsi="Consolas" w:cs="Times New Roman"/>
-          <w:color w:val="000000"/>
-          <w:sz w:val="33"/>
-          <w:szCs w:val="33"/>
-          <w:lang w:eastAsia="en-IN"/>
-        </w:rPr>
-        <w:t>airline:any</w:t>
-      </w:r>
-      <w:proofErr w:type="spellEnd"/>
-      <w:proofErr w:type="gramEnd"/>
-      <w:r>
-        <w:rPr>
-          <w:rFonts w:ascii="Consolas" w:eastAsia="Times New Roman" w:hAnsi="Consolas" w:cs="Times New Roman"/>
-          <w:color w:val="000000"/>
-          <w:sz w:val="33"/>
-          <w:szCs w:val="33"/>
-          <w:lang w:eastAsia="en-IN"/>
-        </w:rPr>
-        <w:t>)</w:t>
+        <w:t>  addAirline(airline:any)</w:t>
       </w:r>
     </w:p>
     <w:p>
@@ -3025,7 +2366,6 @@
         </w:rPr>
         <w:t xml:space="preserve"> </w:t>
       </w:r>
-      <w:proofErr w:type="spellStart"/>
       <w:r>
         <w:rPr>
           <w:rFonts w:ascii="Consolas" w:eastAsia="Times New Roman" w:hAnsi="Consolas" w:cs="Times New Roman"/>
@@ -3044,21 +2384,8 @@
           <w:szCs w:val="33"/>
           <w:lang w:eastAsia="en-IN"/>
         </w:rPr>
-        <w:t>.http.post</w:t>
-      </w:r>
-      <w:proofErr w:type="spellEnd"/>
-      <w:r>
-        <w:rPr>
-          <w:rFonts w:ascii="Consolas" w:eastAsia="Times New Roman" w:hAnsi="Consolas" w:cs="Times New Roman"/>
-          <w:color w:val="000000"/>
-          <w:sz w:val="33"/>
-          <w:szCs w:val="33"/>
-          <w:lang w:eastAsia="en-IN"/>
-        </w:rPr>
-        <w:t>(</w:t>
-      </w:r>
-      <w:proofErr w:type="spellStart"/>
-      <w:proofErr w:type="gramStart"/>
+        <w:t>.http.post(</w:t>
+      </w:r>
       <w:r>
         <w:rPr>
           <w:rFonts w:ascii="Consolas" w:eastAsia="Times New Roman" w:hAnsi="Consolas" w:cs="Times New Roman"/>
@@ -3077,19 +2404,7 @@
           <w:szCs w:val="33"/>
           <w:lang w:eastAsia="en-IN"/>
         </w:rPr>
-        <w:t>.URL,airline</w:t>
-      </w:r>
-      <w:proofErr w:type="spellEnd"/>
-      <w:proofErr w:type="gramEnd"/>
-      <w:r>
-        <w:rPr>
-          <w:rFonts w:ascii="Consolas" w:eastAsia="Times New Roman" w:hAnsi="Consolas" w:cs="Times New Roman"/>
-          <w:color w:val="000000"/>
-          <w:sz w:val="33"/>
-          <w:szCs w:val="33"/>
-          <w:lang w:eastAsia="en-IN"/>
-        </w:rPr>
-        <w:t>);</w:t>
+        <w:t>.URL,airline);</w:t>
       </w:r>
     </w:p>
     <w:p>
@@ -3148,53 +2463,7 @@
           <w:szCs w:val="33"/>
           <w:lang w:eastAsia="en-IN"/>
         </w:rPr>
-        <w:t xml:space="preserve">  </w:t>
-      </w:r>
-      <w:proofErr w:type="spellStart"/>
-      <w:r>
-        <w:rPr>
-          <w:rFonts w:ascii="Consolas" w:eastAsia="Times New Roman" w:hAnsi="Consolas" w:cs="Times New Roman"/>
-          <w:color w:val="000000"/>
-          <w:sz w:val="33"/>
-          <w:szCs w:val="33"/>
-          <w:lang w:eastAsia="en-IN"/>
-        </w:rPr>
-        <w:t>findAirlineById</w:t>
-      </w:r>
-      <w:proofErr w:type="spellEnd"/>
-      <w:r>
-        <w:rPr>
-          <w:rFonts w:ascii="Consolas" w:eastAsia="Times New Roman" w:hAnsi="Consolas" w:cs="Times New Roman"/>
-          <w:color w:val="000000"/>
-          <w:sz w:val="33"/>
-          <w:szCs w:val="33"/>
-          <w:lang w:eastAsia="en-IN"/>
-        </w:rPr>
-        <w:t>(</w:t>
-      </w:r>
-      <w:proofErr w:type="spellStart"/>
-      <w:proofErr w:type="gramStart"/>
-      <w:r>
-        <w:rPr>
-          <w:rFonts w:ascii="Consolas" w:eastAsia="Times New Roman" w:hAnsi="Consolas" w:cs="Times New Roman"/>
-          <w:color w:val="000000"/>
-          <w:sz w:val="33"/>
-          <w:szCs w:val="33"/>
-          <w:lang w:eastAsia="en-IN"/>
-        </w:rPr>
-        <w:t>id:number</w:t>
-      </w:r>
-      <w:proofErr w:type="spellEnd"/>
-      <w:proofErr w:type="gramEnd"/>
-      <w:r>
-        <w:rPr>
-          <w:rFonts w:ascii="Consolas" w:eastAsia="Times New Roman" w:hAnsi="Consolas" w:cs="Times New Roman"/>
-          <w:color w:val="000000"/>
-          <w:sz w:val="33"/>
-          <w:szCs w:val="33"/>
-          <w:lang w:eastAsia="en-IN"/>
-        </w:rPr>
-        <w:t>)</w:t>
+        <w:t>  findAirlineById(id:number)</w:t>
       </w:r>
     </w:p>
     <w:p>
@@ -3262,7 +2531,6 @@
         </w:rPr>
         <w:t xml:space="preserve"> </w:t>
       </w:r>
-      <w:proofErr w:type="spellStart"/>
       <w:r>
         <w:rPr>
           <w:rFonts w:ascii="Consolas" w:eastAsia="Times New Roman" w:hAnsi="Consolas" w:cs="Times New Roman"/>
@@ -3281,18 +2549,7 @@
           <w:szCs w:val="33"/>
           <w:lang w:eastAsia="en-IN"/>
         </w:rPr>
-        <w:t>.http.get</w:t>
-      </w:r>
-      <w:proofErr w:type="spellEnd"/>
-      <w:r>
-        <w:rPr>
-          <w:rFonts w:ascii="Consolas" w:eastAsia="Times New Roman" w:hAnsi="Consolas" w:cs="Times New Roman"/>
-          <w:color w:val="000000"/>
-          <w:sz w:val="33"/>
-          <w:szCs w:val="33"/>
-          <w:lang w:eastAsia="en-IN"/>
-        </w:rPr>
-        <w:t>(</w:t>
+        <w:t>.http.get(</w:t>
       </w:r>
       <w:r>
         <w:rPr>
@@ -3457,19 +2714,11 @@
           <w:lang w:val="en-US"/>
         </w:rPr>
       </w:pPr>
-      <w:proofErr w:type="gramStart"/>
-      <w:r>
-        <w:rPr>
-          <w:lang w:val="en-US"/>
-        </w:rPr>
-        <w:t>So</w:t>
-      </w:r>
-      <w:proofErr w:type="gramEnd"/>
-      <w:r>
-        <w:rPr>
-          <w:lang w:val="en-US"/>
-        </w:rPr>
-        <w:t xml:space="preserve"> we need to subscribe these methods.</w:t>
+      <w:r>
+        <w:rPr>
+          <w:lang w:val="en-US"/>
+        </w:rPr>
+        <w:t>So we need to subscribe these methods.</w:t>
       </w:r>
     </w:p>
     <w:p>
@@ -3520,16 +2769,8 @@
         <w:rPr>
           <w:lang w:val="en-US"/>
         </w:rPr>
-        <w:t xml:space="preserve">Install Bootstrap and </w:t>
-      </w:r>
-      <w:proofErr w:type="spellStart"/>
-      <w:r>
-        <w:rPr>
-          <w:lang w:val="en-US"/>
-        </w:rPr>
-        <w:t>JQuery</w:t>
-      </w:r>
-      <w:proofErr w:type="spellEnd"/>
+        <w:t>Install Bootstrap and JQuery</w:t>
+      </w:r>
     </w:p>
     <w:p>
       <w:pPr>
@@ -3551,20 +2792,12 @@
         </w:rPr>
         <w:tab/>
       </w:r>
-      <w:proofErr w:type="gramStart"/>
       <w:r>
         <w:rPr>
           <w:lang w:val="en-US"/>
         </w:rPr>
         <w:tab/>
-        <w:t>( go</w:t>
-      </w:r>
-      <w:proofErr w:type="gramEnd"/>
-      <w:r>
-        <w:rPr>
-          <w:lang w:val="en-US"/>
-        </w:rPr>
-        <w:t xml:space="preserve"> to current project location)</w:t>
+        <w:t>( go to current project location)</w:t>
       </w:r>
     </w:p>
     <w:p>
@@ -3580,20 +2813,7 @@
           <w:lang w:val="en-US"/>
         </w:rPr>
         <w:tab/>
-      </w:r>
-      <w:proofErr w:type="spellStart"/>
-      <w:r>
-        <w:rPr>
-          <w:lang w:val="en-US"/>
-        </w:rPr>
-        <w:t>npm</w:t>
-      </w:r>
-      <w:proofErr w:type="spellEnd"/>
-      <w:r>
-        <w:rPr>
-          <w:lang w:val="en-US"/>
-        </w:rPr>
-        <w:t xml:space="preserve"> install --save bootstrap@4.0.0-beta.3</w:t>
+        <w:t>npm install --save bootstrap@4.0.0-beta.3</w:t>
       </w:r>
     </w:p>
     <w:p>
@@ -3633,102 +2853,65 @@
           <w:lang w:val="en-US"/>
         </w:rPr>
         <w:tab/>
-      </w:r>
-      <w:proofErr w:type="spellStart"/>
-      <w:r>
-        <w:rPr>
-          <w:lang w:val="en-US"/>
-        </w:rPr>
-        <w:t>npm</w:t>
-      </w:r>
-      <w:proofErr w:type="spellEnd"/>
-      <w:r>
-        <w:rPr>
-          <w:lang w:val="en-US"/>
-        </w:rPr>
-        <w:t xml:space="preserve"> install --save bootstrap</w:t>
-      </w:r>
-    </w:p>
-    <w:p>
-      <w:pPr>
-        <w:pStyle w:val="ListParagraph"/>
-        <w:ind w:left="1440"/>
-        <w:rPr>
-          <w:lang w:val="en-US"/>
-        </w:rPr>
-      </w:pPr>
-    </w:p>
-    <w:p>
-      <w:pPr>
-        <w:pStyle w:val="ListParagraph"/>
-        <w:ind w:left="1440"/>
-        <w:rPr>
-          <w:lang w:val="en-US"/>
-        </w:rPr>
-      </w:pPr>
-    </w:p>
-    <w:p>
-      <w:pPr>
-        <w:pStyle w:val="ListParagraph"/>
-        <w:ind w:left="1440"/>
-        <w:rPr>
-          <w:lang w:val="en-US"/>
-        </w:rPr>
-      </w:pPr>
-      <w:r>
-        <w:rPr>
-          <w:lang w:val="en-US"/>
-        </w:rPr>
-        <w:t xml:space="preserve">now you can see that the </w:t>
-      </w:r>
-      <w:proofErr w:type="spellStart"/>
-      <w:r>
-        <w:rPr>
-          <w:lang w:val="en-US"/>
-        </w:rPr>
-        <w:t>node_modules</w:t>
-      </w:r>
-      <w:proofErr w:type="spellEnd"/>
-      <w:r>
-        <w:rPr>
-          <w:lang w:val="en-US"/>
-        </w:rPr>
-        <w:t xml:space="preserve"> folder contains "bootstrap" folder</w:t>
-      </w:r>
-    </w:p>
-    <w:p>
-      <w:pPr>
-        <w:pStyle w:val="ListParagraph"/>
-        <w:ind w:left="1440"/>
-        <w:rPr>
-          <w:lang w:val="en-US"/>
-        </w:rPr>
-      </w:pPr>
-    </w:p>
-    <w:p>
-      <w:pPr>
-        <w:pStyle w:val="ListParagraph"/>
-        <w:ind w:left="1440"/>
-        <w:rPr>
-          <w:lang w:val="en-US"/>
-        </w:rPr>
-      </w:pPr>
-      <w:r>
-        <w:rPr>
-          <w:lang w:val="en-US"/>
-        </w:rPr>
-        <w:t xml:space="preserve">go to </w:t>
-      </w:r>
-      <w:proofErr w:type="spellStart"/>
-      <w:proofErr w:type="gramStart"/>
-      <w:r>
-        <w:rPr>
-          <w:lang w:val="en-US"/>
-        </w:rPr>
-        <w:t>angular.json</w:t>
-      </w:r>
-      <w:proofErr w:type="spellEnd"/>
-      <w:proofErr w:type="gramEnd"/>
+        <w:t>npm install --save bootstrap</w:t>
+      </w:r>
+    </w:p>
+    <w:p>
+      <w:pPr>
+        <w:pStyle w:val="ListParagraph"/>
+        <w:ind w:left="1440"/>
+        <w:rPr>
+          <w:lang w:val="en-US"/>
+        </w:rPr>
+      </w:pPr>
+    </w:p>
+    <w:p>
+      <w:pPr>
+        <w:pStyle w:val="ListParagraph"/>
+        <w:ind w:left="1440"/>
+        <w:rPr>
+          <w:lang w:val="en-US"/>
+        </w:rPr>
+      </w:pPr>
+    </w:p>
+    <w:p>
+      <w:pPr>
+        <w:pStyle w:val="ListParagraph"/>
+        <w:ind w:left="1440"/>
+        <w:rPr>
+          <w:lang w:val="en-US"/>
+        </w:rPr>
+      </w:pPr>
+      <w:r>
+        <w:rPr>
+          <w:lang w:val="en-US"/>
+        </w:rPr>
+        <w:t>now you can see that the node_modules folder contains "bootstrap" folder</w:t>
+      </w:r>
+    </w:p>
+    <w:p>
+      <w:pPr>
+        <w:pStyle w:val="ListParagraph"/>
+        <w:ind w:left="1440"/>
+        <w:rPr>
+          <w:lang w:val="en-US"/>
+        </w:rPr>
+      </w:pPr>
+    </w:p>
+    <w:p>
+      <w:pPr>
+        <w:pStyle w:val="ListParagraph"/>
+        <w:ind w:left="1440"/>
+        <w:rPr>
+          <w:lang w:val="en-US"/>
+        </w:rPr>
+      </w:pPr>
+      <w:r>
+        <w:rPr>
+          <w:lang w:val="en-US"/>
+        </w:rPr>
+        <w:t>go to angular.json</w:t>
+      </w:r>
     </w:p>
     <w:p>
       <w:pPr>
@@ -3753,19 +2936,11 @@
           <w:lang w:val="en-US"/>
         </w:rPr>
       </w:pPr>
-      <w:proofErr w:type="spellStart"/>
-      <w:r>
-        <w:rPr>
-          <w:lang w:val="en-US"/>
-        </w:rPr>
-        <w:t>angular.json</w:t>
-      </w:r>
-      <w:proofErr w:type="spellEnd"/>
-      <w:r>
-        <w:rPr>
-          <w:lang w:val="en-US"/>
-        </w:rPr>
-        <w:t xml:space="preserve"> file:</w:t>
+      <w:r>
+        <w:rPr>
+          <w:lang w:val="en-US"/>
+        </w:rPr>
+        <w:t>angular.json file:</w:t>
       </w:r>
     </w:p>
     <w:p>
@@ -3810,183 +2985,97 @@
         <w:rPr>
           <w:lang w:val="en-US"/>
         </w:rPr>
-        <w:t xml:space="preserve">  "</w:t>
-      </w:r>
-      <w:proofErr w:type="spellStart"/>
-      <w:r>
-        <w:rPr>
-          <w:lang w:val="en-US"/>
-        </w:rPr>
-        <w:t>src</w:t>
-      </w:r>
-      <w:proofErr w:type="spellEnd"/>
-      <w:r>
-        <w:rPr>
-          <w:lang w:val="en-US"/>
-        </w:rPr>
-        <w:t>/styles.css",</w:t>
-      </w:r>
-    </w:p>
-    <w:p>
-      <w:pPr>
-        <w:pStyle w:val="ListParagraph"/>
-        <w:ind w:left="1440"/>
-        <w:rPr>
-          <w:lang w:val="en-US"/>
-        </w:rPr>
-      </w:pPr>
-      <w:r>
-        <w:rPr>
-          <w:lang w:val="en-US"/>
-        </w:rPr>
-        <w:t xml:space="preserve">  "</w:t>
-      </w:r>
-      <w:proofErr w:type="spellStart"/>
-      <w:r>
-        <w:rPr>
-          <w:lang w:val="en-US"/>
-        </w:rPr>
-        <w:t>node_modules</w:t>
-      </w:r>
-      <w:proofErr w:type="spellEnd"/>
-      <w:r>
-        <w:rPr>
-          <w:lang w:val="en-US"/>
-        </w:rPr>
-        <w:t>/bootstrap/</w:t>
-      </w:r>
-      <w:proofErr w:type="spellStart"/>
-      <w:r>
-        <w:rPr>
-          <w:lang w:val="en-US"/>
-        </w:rPr>
-        <w:t>dist</w:t>
-      </w:r>
-      <w:proofErr w:type="spellEnd"/>
-      <w:r>
-        <w:rPr>
-          <w:lang w:val="en-US"/>
-        </w:rPr>
-        <w:t>/</w:t>
-      </w:r>
-      <w:proofErr w:type="spellStart"/>
-      <w:r>
-        <w:rPr>
-          <w:lang w:val="en-US"/>
-        </w:rPr>
-        <w:t>css</w:t>
-      </w:r>
-      <w:proofErr w:type="spellEnd"/>
-      <w:r>
-        <w:rPr>
-          <w:lang w:val="en-US"/>
-        </w:rPr>
-        <w:t>/bootstrap.min.css"</w:t>
-      </w:r>
-    </w:p>
-    <w:p>
-      <w:pPr>
-        <w:pStyle w:val="ListParagraph"/>
-        <w:ind w:left="1440"/>
-        <w:rPr>
-          <w:lang w:val="en-US"/>
-        </w:rPr>
-      </w:pPr>
-    </w:p>
-    <w:p>
-      <w:pPr>
-        <w:pStyle w:val="ListParagraph"/>
-        <w:ind w:left="1440"/>
-        <w:rPr>
-          <w:lang w:val="en-US"/>
-        </w:rPr>
-      </w:pPr>
-    </w:p>
-    <w:p>
-      <w:pPr>
-        <w:pStyle w:val="ListParagraph"/>
-        <w:ind w:left="1440"/>
-        <w:rPr>
-          <w:lang w:val="en-US"/>
-        </w:rPr>
-      </w:pPr>
-    </w:p>
-    <w:p>
-      <w:pPr>
-        <w:pStyle w:val="ListParagraph"/>
-        <w:ind w:left="1440"/>
-        <w:rPr>
-          <w:lang w:val="en-US"/>
-        </w:rPr>
-      </w:pPr>
-    </w:p>
-    <w:p>
-      <w:pPr>
-        <w:pStyle w:val="ListParagraph"/>
-        <w:ind w:left="1440"/>
-        <w:rPr>
-          <w:lang w:val="en-US"/>
-        </w:rPr>
-      </w:pPr>
-      <w:proofErr w:type="spellStart"/>
-      <w:r>
-        <w:rPr>
-          <w:lang w:val="en-US"/>
-        </w:rPr>
-        <w:t>npm</w:t>
-      </w:r>
-      <w:proofErr w:type="spellEnd"/>
-      <w:r>
-        <w:rPr>
-          <w:lang w:val="en-US"/>
-        </w:rPr>
-        <w:t xml:space="preserve"> install bootstrap </w:t>
-      </w:r>
-      <w:proofErr w:type="spellStart"/>
-      <w:r>
-        <w:rPr>
-          <w:lang w:val="en-US"/>
-        </w:rPr>
-        <w:t>jquery</w:t>
-      </w:r>
-      <w:proofErr w:type="spellEnd"/>
-      <w:r>
-        <w:rPr>
-          <w:lang w:val="en-US"/>
-        </w:rPr>
-        <w:t xml:space="preserve"> --save</w:t>
-      </w:r>
-    </w:p>
-    <w:p>
-      <w:pPr>
-        <w:pStyle w:val="ListParagraph"/>
-        <w:ind w:left="1440"/>
-        <w:rPr>
-          <w:lang w:val="en-US"/>
-        </w:rPr>
-      </w:pPr>
-    </w:p>
-    <w:p>
-      <w:pPr>
-        <w:pStyle w:val="ListParagraph"/>
-        <w:ind w:left="1440"/>
-        <w:rPr>
-          <w:lang w:val="en-US"/>
-        </w:rPr>
-      </w:pPr>
-      <w:proofErr w:type="spellStart"/>
-      <w:r>
-        <w:rPr>
-          <w:lang w:val="en-US"/>
-        </w:rPr>
-        <w:t>angular.json</w:t>
-      </w:r>
-      <w:proofErr w:type="spellEnd"/>
-      <w:r>
-        <w:rPr>
-          <w:lang w:val="en-US"/>
-        </w:rPr>
-        <w:t xml:space="preserve"> file:</w:t>
+        <w:t xml:space="preserve">  "src/styles.css",</w:t>
+      </w:r>
+    </w:p>
+    <w:p>
+      <w:pPr>
+        <w:pStyle w:val="ListParagraph"/>
+        <w:ind w:left="1440"/>
+        <w:rPr>
+          <w:lang w:val="en-US"/>
+        </w:rPr>
+      </w:pPr>
+      <w:r>
+        <w:rPr>
+          <w:lang w:val="en-US"/>
+        </w:rPr>
+        <w:t xml:space="preserve">  "node_modules/bootstrap/dist/css/bootstrap.min.css"</w:t>
+      </w:r>
+    </w:p>
+    <w:p>
+      <w:pPr>
+        <w:pStyle w:val="ListParagraph"/>
+        <w:ind w:left="1440"/>
+        <w:rPr>
+          <w:lang w:val="en-US"/>
+        </w:rPr>
+      </w:pPr>
+    </w:p>
+    <w:p>
+      <w:pPr>
+        <w:pStyle w:val="ListParagraph"/>
+        <w:ind w:left="1440"/>
+        <w:rPr>
+          <w:lang w:val="en-US"/>
+        </w:rPr>
+      </w:pPr>
+    </w:p>
+    <w:p>
+      <w:pPr>
+        <w:pStyle w:val="ListParagraph"/>
+        <w:ind w:left="1440"/>
+        <w:rPr>
+          <w:lang w:val="en-US"/>
+        </w:rPr>
+      </w:pPr>
+    </w:p>
+    <w:p>
+      <w:pPr>
+        <w:pStyle w:val="ListParagraph"/>
+        <w:ind w:left="1440"/>
+        <w:rPr>
+          <w:lang w:val="en-US"/>
+        </w:rPr>
+      </w:pPr>
+    </w:p>
+    <w:p>
+      <w:pPr>
+        <w:pStyle w:val="ListParagraph"/>
+        <w:ind w:left="1440"/>
+        <w:rPr>
+          <w:lang w:val="en-US"/>
+        </w:rPr>
+      </w:pPr>
+      <w:r>
+        <w:rPr>
+          <w:lang w:val="en-US"/>
+        </w:rPr>
+        <w:t>npm install bootstrap jquery --save</w:t>
+      </w:r>
+    </w:p>
+    <w:p>
+      <w:pPr>
+        <w:pStyle w:val="ListParagraph"/>
+        <w:ind w:left="1440"/>
+        <w:rPr>
+          <w:lang w:val="en-US"/>
+        </w:rPr>
+      </w:pPr>
+    </w:p>
+    <w:p>
+      <w:pPr>
+        <w:pStyle w:val="ListParagraph"/>
+        <w:ind w:left="1440"/>
+        <w:rPr>
+          <w:lang w:val="en-US"/>
+        </w:rPr>
+      </w:pPr>
+      <w:r>
+        <w:rPr>
+          <w:lang w:val="en-US"/>
+        </w:rPr>
+        <w:t>angular.json file:</w:t>
       </w:r>
     </w:p>
     <w:p>
@@ -4031,78 +3120,22 @@
         <w:rPr>
           <w:lang w:val="en-US"/>
         </w:rPr>
-        <w:t xml:space="preserve">  "</w:t>
-      </w:r>
-      <w:proofErr w:type="spellStart"/>
-      <w:r>
-        <w:rPr>
-          <w:lang w:val="en-US"/>
-        </w:rPr>
-        <w:t>src</w:t>
-      </w:r>
-      <w:proofErr w:type="spellEnd"/>
-      <w:r>
-        <w:rPr>
-          <w:lang w:val="en-US"/>
-        </w:rPr>
-        <w:t>/styles.css",</w:t>
-      </w:r>
-    </w:p>
-    <w:p>
-      <w:pPr>
-        <w:pStyle w:val="ListParagraph"/>
-        <w:ind w:left="1440"/>
-        <w:rPr>
-          <w:lang w:val="en-US"/>
-        </w:rPr>
-      </w:pPr>
-      <w:r>
-        <w:rPr>
-          <w:lang w:val="en-US"/>
-        </w:rPr>
-        <w:t xml:space="preserve">  "</w:t>
-      </w:r>
-      <w:proofErr w:type="spellStart"/>
-      <w:r>
-        <w:rPr>
-          <w:lang w:val="en-US"/>
-        </w:rPr>
-        <w:t>node_modules</w:t>
-      </w:r>
-      <w:proofErr w:type="spellEnd"/>
-      <w:r>
-        <w:rPr>
-          <w:lang w:val="en-US"/>
-        </w:rPr>
-        <w:t>/bootstrap/</w:t>
-      </w:r>
-      <w:proofErr w:type="spellStart"/>
-      <w:r>
-        <w:rPr>
-          <w:lang w:val="en-US"/>
-        </w:rPr>
-        <w:t>dist</w:t>
-      </w:r>
-      <w:proofErr w:type="spellEnd"/>
-      <w:r>
-        <w:rPr>
-          <w:lang w:val="en-US"/>
-        </w:rPr>
-        <w:t>/</w:t>
-      </w:r>
-      <w:proofErr w:type="spellStart"/>
-      <w:r>
-        <w:rPr>
-          <w:lang w:val="en-US"/>
-        </w:rPr>
-        <w:t>css</w:t>
-      </w:r>
-      <w:proofErr w:type="spellEnd"/>
-      <w:r>
-        <w:rPr>
-          <w:lang w:val="en-US"/>
-        </w:rPr>
-        <w:t>/bootstrap.min.css"</w:t>
+        <w:t xml:space="preserve">  "src/styles.css",</w:t>
+      </w:r>
+    </w:p>
+    <w:p>
+      <w:pPr>
+        <w:pStyle w:val="ListParagraph"/>
+        <w:ind w:left="1440"/>
+        <w:rPr>
+          <w:lang w:val="en-US"/>
+        </w:rPr>
+      </w:pPr>
+      <w:r>
+        <w:rPr>
+          <w:lang w:val="en-US"/>
+        </w:rPr>
+        <w:t xml:space="preserve">  "node_modules/bootstrap/dist/css/bootstrap.min.css"</w:t>
       </w:r>
     </w:p>
     <w:p>
@@ -4147,106 +3180,22 @@
         <w:rPr>
           <w:lang w:val="en-US"/>
         </w:rPr>
-        <w:t xml:space="preserve">  "</w:t>
-      </w:r>
-      <w:proofErr w:type="spellStart"/>
-      <w:r>
-        <w:rPr>
-          <w:lang w:val="en-US"/>
-        </w:rPr>
-        <w:t>node_modules</w:t>
-      </w:r>
-      <w:proofErr w:type="spellEnd"/>
-      <w:r>
-        <w:rPr>
-          <w:lang w:val="en-US"/>
-        </w:rPr>
-        <w:t>/</w:t>
-      </w:r>
-      <w:proofErr w:type="spellStart"/>
-      <w:r>
-        <w:rPr>
-          <w:lang w:val="en-US"/>
-        </w:rPr>
-        <w:t>jquery</w:t>
-      </w:r>
-      <w:proofErr w:type="spellEnd"/>
-      <w:r>
-        <w:rPr>
-          <w:lang w:val="en-US"/>
-        </w:rPr>
-        <w:t>/</w:t>
-      </w:r>
-      <w:proofErr w:type="spellStart"/>
-      <w:r>
-        <w:rPr>
-          <w:lang w:val="en-US"/>
-        </w:rPr>
-        <w:t>dist</w:t>
-      </w:r>
-      <w:proofErr w:type="spellEnd"/>
-      <w:r>
-        <w:rPr>
-          <w:lang w:val="en-US"/>
-        </w:rPr>
-        <w:t>/jquery.min.js",</w:t>
-      </w:r>
-    </w:p>
-    <w:p>
-      <w:pPr>
-        <w:pStyle w:val="ListParagraph"/>
-        <w:ind w:left="1440"/>
-        <w:rPr>
-          <w:lang w:val="en-US"/>
-        </w:rPr>
-      </w:pPr>
-      <w:r>
-        <w:rPr>
-          <w:lang w:val="en-US"/>
-        </w:rPr>
-        <w:t xml:space="preserve">  "</w:t>
-      </w:r>
-      <w:proofErr w:type="spellStart"/>
-      <w:r>
-        <w:rPr>
-          <w:lang w:val="en-US"/>
-        </w:rPr>
-        <w:t>node_modules</w:t>
-      </w:r>
-      <w:proofErr w:type="spellEnd"/>
-      <w:r>
-        <w:rPr>
-          <w:lang w:val="en-US"/>
-        </w:rPr>
-        <w:t>/bootstrap/</w:t>
-      </w:r>
-      <w:proofErr w:type="spellStart"/>
-      <w:r>
-        <w:rPr>
-          <w:lang w:val="en-US"/>
-        </w:rPr>
-        <w:t>dist</w:t>
-      </w:r>
-      <w:proofErr w:type="spellEnd"/>
-      <w:r>
-        <w:rPr>
-          <w:lang w:val="en-US"/>
-        </w:rPr>
-        <w:t>/</w:t>
-      </w:r>
-      <w:proofErr w:type="spellStart"/>
-      <w:r>
-        <w:rPr>
-          <w:lang w:val="en-US"/>
-        </w:rPr>
-        <w:t>js</w:t>
-      </w:r>
-      <w:proofErr w:type="spellEnd"/>
-      <w:r>
-        <w:rPr>
-          <w:lang w:val="en-US"/>
-        </w:rPr>
-        <w:t>/bootstrap.min.js"</w:t>
+        <w:t xml:space="preserve">  "node_modules/jquery/dist/jquery.min.js",</w:t>
+      </w:r>
+    </w:p>
+    <w:p>
+      <w:pPr>
+        <w:pStyle w:val="ListParagraph"/>
+        <w:ind w:left="1440"/>
+        <w:rPr>
+          <w:lang w:val="en-US"/>
+        </w:rPr>
+      </w:pPr>
+      <w:r>
+        <w:rPr>
+          <w:lang w:val="en-US"/>
+        </w:rPr>
+        <w:t xml:space="preserve">  "node_modules/bootstrap/dist/js/bootstrap.min.js"</w:t>
       </w:r>
     </w:p>
     <w:p>
@@ -4664,21 +3613,7 @@
         <w:rPr>
           <w:lang w:val="en-US"/>
         </w:rPr>
-        <w:t xml:space="preserve">  &lt;base </w:t>
-      </w:r>
-      <w:proofErr w:type="spellStart"/>
-      <w:r>
-        <w:rPr>
-          <w:lang w:val="en-US"/>
-        </w:rPr>
-        <w:t>href</w:t>
-      </w:r>
-      <w:proofErr w:type="spellEnd"/>
-      <w:r>
-        <w:rPr>
-          <w:lang w:val="en-US"/>
-        </w:rPr>
-        <w:t>="/"&gt;</w:t>
+        <w:t xml:space="preserve">  &lt;base href="/"&gt;</w:t>
       </w:r>
     </w:p>
     <w:p>
@@ -4717,78 +3652,22 @@
         <w:rPr>
           <w:lang w:val="en-US"/>
         </w:rPr>
-        <w:t xml:space="preserve">  &lt;link </w:t>
-      </w:r>
-      <w:proofErr w:type="spellStart"/>
-      <w:r>
-        <w:rPr>
-          <w:lang w:val="en-US"/>
-        </w:rPr>
-        <w:t>rel</w:t>
-      </w:r>
-      <w:proofErr w:type="spellEnd"/>
-      <w:r>
-        <w:rPr>
-          <w:lang w:val="en-US"/>
-        </w:rPr>
-        <w:t xml:space="preserve">="icon" type="image/x-icon" </w:t>
-      </w:r>
-      <w:proofErr w:type="spellStart"/>
-      <w:r>
-        <w:rPr>
-          <w:lang w:val="en-US"/>
-        </w:rPr>
-        <w:t>href</w:t>
-      </w:r>
-      <w:proofErr w:type="spellEnd"/>
-      <w:r>
-        <w:rPr>
-          <w:lang w:val="en-US"/>
-        </w:rPr>
-        <w:t>="favicon.ico"&gt;</w:t>
-      </w:r>
-    </w:p>
-    <w:p>
-      <w:pPr>
-        <w:pStyle w:val="ListParagraph"/>
-        <w:ind w:left="1440"/>
-        <w:rPr>
-          <w:lang w:val="en-US"/>
-        </w:rPr>
-      </w:pPr>
-      <w:r>
-        <w:rPr>
-          <w:lang w:val="en-US"/>
-        </w:rPr>
-        <w:t xml:space="preserve">  &lt;link </w:t>
-      </w:r>
-      <w:proofErr w:type="spellStart"/>
-      <w:r>
-        <w:rPr>
-          <w:lang w:val="en-US"/>
-        </w:rPr>
-        <w:t>rel</w:t>
-      </w:r>
-      <w:proofErr w:type="spellEnd"/>
-      <w:r>
-        <w:rPr>
-          <w:lang w:val="en-US"/>
-        </w:rPr>
-        <w:t xml:space="preserve">="stylesheet" href="https://maxcdn.bootstrapcdn.com/bootstrap/3.3.7/css/bootstrap.min.css" integrity="sha384-BVYiiSIFeK1dGmJRAkycuHAHRg32OmUcww7on3RYdg4Va+PmSTsz/K68vbdEjh4u" </w:t>
-      </w:r>
-      <w:proofErr w:type="spellStart"/>
-      <w:r>
-        <w:rPr>
-          <w:lang w:val="en-US"/>
-        </w:rPr>
-        <w:t>crossorigin</w:t>
-      </w:r>
-      <w:proofErr w:type="spellEnd"/>
-      <w:r>
-        <w:rPr>
-          <w:lang w:val="en-US"/>
-        </w:rPr>
-        <w:t>="anonymous"&gt;</w:t>
+        <w:t xml:space="preserve">  &lt;link rel="icon" type="image/x-icon" href="favicon.ico"&gt;</w:t>
+      </w:r>
+    </w:p>
+    <w:p>
+      <w:pPr>
+        <w:pStyle w:val="ListParagraph"/>
+        <w:ind w:left="1440"/>
+        <w:rPr>
+          <w:lang w:val="en-US"/>
+        </w:rPr>
+      </w:pPr>
+      <w:r>
+        <w:rPr>
+          <w:lang w:val="en-US"/>
+        </w:rPr>
+        <w:t xml:space="preserve">  &lt;link rel="stylesheet" href="https://maxcdn.bootstrapcdn.com/bootstrap/3.3.7/css/bootstrap.min.css" integrity="sha384-BVYiiSIFeK1dGmJRAkycuHAHRg32OmUcww7on3RYdg4Va+PmSTsz/K68vbdEjh4u" crossorigin="anonymous"&gt;</w:t>
       </w:r>
     </w:p>
     <w:p>
@@ -4848,64 +3727,22 @@
         <w:rPr>
           <w:lang w:val="en-US"/>
         </w:rPr>
-        <w:t xml:space="preserve">  &lt;script </w:t>
-      </w:r>
-      <w:proofErr w:type="spellStart"/>
-      <w:r>
-        <w:rPr>
-          <w:lang w:val="en-US"/>
-        </w:rPr>
-        <w:t>src</w:t>
-      </w:r>
-      <w:proofErr w:type="spellEnd"/>
-      <w:r>
-        <w:rPr>
-          <w:lang w:val="en-US"/>
-        </w:rPr>
-        <w:t xml:space="preserve">="https://code.jquery.com/jquery-3.1.1.min.js" integrity="sha256-hVVnYaiADRTO2PzUGmuLJr8BLUSjGIZsDYGmIJLv2b8=" </w:t>
-      </w:r>
-      <w:proofErr w:type="spellStart"/>
-      <w:r>
-        <w:rPr>
-          <w:lang w:val="en-US"/>
-        </w:rPr>
-        <w:t>crossorigin</w:t>
-      </w:r>
-      <w:proofErr w:type="spellEnd"/>
-      <w:r>
-        <w:rPr>
-          <w:lang w:val="en-US"/>
-        </w:rPr>
-        <w:t>="anonymous"&gt;&lt;/script&gt;</w:t>
-      </w:r>
-    </w:p>
-    <w:p>
-      <w:pPr>
-        <w:pStyle w:val="ListParagraph"/>
-        <w:ind w:left="1440"/>
-        <w:rPr>
-          <w:lang w:val="en-US"/>
-        </w:rPr>
-      </w:pPr>
-      <w:r>
-        <w:rPr>
-          <w:lang w:val="en-US"/>
-        </w:rPr>
-        <w:t xml:space="preserve">  &lt;script src="https://maxcdn.bootstrapcdn.com/bootstrap/3.3.7/js/bootstrap.min.js" integrity="sha384-Tc5IQib027qvyjSMfHjOMaLkfuWVxZxUPnCJA7l2mCWNIpG9mGCD8wGNIcPD7Txa" </w:t>
-      </w:r>
-      <w:proofErr w:type="spellStart"/>
-      <w:r>
-        <w:rPr>
-          <w:lang w:val="en-US"/>
-        </w:rPr>
-        <w:t>crossorigin</w:t>
-      </w:r>
-      <w:proofErr w:type="spellEnd"/>
-      <w:r>
-        <w:rPr>
-          <w:lang w:val="en-US"/>
-        </w:rPr>
-        <w:t>="anonymous"&gt;&lt;/script&gt;</w:t>
+        <w:t xml:space="preserve">  &lt;script src="https://code.jquery.com/jquery-3.1.1.min.js" integrity="sha256-hVVnYaiADRTO2PzUGmuLJr8BLUSjGIZsDYGmIJLv2b8=" crossorigin="anonymous"&gt;&lt;/script&gt;</w:t>
+      </w:r>
+    </w:p>
+    <w:p>
+      <w:pPr>
+        <w:pStyle w:val="ListParagraph"/>
+        <w:ind w:left="1440"/>
+        <w:rPr>
+          <w:lang w:val="en-US"/>
+        </w:rPr>
+      </w:pPr>
+      <w:r>
+        <w:rPr>
+          <w:lang w:val="en-US"/>
+        </w:rPr>
+        <w:t xml:space="preserve">  &lt;script src="https://maxcdn.bootstrapcdn.com/bootstrap/3.3.7/js/bootstrap.min.js" integrity="sha384-Tc5IQib027qvyjSMfHjOMaLkfuWVxZxUPnCJA7l2mCWNIpG9mGCD8wGNIcPD7Txa" crossorigin="anonymous"&gt;&lt;/script&gt;</w:t>
       </w:r>
     </w:p>
     <w:p>
@@ -5467,29 +4304,7 @@
           <w:szCs w:val="33"/>
           <w:lang w:eastAsia="en-IN"/>
         </w:rPr>
-        <w:t>[</w:t>
-      </w:r>
-      <w:proofErr w:type="spellStart"/>
-      <w:r>
-        <w:rPr>
-          <w:rFonts w:ascii="Consolas" w:eastAsia="Times New Roman" w:hAnsi="Consolas" w:cs="Times New Roman"/>
-          <w:color w:val="E50000"/>
-          <w:sz w:val="33"/>
-          <w:szCs w:val="33"/>
-          <w:lang w:eastAsia="en-IN"/>
-        </w:rPr>
-        <w:t>formGroup</w:t>
-      </w:r>
-      <w:proofErr w:type="spellEnd"/>
-      <w:r>
-        <w:rPr>
-          <w:rFonts w:ascii="Consolas" w:eastAsia="Times New Roman" w:hAnsi="Consolas" w:cs="Times New Roman"/>
-          <w:color w:val="E50000"/>
-          <w:sz w:val="33"/>
-          <w:szCs w:val="33"/>
-          <w:lang w:eastAsia="en-IN"/>
-        </w:rPr>
-        <w:t>]</w:t>
+        <w:t>[formGroup]</w:t>
       </w:r>
       <w:r>
         <w:rPr>
@@ -5509,29 +4324,7 @@
           <w:szCs w:val="33"/>
           <w:lang w:eastAsia="en-IN"/>
         </w:rPr>
-        <w:t>"</w:t>
-      </w:r>
-      <w:proofErr w:type="spellStart"/>
-      <w:r>
-        <w:rPr>
-          <w:rFonts w:ascii="Consolas" w:eastAsia="Times New Roman" w:hAnsi="Consolas" w:cs="Times New Roman"/>
-          <w:color w:val="0000FF"/>
-          <w:sz w:val="33"/>
-          <w:szCs w:val="33"/>
-          <w:lang w:eastAsia="en-IN"/>
-        </w:rPr>
-        <w:t>airlineForm</w:t>
-      </w:r>
-      <w:proofErr w:type="spellEnd"/>
-      <w:r>
-        <w:rPr>
-          <w:rFonts w:ascii="Consolas" w:eastAsia="Times New Roman" w:hAnsi="Consolas" w:cs="Times New Roman"/>
-          <w:color w:val="0000FF"/>
-          <w:sz w:val="33"/>
-          <w:szCs w:val="33"/>
-          <w:lang w:eastAsia="en-IN"/>
-        </w:rPr>
-        <w:t>"</w:t>
+        <w:t>"airlineForm"</w:t>
       </w:r>
       <w:r>
         <w:rPr>
@@ -5714,9 +4507,38 @@
           <w:szCs w:val="33"/>
           <w:lang w:eastAsia="en-IN"/>
         </w:rPr>
-        <w:t>[</w:t>
-      </w:r>
-      <w:proofErr w:type="spellStart"/>
+        <w:t>[ngClass]</w:t>
+      </w:r>
+      <w:r>
+        <w:rPr>
+          <w:rFonts w:ascii="Consolas" w:eastAsia="Times New Roman" w:hAnsi="Consolas" w:cs="Times New Roman"/>
+          <w:color w:val="000000"/>
+          <w:sz w:val="33"/>
+          <w:szCs w:val="33"/>
+          <w:lang w:eastAsia="en-IN"/>
+        </w:rPr>
+        <w:t>=</w:t>
+      </w:r>
+      <w:r>
+        <w:rPr>
+          <w:rFonts w:ascii="Consolas" w:eastAsia="Times New Roman" w:hAnsi="Consolas" w:cs="Times New Roman"/>
+          <w:color w:val="0000FF"/>
+          <w:sz w:val="33"/>
+          <w:szCs w:val="33"/>
+          <w:lang w:eastAsia="en-IN"/>
+        </w:rPr>
+        <w:t>"{'form-control':true,'is-invalid':c.id.touched &amp;&amp; !c.id.valid}"</w:t>
+      </w:r>
+      <w:r>
+        <w:rPr>
+          <w:rFonts w:ascii="Consolas" w:eastAsia="Times New Roman" w:hAnsi="Consolas" w:cs="Times New Roman"/>
+          <w:color w:val="000000"/>
+          <w:sz w:val="33"/>
+          <w:szCs w:val="33"/>
+          <w:lang w:eastAsia="en-IN"/>
+        </w:rPr>
+        <w:t xml:space="preserve"> </w:t>
+      </w:r>
       <w:r>
         <w:rPr>
           <w:rFonts w:ascii="Consolas" w:eastAsia="Times New Roman" w:hAnsi="Consolas" w:cs="Times New Roman"/>
@@ -5725,127 +4547,8 @@
           <w:szCs w:val="33"/>
           <w:lang w:eastAsia="en-IN"/>
         </w:rPr>
-        <w:t>ngClass</w:t>
-      </w:r>
-      <w:proofErr w:type="spellEnd"/>
-      <w:r>
-        <w:rPr>
-          <w:rFonts w:ascii="Consolas" w:eastAsia="Times New Roman" w:hAnsi="Consolas" w:cs="Times New Roman"/>
-          <w:color w:val="E50000"/>
-          <w:sz w:val="33"/>
-          <w:szCs w:val="33"/>
-          <w:lang w:eastAsia="en-IN"/>
-        </w:rPr>
-        <w:t>]</w:t>
-      </w:r>
-      <w:r>
-        <w:rPr>
-          <w:rFonts w:ascii="Consolas" w:eastAsia="Times New Roman" w:hAnsi="Consolas" w:cs="Times New Roman"/>
-          <w:color w:val="000000"/>
-          <w:sz w:val="33"/>
-          <w:szCs w:val="33"/>
-          <w:lang w:eastAsia="en-IN"/>
-        </w:rPr>
-        <w:t>=</w:t>
-      </w:r>
-      <w:r>
-        <w:rPr>
-          <w:rFonts w:ascii="Consolas" w:eastAsia="Times New Roman" w:hAnsi="Consolas" w:cs="Times New Roman"/>
-          <w:color w:val="0000FF"/>
-          <w:sz w:val="33"/>
-          <w:szCs w:val="33"/>
-          <w:lang w:eastAsia="en-IN"/>
-        </w:rPr>
-        <w:t>"{'form-control</w:t>
-      </w:r>
-      <w:proofErr w:type="gramStart"/>
-      <w:r>
-        <w:rPr>
-          <w:rFonts w:ascii="Consolas" w:eastAsia="Times New Roman" w:hAnsi="Consolas" w:cs="Times New Roman"/>
-          <w:color w:val="0000FF"/>
-          <w:sz w:val="33"/>
-          <w:szCs w:val="33"/>
-          <w:lang w:eastAsia="en-IN"/>
-        </w:rPr>
-        <w:t>':true</w:t>
-      </w:r>
-      <w:proofErr w:type="gramEnd"/>
-      <w:r>
-        <w:rPr>
-          <w:rFonts w:ascii="Consolas" w:eastAsia="Times New Roman" w:hAnsi="Consolas" w:cs="Times New Roman"/>
-          <w:color w:val="0000FF"/>
-          <w:sz w:val="33"/>
-          <w:szCs w:val="33"/>
-          <w:lang w:eastAsia="en-IN"/>
-        </w:rPr>
-        <w:t>,'is-invalid':</w:t>
-      </w:r>
-      <w:proofErr w:type="spellStart"/>
-      <w:r>
-        <w:rPr>
-          <w:rFonts w:ascii="Consolas" w:eastAsia="Times New Roman" w:hAnsi="Consolas" w:cs="Times New Roman"/>
-          <w:color w:val="0000FF"/>
-          <w:sz w:val="33"/>
-          <w:szCs w:val="33"/>
-          <w:lang w:eastAsia="en-IN"/>
-        </w:rPr>
-        <w:t>c.id.touched</w:t>
-      </w:r>
-      <w:proofErr w:type="spellEnd"/>
-      <w:r>
-        <w:rPr>
-          <w:rFonts w:ascii="Consolas" w:eastAsia="Times New Roman" w:hAnsi="Consolas" w:cs="Times New Roman"/>
-          <w:color w:val="0000FF"/>
-          <w:sz w:val="33"/>
-          <w:szCs w:val="33"/>
-          <w:lang w:eastAsia="en-IN"/>
-        </w:rPr>
-        <w:t xml:space="preserve"> &amp;&amp; !</w:t>
-      </w:r>
-      <w:proofErr w:type="spellStart"/>
-      <w:r>
-        <w:rPr>
-          <w:rFonts w:ascii="Consolas" w:eastAsia="Times New Roman" w:hAnsi="Consolas" w:cs="Times New Roman"/>
-          <w:color w:val="0000FF"/>
-          <w:sz w:val="33"/>
-          <w:szCs w:val="33"/>
-          <w:lang w:eastAsia="en-IN"/>
-        </w:rPr>
-        <w:t>c.id.valid</w:t>
-      </w:r>
-      <w:proofErr w:type="spellEnd"/>
-      <w:r>
-        <w:rPr>
-          <w:rFonts w:ascii="Consolas" w:eastAsia="Times New Roman" w:hAnsi="Consolas" w:cs="Times New Roman"/>
-          <w:color w:val="0000FF"/>
-          <w:sz w:val="33"/>
-          <w:szCs w:val="33"/>
-          <w:lang w:eastAsia="en-IN"/>
-        </w:rPr>
-        <w:t>}"</w:t>
-      </w:r>
-      <w:r>
-        <w:rPr>
-          <w:rFonts w:ascii="Consolas" w:eastAsia="Times New Roman" w:hAnsi="Consolas" w:cs="Times New Roman"/>
-          <w:color w:val="000000"/>
-          <w:sz w:val="33"/>
-          <w:szCs w:val="33"/>
-          <w:lang w:eastAsia="en-IN"/>
-        </w:rPr>
-        <w:t xml:space="preserve"> </w:t>
-      </w:r>
-      <w:proofErr w:type="spellStart"/>
-      <w:r>
-        <w:rPr>
-          <w:rFonts w:ascii="Consolas" w:eastAsia="Times New Roman" w:hAnsi="Consolas" w:cs="Times New Roman"/>
-          <w:color w:val="E50000"/>
-          <w:sz w:val="33"/>
-          <w:szCs w:val="33"/>
-          <w:lang w:eastAsia="en-IN"/>
-        </w:rPr>
         <w:t>formControlName</w:t>
       </w:r>
-      <w:proofErr w:type="spellEnd"/>
       <w:r>
         <w:rPr>
           <w:rFonts w:ascii="Consolas" w:eastAsia="Times New Roman" w:hAnsi="Consolas" w:cs="Times New Roman"/>
@@ -6077,9 +4780,8 @@
           <w:szCs w:val="33"/>
           <w:lang w:eastAsia="en-IN"/>
         </w:rPr>
-        <w:t>"{'form-control</w:t>
-      </w:r>
-      <w:proofErr w:type="gramStart"/>
+        <w:t>"{'form-control':true,'is-</w:t>
+      </w:r>
       <w:r>
         <w:rPr>
           <w:rFonts w:ascii="Consolas" w:eastAsia="Times New Roman" w:hAnsi="Consolas" w:cs="Times New Roman"/>
@@ -6088,9 +4790,39 @@
           <w:szCs w:val="33"/>
           <w:lang w:eastAsia="en-IN"/>
         </w:rPr>
-        <w:t>':true</w:t>
-      </w:r>
-      <w:proofErr w:type="gramEnd"/>
+        <w:lastRenderedPageBreak/>
+        <w:t>invalid':airlineForm.controls.name.touched &amp;&amp; !airlineForm.controls['name'].valid}"</w:t>
+      </w:r>
+      <w:r>
+        <w:rPr>
+          <w:rFonts w:ascii="Consolas" w:eastAsia="Times New Roman" w:hAnsi="Consolas" w:cs="Times New Roman"/>
+          <w:color w:val="000000"/>
+          <w:sz w:val="33"/>
+          <w:szCs w:val="33"/>
+          <w:lang w:eastAsia="en-IN"/>
+        </w:rPr>
+        <w:t xml:space="preserve"> </w:t>
+      </w:r>
+      <w:r>
+        <w:rPr>
+          <w:rFonts w:ascii="Consolas" w:eastAsia="Times New Roman" w:hAnsi="Consolas" w:cs="Times New Roman"/>
+          <w:color w:val="E50000"/>
+          <w:sz w:val="33"/>
+          <w:szCs w:val="33"/>
+          <w:lang w:eastAsia="en-IN"/>
+        </w:rPr>
+        <w:t>formControlName</w:t>
+      </w:r>
+      <w:r>
+        <w:rPr>
+          <w:rFonts w:ascii="Consolas" w:eastAsia="Times New Roman" w:hAnsi="Consolas" w:cs="Times New Roman"/>
+          <w:color w:val="000000"/>
+          <w:sz w:val="33"/>
+          <w:szCs w:val="33"/>
+          <w:lang w:eastAsia="en-IN"/>
+        </w:rPr>
+        <w:t>=</w:t>
+      </w:r>
       <w:r>
         <w:rPr>
           <w:rFonts w:ascii="Consolas" w:eastAsia="Times New Roman" w:hAnsi="Consolas" w:cs="Times New Roman"/>
@@ -6099,7 +4831,47 @@
           <w:szCs w:val="33"/>
           <w:lang w:eastAsia="en-IN"/>
         </w:rPr>
-        <w:t>,'is-</w:t>
+        <w:t>"name"</w:t>
+      </w:r>
+      <w:r>
+        <w:rPr>
+          <w:rFonts w:ascii="Consolas" w:eastAsia="Times New Roman" w:hAnsi="Consolas" w:cs="Times New Roman"/>
+          <w:color w:val="800000"/>
+          <w:sz w:val="33"/>
+          <w:szCs w:val="33"/>
+          <w:lang w:eastAsia="en-IN"/>
+        </w:rPr>
+        <w:t>&gt;&lt;span</w:t>
+      </w:r>
+      <w:r>
+        <w:rPr>
+          <w:rFonts w:ascii="Consolas" w:eastAsia="Times New Roman" w:hAnsi="Consolas" w:cs="Times New Roman"/>
+          <w:color w:val="000000"/>
+          <w:sz w:val="33"/>
+          <w:szCs w:val="33"/>
+          <w:lang w:eastAsia="en-IN"/>
+        </w:rPr>
+        <w:t xml:space="preserve"> </w:t>
+      </w:r>
+      <w:r>
+        <w:rPr>
+          <w:rFonts w:ascii="Consolas" w:eastAsia="Times New Roman" w:hAnsi="Consolas" w:cs="Times New Roman"/>
+          <w:color w:val="E50000"/>
+          <w:sz w:val="33"/>
+          <w:szCs w:val="33"/>
+          <w:lang w:eastAsia="en-IN"/>
+        </w:rPr>
+        <w:t>*ngIf</w:t>
+      </w:r>
+      <w:r>
+        <w:rPr>
+          <w:rFonts w:ascii="Consolas" w:eastAsia="Times New Roman" w:hAnsi="Consolas" w:cs="Times New Roman"/>
+          <w:color w:val="000000"/>
+          <w:sz w:val="33"/>
+          <w:szCs w:val="33"/>
+          <w:lang w:eastAsia="en-IN"/>
+        </w:rPr>
+        <w:t>=</w:t>
       </w:r>
       <w:r>
         <w:rPr>
@@ -6109,178 +4881,7 @@
           <w:szCs w:val="33"/>
           <w:lang w:eastAsia="en-IN"/>
         </w:rPr>
-        <w:lastRenderedPageBreak/>
-        <w:t>invalid':airlineForm.controls.name.touched &amp;&amp; !</w:t>
-      </w:r>
-      <w:proofErr w:type="spellStart"/>
-      <w:r>
-        <w:rPr>
-          <w:rFonts w:ascii="Consolas" w:eastAsia="Times New Roman" w:hAnsi="Consolas" w:cs="Times New Roman"/>
-          <w:color w:val="0000FF"/>
-          <w:sz w:val="33"/>
-          <w:szCs w:val="33"/>
-          <w:lang w:eastAsia="en-IN"/>
-        </w:rPr>
-        <w:t>airlineForm.controls</w:t>
-      </w:r>
-      <w:proofErr w:type="spellEnd"/>
-      <w:r>
-        <w:rPr>
-          <w:rFonts w:ascii="Consolas" w:eastAsia="Times New Roman" w:hAnsi="Consolas" w:cs="Times New Roman"/>
-          <w:color w:val="0000FF"/>
-          <w:sz w:val="33"/>
-          <w:szCs w:val="33"/>
-          <w:lang w:eastAsia="en-IN"/>
-        </w:rPr>
-        <w:t>['name'].valid}"</w:t>
-      </w:r>
-      <w:r>
-        <w:rPr>
-          <w:rFonts w:ascii="Consolas" w:eastAsia="Times New Roman" w:hAnsi="Consolas" w:cs="Times New Roman"/>
-          <w:color w:val="000000"/>
-          <w:sz w:val="33"/>
-          <w:szCs w:val="33"/>
-          <w:lang w:eastAsia="en-IN"/>
-        </w:rPr>
-        <w:t xml:space="preserve"> </w:t>
-      </w:r>
-      <w:proofErr w:type="spellStart"/>
-      <w:r>
-        <w:rPr>
-          <w:rFonts w:ascii="Consolas" w:eastAsia="Times New Roman" w:hAnsi="Consolas" w:cs="Times New Roman"/>
-          <w:color w:val="E50000"/>
-          <w:sz w:val="33"/>
-          <w:szCs w:val="33"/>
-          <w:lang w:eastAsia="en-IN"/>
-        </w:rPr>
-        <w:t>formControlName</w:t>
-      </w:r>
-      <w:proofErr w:type="spellEnd"/>
-      <w:r>
-        <w:rPr>
-          <w:rFonts w:ascii="Consolas" w:eastAsia="Times New Roman" w:hAnsi="Consolas" w:cs="Times New Roman"/>
-          <w:color w:val="000000"/>
-          <w:sz w:val="33"/>
-          <w:szCs w:val="33"/>
-          <w:lang w:eastAsia="en-IN"/>
-        </w:rPr>
-        <w:t>=</w:t>
-      </w:r>
-      <w:r>
-        <w:rPr>
-          <w:rFonts w:ascii="Consolas" w:eastAsia="Times New Roman" w:hAnsi="Consolas" w:cs="Times New Roman"/>
-          <w:color w:val="0000FF"/>
-          <w:sz w:val="33"/>
-          <w:szCs w:val="33"/>
-          <w:lang w:eastAsia="en-IN"/>
-        </w:rPr>
-        <w:t>"name"</w:t>
-      </w:r>
-      <w:r>
-        <w:rPr>
-          <w:rFonts w:ascii="Consolas" w:eastAsia="Times New Roman" w:hAnsi="Consolas" w:cs="Times New Roman"/>
-          <w:color w:val="800000"/>
-          <w:sz w:val="33"/>
-          <w:szCs w:val="33"/>
-          <w:lang w:eastAsia="en-IN"/>
-        </w:rPr>
-        <w:t>&gt;&lt;span</w:t>
-      </w:r>
-      <w:r>
-        <w:rPr>
-          <w:rFonts w:ascii="Consolas" w:eastAsia="Times New Roman" w:hAnsi="Consolas" w:cs="Times New Roman"/>
-          <w:color w:val="000000"/>
-          <w:sz w:val="33"/>
-          <w:szCs w:val="33"/>
-          <w:lang w:eastAsia="en-IN"/>
-        </w:rPr>
-        <w:t xml:space="preserve"> </w:t>
-      </w:r>
-      <w:r>
-        <w:rPr>
-          <w:rFonts w:ascii="Consolas" w:eastAsia="Times New Roman" w:hAnsi="Consolas" w:cs="Times New Roman"/>
-          <w:color w:val="E50000"/>
-          <w:sz w:val="33"/>
-          <w:szCs w:val="33"/>
-          <w:lang w:eastAsia="en-IN"/>
-        </w:rPr>
-        <w:t>*</w:t>
-      </w:r>
-      <w:proofErr w:type="spellStart"/>
-      <w:r>
-        <w:rPr>
-          <w:rFonts w:ascii="Consolas" w:eastAsia="Times New Roman" w:hAnsi="Consolas" w:cs="Times New Roman"/>
-          <w:color w:val="E50000"/>
-          <w:sz w:val="33"/>
-          <w:szCs w:val="33"/>
-          <w:lang w:eastAsia="en-IN"/>
-        </w:rPr>
-        <w:t>ngIf</w:t>
-      </w:r>
-      <w:proofErr w:type="spellEnd"/>
-      <w:r>
-        <w:rPr>
-          <w:rFonts w:ascii="Consolas" w:eastAsia="Times New Roman" w:hAnsi="Consolas" w:cs="Times New Roman"/>
-          <w:color w:val="000000"/>
-          <w:sz w:val="33"/>
-          <w:szCs w:val="33"/>
-          <w:lang w:eastAsia="en-IN"/>
-        </w:rPr>
-        <w:t>=</w:t>
-      </w:r>
-      <w:r>
-        <w:rPr>
-          <w:rFonts w:ascii="Consolas" w:eastAsia="Times New Roman" w:hAnsi="Consolas" w:cs="Times New Roman"/>
-          <w:color w:val="0000FF"/>
-          <w:sz w:val="33"/>
-          <w:szCs w:val="33"/>
-          <w:lang w:eastAsia="en-IN"/>
-        </w:rPr>
-        <w:t>"</w:t>
-      </w:r>
-      <w:proofErr w:type="spellStart"/>
-      <w:r>
-        <w:rPr>
-          <w:rFonts w:ascii="Consolas" w:eastAsia="Times New Roman" w:hAnsi="Consolas" w:cs="Times New Roman"/>
-          <w:color w:val="0000FF"/>
-          <w:sz w:val="33"/>
-          <w:szCs w:val="33"/>
-          <w:lang w:eastAsia="en-IN"/>
-        </w:rPr>
-        <w:t>airlineForm.controls.name.touched</w:t>
-      </w:r>
-      <w:proofErr w:type="spellEnd"/>
-      <w:r>
-        <w:rPr>
-          <w:rFonts w:ascii="Consolas" w:eastAsia="Times New Roman" w:hAnsi="Consolas" w:cs="Times New Roman"/>
-          <w:color w:val="0000FF"/>
-          <w:sz w:val="33"/>
-          <w:szCs w:val="33"/>
-          <w:lang w:eastAsia="en-IN"/>
-        </w:rPr>
-        <w:t xml:space="preserve"> &amp;&amp; !</w:t>
-      </w:r>
-      <w:proofErr w:type="spellStart"/>
-      <w:r>
-        <w:rPr>
-          <w:rFonts w:ascii="Consolas" w:eastAsia="Times New Roman" w:hAnsi="Consolas" w:cs="Times New Roman"/>
-          <w:color w:val="0000FF"/>
-          <w:sz w:val="33"/>
-          <w:szCs w:val="33"/>
-          <w:lang w:eastAsia="en-IN"/>
-        </w:rPr>
-        <w:t>airlineForm.controls.name.valid</w:t>
-      </w:r>
-      <w:proofErr w:type="spellEnd"/>
-      <w:r>
-        <w:rPr>
-          <w:rFonts w:ascii="Consolas" w:eastAsia="Times New Roman" w:hAnsi="Consolas" w:cs="Times New Roman"/>
-          <w:color w:val="0000FF"/>
-          <w:sz w:val="33"/>
-          <w:szCs w:val="33"/>
-          <w:lang w:eastAsia="en-IN"/>
-        </w:rPr>
-        <w:t>"</w:t>
+        <w:t>"airlineForm.controls.name.touched &amp;&amp; !airlineForm.controls.name.valid"</w:t>
       </w:r>
       <w:r>
         <w:rPr>
@@ -6373,9 +4974,18 @@
           <w:szCs w:val="33"/>
           <w:lang w:eastAsia="en-IN"/>
         </w:rPr>
-        <w:t>&lt;</w:t>
-      </w:r>
-      <w:proofErr w:type="spellStart"/>
+        <w:t>&lt;br&gt;</w:t>
+      </w:r>
+      <w:r>
+        <w:rPr>
+          <w:rFonts w:ascii="Consolas" w:eastAsia="Times New Roman" w:hAnsi="Consolas" w:cs="Times New Roman"/>
+          <w:color w:val="000000"/>
+          <w:sz w:val="33"/>
+          <w:szCs w:val="33"/>
+          <w:lang w:eastAsia="en-IN"/>
+        </w:rPr>
+        <w:t xml:space="preserve">            Country: </w:t>
+      </w:r>
       <w:r>
         <w:rPr>
           <w:rFonts w:ascii="Consolas" w:eastAsia="Times New Roman" w:hAnsi="Consolas" w:cs="Times New Roman"/>
@@ -6384,37 +4994,6 @@
           <w:szCs w:val="33"/>
           <w:lang w:eastAsia="en-IN"/>
         </w:rPr>
-        <w:t>br</w:t>
-      </w:r>
-      <w:proofErr w:type="spellEnd"/>
-      <w:r>
-        <w:rPr>
-          <w:rFonts w:ascii="Consolas" w:eastAsia="Times New Roman" w:hAnsi="Consolas" w:cs="Times New Roman"/>
-          <w:color w:val="800000"/>
-          <w:sz w:val="33"/>
-          <w:szCs w:val="33"/>
-          <w:lang w:eastAsia="en-IN"/>
-        </w:rPr>
-        <w:t>&gt;</w:t>
-      </w:r>
-      <w:r>
-        <w:rPr>
-          <w:rFonts w:ascii="Consolas" w:eastAsia="Times New Roman" w:hAnsi="Consolas" w:cs="Times New Roman"/>
-          <w:color w:val="000000"/>
-          <w:sz w:val="33"/>
-          <w:szCs w:val="33"/>
-          <w:lang w:eastAsia="en-IN"/>
-        </w:rPr>
-        <w:t xml:space="preserve">            Country: </w:t>
-      </w:r>
-      <w:r>
-        <w:rPr>
-          <w:rFonts w:ascii="Consolas" w:eastAsia="Times New Roman" w:hAnsi="Consolas" w:cs="Times New Roman"/>
-          <w:color w:val="800000"/>
-          <w:sz w:val="33"/>
-          <w:szCs w:val="33"/>
-          <w:lang w:eastAsia="en-IN"/>
-        </w:rPr>
         <w:t>&lt;input</w:t>
       </w:r>
       <w:r>
@@ -6587,7 +5166,6 @@
         </w:rPr>
         <w:t xml:space="preserve"> </w:t>
       </w:r>
-      <w:proofErr w:type="spellStart"/>
       <w:r>
         <w:rPr>
           <w:rFonts w:ascii="Consolas" w:eastAsia="Times New Roman" w:hAnsi="Consolas" w:cs="Times New Roman"/>
@@ -6598,7 +5176,6 @@
         </w:rPr>
         <w:t>formControlName</w:t>
       </w:r>
-      <w:proofErr w:type="spellEnd"/>
       <w:r>
         <w:rPr>
           <w:rFonts w:ascii="Consolas" w:eastAsia="Times New Roman" w:hAnsi="Consolas" w:cs="Times New Roman"/>
@@ -6832,7 +5409,6 @@
         </w:rPr>
         <w:t xml:space="preserve"> </w:t>
       </w:r>
-      <w:proofErr w:type="spellStart"/>
       <w:r>
         <w:rPr>
           <w:rFonts w:ascii="Consolas" w:eastAsia="Times New Roman" w:hAnsi="Consolas" w:cs="Times New Roman"/>
@@ -6843,7 +5419,6 @@
         </w:rPr>
         <w:t>formControlName</w:t>
       </w:r>
-      <w:proofErr w:type="spellEnd"/>
       <w:r>
         <w:rPr>
           <w:rFonts w:ascii="Consolas" w:eastAsia="Times New Roman" w:hAnsi="Consolas" w:cs="Times New Roman"/>
@@ -7077,7 +5652,6 @@
         </w:rPr>
         <w:t xml:space="preserve"> </w:t>
       </w:r>
-      <w:proofErr w:type="spellStart"/>
       <w:r>
         <w:rPr>
           <w:rFonts w:ascii="Consolas" w:eastAsia="Times New Roman" w:hAnsi="Consolas" w:cs="Times New Roman"/>
@@ -7088,7 +5662,6 @@
         </w:rPr>
         <w:t>formControlName</w:t>
       </w:r>
-      <w:proofErr w:type="spellEnd"/>
       <w:r>
         <w:rPr>
           <w:rFonts w:ascii="Consolas" w:eastAsia="Times New Roman" w:hAnsi="Consolas" w:cs="Times New Roman"/>
@@ -7140,29 +5713,7 @@
           <w:szCs w:val="33"/>
           <w:lang w:eastAsia="en-IN"/>
         </w:rPr>
-        <w:t xml:space="preserve">            Head </w:t>
-      </w:r>
-      <w:proofErr w:type="spellStart"/>
-      <w:r>
-        <w:rPr>
-          <w:rFonts w:ascii="Consolas" w:eastAsia="Times New Roman" w:hAnsi="Consolas" w:cs="Times New Roman"/>
-          <w:color w:val="000000"/>
-          <w:sz w:val="33"/>
-          <w:szCs w:val="33"/>
-          <w:lang w:eastAsia="en-IN"/>
-        </w:rPr>
-        <w:t>Quaters</w:t>
-      </w:r>
-      <w:proofErr w:type="spellEnd"/>
-      <w:r>
-        <w:rPr>
-          <w:rFonts w:ascii="Consolas" w:eastAsia="Times New Roman" w:hAnsi="Consolas" w:cs="Times New Roman"/>
-          <w:color w:val="000000"/>
-          <w:sz w:val="33"/>
-          <w:szCs w:val="33"/>
-          <w:lang w:eastAsia="en-IN"/>
-        </w:rPr>
-        <w:t xml:space="preserve">: </w:t>
+        <w:t xml:space="preserve">            Head Quaters: </w:t>
       </w:r>
       <w:r>
         <w:rPr>
@@ -7344,7 +5895,6 @@
         </w:rPr>
         <w:t xml:space="preserve"> </w:t>
       </w:r>
-      <w:proofErr w:type="spellStart"/>
       <w:r>
         <w:rPr>
           <w:rFonts w:ascii="Consolas" w:eastAsia="Times New Roman" w:hAnsi="Consolas" w:cs="Times New Roman"/>
@@ -7355,7 +5905,6 @@
         </w:rPr>
         <w:t>formControlName</w:t>
       </w:r>
-      <w:proofErr w:type="spellEnd"/>
       <w:r>
         <w:rPr>
           <w:rFonts w:ascii="Consolas" w:eastAsia="Times New Roman" w:hAnsi="Consolas" w:cs="Times New Roman"/>
@@ -7374,29 +5923,7 @@
           <w:szCs w:val="33"/>
           <w:lang w:eastAsia="en-IN"/>
         </w:rPr>
-        <w:t>"</w:t>
-      </w:r>
-      <w:proofErr w:type="spellStart"/>
-      <w:r>
-        <w:rPr>
-          <w:rFonts w:ascii="Consolas" w:eastAsia="Times New Roman" w:hAnsi="Consolas" w:cs="Times New Roman"/>
-          <w:color w:val="0000FF"/>
-          <w:sz w:val="33"/>
-          <w:szCs w:val="33"/>
-          <w:lang w:eastAsia="en-IN"/>
-        </w:rPr>
-        <w:t>head_quaters</w:t>
-      </w:r>
-      <w:proofErr w:type="spellEnd"/>
-      <w:r>
-        <w:rPr>
-          <w:rFonts w:ascii="Consolas" w:eastAsia="Times New Roman" w:hAnsi="Consolas" w:cs="Times New Roman"/>
-          <w:color w:val="0000FF"/>
-          <w:sz w:val="33"/>
-          <w:szCs w:val="33"/>
-          <w:lang w:eastAsia="en-IN"/>
-        </w:rPr>
-        <w:t>"</w:t>
+        <w:t>"head_quaters"</w:t>
       </w:r>
       <w:r>
         <w:rPr>
@@ -7611,7 +6138,6 @@
         </w:rPr>
         <w:t xml:space="preserve"> </w:t>
       </w:r>
-      <w:proofErr w:type="spellStart"/>
       <w:r>
         <w:rPr>
           <w:rFonts w:ascii="Consolas" w:eastAsia="Times New Roman" w:hAnsi="Consolas" w:cs="Times New Roman"/>
@@ -7622,7 +6148,6 @@
         </w:rPr>
         <w:t>formControlName</w:t>
       </w:r>
-      <w:proofErr w:type="spellEnd"/>
       <w:r>
         <w:rPr>
           <w:rFonts w:ascii="Consolas" w:eastAsia="Times New Roman" w:hAnsi="Consolas" w:cs="Times New Roman"/>
@@ -7856,7 +6381,6 @@
         </w:rPr>
         <w:t xml:space="preserve"> </w:t>
       </w:r>
-      <w:proofErr w:type="spellStart"/>
       <w:r>
         <w:rPr>
           <w:rFonts w:ascii="Consolas" w:eastAsia="Times New Roman" w:hAnsi="Consolas" w:cs="Times New Roman"/>
@@ -7867,7 +6391,6 @@
         </w:rPr>
         <w:t>formControlName</w:t>
       </w:r>
-      <w:proofErr w:type="spellEnd"/>
       <w:r>
         <w:rPr>
           <w:rFonts w:ascii="Consolas" w:eastAsia="Times New Roman" w:hAnsi="Consolas" w:cs="Times New Roman"/>
@@ -7929,29 +6452,7 @@
           <w:szCs w:val="33"/>
           <w:lang w:eastAsia="en-IN"/>
         </w:rPr>
-        <w:t>&lt;</w:t>
-      </w:r>
-      <w:proofErr w:type="spellStart"/>
-      <w:r>
-        <w:rPr>
-          <w:rFonts w:ascii="Consolas" w:eastAsia="Times New Roman" w:hAnsi="Consolas" w:cs="Times New Roman"/>
-          <w:color w:val="800000"/>
-          <w:sz w:val="33"/>
-          <w:szCs w:val="33"/>
-          <w:lang w:eastAsia="en-IN"/>
-        </w:rPr>
-        <w:t>br</w:t>
-      </w:r>
-      <w:proofErr w:type="spellEnd"/>
-      <w:r>
-        <w:rPr>
-          <w:rFonts w:ascii="Consolas" w:eastAsia="Times New Roman" w:hAnsi="Consolas" w:cs="Times New Roman"/>
-          <w:color w:val="800000"/>
-          <w:sz w:val="33"/>
-          <w:szCs w:val="33"/>
-          <w:lang w:eastAsia="en-IN"/>
-        </w:rPr>
-        <w:t>&gt;</w:t>
+        <w:t>&lt;br&gt;</w:t>
       </w:r>
     </w:p>
     <w:p>
@@ -8104,9 +6605,38 @@
           <w:szCs w:val="33"/>
           <w:lang w:eastAsia="en-IN"/>
         </w:rPr>
-        <w:t>"</w:t>
-      </w:r>
-      <w:proofErr w:type="spellStart"/>
+        <w:t>"btn btn-success"</w:t>
+      </w:r>
+      <w:r>
+        <w:rPr>
+          <w:rFonts w:ascii="Consolas" w:eastAsia="Times New Roman" w:hAnsi="Consolas" w:cs="Times New Roman"/>
+          <w:color w:val="000000"/>
+          <w:sz w:val="33"/>
+          <w:szCs w:val="33"/>
+          <w:lang w:eastAsia="en-IN"/>
+        </w:rPr>
+        <w:t xml:space="preserve"> </w:t>
+      </w:r>
+      <w:r>
+        <w:rPr>
+          <w:rFonts w:ascii="Consolas" w:eastAsia="Times New Roman" w:hAnsi="Consolas" w:cs="Times New Roman"/>
+          <w:color w:val="E50000"/>
+          <w:sz w:val="33"/>
+          <w:szCs w:val="33"/>
+          <w:lang w:eastAsia="en-IN"/>
+        </w:rPr>
+        <w:t>(click)</w:t>
+      </w:r>
+      <w:r>
+        <w:rPr>
+          <w:rFonts w:ascii="Consolas" w:eastAsia="Times New Roman" w:hAnsi="Consolas" w:cs="Times New Roman"/>
+          <w:color w:val="000000"/>
+          <w:sz w:val="33"/>
+          <w:szCs w:val="33"/>
+          <w:lang w:eastAsia="en-IN"/>
+        </w:rPr>
+        <w:t>=</w:t>
+      </w:r>
       <w:r>
         <w:rPr>
           <w:rFonts w:ascii="Consolas" w:eastAsia="Times New Roman" w:hAnsi="Consolas" w:cs="Times New Roman"/>
@@ -8115,114 +6645,7 @@
           <w:szCs w:val="33"/>
           <w:lang w:eastAsia="en-IN"/>
         </w:rPr>
-        <w:t>btn</w:t>
-      </w:r>
-      <w:proofErr w:type="spellEnd"/>
-      <w:r>
-        <w:rPr>
-          <w:rFonts w:ascii="Consolas" w:eastAsia="Times New Roman" w:hAnsi="Consolas" w:cs="Times New Roman"/>
-          <w:color w:val="0000FF"/>
-          <w:sz w:val="33"/>
-          <w:szCs w:val="33"/>
-          <w:lang w:eastAsia="en-IN"/>
-        </w:rPr>
-        <w:t xml:space="preserve"> </w:t>
-      </w:r>
-      <w:proofErr w:type="spellStart"/>
-      <w:r>
-        <w:rPr>
-          <w:rFonts w:ascii="Consolas" w:eastAsia="Times New Roman" w:hAnsi="Consolas" w:cs="Times New Roman"/>
-          <w:color w:val="0000FF"/>
-          <w:sz w:val="33"/>
-          <w:szCs w:val="33"/>
-          <w:lang w:eastAsia="en-IN"/>
-        </w:rPr>
-        <w:t>btn</w:t>
-      </w:r>
-      <w:proofErr w:type="spellEnd"/>
-      <w:r>
-        <w:rPr>
-          <w:rFonts w:ascii="Consolas" w:eastAsia="Times New Roman" w:hAnsi="Consolas" w:cs="Times New Roman"/>
-          <w:color w:val="0000FF"/>
-          <w:sz w:val="33"/>
-          <w:szCs w:val="33"/>
-          <w:lang w:eastAsia="en-IN"/>
-        </w:rPr>
-        <w:t>-success"</w:t>
-      </w:r>
-      <w:r>
-        <w:rPr>
-          <w:rFonts w:ascii="Consolas" w:eastAsia="Times New Roman" w:hAnsi="Consolas" w:cs="Times New Roman"/>
-          <w:color w:val="000000"/>
-          <w:sz w:val="33"/>
-          <w:szCs w:val="33"/>
-          <w:lang w:eastAsia="en-IN"/>
-        </w:rPr>
-        <w:t xml:space="preserve"> </w:t>
-      </w:r>
-      <w:r>
-        <w:rPr>
-          <w:rFonts w:ascii="Consolas" w:eastAsia="Times New Roman" w:hAnsi="Consolas" w:cs="Times New Roman"/>
-          <w:color w:val="E50000"/>
-          <w:sz w:val="33"/>
-          <w:szCs w:val="33"/>
-          <w:lang w:eastAsia="en-IN"/>
-        </w:rPr>
-        <w:t>(click)</w:t>
-      </w:r>
-      <w:r>
-        <w:rPr>
-          <w:rFonts w:ascii="Consolas" w:eastAsia="Times New Roman" w:hAnsi="Consolas" w:cs="Times New Roman"/>
-          <w:color w:val="000000"/>
-          <w:sz w:val="33"/>
-          <w:szCs w:val="33"/>
-          <w:lang w:eastAsia="en-IN"/>
-        </w:rPr>
-        <w:t>=</w:t>
-      </w:r>
-      <w:r>
-        <w:rPr>
-          <w:rFonts w:ascii="Consolas" w:eastAsia="Times New Roman" w:hAnsi="Consolas" w:cs="Times New Roman"/>
-          <w:color w:val="0000FF"/>
-          <w:sz w:val="33"/>
-          <w:szCs w:val="33"/>
-          <w:lang w:eastAsia="en-IN"/>
-        </w:rPr>
-        <w:t>"</w:t>
-      </w:r>
-      <w:proofErr w:type="spellStart"/>
-      <w:proofErr w:type="gramStart"/>
-      <w:r>
-        <w:rPr>
-          <w:rFonts w:ascii="Consolas" w:eastAsia="Times New Roman" w:hAnsi="Consolas" w:cs="Times New Roman"/>
-          <w:color w:val="0000FF"/>
-          <w:sz w:val="33"/>
-          <w:szCs w:val="33"/>
-          <w:lang w:eastAsia="en-IN"/>
-        </w:rPr>
-        <w:t>fnAdd</w:t>
-      </w:r>
-      <w:proofErr w:type="spellEnd"/>
-      <w:r>
-        <w:rPr>
-          <w:rFonts w:ascii="Consolas" w:eastAsia="Times New Roman" w:hAnsi="Consolas" w:cs="Times New Roman"/>
-          <w:color w:val="0000FF"/>
-          <w:sz w:val="33"/>
-          <w:szCs w:val="33"/>
-          <w:lang w:eastAsia="en-IN"/>
-        </w:rPr>
-        <w:t>(</w:t>
-      </w:r>
-      <w:proofErr w:type="gramEnd"/>
-      <w:r>
-        <w:rPr>
-          <w:rFonts w:ascii="Consolas" w:eastAsia="Times New Roman" w:hAnsi="Consolas" w:cs="Times New Roman"/>
-          <w:color w:val="0000FF"/>
-          <w:sz w:val="33"/>
-          <w:szCs w:val="33"/>
-          <w:lang w:eastAsia="en-IN"/>
-        </w:rPr>
-        <w:t>)"</w:t>
+        <w:t>"fnAdd()"</w:t>
       </w:r>
       <w:r>
         <w:rPr>
@@ -8298,29 +6721,7 @@
           <w:szCs w:val="33"/>
           <w:lang w:eastAsia="en-IN"/>
         </w:rPr>
-        <w:t>&lt;</w:t>
-      </w:r>
-      <w:proofErr w:type="spellStart"/>
-      <w:r>
-        <w:rPr>
-          <w:rFonts w:ascii="Consolas" w:eastAsia="Times New Roman" w:hAnsi="Consolas" w:cs="Times New Roman"/>
-          <w:color w:val="800000"/>
-          <w:sz w:val="33"/>
-          <w:szCs w:val="33"/>
-          <w:lang w:eastAsia="en-IN"/>
-        </w:rPr>
-        <w:t>br</w:t>
-      </w:r>
-      <w:proofErr w:type="spellEnd"/>
-      <w:r>
-        <w:rPr>
-          <w:rFonts w:ascii="Consolas" w:eastAsia="Times New Roman" w:hAnsi="Consolas" w:cs="Times New Roman"/>
-          <w:color w:val="800000"/>
-          <w:sz w:val="33"/>
-          <w:szCs w:val="33"/>
-          <w:lang w:eastAsia="en-IN"/>
-        </w:rPr>
-        <w:t>&gt;</w:t>
+        <w:t>&lt;br&gt;</w:t>
       </w:r>
     </w:p>
     <w:p>
@@ -8343,29 +6744,7 @@
           <w:szCs w:val="33"/>
           <w:lang w:eastAsia="en-IN"/>
         </w:rPr>
-        <w:t>        {{</w:t>
-      </w:r>
-      <w:proofErr w:type="spellStart"/>
-      <w:r>
-        <w:rPr>
-          <w:rFonts w:ascii="Consolas" w:eastAsia="Times New Roman" w:hAnsi="Consolas" w:cs="Times New Roman"/>
-          <w:color w:val="000000"/>
-          <w:sz w:val="33"/>
-          <w:szCs w:val="33"/>
-          <w:lang w:eastAsia="en-IN"/>
-        </w:rPr>
-        <w:t>airlineForm.controls.id.valid</w:t>
-      </w:r>
-      <w:proofErr w:type="spellEnd"/>
-      <w:r>
-        <w:rPr>
-          <w:rFonts w:ascii="Consolas" w:eastAsia="Times New Roman" w:hAnsi="Consolas" w:cs="Times New Roman"/>
-          <w:color w:val="000000"/>
-          <w:sz w:val="33"/>
-          <w:szCs w:val="33"/>
-          <w:lang w:eastAsia="en-IN"/>
-        </w:rPr>
-        <w:t>}}</w:t>
+        <w:t>        {{airlineForm.controls.id.valid}}</w:t>
       </w:r>
     </w:p>
     <w:p>
@@ -8777,29 +7156,7 @@
           <w:szCs w:val="33"/>
           <w:lang w:eastAsia="en-IN"/>
         </w:rPr>
-        <w:t>&lt;</w:t>
-      </w:r>
-      <w:proofErr w:type="spellStart"/>
-      <w:r>
-        <w:rPr>
-          <w:rFonts w:ascii="Consolas" w:eastAsia="Times New Roman" w:hAnsi="Consolas" w:cs="Times New Roman"/>
-          <w:color w:val="800000"/>
-          <w:sz w:val="33"/>
-          <w:szCs w:val="33"/>
-          <w:lang w:eastAsia="en-IN"/>
-        </w:rPr>
-        <w:t>thead</w:t>
-      </w:r>
-      <w:proofErr w:type="spellEnd"/>
-      <w:r>
-        <w:rPr>
-          <w:rFonts w:ascii="Consolas" w:eastAsia="Times New Roman" w:hAnsi="Consolas" w:cs="Times New Roman"/>
-          <w:color w:val="800000"/>
-          <w:sz w:val="33"/>
-          <w:szCs w:val="33"/>
-          <w:lang w:eastAsia="en-IN"/>
-        </w:rPr>
-        <w:t>&gt;</w:t>
+        <w:t>&lt;thead&gt;</w:t>
       </w:r>
     </w:p>
     <w:p>
@@ -8865,9 +7222,18 @@
           <w:szCs w:val="33"/>
           <w:lang w:eastAsia="en-IN"/>
         </w:rPr>
-        <w:t>&lt;</w:t>
-      </w:r>
-      <w:proofErr w:type="spellStart"/>
+        <w:t>&lt;th&gt;</w:t>
+      </w:r>
+      <w:r>
+        <w:rPr>
+          <w:rFonts w:ascii="Consolas" w:eastAsia="Times New Roman" w:hAnsi="Consolas" w:cs="Times New Roman"/>
+          <w:color w:val="000000"/>
+          <w:sz w:val="33"/>
+          <w:szCs w:val="33"/>
+          <w:lang w:eastAsia="en-IN"/>
+        </w:rPr>
+        <w:t>Id</w:t>
+      </w:r>
       <w:r>
         <w:rPr>
           <w:rFonts w:ascii="Consolas" w:eastAsia="Times New Roman" w:hAnsi="Consolas" w:cs="Times New Roman"/>
@@ -8876,60 +7242,7 @@
           <w:szCs w:val="33"/>
           <w:lang w:eastAsia="en-IN"/>
         </w:rPr>
-        <w:t>th</w:t>
-      </w:r>
-      <w:proofErr w:type="spellEnd"/>
-      <w:r>
-        <w:rPr>
-          <w:rFonts w:ascii="Consolas" w:eastAsia="Times New Roman" w:hAnsi="Consolas" w:cs="Times New Roman"/>
-          <w:color w:val="800000"/>
-          <w:sz w:val="33"/>
-          <w:szCs w:val="33"/>
-          <w:lang w:eastAsia="en-IN"/>
-        </w:rPr>
-        <w:t>&gt;</w:t>
-      </w:r>
-      <w:r>
-        <w:rPr>
-          <w:rFonts w:ascii="Consolas" w:eastAsia="Times New Roman" w:hAnsi="Consolas" w:cs="Times New Roman"/>
-          <w:color w:val="000000"/>
-          <w:sz w:val="33"/>
-          <w:szCs w:val="33"/>
-          <w:lang w:eastAsia="en-IN"/>
-        </w:rPr>
-        <w:t>Id</w:t>
-      </w:r>
-      <w:r>
-        <w:rPr>
-          <w:rFonts w:ascii="Consolas" w:eastAsia="Times New Roman" w:hAnsi="Consolas" w:cs="Times New Roman"/>
-          <w:color w:val="800000"/>
-          <w:sz w:val="33"/>
-          <w:szCs w:val="33"/>
-          <w:lang w:eastAsia="en-IN"/>
-        </w:rPr>
-        <w:t>&lt;/</w:t>
-      </w:r>
-      <w:proofErr w:type="spellStart"/>
-      <w:r>
-        <w:rPr>
-          <w:rFonts w:ascii="Consolas" w:eastAsia="Times New Roman" w:hAnsi="Consolas" w:cs="Times New Roman"/>
-          <w:color w:val="800000"/>
-          <w:sz w:val="33"/>
-          <w:szCs w:val="33"/>
-          <w:lang w:eastAsia="en-IN"/>
-        </w:rPr>
-        <w:t>th</w:t>
-      </w:r>
-      <w:proofErr w:type="spellEnd"/>
-      <w:r>
-        <w:rPr>
-          <w:rFonts w:ascii="Consolas" w:eastAsia="Times New Roman" w:hAnsi="Consolas" w:cs="Times New Roman"/>
-          <w:color w:val="800000"/>
-          <w:sz w:val="33"/>
-          <w:szCs w:val="33"/>
-          <w:lang w:eastAsia="en-IN"/>
-        </w:rPr>
-        <w:t>&gt;</w:t>
+        <w:t>&lt;/th&gt;</w:t>
       </w:r>
     </w:p>
     <w:p>
@@ -8962,9 +7275,18 @@
           <w:szCs w:val="33"/>
           <w:lang w:eastAsia="en-IN"/>
         </w:rPr>
-        <w:t>&lt;</w:t>
-      </w:r>
-      <w:proofErr w:type="spellStart"/>
+        <w:t>&lt;th&gt;</w:t>
+      </w:r>
+      <w:r>
+        <w:rPr>
+          <w:rFonts w:ascii="Consolas" w:eastAsia="Times New Roman" w:hAnsi="Consolas" w:cs="Times New Roman"/>
+          <w:color w:val="000000"/>
+          <w:sz w:val="33"/>
+          <w:szCs w:val="33"/>
+          <w:lang w:eastAsia="en-IN"/>
+        </w:rPr>
+        <w:t>Name</w:t>
+      </w:r>
       <w:r>
         <w:rPr>
           <w:rFonts w:ascii="Consolas" w:eastAsia="Times New Roman" w:hAnsi="Consolas" w:cs="Times New Roman"/>
@@ -8973,60 +7295,7 @@
           <w:szCs w:val="33"/>
           <w:lang w:eastAsia="en-IN"/>
         </w:rPr>
-        <w:t>th</w:t>
-      </w:r>
-      <w:proofErr w:type="spellEnd"/>
-      <w:r>
-        <w:rPr>
-          <w:rFonts w:ascii="Consolas" w:eastAsia="Times New Roman" w:hAnsi="Consolas" w:cs="Times New Roman"/>
-          <w:color w:val="800000"/>
-          <w:sz w:val="33"/>
-          <w:szCs w:val="33"/>
-          <w:lang w:eastAsia="en-IN"/>
-        </w:rPr>
-        <w:t>&gt;</w:t>
-      </w:r>
-      <w:r>
-        <w:rPr>
-          <w:rFonts w:ascii="Consolas" w:eastAsia="Times New Roman" w:hAnsi="Consolas" w:cs="Times New Roman"/>
-          <w:color w:val="000000"/>
-          <w:sz w:val="33"/>
-          <w:szCs w:val="33"/>
-          <w:lang w:eastAsia="en-IN"/>
-        </w:rPr>
-        <w:t>Name</w:t>
-      </w:r>
-      <w:r>
-        <w:rPr>
-          <w:rFonts w:ascii="Consolas" w:eastAsia="Times New Roman" w:hAnsi="Consolas" w:cs="Times New Roman"/>
-          <w:color w:val="800000"/>
-          <w:sz w:val="33"/>
-          <w:szCs w:val="33"/>
-          <w:lang w:eastAsia="en-IN"/>
-        </w:rPr>
-        <w:t>&lt;/</w:t>
-      </w:r>
-      <w:proofErr w:type="spellStart"/>
-      <w:r>
-        <w:rPr>
-          <w:rFonts w:ascii="Consolas" w:eastAsia="Times New Roman" w:hAnsi="Consolas" w:cs="Times New Roman"/>
-          <w:color w:val="800000"/>
-          <w:sz w:val="33"/>
-          <w:szCs w:val="33"/>
-          <w:lang w:eastAsia="en-IN"/>
-        </w:rPr>
-        <w:t>th</w:t>
-      </w:r>
-      <w:proofErr w:type="spellEnd"/>
-      <w:r>
-        <w:rPr>
-          <w:rFonts w:ascii="Consolas" w:eastAsia="Times New Roman" w:hAnsi="Consolas" w:cs="Times New Roman"/>
-          <w:color w:val="800000"/>
-          <w:sz w:val="33"/>
-          <w:szCs w:val="33"/>
-          <w:lang w:eastAsia="en-IN"/>
-        </w:rPr>
-        <w:t>&gt;</w:t>
+        <w:t>&lt;/th&gt;</w:t>
       </w:r>
     </w:p>
     <w:p>
@@ -9059,9 +7328,18 @@
           <w:szCs w:val="33"/>
           <w:lang w:eastAsia="en-IN"/>
         </w:rPr>
-        <w:t>&lt;</w:t>
-      </w:r>
-      <w:proofErr w:type="spellStart"/>
+        <w:t>&lt;th&gt;</w:t>
+      </w:r>
+      <w:r>
+        <w:rPr>
+          <w:rFonts w:ascii="Consolas" w:eastAsia="Times New Roman" w:hAnsi="Consolas" w:cs="Times New Roman"/>
+          <w:color w:val="000000"/>
+          <w:sz w:val="33"/>
+          <w:szCs w:val="33"/>
+          <w:lang w:eastAsia="en-IN"/>
+        </w:rPr>
+        <w:t>Country</w:t>
+      </w:r>
       <w:r>
         <w:rPr>
           <w:rFonts w:ascii="Consolas" w:eastAsia="Times New Roman" w:hAnsi="Consolas" w:cs="Times New Roman"/>
@@ -9070,60 +7348,7 @@
           <w:szCs w:val="33"/>
           <w:lang w:eastAsia="en-IN"/>
         </w:rPr>
-        <w:t>th</w:t>
-      </w:r>
-      <w:proofErr w:type="spellEnd"/>
-      <w:r>
-        <w:rPr>
-          <w:rFonts w:ascii="Consolas" w:eastAsia="Times New Roman" w:hAnsi="Consolas" w:cs="Times New Roman"/>
-          <w:color w:val="800000"/>
-          <w:sz w:val="33"/>
-          <w:szCs w:val="33"/>
-          <w:lang w:eastAsia="en-IN"/>
-        </w:rPr>
-        <w:t>&gt;</w:t>
-      </w:r>
-      <w:r>
-        <w:rPr>
-          <w:rFonts w:ascii="Consolas" w:eastAsia="Times New Roman" w:hAnsi="Consolas" w:cs="Times New Roman"/>
-          <w:color w:val="000000"/>
-          <w:sz w:val="33"/>
-          <w:szCs w:val="33"/>
-          <w:lang w:eastAsia="en-IN"/>
-        </w:rPr>
-        <w:t>Country</w:t>
-      </w:r>
-      <w:r>
-        <w:rPr>
-          <w:rFonts w:ascii="Consolas" w:eastAsia="Times New Roman" w:hAnsi="Consolas" w:cs="Times New Roman"/>
-          <w:color w:val="800000"/>
-          <w:sz w:val="33"/>
-          <w:szCs w:val="33"/>
-          <w:lang w:eastAsia="en-IN"/>
-        </w:rPr>
-        <w:t>&lt;/</w:t>
-      </w:r>
-      <w:proofErr w:type="spellStart"/>
-      <w:r>
-        <w:rPr>
-          <w:rFonts w:ascii="Consolas" w:eastAsia="Times New Roman" w:hAnsi="Consolas" w:cs="Times New Roman"/>
-          <w:color w:val="800000"/>
-          <w:sz w:val="33"/>
-          <w:szCs w:val="33"/>
-          <w:lang w:eastAsia="en-IN"/>
-        </w:rPr>
-        <w:t>th</w:t>
-      </w:r>
-      <w:proofErr w:type="spellEnd"/>
-      <w:r>
-        <w:rPr>
-          <w:rFonts w:ascii="Consolas" w:eastAsia="Times New Roman" w:hAnsi="Consolas" w:cs="Times New Roman"/>
-          <w:color w:val="800000"/>
-          <w:sz w:val="33"/>
-          <w:szCs w:val="33"/>
-          <w:lang w:eastAsia="en-IN"/>
-        </w:rPr>
-        <w:t>&gt;</w:t>
+        <w:t>&lt;/th&gt;</w:t>
       </w:r>
     </w:p>
     <w:p>
@@ -9156,9 +7381,18 @@
           <w:szCs w:val="33"/>
           <w:lang w:eastAsia="en-IN"/>
         </w:rPr>
-        <w:t>&lt;</w:t>
-      </w:r>
-      <w:proofErr w:type="spellStart"/>
+        <w:t>&lt;th&gt;</w:t>
+      </w:r>
+      <w:r>
+        <w:rPr>
+          <w:rFonts w:ascii="Consolas" w:eastAsia="Times New Roman" w:hAnsi="Consolas" w:cs="Times New Roman"/>
+          <w:color w:val="000000"/>
+          <w:sz w:val="33"/>
+          <w:szCs w:val="33"/>
+          <w:lang w:eastAsia="en-IN"/>
+        </w:rPr>
+        <w:t>Logo</w:t>
+      </w:r>
       <w:r>
         <w:rPr>
           <w:rFonts w:ascii="Consolas" w:eastAsia="Times New Roman" w:hAnsi="Consolas" w:cs="Times New Roman"/>
@@ -9167,60 +7401,7 @@
           <w:szCs w:val="33"/>
           <w:lang w:eastAsia="en-IN"/>
         </w:rPr>
-        <w:t>th</w:t>
-      </w:r>
-      <w:proofErr w:type="spellEnd"/>
-      <w:r>
-        <w:rPr>
-          <w:rFonts w:ascii="Consolas" w:eastAsia="Times New Roman" w:hAnsi="Consolas" w:cs="Times New Roman"/>
-          <w:color w:val="800000"/>
-          <w:sz w:val="33"/>
-          <w:szCs w:val="33"/>
-          <w:lang w:eastAsia="en-IN"/>
-        </w:rPr>
-        <w:t>&gt;</w:t>
-      </w:r>
-      <w:r>
-        <w:rPr>
-          <w:rFonts w:ascii="Consolas" w:eastAsia="Times New Roman" w:hAnsi="Consolas" w:cs="Times New Roman"/>
-          <w:color w:val="000000"/>
-          <w:sz w:val="33"/>
-          <w:szCs w:val="33"/>
-          <w:lang w:eastAsia="en-IN"/>
-        </w:rPr>
-        <w:t>Logo</w:t>
-      </w:r>
-      <w:r>
-        <w:rPr>
-          <w:rFonts w:ascii="Consolas" w:eastAsia="Times New Roman" w:hAnsi="Consolas" w:cs="Times New Roman"/>
-          <w:color w:val="800000"/>
-          <w:sz w:val="33"/>
-          <w:szCs w:val="33"/>
-          <w:lang w:eastAsia="en-IN"/>
-        </w:rPr>
-        <w:t>&lt;/</w:t>
-      </w:r>
-      <w:proofErr w:type="spellStart"/>
-      <w:r>
-        <w:rPr>
-          <w:rFonts w:ascii="Consolas" w:eastAsia="Times New Roman" w:hAnsi="Consolas" w:cs="Times New Roman"/>
-          <w:color w:val="800000"/>
-          <w:sz w:val="33"/>
-          <w:szCs w:val="33"/>
-          <w:lang w:eastAsia="en-IN"/>
-        </w:rPr>
-        <w:t>th</w:t>
-      </w:r>
-      <w:proofErr w:type="spellEnd"/>
-      <w:r>
-        <w:rPr>
-          <w:rFonts w:ascii="Consolas" w:eastAsia="Times New Roman" w:hAnsi="Consolas" w:cs="Times New Roman"/>
-          <w:color w:val="800000"/>
-          <w:sz w:val="33"/>
-          <w:szCs w:val="33"/>
-          <w:lang w:eastAsia="en-IN"/>
-        </w:rPr>
-        <w:t>&gt;</w:t>
+        <w:t>&lt;/th&gt;</w:t>
       </w:r>
     </w:p>
     <w:p>
@@ -9253,9 +7434,18 @@
           <w:szCs w:val="33"/>
           <w:lang w:eastAsia="en-IN"/>
         </w:rPr>
-        <w:t>&lt;</w:t>
-      </w:r>
-      <w:proofErr w:type="spellStart"/>
+        <w:t>&lt;th&gt;</w:t>
+      </w:r>
+      <w:r>
+        <w:rPr>
+          <w:rFonts w:ascii="Consolas" w:eastAsia="Times New Roman" w:hAnsi="Consolas" w:cs="Times New Roman"/>
+          <w:color w:val="000000"/>
+          <w:sz w:val="33"/>
+          <w:szCs w:val="33"/>
+          <w:lang w:eastAsia="en-IN"/>
+        </w:rPr>
+        <w:t>Slogan</w:t>
+      </w:r>
       <w:r>
         <w:rPr>
           <w:rFonts w:ascii="Consolas" w:eastAsia="Times New Roman" w:hAnsi="Consolas" w:cs="Times New Roman"/>
@@ -9264,60 +7454,7 @@
           <w:szCs w:val="33"/>
           <w:lang w:eastAsia="en-IN"/>
         </w:rPr>
-        <w:t>th</w:t>
-      </w:r>
-      <w:proofErr w:type="spellEnd"/>
-      <w:r>
-        <w:rPr>
-          <w:rFonts w:ascii="Consolas" w:eastAsia="Times New Roman" w:hAnsi="Consolas" w:cs="Times New Roman"/>
-          <w:color w:val="800000"/>
-          <w:sz w:val="33"/>
-          <w:szCs w:val="33"/>
-          <w:lang w:eastAsia="en-IN"/>
-        </w:rPr>
-        <w:t>&gt;</w:t>
-      </w:r>
-      <w:r>
-        <w:rPr>
-          <w:rFonts w:ascii="Consolas" w:eastAsia="Times New Roman" w:hAnsi="Consolas" w:cs="Times New Roman"/>
-          <w:color w:val="000000"/>
-          <w:sz w:val="33"/>
-          <w:szCs w:val="33"/>
-          <w:lang w:eastAsia="en-IN"/>
-        </w:rPr>
-        <w:t>Slogan</w:t>
-      </w:r>
-      <w:r>
-        <w:rPr>
-          <w:rFonts w:ascii="Consolas" w:eastAsia="Times New Roman" w:hAnsi="Consolas" w:cs="Times New Roman"/>
-          <w:color w:val="800000"/>
-          <w:sz w:val="33"/>
-          <w:szCs w:val="33"/>
-          <w:lang w:eastAsia="en-IN"/>
-        </w:rPr>
-        <w:t>&lt;/</w:t>
-      </w:r>
-      <w:proofErr w:type="spellStart"/>
-      <w:r>
-        <w:rPr>
-          <w:rFonts w:ascii="Consolas" w:eastAsia="Times New Roman" w:hAnsi="Consolas" w:cs="Times New Roman"/>
-          <w:color w:val="800000"/>
-          <w:sz w:val="33"/>
-          <w:szCs w:val="33"/>
-          <w:lang w:eastAsia="en-IN"/>
-        </w:rPr>
-        <w:t>th</w:t>
-      </w:r>
-      <w:proofErr w:type="spellEnd"/>
-      <w:r>
-        <w:rPr>
-          <w:rFonts w:ascii="Consolas" w:eastAsia="Times New Roman" w:hAnsi="Consolas" w:cs="Times New Roman"/>
-          <w:color w:val="800000"/>
-          <w:sz w:val="33"/>
-          <w:szCs w:val="33"/>
-          <w:lang w:eastAsia="en-IN"/>
-        </w:rPr>
-        <w:t>&gt;</w:t>
+        <w:t>&lt;/th&gt;</w:t>
       </w:r>
     </w:p>
     <w:p>
@@ -9350,9 +7487,18 @@
           <w:szCs w:val="33"/>
           <w:lang w:eastAsia="en-IN"/>
         </w:rPr>
-        <w:t>&lt;</w:t>
-      </w:r>
-      <w:proofErr w:type="spellStart"/>
+        <w:t>&lt;th&gt;</w:t>
+      </w:r>
+      <w:r>
+        <w:rPr>
+          <w:rFonts w:ascii="Consolas" w:eastAsia="Times New Roman" w:hAnsi="Consolas" w:cs="Times New Roman"/>
+          <w:color w:val="000000"/>
+          <w:sz w:val="33"/>
+          <w:szCs w:val="33"/>
+          <w:lang w:eastAsia="en-IN"/>
+        </w:rPr>
+        <w:t>Head Quaters</w:t>
+      </w:r>
       <w:r>
         <w:rPr>
           <w:rFonts w:ascii="Consolas" w:eastAsia="Times New Roman" w:hAnsi="Consolas" w:cs="Times New Roman"/>
@@ -9361,72 +7507,7 @@
           <w:szCs w:val="33"/>
           <w:lang w:eastAsia="en-IN"/>
         </w:rPr>
-        <w:t>th</w:t>
-      </w:r>
-      <w:proofErr w:type="spellEnd"/>
-      <w:r>
-        <w:rPr>
-          <w:rFonts w:ascii="Consolas" w:eastAsia="Times New Roman" w:hAnsi="Consolas" w:cs="Times New Roman"/>
-          <w:color w:val="800000"/>
-          <w:sz w:val="33"/>
-          <w:szCs w:val="33"/>
-          <w:lang w:eastAsia="en-IN"/>
-        </w:rPr>
-        <w:t>&gt;</w:t>
-      </w:r>
-      <w:r>
-        <w:rPr>
-          <w:rFonts w:ascii="Consolas" w:eastAsia="Times New Roman" w:hAnsi="Consolas" w:cs="Times New Roman"/>
-          <w:color w:val="000000"/>
-          <w:sz w:val="33"/>
-          <w:szCs w:val="33"/>
-          <w:lang w:eastAsia="en-IN"/>
-        </w:rPr>
-        <w:t xml:space="preserve">Head </w:t>
-      </w:r>
-      <w:proofErr w:type="spellStart"/>
-      <w:r>
-        <w:rPr>
-          <w:rFonts w:ascii="Consolas" w:eastAsia="Times New Roman" w:hAnsi="Consolas" w:cs="Times New Roman"/>
-          <w:color w:val="000000"/>
-          <w:sz w:val="33"/>
-          <w:szCs w:val="33"/>
-          <w:lang w:eastAsia="en-IN"/>
-        </w:rPr>
-        <w:t>Quaters</w:t>
-      </w:r>
-      <w:proofErr w:type="spellEnd"/>
-      <w:r>
-        <w:rPr>
-          <w:rFonts w:ascii="Consolas" w:eastAsia="Times New Roman" w:hAnsi="Consolas" w:cs="Times New Roman"/>
-          <w:color w:val="800000"/>
-          <w:sz w:val="33"/>
-          <w:szCs w:val="33"/>
-          <w:lang w:eastAsia="en-IN"/>
-        </w:rPr>
-        <w:t>&lt;/</w:t>
-      </w:r>
-      <w:proofErr w:type="spellStart"/>
-      <w:r>
-        <w:rPr>
-          <w:rFonts w:ascii="Consolas" w:eastAsia="Times New Roman" w:hAnsi="Consolas" w:cs="Times New Roman"/>
-          <w:color w:val="800000"/>
-          <w:sz w:val="33"/>
-          <w:szCs w:val="33"/>
-          <w:lang w:eastAsia="en-IN"/>
-        </w:rPr>
-        <w:t>th</w:t>
-      </w:r>
-      <w:proofErr w:type="spellEnd"/>
-      <w:r>
-        <w:rPr>
-          <w:rFonts w:ascii="Consolas" w:eastAsia="Times New Roman" w:hAnsi="Consolas" w:cs="Times New Roman"/>
-          <w:color w:val="800000"/>
-          <w:sz w:val="33"/>
-          <w:szCs w:val="33"/>
-          <w:lang w:eastAsia="en-IN"/>
-        </w:rPr>
-        <w:t>&gt;</w:t>
+        <w:t>&lt;/th&gt;</w:t>
       </w:r>
     </w:p>
     <w:p>
@@ -9459,9 +7540,18 @@
           <w:szCs w:val="33"/>
           <w:lang w:eastAsia="en-IN"/>
         </w:rPr>
-        <w:t>&lt;</w:t>
-      </w:r>
-      <w:proofErr w:type="spellStart"/>
+        <w:t>&lt;th&gt;</w:t>
+      </w:r>
+      <w:r>
+        <w:rPr>
+          <w:rFonts w:ascii="Consolas" w:eastAsia="Times New Roman" w:hAnsi="Consolas" w:cs="Times New Roman"/>
+          <w:color w:val="000000"/>
+          <w:sz w:val="33"/>
+          <w:szCs w:val="33"/>
+          <w:lang w:eastAsia="en-IN"/>
+        </w:rPr>
+        <w:t>Website</w:t>
+      </w:r>
       <w:r>
         <w:rPr>
           <w:rFonts w:ascii="Consolas" w:eastAsia="Times New Roman" w:hAnsi="Consolas" w:cs="Times New Roman"/>
@@ -9470,60 +7560,7 @@
           <w:szCs w:val="33"/>
           <w:lang w:eastAsia="en-IN"/>
         </w:rPr>
-        <w:t>th</w:t>
-      </w:r>
-      <w:proofErr w:type="spellEnd"/>
-      <w:r>
-        <w:rPr>
-          <w:rFonts w:ascii="Consolas" w:eastAsia="Times New Roman" w:hAnsi="Consolas" w:cs="Times New Roman"/>
-          <w:color w:val="800000"/>
-          <w:sz w:val="33"/>
-          <w:szCs w:val="33"/>
-          <w:lang w:eastAsia="en-IN"/>
-        </w:rPr>
-        <w:t>&gt;</w:t>
-      </w:r>
-      <w:r>
-        <w:rPr>
-          <w:rFonts w:ascii="Consolas" w:eastAsia="Times New Roman" w:hAnsi="Consolas" w:cs="Times New Roman"/>
-          <w:color w:val="000000"/>
-          <w:sz w:val="33"/>
-          <w:szCs w:val="33"/>
-          <w:lang w:eastAsia="en-IN"/>
-        </w:rPr>
-        <w:t>Website</w:t>
-      </w:r>
-      <w:r>
-        <w:rPr>
-          <w:rFonts w:ascii="Consolas" w:eastAsia="Times New Roman" w:hAnsi="Consolas" w:cs="Times New Roman"/>
-          <w:color w:val="800000"/>
-          <w:sz w:val="33"/>
-          <w:szCs w:val="33"/>
-          <w:lang w:eastAsia="en-IN"/>
-        </w:rPr>
-        <w:t>&lt;/</w:t>
-      </w:r>
-      <w:proofErr w:type="spellStart"/>
-      <w:r>
-        <w:rPr>
-          <w:rFonts w:ascii="Consolas" w:eastAsia="Times New Roman" w:hAnsi="Consolas" w:cs="Times New Roman"/>
-          <w:color w:val="800000"/>
-          <w:sz w:val="33"/>
-          <w:szCs w:val="33"/>
-          <w:lang w:eastAsia="en-IN"/>
-        </w:rPr>
-        <w:t>th</w:t>
-      </w:r>
-      <w:proofErr w:type="spellEnd"/>
-      <w:r>
-        <w:rPr>
-          <w:rFonts w:ascii="Consolas" w:eastAsia="Times New Roman" w:hAnsi="Consolas" w:cs="Times New Roman"/>
-          <w:color w:val="800000"/>
-          <w:sz w:val="33"/>
-          <w:szCs w:val="33"/>
-          <w:lang w:eastAsia="en-IN"/>
-        </w:rPr>
-        <w:t>&gt;</w:t>
+        <w:t>&lt;/th&gt;</w:t>
       </w:r>
     </w:p>
     <w:p>
@@ -9556,9 +7593,18 @@
           <w:szCs w:val="33"/>
           <w:lang w:eastAsia="en-IN"/>
         </w:rPr>
-        <w:t>&lt;</w:t>
-      </w:r>
-      <w:proofErr w:type="spellStart"/>
+        <w:t>&lt;th&gt;</w:t>
+      </w:r>
+      <w:r>
+        <w:rPr>
+          <w:rFonts w:ascii="Consolas" w:eastAsia="Times New Roman" w:hAnsi="Consolas" w:cs="Times New Roman"/>
+          <w:color w:val="000000"/>
+          <w:sz w:val="33"/>
+          <w:szCs w:val="33"/>
+          <w:lang w:eastAsia="en-IN"/>
+        </w:rPr>
+        <w:t>Established</w:t>
+      </w:r>
       <w:r>
         <w:rPr>
           <w:rFonts w:ascii="Consolas" w:eastAsia="Times New Roman" w:hAnsi="Consolas" w:cs="Times New Roman"/>
@@ -9567,60 +7613,7 @@
           <w:szCs w:val="33"/>
           <w:lang w:eastAsia="en-IN"/>
         </w:rPr>
-        <w:t>th</w:t>
-      </w:r>
-      <w:proofErr w:type="spellEnd"/>
-      <w:r>
-        <w:rPr>
-          <w:rFonts w:ascii="Consolas" w:eastAsia="Times New Roman" w:hAnsi="Consolas" w:cs="Times New Roman"/>
-          <w:color w:val="800000"/>
-          <w:sz w:val="33"/>
-          <w:szCs w:val="33"/>
-          <w:lang w:eastAsia="en-IN"/>
-        </w:rPr>
-        <w:t>&gt;</w:t>
-      </w:r>
-      <w:r>
-        <w:rPr>
-          <w:rFonts w:ascii="Consolas" w:eastAsia="Times New Roman" w:hAnsi="Consolas" w:cs="Times New Roman"/>
-          <w:color w:val="000000"/>
-          <w:sz w:val="33"/>
-          <w:szCs w:val="33"/>
-          <w:lang w:eastAsia="en-IN"/>
-        </w:rPr>
-        <w:t>Established</w:t>
-      </w:r>
-      <w:r>
-        <w:rPr>
-          <w:rFonts w:ascii="Consolas" w:eastAsia="Times New Roman" w:hAnsi="Consolas" w:cs="Times New Roman"/>
-          <w:color w:val="800000"/>
-          <w:sz w:val="33"/>
-          <w:szCs w:val="33"/>
-          <w:lang w:eastAsia="en-IN"/>
-        </w:rPr>
-        <w:t>&lt;/</w:t>
-      </w:r>
-      <w:proofErr w:type="spellStart"/>
-      <w:r>
-        <w:rPr>
-          <w:rFonts w:ascii="Consolas" w:eastAsia="Times New Roman" w:hAnsi="Consolas" w:cs="Times New Roman"/>
-          <w:color w:val="800000"/>
-          <w:sz w:val="33"/>
-          <w:szCs w:val="33"/>
-          <w:lang w:eastAsia="en-IN"/>
-        </w:rPr>
-        <w:t>th</w:t>
-      </w:r>
-      <w:proofErr w:type="spellEnd"/>
-      <w:r>
-        <w:rPr>
-          <w:rFonts w:ascii="Consolas" w:eastAsia="Times New Roman" w:hAnsi="Consolas" w:cs="Times New Roman"/>
-          <w:color w:val="800000"/>
-          <w:sz w:val="33"/>
-          <w:szCs w:val="33"/>
-          <w:lang w:eastAsia="en-IN"/>
-        </w:rPr>
-        <w:t>&gt;</w:t>
+        <w:t>&lt;/th&gt;</w:t>
       </w:r>
     </w:p>
     <w:p>
@@ -9686,29 +7679,7 @@
           <w:szCs w:val="33"/>
           <w:lang w:eastAsia="en-IN"/>
         </w:rPr>
-        <w:t>&lt;/</w:t>
-      </w:r>
-      <w:proofErr w:type="spellStart"/>
-      <w:r>
-        <w:rPr>
-          <w:rFonts w:ascii="Consolas" w:eastAsia="Times New Roman" w:hAnsi="Consolas" w:cs="Times New Roman"/>
-          <w:color w:val="800000"/>
-          <w:sz w:val="33"/>
-          <w:szCs w:val="33"/>
-          <w:lang w:eastAsia="en-IN"/>
-        </w:rPr>
-        <w:t>thead</w:t>
-      </w:r>
-      <w:proofErr w:type="spellEnd"/>
-      <w:r>
-        <w:rPr>
-          <w:rFonts w:ascii="Consolas" w:eastAsia="Times New Roman" w:hAnsi="Consolas" w:cs="Times New Roman"/>
-          <w:color w:val="800000"/>
-          <w:sz w:val="33"/>
-          <w:szCs w:val="33"/>
-          <w:lang w:eastAsia="en-IN"/>
-        </w:rPr>
-        <w:t>&gt;</w:t>
+        <w:t>&lt;/thead&gt;</w:t>
       </w:r>
     </w:p>
     <w:p>
@@ -9741,29 +7712,7 @@
           <w:szCs w:val="33"/>
           <w:lang w:eastAsia="en-IN"/>
         </w:rPr>
-        <w:t>&lt;</w:t>
-      </w:r>
-      <w:proofErr w:type="spellStart"/>
-      <w:r>
-        <w:rPr>
-          <w:rFonts w:ascii="Consolas" w:eastAsia="Times New Roman" w:hAnsi="Consolas" w:cs="Times New Roman"/>
-          <w:color w:val="800000"/>
-          <w:sz w:val="33"/>
-          <w:szCs w:val="33"/>
-          <w:lang w:eastAsia="en-IN"/>
-        </w:rPr>
-        <w:t>tbody</w:t>
-      </w:r>
-      <w:proofErr w:type="spellEnd"/>
-      <w:r>
-        <w:rPr>
-          <w:rFonts w:ascii="Consolas" w:eastAsia="Times New Roman" w:hAnsi="Consolas" w:cs="Times New Roman"/>
-          <w:color w:val="800000"/>
-          <w:sz w:val="33"/>
-          <w:szCs w:val="33"/>
-          <w:lang w:eastAsia="en-IN"/>
-        </w:rPr>
-        <w:t>&gt;</w:t>
+        <w:t>&lt;tbody&gt;</w:t>
       </w:r>
     </w:p>
     <w:p>
@@ -9816,20 +7765,8 @@
           <w:szCs w:val="33"/>
           <w:lang w:eastAsia="en-IN"/>
         </w:rPr>
-        <w:t>*</w:t>
-      </w:r>
-      <w:proofErr w:type="spellStart"/>
-      <w:r>
-        <w:rPr>
-          <w:rFonts w:ascii="Consolas" w:eastAsia="Times New Roman" w:hAnsi="Consolas" w:cs="Times New Roman"/>
-          <w:color w:val="E50000"/>
-          <w:sz w:val="33"/>
-          <w:szCs w:val="33"/>
-          <w:lang w:eastAsia="en-IN"/>
-        </w:rPr>
-        <w:t>ngFor</w:t>
-      </w:r>
-      <w:proofErr w:type="spellEnd"/>
+        <w:t>*ngFor</w:t>
+      </w:r>
       <w:r>
         <w:rPr>
           <w:rFonts w:ascii="Consolas" w:eastAsia="Times New Roman" w:hAnsi="Consolas" w:cs="Times New Roman"/>
@@ -9901,18 +7838,7 @@
           <w:szCs w:val="33"/>
           <w:lang w:eastAsia="en-IN"/>
         </w:rPr>
-        <w:t>{{a.id</w:t>
-      </w:r>
-      <w:proofErr w:type="gramStart"/>
-      <w:r>
-        <w:rPr>
-          <w:rFonts w:ascii="Consolas" w:eastAsia="Times New Roman" w:hAnsi="Consolas" w:cs="Times New Roman"/>
-          <w:color w:val="000000"/>
-          <w:sz w:val="33"/>
-          <w:szCs w:val="33"/>
-          <w:lang w:eastAsia="en-IN"/>
-        </w:rPr>
-        <w:t>}}</w:t>
+        <w:t>{{a.id}}</w:t>
       </w:r>
       <w:r>
         <w:rPr>
@@ -9922,18 +7848,7 @@
           <w:szCs w:val="33"/>
           <w:lang w:eastAsia="en-IN"/>
         </w:rPr>
-        <w:t>&lt;</w:t>
-      </w:r>
-      <w:proofErr w:type="gramEnd"/>
-      <w:r>
-        <w:rPr>
-          <w:rFonts w:ascii="Consolas" w:eastAsia="Times New Roman" w:hAnsi="Consolas" w:cs="Times New Roman"/>
-          <w:color w:val="800000"/>
-          <w:sz w:val="33"/>
-          <w:szCs w:val="33"/>
-          <w:lang w:eastAsia="en-IN"/>
-        </w:rPr>
-        <w:t>/td&gt;</w:t>
+        <w:t>&lt;/td&gt;</w:t>
       </w:r>
     </w:p>
     <w:p>
@@ -9976,18 +7891,7 @@
           <w:szCs w:val="33"/>
           <w:lang w:eastAsia="en-IN"/>
         </w:rPr>
-        <w:t>{{a.name</w:t>
-      </w:r>
-      <w:proofErr w:type="gramStart"/>
-      <w:r>
-        <w:rPr>
-          <w:rFonts w:ascii="Consolas" w:eastAsia="Times New Roman" w:hAnsi="Consolas" w:cs="Times New Roman"/>
-          <w:color w:val="000000"/>
-          <w:sz w:val="33"/>
-          <w:szCs w:val="33"/>
-          <w:lang w:eastAsia="en-IN"/>
-        </w:rPr>
-        <w:t>}}</w:t>
+        <w:t>{{a.name}}</w:t>
       </w:r>
       <w:r>
         <w:rPr>
@@ -9997,18 +7901,7 @@
           <w:szCs w:val="33"/>
           <w:lang w:eastAsia="en-IN"/>
         </w:rPr>
-        <w:t>&lt;</w:t>
-      </w:r>
-      <w:proofErr w:type="gramEnd"/>
-      <w:r>
-        <w:rPr>
-          <w:rFonts w:ascii="Consolas" w:eastAsia="Times New Roman" w:hAnsi="Consolas" w:cs="Times New Roman"/>
-          <w:color w:val="800000"/>
-          <w:sz w:val="33"/>
-          <w:szCs w:val="33"/>
-          <w:lang w:eastAsia="en-IN"/>
-        </w:rPr>
-        <w:t>/td&gt;</w:t>
+        <w:t>&lt;/td&gt;</w:t>
       </w:r>
     </w:p>
     <w:p>
@@ -10051,31 +7944,7 @@
           <w:szCs w:val="33"/>
           <w:lang w:eastAsia="en-IN"/>
         </w:rPr>
-        <w:t>{{</w:t>
-      </w:r>
-      <w:proofErr w:type="spellStart"/>
-      <w:proofErr w:type="gramStart"/>
-      <w:r>
-        <w:rPr>
-          <w:rFonts w:ascii="Consolas" w:eastAsia="Times New Roman" w:hAnsi="Consolas" w:cs="Times New Roman"/>
-          <w:color w:val="000000"/>
-          <w:sz w:val="33"/>
-          <w:szCs w:val="33"/>
-          <w:lang w:eastAsia="en-IN"/>
-        </w:rPr>
-        <w:t>a.country</w:t>
-      </w:r>
-      <w:proofErr w:type="spellEnd"/>
-      <w:proofErr w:type="gramEnd"/>
-      <w:r>
-        <w:rPr>
-          <w:rFonts w:ascii="Consolas" w:eastAsia="Times New Roman" w:hAnsi="Consolas" w:cs="Times New Roman"/>
-          <w:color w:val="000000"/>
-          <w:sz w:val="33"/>
-          <w:szCs w:val="33"/>
-          <w:lang w:eastAsia="en-IN"/>
-        </w:rPr>
-        <w:t>}}</w:t>
+        <w:t>{{a.country}}</w:t>
       </w:r>
       <w:r>
         <w:rPr>
@@ -10151,20 +8020,8 @@
           <w:szCs w:val="33"/>
           <w:lang w:eastAsia="en-IN"/>
         </w:rPr>
-        <w:t>&lt;</w:t>
-      </w:r>
-      <w:proofErr w:type="spellStart"/>
-      <w:r>
-        <w:rPr>
-          <w:rFonts w:ascii="Consolas" w:eastAsia="Times New Roman" w:hAnsi="Consolas" w:cs="Times New Roman"/>
-          <w:color w:val="800000"/>
-          <w:sz w:val="33"/>
-          <w:szCs w:val="33"/>
-          <w:lang w:eastAsia="en-IN"/>
-        </w:rPr>
-        <w:t>img</w:t>
-      </w:r>
-      <w:proofErr w:type="spellEnd"/>
+        <w:t>&lt;img</w:t>
+      </w:r>
       <w:r>
         <w:rPr>
           <w:rFonts w:ascii="Consolas" w:eastAsia="Times New Roman" w:hAnsi="Consolas" w:cs="Times New Roman"/>
@@ -10183,29 +8040,7 @@
           <w:szCs w:val="33"/>
           <w:lang w:eastAsia="en-IN"/>
         </w:rPr>
-        <w:t>[</w:t>
-      </w:r>
-      <w:proofErr w:type="spellStart"/>
-      <w:r>
-        <w:rPr>
-          <w:rFonts w:ascii="Consolas" w:eastAsia="Times New Roman" w:hAnsi="Consolas" w:cs="Times New Roman"/>
-          <w:color w:val="E50000"/>
-          <w:sz w:val="33"/>
-          <w:szCs w:val="33"/>
-          <w:lang w:eastAsia="en-IN"/>
-        </w:rPr>
-        <w:t>src</w:t>
-      </w:r>
-      <w:proofErr w:type="spellEnd"/>
-      <w:r>
-        <w:rPr>
-          <w:rFonts w:ascii="Consolas" w:eastAsia="Times New Roman" w:hAnsi="Consolas" w:cs="Times New Roman"/>
-          <w:color w:val="E50000"/>
-          <w:sz w:val="33"/>
-          <w:szCs w:val="33"/>
-          <w:lang w:eastAsia="en-IN"/>
-        </w:rPr>
-        <w:t>]</w:t>
+        <w:t>[src]</w:t>
       </w:r>
       <w:r>
         <w:rPr>
@@ -10225,31 +8060,7 @@
           <w:szCs w:val="33"/>
           <w:lang w:eastAsia="en-IN"/>
         </w:rPr>
-        <w:t>"</w:t>
-      </w:r>
-      <w:proofErr w:type="spellStart"/>
-      <w:proofErr w:type="gramStart"/>
-      <w:r>
-        <w:rPr>
-          <w:rFonts w:ascii="Consolas" w:eastAsia="Times New Roman" w:hAnsi="Consolas" w:cs="Times New Roman"/>
-          <w:color w:val="0000FF"/>
-          <w:sz w:val="33"/>
-          <w:szCs w:val="33"/>
-          <w:lang w:eastAsia="en-IN"/>
-        </w:rPr>
-        <w:t>a.logo</w:t>
-      </w:r>
-      <w:proofErr w:type="spellEnd"/>
-      <w:proofErr w:type="gramEnd"/>
-      <w:r>
-        <w:rPr>
-          <w:rFonts w:ascii="Consolas" w:eastAsia="Times New Roman" w:hAnsi="Consolas" w:cs="Times New Roman"/>
-          <w:color w:val="0000FF"/>
-          <w:sz w:val="33"/>
-          <w:szCs w:val="33"/>
-          <w:lang w:eastAsia="en-IN"/>
-        </w:rPr>
-        <w:t>"</w:t>
+        <w:t>"a.logo"</w:t>
       </w:r>
       <w:r>
         <w:rPr>
@@ -10415,31 +8226,7 @@
           <w:szCs w:val="33"/>
           <w:lang w:eastAsia="en-IN"/>
         </w:rPr>
-        <w:t>{{</w:t>
-      </w:r>
-      <w:proofErr w:type="spellStart"/>
-      <w:proofErr w:type="gramStart"/>
-      <w:r>
-        <w:rPr>
-          <w:rFonts w:ascii="Consolas" w:eastAsia="Times New Roman" w:hAnsi="Consolas" w:cs="Times New Roman"/>
-          <w:color w:val="000000"/>
-          <w:sz w:val="33"/>
-          <w:szCs w:val="33"/>
-          <w:lang w:eastAsia="en-IN"/>
-        </w:rPr>
-        <w:t>a.slogan</w:t>
-      </w:r>
-      <w:proofErr w:type="spellEnd"/>
-      <w:proofErr w:type="gramEnd"/>
-      <w:r>
-        <w:rPr>
-          <w:rFonts w:ascii="Consolas" w:eastAsia="Times New Roman" w:hAnsi="Consolas" w:cs="Times New Roman"/>
-          <w:color w:val="000000"/>
-          <w:sz w:val="33"/>
-          <w:szCs w:val="33"/>
-          <w:lang w:eastAsia="en-IN"/>
-        </w:rPr>
-        <w:t>}}</w:t>
+        <w:t>{{a.slogan}}</w:t>
       </w:r>
       <w:r>
         <w:rPr>
@@ -10492,41 +8279,7 @@
           <w:szCs w:val="33"/>
           <w:lang w:eastAsia="en-IN"/>
         </w:rPr>
-        <w:t>{{</w:t>
-      </w:r>
-      <w:proofErr w:type="spellStart"/>
-      <w:proofErr w:type="gramStart"/>
-      <w:r>
-        <w:rPr>
-          <w:rFonts w:ascii="Consolas" w:eastAsia="Times New Roman" w:hAnsi="Consolas" w:cs="Times New Roman"/>
-          <w:color w:val="000000"/>
-          <w:sz w:val="33"/>
-          <w:szCs w:val="33"/>
-          <w:lang w:eastAsia="en-IN"/>
-        </w:rPr>
-        <w:t>a.head</w:t>
-      </w:r>
-      <w:proofErr w:type="gramEnd"/>
-      <w:r>
-        <w:rPr>
-          <w:rFonts w:ascii="Consolas" w:eastAsia="Times New Roman" w:hAnsi="Consolas" w:cs="Times New Roman"/>
-          <w:color w:val="000000"/>
-          <w:sz w:val="33"/>
-          <w:szCs w:val="33"/>
-          <w:lang w:eastAsia="en-IN"/>
-        </w:rPr>
-        <w:t>_quaters</w:t>
-      </w:r>
-      <w:proofErr w:type="spellEnd"/>
-      <w:r>
-        <w:rPr>
-          <w:rFonts w:ascii="Consolas" w:eastAsia="Times New Roman" w:hAnsi="Consolas" w:cs="Times New Roman"/>
-          <w:color w:val="000000"/>
-          <w:sz w:val="33"/>
-          <w:szCs w:val="33"/>
-          <w:lang w:eastAsia="en-IN"/>
-        </w:rPr>
-        <w:t>}}</w:t>
+        <w:t>{{a.head_quaters}}</w:t>
       </w:r>
       <w:r>
         <w:rPr>
@@ -10579,31 +8332,7 @@
           <w:szCs w:val="33"/>
           <w:lang w:eastAsia="en-IN"/>
         </w:rPr>
-        <w:t>{{</w:t>
-      </w:r>
-      <w:proofErr w:type="spellStart"/>
-      <w:proofErr w:type="gramStart"/>
-      <w:r>
-        <w:rPr>
-          <w:rFonts w:ascii="Consolas" w:eastAsia="Times New Roman" w:hAnsi="Consolas" w:cs="Times New Roman"/>
-          <w:color w:val="000000"/>
-          <w:sz w:val="33"/>
-          <w:szCs w:val="33"/>
-          <w:lang w:eastAsia="en-IN"/>
-        </w:rPr>
-        <w:t>a.website</w:t>
-      </w:r>
-      <w:proofErr w:type="spellEnd"/>
-      <w:proofErr w:type="gramEnd"/>
-      <w:r>
-        <w:rPr>
-          <w:rFonts w:ascii="Consolas" w:eastAsia="Times New Roman" w:hAnsi="Consolas" w:cs="Times New Roman"/>
-          <w:color w:val="000000"/>
-          <w:sz w:val="33"/>
-          <w:szCs w:val="33"/>
-          <w:lang w:eastAsia="en-IN"/>
-        </w:rPr>
-        <w:t>}}</w:t>
+        <w:t>{{a.website}}</w:t>
       </w:r>
       <w:r>
         <w:rPr>
@@ -10656,31 +8385,7 @@
           <w:szCs w:val="33"/>
           <w:lang w:eastAsia="en-IN"/>
         </w:rPr>
-        <w:t>{{</w:t>
-      </w:r>
-      <w:proofErr w:type="spellStart"/>
-      <w:proofErr w:type="gramStart"/>
-      <w:r>
-        <w:rPr>
-          <w:rFonts w:ascii="Consolas" w:eastAsia="Times New Roman" w:hAnsi="Consolas" w:cs="Times New Roman"/>
-          <w:color w:val="000000"/>
-          <w:sz w:val="33"/>
-          <w:szCs w:val="33"/>
-          <w:lang w:eastAsia="en-IN"/>
-        </w:rPr>
-        <w:t>a.established</w:t>
-      </w:r>
-      <w:proofErr w:type="spellEnd"/>
-      <w:proofErr w:type="gramEnd"/>
-      <w:r>
-        <w:rPr>
-          <w:rFonts w:ascii="Consolas" w:eastAsia="Times New Roman" w:hAnsi="Consolas" w:cs="Times New Roman"/>
-          <w:color w:val="000000"/>
-          <w:sz w:val="33"/>
-          <w:szCs w:val="33"/>
-          <w:lang w:eastAsia="en-IN"/>
-        </w:rPr>
-        <w:t>}}</w:t>
+        <w:t>{{a.established}}</w:t>
       </w:r>
       <w:r>
         <w:rPr>
@@ -10757,29 +8462,7 @@
           <w:szCs w:val="33"/>
           <w:lang w:eastAsia="en-IN"/>
         </w:rPr>
-        <w:t>&lt;/</w:t>
-      </w:r>
-      <w:proofErr w:type="spellStart"/>
-      <w:r>
-        <w:rPr>
-          <w:rFonts w:ascii="Consolas" w:eastAsia="Times New Roman" w:hAnsi="Consolas" w:cs="Times New Roman"/>
-          <w:color w:val="800000"/>
-          <w:sz w:val="33"/>
-          <w:szCs w:val="33"/>
-          <w:lang w:eastAsia="en-IN"/>
-        </w:rPr>
-        <w:t>tbody</w:t>
-      </w:r>
-      <w:proofErr w:type="spellEnd"/>
-      <w:r>
-        <w:rPr>
-          <w:rFonts w:ascii="Consolas" w:eastAsia="Times New Roman" w:hAnsi="Consolas" w:cs="Times New Roman"/>
-          <w:color w:val="800000"/>
-          <w:sz w:val="33"/>
-          <w:szCs w:val="33"/>
-          <w:lang w:eastAsia="en-IN"/>
-        </w:rPr>
-        <w:t>&gt;</w:t>
+        <w:t>&lt;/tbody&gt;</w:t>
       </w:r>
     </w:p>
     <w:p>
@@ -10929,7 +8612,6 @@
         </w:rPr>
         <w:t xml:space="preserve">  </w:t>
       </w:r>
-      <w:proofErr w:type="gramStart"/>
       <w:r>
         <w:rPr>
           <w:rFonts w:ascii="Consolas" w:eastAsia="Times New Roman" w:hAnsi="Consolas" w:cs="Times New Roman"/>
@@ -10950,7 +8632,6 @@
         </w:rPr>
         <w:t>(</w:t>
       </w:r>
-      <w:proofErr w:type="gramEnd"/>
       <w:r>
         <w:rPr>
           <w:rFonts w:ascii="Consolas" w:eastAsia="Times New Roman" w:hAnsi="Consolas" w:cs="Times New Roman"/>
@@ -10969,29 +8650,7 @@
           <w:szCs w:val="33"/>
           <w:lang w:eastAsia="en-IN"/>
         </w:rPr>
-        <w:t xml:space="preserve"> </w:t>
-      </w:r>
-      <w:proofErr w:type="spellStart"/>
-      <w:r>
-        <w:rPr>
-          <w:rFonts w:ascii="Consolas" w:eastAsia="Times New Roman" w:hAnsi="Consolas" w:cs="Times New Roman"/>
-          <w:color w:val="000000"/>
-          <w:sz w:val="33"/>
-          <w:szCs w:val="33"/>
-          <w:lang w:eastAsia="en-IN"/>
-        </w:rPr>
-        <w:t>as:AirlineService</w:t>
-      </w:r>
-      <w:proofErr w:type="spellEnd"/>
-      <w:r>
-        <w:rPr>
-          <w:rFonts w:ascii="Consolas" w:eastAsia="Times New Roman" w:hAnsi="Consolas" w:cs="Times New Roman"/>
-          <w:color w:val="000000"/>
-          <w:sz w:val="33"/>
-          <w:szCs w:val="33"/>
-          <w:lang w:eastAsia="en-IN"/>
-        </w:rPr>
-        <w:t xml:space="preserve">, </w:t>
+        <w:t xml:space="preserve"> as:AirlineService, </w:t>
       </w:r>
       <w:r>
         <w:rPr>
@@ -11011,29 +8670,7 @@
           <w:szCs w:val="33"/>
           <w:lang w:eastAsia="en-IN"/>
         </w:rPr>
-        <w:t xml:space="preserve"> </w:t>
-      </w:r>
-      <w:proofErr w:type="spellStart"/>
-      <w:r>
-        <w:rPr>
-          <w:rFonts w:ascii="Consolas" w:eastAsia="Times New Roman" w:hAnsi="Consolas" w:cs="Times New Roman"/>
-          <w:color w:val="000000"/>
-          <w:sz w:val="33"/>
-          <w:szCs w:val="33"/>
-          <w:lang w:eastAsia="en-IN"/>
-        </w:rPr>
-        <w:t>fb:FormBuilder</w:t>
-      </w:r>
-      <w:proofErr w:type="spellEnd"/>
-      <w:r>
-        <w:rPr>
-          <w:rFonts w:ascii="Consolas" w:eastAsia="Times New Roman" w:hAnsi="Consolas" w:cs="Times New Roman"/>
-          <w:color w:val="000000"/>
-          <w:sz w:val="33"/>
-          <w:szCs w:val="33"/>
-          <w:lang w:eastAsia="en-IN"/>
-        </w:rPr>
-        <w:t xml:space="preserve">) { </w:t>
+        <w:t xml:space="preserve"> fb:FormBuilder) { </w:t>
       </w:r>
     </w:p>
     <w:p>
@@ -11058,8 +8695,6 @@
         </w:rPr>
         <w:t xml:space="preserve">    </w:t>
       </w:r>
-      <w:proofErr w:type="spellStart"/>
-      <w:proofErr w:type="gramStart"/>
       <w:r>
         <w:rPr>
           <w:rFonts w:ascii="Consolas" w:eastAsia="Times New Roman" w:hAnsi="Consolas" w:cs="Times New Roman"/>
@@ -11078,20 +8713,8 @@
           <w:szCs w:val="33"/>
           <w:lang w:eastAsia="en-IN"/>
         </w:rPr>
-        <w:t>.airlineForm</w:t>
-      </w:r>
-      <w:proofErr w:type="spellEnd"/>
-      <w:r>
-        <w:rPr>
-          <w:rFonts w:ascii="Consolas" w:eastAsia="Times New Roman" w:hAnsi="Consolas" w:cs="Times New Roman"/>
-          <w:color w:val="000000"/>
-          <w:sz w:val="33"/>
-          <w:szCs w:val="33"/>
-          <w:lang w:eastAsia="en-IN"/>
-        </w:rPr>
-        <w:t>=</w:t>
-      </w:r>
-      <w:proofErr w:type="spellStart"/>
+        <w:t>.airlineForm=</w:t>
+      </w:r>
       <w:r>
         <w:rPr>
           <w:rFonts w:ascii="Consolas" w:eastAsia="Times New Roman" w:hAnsi="Consolas" w:cs="Times New Roman"/>
@@ -11110,29 +8733,7 @@
           <w:szCs w:val="33"/>
           <w:lang w:eastAsia="en-IN"/>
         </w:rPr>
-        <w:t>.fb</w:t>
-      </w:r>
-      <w:proofErr w:type="gramEnd"/>
-      <w:r>
-        <w:rPr>
-          <w:rFonts w:ascii="Consolas" w:eastAsia="Times New Roman" w:hAnsi="Consolas" w:cs="Times New Roman"/>
-          <w:color w:val="000000"/>
-          <w:sz w:val="33"/>
-          <w:szCs w:val="33"/>
-          <w:lang w:eastAsia="en-IN"/>
-        </w:rPr>
-        <w:t>.group</w:t>
-      </w:r>
-      <w:proofErr w:type="spellEnd"/>
-      <w:r>
-        <w:rPr>
-          <w:rFonts w:ascii="Consolas" w:eastAsia="Times New Roman" w:hAnsi="Consolas" w:cs="Times New Roman"/>
-          <w:color w:val="000000"/>
-          <w:sz w:val="33"/>
-          <w:szCs w:val="33"/>
-          <w:lang w:eastAsia="en-IN"/>
-        </w:rPr>
-        <w:t>({</w:t>
+        <w:t>.fb.group({</w:t>
       </w:r>
     </w:p>
     <w:p>
@@ -11155,20 +8756,8 @@
           <w:szCs w:val="33"/>
           <w:lang w:eastAsia="en-IN"/>
         </w:rPr>
-        <w:t xml:space="preserve">      </w:t>
-      </w:r>
-      <w:proofErr w:type="gramStart"/>
-      <w:r>
-        <w:rPr>
-          <w:rFonts w:ascii="Consolas" w:eastAsia="Times New Roman" w:hAnsi="Consolas" w:cs="Times New Roman"/>
-          <w:color w:val="000000"/>
-          <w:sz w:val="33"/>
-          <w:szCs w:val="33"/>
-          <w:lang w:eastAsia="en-IN"/>
-        </w:rPr>
-        <w:t>id:[</w:t>
-      </w:r>
-      <w:proofErr w:type="gramEnd"/>
+        <w:t>      id:[</w:t>
+      </w:r>
       <w:r>
         <w:rPr>
           <w:rFonts w:ascii="Consolas" w:eastAsia="Times New Roman" w:hAnsi="Consolas" w:cs="Times New Roman"/>
@@ -11187,29 +8776,7 @@
           <w:szCs w:val="33"/>
           <w:lang w:eastAsia="en-IN"/>
         </w:rPr>
-        <w:t>,[</w:t>
-      </w:r>
-      <w:proofErr w:type="spellStart"/>
-      <w:r>
-        <w:rPr>
-          <w:rFonts w:ascii="Consolas" w:eastAsia="Times New Roman" w:hAnsi="Consolas" w:cs="Times New Roman"/>
-          <w:color w:val="000000"/>
-          <w:sz w:val="33"/>
-          <w:szCs w:val="33"/>
-          <w:lang w:eastAsia="en-IN"/>
-        </w:rPr>
-        <w:t>Validators.required</w:t>
-      </w:r>
-      <w:proofErr w:type="spellEnd"/>
-      <w:r>
-        <w:rPr>
-          <w:rFonts w:ascii="Consolas" w:eastAsia="Times New Roman" w:hAnsi="Consolas" w:cs="Times New Roman"/>
-          <w:color w:val="000000"/>
-          <w:sz w:val="33"/>
-          <w:szCs w:val="33"/>
-          <w:lang w:eastAsia="en-IN"/>
-        </w:rPr>
-        <w:t>]],</w:t>
+        <w:t>,[Validators.required]],</w:t>
       </w:r>
     </w:p>
     <w:p>
@@ -11232,20 +8799,8 @@
           <w:szCs w:val="33"/>
           <w:lang w:eastAsia="en-IN"/>
         </w:rPr>
-        <w:t xml:space="preserve">      </w:t>
-      </w:r>
-      <w:proofErr w:type="gramStart"/>
-      <w:r>
-        <w:rPr>
-          <w:rFonts w:ascii="Consolas" w:eastAsia="Times New Roman" w:hAnsi="Consolas" w:cs="Times New Roman"/>
-          <w:color w:val="000000"/>
-          <w:sz w:val="33"/>
-          <w:szCs w:val="33"/>
-          <w:lang w:eastAsia="en-IN"/>
-        </w:rPr>
-        <w:t>name:[</w:t>
-      </w:r>
-      <w:proofErr w:type="gramEnd"/>
+        <w:t>      name:[</w:t>
+      </w:r>
       <w:r>
         <w:rPr>
           <w:rFonts w:ascii="Consolas" w:eastAsia="Times New Roman" w:hAnsi="Consolas" w:cs="Times New Roman"/>
@@ -11264,29 +8819,7 @@
           <w:szCs w:val="33"/>
           <w:lang w:eastAsia="en-IN"/>
         </w:rPr>
-        <w:t>,</w:t>
-      </w:r>
-      <w:proofErr w:type="spellStart"/>
-      <w:r>
-        <w:rPr>
-          <w:rFonts w:ascii="Consolas" w:eastAsia="Times New Roman" w:hAnsi="Consolas" w:cs="Times New Roman"/>
-          <w:color w:val="000000"/>
-          <w:sz w:val="33"/>
-          <w:szCs w:val="33"/>
-          <w:lang w:eastAsia="en-IN"/>
-        </w:rPr>
-        <w:t>Validators.required</w:t>
-      </w:r>
-      <w:proofErr w:type="spellEnd"/>
-      <w:r>
-        <w:rPr>
-          <w:rFonts w:ascii="Consolas" w:eastAsia="Times New Roman" w:hAnsi="Consolas" w:cs="Times New Roman"/>
-          <w:color w:val="000000"/>
-          <w:sz w:val="33"/>
-          <w:szCs w:val="33"/>
-          <w:lang w:eastAsia="en-IN"/>
-        </w:rPr>
-        <w:t>],</w:t>
+        <w:t>,Validators.required],</w:t>
       </w:r>
     </w:p>
     <w:p>
@@ -11309,62 +8842,20 @@
           <w:szCs w:val="33"/>
           <w:lang w:eastAsia="en-IN"/>
         </w:rPr>
-        <w:t xml:space="preserve">      </w:t>
-      </w:r>
-      <w:proofErr w:type="gramStart"/>
-      <w:r>
-        <w:rPr>
-          <w:rFonts w:ascii="Consolas" w:eastAsia="Times New Roman" w:hAnsi="Consolas" w:cs="Times New Roman"/>
-          <w:color w:val="000000"/>
-          <w:sz w:val="33"/>
-          <w:szCs w:val="33"/>
-          <w:lang w:eastAsia="en-IN"/>
-        </w:rPr>
-        <w:t>country:[</w:t>
-      </w:r>
-      <w:proofErr w:type="gramEnd"/>
-      <w:r>
-        <w:rPr>
-          <w:rFonts w:ascii="Consolas" w:eastAsia="Times New Roman" w:hAnsi="Consolas" w:cs="Times New Roman"/>
-          <w:color w:val="000000"/>
-          <w:sz w:val="33"/>
-          <w:szCs w:val="33"/>
-          <w:lang w:eastAsia="en-IN"/>
-        </w:rPr>
-        <w:t>],</w:t>
-      </w:r>
-    </w:p>
-    <w:p>
-      <w:pPr>
-        <w:pStyle w:val="ListParagraph"/>
-        <w:ind w:left="1440"/>
-      </w:pPr>
-    </w:p>
-    <w:p>
-      <w:pPr>
-        <w:pStyle w:val="ListParagraph"/>
-        <w:ind w:left="1440"/>
-      </w:pPr>
-    </w:p>
-    <w:p>
-      <w:pPr>
-        <w:pStyle w:val="ListParagraph"/>
-        <w:ind w:left="1440"/>
-      </w:pPr>
-    </w:p>
-    <w:p>
-      <w:pPr>
-        <w:pStyle w:val="ListParagraph"/>
-        <w:ind w:left="1440"/>
-      </w:pPr>
-      <w:hyperlink r:id="rId9" w:history="1">
-        <w:r>
-          <w:rPr>
-            <w:rStyle w:val="Hyperlink"/>
-          </w:rPr>
-          <w:t>https://docs.google.com/spreadsheets/d/1W34RC8hW3i74vHCnQfXKZmCaItPwSGA79OKalcCoMdo/edit?usp=sharing</w:t>
-        </w:r>
-      </w:hyperlink>
+        <w:t>      country:[],</w:t>
+      </w:r>
+    </w:p>
+    <w:p>
+      <w:pPr>
+        <w:pStyle w:val="ListParagraph"/>
+        <w:ind w:left="1440"/>
+      </w:pPr>
+    </w:p>
+    <w:p>
+      <w:pPr>
+        <w:pStyle w:val="ListParagraph"/>
+        <w:ind w:left="1440"/>
+      </w:pPr>
     </w:p>
     <w:p>
       <w:pPr>
